--- a/CIBER/Prácticas/UT1/Practica1/Practica_UT1_Identificar_para_proteger_v2.docx
+++ b/CIBER/Prácticas/UT1/Practica1/Practica_UT1_Identificar_para_proteger_v2.docx
@@ -1,10 +1,12 @@
 
 <file path=word/document.xml><?xml version="1.0" encoding="utf-8"?>
-<w:document xmlns:wpc="http://schemas.microsoft.com/office/word/2010/wordprocessingCanvas" xmlns:cx="http://schemas.microsoft.com/office/drawing/2014/chartex" xmlns:cx1="http://schemas.microsoft.com/office/drawing/2015/9/8/chartex" xmlns:cx2="http://schemas.microsoft.com/office/drawing/2015/10/21/chartex" xmlns:cx3="http://schemas.microsoft.com/office/drawing/2016/5/9/chartex" xmlns:cx4="http://schemas.microsoft.com/office/drawing/2016/5/10/chartex" xmlns:cx5="http://schemas.microsoft.com/office/drawing/2016/5/11/chartex" xmlns:cx6="http://schemas.microsoft.com/office/drawing/2016/5/12/chartex" xmlns:cx7="http://schemas.microsoft.com/office/drawing/2016/5/13/chartex" xmlns:cx8="http://schemas.microsoft.com/office/drawing/2016/5/14/chartex" xmlns:mc="http://schemas.openxmlformats.org/markup-compatibility/2006" xmlns:aink="http://schemas.microsoft.com/office/drawing/2016/ink" xmlns:am3d="http://schemas.microsoft.com/office/drawing/2017/model3d" xmlns:o="urn:schemas-microsoft-com:office:office" xmlns:oel="http://schemas.microsoft.com/office/2019/extlst" xmlns:r="http://schemas.openxmlformats.org/officeDocument/2006/relationships" xmlns:m="http://schemas.openxmlformats.org/officeDocument/2006/math" xmlns:v="urn:schemas-microsoft-com:vml" xmlns:wp14="http://schemas.microsoft.com/office/word/2010/wordprocessingDrawing" xmlns:wp="http://schemas.openxmlformats.org/drawingml/2006/wordprocessingDrawing" xmlns:w10="urn:schemas-microsoft-com:office:word" xmlns:w="http://schemas.openxmlformats.org/wordprocessingml/2006/main" xmlns:w14="http://schemas.microsoft.com/office/word/2010/wordml" xmlns:w15="http://schemas.microsoft.com/office/word/2012/wordml" xmlns:w16cex="http://schemas.microsoft.com/office/word/2018/wordml/cex" xmlns:w16cid="http://schemas.microsoft.com/office/word/2016/wordml/cid" xmlns:w16="http://schemas.microsoft.com/office/word/2018/wordml" xmlns:w16du="http://schemas.microsoft.com/office/word/2023/wordml/word16du" xmlns:w16sdtdh="http://schemas.microsoft.com/office/word/2020/wordml/sdtdatahash" xmlns:w16sdtfl="http://schemas.microsoft.com/office/word/2024/wordml/sdtformatlock" xmlns:w16se="http://schemas.microsoft.com/office/word/2015/wordml/symex" xmlns:wpg="http://schemas.microsoft.com/office/word/2010/wordprocessingGroup" xmlns:wpi="http://schemas.microsoft.com/office/word/2010/wordprocessingInk" xmlns:wne="http://schemas.microsoft.com/office/word/2006/wordml" xmlns:wps="http://schemas.microsoft.com/office/word/2010/wordprocessingShape" mc:Ignorable="w14 w15 w16se w16cid w16 w16cex w16sdtdh w16sdtfl w16du wp14">
+<w:document xmlns:o="urn:schemas-microsoft-com:office:office" xmlns:r="http://schemas.openxmlformats.org/officeDocument/2006/relationships" xmlns:v="urn:schemas-microsoft-com:vml" xmlns:w="http://schemas.openxmlformats.org/wordprocessingml/2006/main" xmlns:w10="urn:schemas-microsoft-com:office:word" xmlns:wp="http://schemas.openxmlformats.org/drawingml/2006/wordprocessingDrawing" xmlns:pic="http://schemas.openxmlformats.org/drawingml/2006/picture" xmlns:wps="http://schemas.microsoft.com/office/word/2010/wordprocessingShape" xmlns:wpg="http://schemas.microsoft.com/office/word/2010/wordprocessingGroup" xmlns:mc="http://schemas.openxmlformats.org/markup-compatibility/2006" xmlns:wp14="http://schemas.microsoft.com/office/word/2010/wordprocessingDrawing" xmlns:w14="http://schemas.microsoft.com/office/word/2010/wordml" xmlns:w15="http://schemas.microsoft.com/office/word/2012/wordml" mc:Ignorable="w14 wp14 w15">
   <w:body>
     <w:p>
       <w:pPr>
-        <w:spacing w:before="120"/>
+        <w:pStyle w:val="Normal"/>
+        <w:spacing w:before="120" w:after="120"/>
+        <w:rPr/>
       </w:pPr>
       <w:r>
         <w:rPr>
@@ -17,7 +19,9 @@
     </w:p>
     <w:p>
       <w:pPr>
-        <w:spacing w:after="240"/>
+        <w:pStyle w:val="Normal"/>
+        <w:spacing w:before="0" w:after="240"/>
+        <w:rPr/>
       </w:pPr>
       <w:r>
         <w:rPr>
@@ -28,32 +32,44 @@
     </w:p>
     <w:tbl>
       <w:tblPr>
-        <w:tblW w:w="0" w:type="auto"/>
+        <w:tblW w:w="9003" w:type="dxa"/>
         <w:jc w:val="center"/>
-        <w:tblBorders>
-          <w:top w:val="single" w:sz="4" w:space="0" w:color="9DB3CC"/>
-          <w:left w:val="single" w:sz="4" w:space="0" w:color="9DB3CC"/>
-          <w:bottom w:val="single" w:sz="4" w:space="0" w:color="9DB3CC"/>
-          <w:right w:val="single" w:sz="4" w:space="0" w:color="9DB3CC"/>
-          <w:insideH w:val="single" w:sz="4" w:space="0" w:color="9DB3CC"/>
-          <w:insideV w:val="single" w:sz="4" w:space="0" w:color="9DB3CC"/>
-        </w:tblBorders>
-        <w:tblLook w:val="04A0" w:firstRow="1" w:lastRow="0" w:firstColumn="1" w:lastColumn="0" w:noHBand="0" w:noVBand="1"/>
+        <w:tblInd w:w="0" w:type="dxa"/>
+        <w:tblLayout w:type="fixed"/>
+        <w:tblCellMar>
+          <w:top w:w="0" w:type="dxa"/>
+          <w:start w:w="108" w:type="dxa"/>
+          <w:bottom w:w="0" w:type="dxa"/>
+          <w:end w:w="108" w:type="dxa"/>
+        </w:tblCellMar>
+        <w:tblLook w:val="04a0" w:firstRow="1" w:noVBand="1" w:lastRow="0" w:firstColumn="1" w:lastColumn="0" w:noHBand="0"/>
       </w:tblPr>
       <w:tblGrid>
-        <w:gridCol w:w="2449"/>
-        <w:gridCol w:w="6554"/>
+        <w:gridCol w:w="2448"/>
+        <w:gridCol w:w="6555"/>
       </w:tblGrid>
       <w:tr>
-        <w:trPr>
-          <w:jc w:val="center"/>
-        </w:trPr>
-        <w:tc>
-          <w:tcPr>
-            <w:tcW w:w="2551" w:type="dxa"/>
-            <w:shd w:val="clear" w:color="auto" w:fill="1F3A5F"/>
-          </w:tcPr>
-          <w:p>
+        <w:trPr/>
+        <w:tc>
+          <w:tcPr>
+            <w:tcW w:w="2448" w:type="dxa"/>
+            <w:tcBorders>
+              <w:top w:val="single" w:sz="4" w:space="0" w:color="9DB3CC"/>
+              <w:start w:val="single" w:sz="4" w:space="0" w:color="9DB3CC"/>
+              <w:bottom w:val="single" w:sz="4" w:space="0" w:color="9DB3CC"/>
+              <w:end w:val="single" w:sz="4" w:space="0" w:color="9DB3CC"/>
+            </w:tcBorders>
+            <w:shd w:color="auto" w:fill="1F3A5F" w:val="clear"/>
+          </w:tcPr>
+          <w:p>
+            <w:pPr>
+              <w:pStyle w:val="Normal"/>
+              <w:widowControl/>
+              <w:bidi w:val="0"/>
+              <w:spacing w:lineRule="auto" w:line="276" w:before="0" w:after="120"/>
+              <w:jc w:val="start"/>
+              <w:rPr/>
+            </w:pPr>
             <w:r>
               <w:rPr>
                 <w:b/>
@@ -66,9 +82,23 @@
         </w:tc>
         <w:tc>
           <w:tcPr>
-            <w:tcW w:w="6803" w:type="dxa"/>
-          </w:tcPr>
-          <w:p>
+            <w:tcW w:w="6555" w:type="dxa"/>
+            <w:tcBorders>
+              <w:top w:val="single" w:sz="4" w:space="0" w:color="9DB3CC"/>
+              <w:start w:val="single" w:sz="4" w:space="0" w:color="9DB3CC"/>
+              <w:bottom w:val="single" w:sz="4" w:space="0" w:color="9DB3CC"/>
+              <w:end w:val="single" w:sz="4" w:space="0" w:color="9DB3CC"/>
+            </w:tcBorders>
+          </w:tcPr>
+          <w:p>
+            <w:pPr>
+              <w:pStyle w:val="Normal"/>
+              <w:widowControl/>
+              <w:bidi w:val="0"/>
+              <w:spacing w:lineRule="auto" w:line="276" w:before="0" w:after="120"/>
+              <w:jc w:val="start"/>
+              <w:rPr/>
+            </w:pPr>
             <w:r>
               <w:rPr>
                 <w:sz w:val="20"/>
@@ -79,15 +109,27 @@
         </w:tc>
       </w:tr>
       <w:tr>
-        <w:trPr>
-          <w:jc w:val="center"/>
-        </w:trPr>
-        <w:tc>
-          <w:tcPr>
-            <w:tcW w:w="2551" w:type="dxa"/>
-            <w:shd w:val="clear" w:color="auto" w:fill="1F3A5F"/>
-          </w:tcPr>
-          <w:p>
+        <w:trPr/>
+        <w:tc>
+          <w:tcPr>
+            <w:tcW w:w="2448" w:type="dxa"/>
+            <w:tcBorders>
+              <w:top w:val="single" w:sz="4" w:space="0" w:color="9DB3CC"/>
+              <w:start w:val="single" w:sz="4" w:space="0" w:color="9DB3CC"/>
+              <w:bottom w:val="single" w:sz="4" w:space="0" w:color="9DB3CC"/>
+              <w:end w:val="single" w:sz="4" w:space="0" w:color="9DB3CC"/>
+            </w:tcBorders>
+            <w:shd w:color="auto" w:fill="1F3A5F" w:val="clear"/>
+          </w:tcPr>
+          <w:p>
+            <w:pPr>
+              <w:pStyle w:val="Normal"/>
+              <w:widowControl/>
+              <w:bidi w:val="0"/>
+              <w:spacing w:lineRule="auto" w:line="276" w:before="0" w:after="120"/>
+              <w:jc w:val="start"/>
+              <w:rPr/>
+            </w:pPr>
             <w:r>
               <w:rPr>
                 <w:b/>
@@ -100,9 +142,23 @@
         </w:tc>
         <w:tc>
           <w:tcPr>
-            <w:tcW w:w="6803" w:type="dxa"/>
-          </w:tcPr>
-          <w:p>
+            <w:tcW w:w="6555" w:type="dxa"/>
+            <w:tcBorders>
+              <w:top w:val="single" w:sz="4" w:space="0" w:color="9DB3CC"/>
+              <w:start w:val="single" w:sz="4" w:space="0" w:color="9DB3CC"/>
+              <w:bottom w:val="single" w:sz="4" w:space="0" w:color="9DB3CC"/>
+              <w:end w:val="single" w:sz="4" w:space="0" w:color="9DB3CC"/>
+            </w:tcBorders>
+          </w:tcPr>
+          <w:p>
+            <w:pPr>
+              <w:pStyle w:val="Normal"/>
+              <w:widowControl/>
+              <w:bidi w:val="0"/>
+              <w:spacing w:lineRule="auto" w:line="276" w:before="0" w:after="120"/>
+              <w:jc w:val="start"/>
+              <w:rPr/>
+            </w:pPr>
             <w:r>
               <w:rPr>
                 <w:sz w:val="20"/>
@@ -113,15 +169,27 @@
         </w:tc>
       </w:tr>
       <w:tr>
-        <w:trPr>
-          <w:jc w:val="center"/>
-        </w:trPr>
-        <w:tc>
-          <w:tcPr>
-            <w:tcW w:w="2551" w:type="dxa"/>
-            <w:shd w:val="clear" w:color="auto" w:fill="1F3A5F"/>
-          </w:tcPr>
-          <w:p>
+        <w:trPr/>
+        <w:tc>
+          <w:tcPr>
+            <w:tcW w:w="2448" w:type="dxa"/>
+            <w:tcBorders>
+              <w:top w:val="single" w:sz="4" w:space="0" w:color="9DB3CC"/>
+              <w:start w:val="single" w:sz="4" w:space="0" w:color="9DB3CC"/>
+              <w:bottom w:val="single" w:sz="4" w:space="0" w:color="9DB3CC"/>
+              <w:end w:val="single" w:sz="4" w:space="0" w:color="9DB3CC"/>
+            </w:tcBorders>
+            <w:shd w:color="auto" w:fill="1F3A5F" w:val="clear"/>
+          </w:tcPr>
+          <w:p>
+            <w:pPr>
+              <w:pStyle w:val="Normal"/>
+              <w:widowControl/>
+              <w:bidi w:val="0"/>
+              <w:spacing w:lineRule="auto" w:line="276" w:before="0" w:after="120"/>
+              <w:jc w:val="start"/>
+              <w:rPr/>
+            </w:pPr>
             <w:r>
               <w:rPr>
                 <w:b/>
@@ -134,9 +202,23 @@
         </w:tc>
         <w:tc>
           <w:tcPr>
-            <w:tcW w:w="6803" w:type="dxa"/>
-          </w:tcPr>
-          <w:p>
+            <w:tcW w:w="6555" w:type="dxa"/>
+            <w:tcBorders>
+              <w:top w:val="single" w:sz="4" w:space="0" w:color="9DB3CC"/>
+              <w:start w:val="single" w:sz="4" w:space="0" w:color="9DB3CC"/>
+              <w:bottom w:val="single" w:sz="4" w:space="0" w:color="9DB3CC"/>
+              <w:end w:val="single" w:sz="4" w:space="0" w:color="9DB3CC"/>
+            </w:tcBorders>
+          </w:tcPr>
+          <w:p>
+            <w:pPr>
+              <w:pStyle w:val="Normal"/>
+              <w:widowControl/>
+              <w:bidi w:val="0"/>
+              <w:spacing w:lineRule="auto" w:line="276" w:before="0" w:after="120"/>
+              <w:jc w:val="start"/>
+              <w:rPr/>
+            </w:pPr>
             <w:r>
               <w:rPr>
                 <w:sz w:val="20"/>
@@ -147,15 +229,27 @@
         </w:tc>
       </w:tr>
       <w:tr>
-        <w:trPr>
-          <w:jc w:val="center"/>
-        </w:trPr>
-        <w:tc>
-          <w:tcPr>
-            <w:tcW w:w="2551" w:type="dxa"/>
-            <w:shd w:val="clear" w:color="auto" w:fill="1F3A5F"/>
-          </w:tcPr>
-          <w:p>
+        <w:trPr/>
+        <w:tc>
+          <w:tcPr>
+            <w:tcW w:w="2448" w:type="dxa"/>
+            <w:tcBorders>
+              <w:top w:val="single" w:sz="4" w:space="0" w:color="9DB3CC"/>
+              <w:start w:val="single" w:sz="4" w:space="0" w:color="9DB3CC"/>
+              <w:bottom w:val="single" w:sz="4" w:space="0" w:color="9DB3CC"/>
+              <w:end w:val="single" w:sz="4" w:space="0" w:color="9DB3CC"/>
+            </w:tcBorders>
+            <w:shd w:color="auto" w:fill="1F3A5F" w:val="clear"/>
+          </w:tcPr>
+          <w:p>
+            <w:pPr>
+              <w:pStyle w:val="Normal"/>
+              <w:widowControl/>
+              <w:bidi w:val="0"/>
+              <w:spacing w:lineRule="auto" w:line="276" w:before="0" w:after="120"/>
+              <w:jc w:val="start"/>
+              <w:rPr/>
+            </w:pPr>
             <w:r>
               <w:rPr>
                 <w:b/>
@@ -168,9 +262,23 @@
         </w:tc>
         <w:tc>
           <w:tcPr>
-            <w:tcW w:w="6803" w:type="dxa"/>
-          </w:tcPr>
-          <w:p>
+            <w:tcW w:w="6555" w:type="dxa"/>
+            <w:tcBorders>
+              <w:top w:val="single" w:sz="4" w:space="0" w:color="9DB3CC"/>
+              <w:start w:val="single" w:sz="4" w:space="0" w:color="9DB3CC"/>
+              <w:bottom w:val="single" w:sz="4" w:space="0" w:color="9DB3CC"/>
+              <w:end w:val="single" w:sz="4" w:space="0" w:color="9DB3CC"/>
+            </w:tcBorders>
+          </w:tcPr>
+          <w:p>
+            <w:pPr>
+              <w:pStyle w:val="Normal"/>
+              <w:widowControl/>
+              <w:bidi w:val="0"/>
+              <w:spacing w:lineRule="auto" w:line="276" w:before="0" w:after="120"/>
+              <w:jc w:val="start"/>
+              <w:rPr/>
+            </w:pPr>
             <w:r>
               <w:rPr>
                 <w:sz w:val="20"/>
@@ -181,15 +289,27 @@
         </w:tc>
       </w:tr>
       <w:tr>
-        <w:trPr>
-          <w:jc w:val="center"/>
-        </w:trPr>
-        <w:tc>
-          <w:tcPr>
-            <w:tcW w:w="2551" w:type="dxa"/>
-            <w:shd w:val="clear" w:color="auto" w:fill="1F3A5F"/>
-          </w:tcPr>
-          <w:p>
+        <w:trPr/>
+        <w:tc>
+          <w:tcPr>
+            <w:tcW w:w="2448" w:type="dxa"/>
+            <w:tcBorders>
+              <w:top w:val="single" w:sz="4" w:space="0" w:color="9DB3CC"/>
+              <w:start w:val="single" w:sz="4" w:space="0" w:color="9DB3CC"/>
+              <w:bottom w:val="single" w:sz="4" w:space="0" w:color="9DB3CC"/>
+              <w:end w:val="single" w:sz="4" w:space="0" w:color="9DB3CC"/>
+            </w:tcBorders>
+            <w:shd w:color="auto" w:fill="1F3A5F" w:val="clear"/>
+          </w:tcPr>
+          <w:p>
+            <w:pPr>
+              <w:pStyle w:val="Normal"/>
+              <w:widowControl/>
+              <w:bidi w:val="0"/>
+              <w:spacing w:lineRule="auto" w:line="276" w:before="0" w:after="120"/>
+              <w:jc w:val="start"/>
+              <w:rPr/>
+            </w:pPr>
             <w:r>
               <w:rPr>
                 <w:b/>
@@ -202,9 +322,23 @@
         </w:tc>
         <w:tc>
           <w:tcPr>
-            <w:tcW w:w="6803" w:type="dxa"/>
-          </w:tcPr>
-          <w:p>
+            <w:tcW w:w="6555" w:type="dxa"/>
+            <w:tcBorders>
+              <w:top w:val="single" w:sz="4" w:space="0" w:color="9DB3CC"/>
+              <w:start w:val="single" w:sz="4" w:space="0" w:color="9DB3CC"/>
+              <w:bottom w:val="single" w:sz="4" w:space="0" w:color="9DB3CC"/>
+              <w:end w:val="single" w:sz="4" w:space="0" w:color="9DB3CC"/>
+            </w:tcBorders>
+          </w:tcPr>
+          <w:p>
+            <w:pPr>
+              <w:pStyle w:val="Normal"/>
+              <w:widowControl/>
+              <w:bidi w:val="0"/>
+              <w:spacing w:lineRule="auto" w:line="276" w:before="0" w:after="120"/>
+              <w:jc w:val="start"/>
+              <w:rPr/>
+            </w:pPr>
             <w:r>
               <w:rPr>
                 <w:sz w:val="20"/>
@@ -215,15 +349,27 @@
         </w:tc>
       </w:tr>
       <w:tr>
-        <w:trPr>
-          <w:jc w:val="center"/>
-        </w:trPr>
-        <w:tc>
-          <w:tcPr>
-            <w:tcW w:w="2551" w:type="dxa"/>
-            <w:shd w:val="clear" w:color="auto" w:fill="1F3A5F"/>
-          </w:tcPr>
-          <w:p>
+        <w:trPr/>
+        <w:tc>
+          <w:tcPr>
+            <w:tcW w:w="2448" w:type="dxa"/>
+            <w:tcBorders>
+              <w:top w:val="single" w:sz="4" w:space="0" w:color="9DB3CC"/>
+              <w:start w:val="single" w:sz="4" w:space="0" w:color="9DB3CC"/>
+              <w:bottom w:val="single" w:sz="4" w:space="0" w:color="9DB3CC"/>
+              <w:end w:val="single" w:sz="4" w:space="0" w:color="9DB3CC"/>
+            </w:tcBorders>
+            <w:shd w:color="auto" w:fill="1F3A5F" w:val="clear"/>
+          </w:tcPr>
+          <w:p>
+            <w:pPr>
+              <w:pStyle w:val="Normal"/>
+              <w:widowControl/>
+              <w:bidi w:val="0"/>
+              <w:spacing w:lineRule="auto" w:line="276" w:before="0" w:after="120"/>
+              <w:jc w:val="start"/>
+              <w:rPr/>
+            </w:pPr>
             <w:r>
               <w:rPr>
                 <w:b/>
@@ -236,9 +382,23 @@
         </w:tc>
         <w:tc>
           <w:tcPr>
-            <w:tcW w:w="6803" w:type="dxa"/>
-          </w:tcPr>
-          <w:p>
+            <w:tcW w:w="6555" w:type="dxa"/>
+            <w:tcBorders>
+              <w:top w:val="single" w:sz="4" w:space="0" w:color="9DB3CC"/>
+              <w:start w:val="single" w:sz="4" w:space="0" w:color="9DB3CC"/>
+              <w:bottom w:val="single" w:sz="4" w:space="0" w:color="9DB3CC"/>
+              <w:end w:val="single" w:sz="4" w:space="0" w:color="9DB3CC"/>
+            </w:tcBorders>
+          </w:tcPr>
+          <w:p>
+            <w:pPr>
+              <w:pStyle w:val="Normal"/>
+              <w:widowControl/>
+              <w:bidi w:val="0"/>
+              <w:spacing w:lineRule="auto" w:line="276" w:before="0" w:after="120"/>
+              <w:jc w:val="start"/>
+              <w:rPr/>
+            </w:pPr>
             <w:r>
               <w:rPr>
                 <w:sz w:val="20"/>
@@ -251,13 +411,20 @@
     </w:tbl>
     <w:p>
       <w:pPr>
-        <w:spacing w:after="40"/>
-      </w:pPr>
-    </w:p>
-    <w:p>
-      <w:pPr>
-        <w:keepNext/>
+        <w:pStyle w:val="Normal"/>
+        <w:spacing w:before="0" w:after="40"/>
+        <w:rPr/>
+      </w:pPr>
+      <w:r>
+        <w:rPr/>
+      </w:r>
+    </w:p>
+    <w:p>
+      <w:pPr>
+        <w:pStyle w:val="Normal"/>
+        <w:keepNext w:val="true"/>
         <w:spacing w:before="200" w:after="80"/>
+        <w:rPr/>
       </w:pPr>
       <w:r>
         <w:rPr>
@@ -270,17 +437,17 @@
     </w:p>
     <w:tbl>
       <w:tblPr>
-        <w:tblW w:w="0" w:type="auto"/>
+        <w:tblW w:w="9003" w:type="dxa"/>
         <w:jc w:val="center"/>
-        <w:tblBorders>
-          <w:top w:val="single" w:sz="4" w:space="0" w:color="9DB3CC"/>
-          <w:left w:val="single" w:sz="4" w:space="0" w:color="9DB3CC"/>
-          <w:bottom w:val="single" w:sz="4" w:space="0" w:color="9DB3CC"/>
-          <w:right w:val="single" w:sz="4" w:space="0" w:color="9DB3CC"/>
-          <w:insideH w:val="single" w:sz="4" w:space="0" w:color="9DB3CC"/>
-          <w:insideV w:val="single" w:sz="4" w:space="0" w:color="9DB3CC"/>
-        </w:tblBorders>
-        <w:tblLook w:val="04A0" w:firstRow="1" w:lastRow="0" w:firstColumn="1" w:lastColumn="0" w:noHBand="0" w:noVBand="1"/>
+        <w:tblInd w:w="0" w:type="dxa"/>
+        <w:tblLayout w:type="fixed"/>
+        <w:tblCellMar>
+          <w:top w:w="0" w:type="dxa"/>
+          <w:start w:w="108" w:type="dxa"/>
+          <w:bottom w:w="0" w:type="dxa"/>
+          <w:end w:w="108" w:type="dxa"/>
+        </w:tblCellMar>
+        <w:tblLook w:val="04a0" w:firstRow="1" w:noVBand="1" w:lastRow="0" w:firstColumn="1" w:lastColumn="0" w:noHBand="0"/>
       </w:tblPr>
       <w:tblGrid>
         <w:gridCol w:w="3482"/>
@@ -288,15 +455,28 @@
       </w:tblGrid>
       <w:tr>
         <w:trPr>
-          <w:tblHeader/>
-          <w:jc w:val="center"/>
+          <w:tblHeader w:val="true"/>
         </w:trPr>
         <w:tc>
           <w:tcPr>
-            <w:tcW w:w="3685" w:type="dxa"/>
-            <w:shd w:val="clear" w:color="auto" w:fill="1F3A5F"/>
-          </w:tcPr>
-          <w:p>
+            <w:tcW w:w="3482" w:type="dxa"/>
+            <w:tcBorders>
+              <w:top w:val="single" w:sz="4" w:space="0" w:color="9DB3CC"/>
+              <w:start w:val="single" w:sz="4" w:space="0" w:color="9DB3CC"/>
+              <w:bottom w:val="single" w:sz="4" w:space="0" w:color="9DB3CC"/>
+              <w:end w:val="single" w:sz="4" w:space="0" w:color="9DB3CC"/>
+            </w:tcBorders>
+            <w:shd w:color="auto" w:fill="1F3A5F" w:val="clear"/>
+          </w:tcPr>
+          <w:p>
+            <w:pPr>
+              <w:pStyle w:val="Normal"/>
+              <w:widowControl/>
+              <w:bidi w:val="0"/>
+              <w:spacing w:lineRule="auto" w:line="276" w:before="0" w:after="120"/>
+              <w:jc w:val="start"/>
+              <w:rPr/>
+            </w:pPr>
             <w:r>
               <w:rPr>
                 <w:b/>
@@ -309,10 +489,24 @@
         </w:tc>
         <w:tc>
           <w:tcPr>
-            <w:tcW w:w="5953" w:type="dxa"/>
-            <w:shd w:val="clear" w:color="auto" w:fill="1F3A5F"/>
-          </w:tcPr>
-          <w:p>
+            <w:tcW w:w="5521" w:type="dxa"/>
+            <w:tcBorders>
+              <w:top w:val="single" w:sz="4" w:space="0" w:color="9DB3CC"/>
+              <w:start w:val="single" w:sz="4" w:space="0" w:color="9DB3CC"/>
+              <w:bottom w:val="single" w:sz="4" w:space="0" w:color="9DB3CC"/>
+              <w:end w:val="single" w:sz="4" w:space="0" w:color="9DB3CC"/>
+            </w:tcBorders>
+            <w:shd w:color="auto" w:fill="1F3A5F" w:val="clear"/>
+          </w:tcPr>
+          <w:p>
+            <w:pPr>
+              <w:pStyle w:val="Normal"/>
+              <w:widowControl/>
+              <w:bidi w:val="0"/>
+              <w:spacing w:lineRule="auto" w:line="276" w:before="0" w:after="120"/>
+              <w:jc w:val="start"/>
+              <w:rPr/>
+            </w:pPr>
             <w:r>
               <w:rPr>
                 <w:b/>
@@ -325,16 +519,22 @@
         </w:tc>
       </w:tr>
       <w:tr>
-        <w:trPr>
-          <w:jc w:val="center"/>
-        </w:trPr>
-        <w:tc>
-          <w:tcPr>
-            <w:tcW w:w="3685" w:type="dxa"/>
-          </w:tcPr>
-          <w:p>
-            <w:pPr>
-              <w:spacing w:after="20"/>
+        <w:trPr/>
+        <w:tc>
+          <w:tcPr>
+            <w:tcW w:w="3482" w:type="dxa"/>
+            <w:tcBorders>
+              <w:top w:val="single" w:sz="4" w:space="0" w:color="9DB3CC"/>
+              <w:start w:val="single" w:sz="4" w:space="0" w:color="9DB3CC"/>
+              <w:bottom w:val="single" w:sz="4" w:space="0" w:color="9DB3CC"/>
+              <w:end w:val="single" w:sz="4" w:space="0" w:color="9DB3CC"/>
+            </w:tcBorders>
+          </w:tcPr>
+          <w:p>
+            <w:pPr>
+              <w:pStyle w:val="Normal"/>
+              <w:spacing w:before="0" w:after="20"/>
+              <w:rPr/>
             </w:pPr>
             <w:r>
               <w:rPr>
@@ -353,11 +553,19 @@
         </w:tc>
         <w:tc>
           <w:tcPr>
-            <w:tcW w:w="5953" w:type="dxa"/>
-          </w:tcPr>
-          <w:p>
-            <w:pPr>
-              <w:spacing w:after="20"/>
+            <w:tcW w:w="5521" w:type="dxa"/>
+            <w:tcBorders>
+              <w:top w:val="single" w:sz="4" w:space="0" w:color="9DB3CC"/>
+              <w:start w:val="single" w:sz="4" w:space="0" w:color="9DB3CC"/>
+              <w:bottom w:val="single" w:sz="4" w:space="0" w:color="9DB3CC"/>
+              <w:end w:val="single" w:sz="4" w:space="0" w:color="9DB3CC"/>
+            </w:tcBorders>
+          </w:tcPr>
+          <w:p>
+            <w:pPr>
+              <w:pStyle w:val="Normal"/>
+              <w:spacing w:before="0" w:after="20"/>
+              <w:rPr/>
             </w:pPr>
             <w:r>
               <w:rPr>
@@ -375,7 +583,9 @@
           </w:p>
           <w:p>
             <w:pPr>
-              <w:spacing w:after="20"/>
+              <w:pStyle w:val="Normal"/>
+              <w:spacing w:before="0" w:after="20"/>
+              <w:rPr/>
             </w:pPr>
             <w:r>
               <w:rPr>
@@ -393,7 +603,9 @@
           </w:p>
           <w:p>
             <w:pPr>
-              <w:spacing w:after="20"/>
+              <w:pStyle w:val="Normal"/>
+              <w:spacing w:before="0" w:after="20"/>
+              <w:rPr/>
             </w:pPr>
             <w:r>
               <w:rPr>
@@ -414,16 +626,23 @@
     </w:tbl>
     <w:p>
       <w:pPr>
-        <w:spacing w:after="40"/>
-      </w:pPr>
-    </w:p>
-    <w:p>
-      <w:pPr>
-        <w:keepNext/>
+        <w:pStyle w:val="Normal"/>
+        <w:spacing w:before="0" w:after="40"/>
+        <w:rPr/>
+      </w:pPr>
+      <w:r>
+        <w:rPr/>
+      </w:r>
+    </w:p>
+    <w:p>
+      <w:pPr>
+        <w:pStyle w:val="Normal"/>
+        <w:keepNext w:val="true"/>
         <w:pBdr>
           <w:bottom w:val="single" w:sz="8" w:space="2" w:color="2E6DA4"/>
         </w:pBdr>
-        <w:spacing w:before="280"/>
+        <w:spacing w:before="280" w:after="120"/>
+        <w:rPr/>
       </w:pPr>
       <w:r>
         <w:rPr>
@@ -436,9 +655,12 @@
     </w:p>
     <w:p>
       <w:pPr>
+        <w:pStyle w:val="Normal"/>
         <w:jc w:val="both"/>
-      </w:pPr>
-      <w:r>
+        <w:rPr/>
+      </w:pPr>
+      <w:r>
+        <w:rPr/>
         <w:t xml:space="preserve">En esta práctica actúas como técnico de seguridad de una pequeña empresa. No se te pide atacar ningún sistema, sino hacer lo que hace un profesional antes de protegerlo: </w:t>
       </w:r>
       <w:r>
@@ -448,14 +670,17 @@
         <w:t>observar, identificar, clasificar y priorizar</w:t>
       </w:r>
       <w:r>
+        <w:rPr/>
         <w:t>. Trabajarás en tres frentes que se complementan:</w:t>
       </w:r>
     </w:p>
     <w:p>
       <w:pPr>
-        <w:spacing w:after="60"/>
-        <w:ind w:left="340" w:hanging="255"/>
+        <w:pStyle w:val="Normal"/>
+        <w:spacing w:before="0" w:after="60"/>
+        <w:ind w:hanging="255" w:start="340"/>
         <w:jc w:val="both"/>
+        <w:rPr/>
       </w:pPr>
       <w:r>
         <w:rPr>
@@ -471,14 +696,17 @@
         <w:t>Parte A.</w:t>
       </w:r>
       <w:r>
+        <w:rPr/>
         <w:t xml:space="preserve"> Diagnóstico de un escenario documentado y de vulnerabilidades reales catalogadas (CVE y CVSS).</w:t>
       </w:r>
     </w:p>
     <w:p>
       <w:pPr>
-        <w:spacing w:after="60"/>
-        <w:ind w:left="340" w:hanging="255"/>
+        <w:pStyle w:val="Normal"/>
+        <w:spacing w:before="0" w:after="60"/>
+        <w:ind w:hanging="255" w:start="340"/>
         <w:jc w:val="both"/>
+        <w:rPr/>
       </w:pPr>
       <w:r>
         <w:rPr>
@@ -494,14 +722,17 @@
         <w:t>Parte B.</w:t>
       </w:r>
       <w:r>
+        <w:rPr/>
         <w:t xml:space="preserve"> Montaje de tu propio servidor Linux en una máquina virtual, reproducción del estado inseguro del servidor de la empresa y auditoría interna del mismo con herramientas del propio sistema.</w:t>
       </w:r>
     </w:p>
     <w:p>
       <w:pPr>
-        <w:spacing w:after="60"/>
-        <w:ind w:left="340" w:hanging="255"/>
+        <w:pStyle w:val="Normal"/>
+        <w:spacing w:before="0" w:after="60"/>
+        <w:ind w:hanging="255" w:start="340"/>
         <w:jc w:val="both"/>
+        <w:rPr/>
       </w:pPr>
       <w:r>
         <w:rPr>
@@ -517,36 +748,45 @@
         <w:t>Parte C.</w:t>
       </w:r>
       <w:r>
+        <w:rPr/>
         <w:t xml:space="preserve"> Análisis de un conjunto de registros para decidir si un sistema ha sido comprometido y reconstruir lo ocurrido.</w:t>
       </w:r>
     </w:p>
     <w:tbl>
       <w:tblPr>
-        <w:tblW w:w="0" w:type="auto"/>
+        <w:tblW w:w="8787" w:type="dxa"/>
         <w:jc w:val="center"/>
-        <w:tblBorders>
-          <w:top w:val="single" w:sz="4" w:space="0" w:color="C0504D"/>
-          <w:left w:val="single" w:sz="4" w:space="0" w:color="C0504D"/>
-          <w:bottom w:val="single" w:sz="4" w:space="0" w:color="C0504D"/>
-          <w:right w:val="single" w:sz="4" w:space="0" w:color="C0504D"/>
-          <w:insideH w:val="single" w:sz="4" w:space="0" w:color="C0504D"/>
-          <w:insideV w:val="single" w:sz="4" w:space="0" w:color="C0504D"/>
-        </w:tblBorders>
-        <w:tblLook w:val="04A0" w:firstRow="1" w:lastRow="0" w:firstColumn="1" w:lastColumn="0" w:noHBand="0" w:noVBand="1"/>
+        <w:tblInd w:w="0" w:type="dxa"/>
+        <w:tblLayout w:type="fixed"/>
+        <w:tblCellMar>
+          <w:top w:w="0" w:type="dxa"/>
+          <w:start w:w="108" w:type="dxa"/>
+          <w:bottom w:w="0" w:type="dxa"/>
+          <w:end w:w="108" w:type="dxa"/>
+        </w:tblCellMar>
+        <w:tblLook w:val="04a0" w:firstRow="1" w:noVBand="1" w:lastRow="0" w:firstColumn="1" w:lastColumn="0" w:noHBand="0"/>
       </w:tblPr>
       <w:tblGrid>
         <w:gridCol w:w="8787"/>
       </w:tblGrid>
       <w:tr>
-        <w:trPr>
-          <w:jc w:val="center"/>
-        </w:trPr>
+        <w:trPr/>
         <w:tc>
           <w:tcPr>
             <w:tcW w:w="8787" w:type="dxa"/>
-            <w:shd w:val="clear" w:color="auto" w:fill="FDF2E9"/>
-          </w:tcPr>
-          <w:p>
+            <w:tcBorders>
+              <w:top w:val="single" w:sz="4" w:space="0" w:color="C0504D"/>
+              <w:start w:val="single" w:sz="4" w:space="0" w:color="C0504D"/>
+              <w:bottom w:val="single" w:sz="4" w:space="0" w:color="C0504D"/>
+              <w:end w:val="single" w:sz="4" w:space="0" w:color="C0504D"/>
+            </w:tcBorders>
+            <w:shd w:color="auto" w:fill="FDF2E9" w:val="clear"/>
+          </w:tcPr>
+          <w:p>
+            <w:pPr>
+              <w:pStyle w:val="Normal"/>
+              <w:rPr/>
+            </w:pPr>
             <w:r>
               <w:rPr>
                 <w:b/>
@@ -558,8 +798,10 @@
           </w:p>
           <w:p>
             <w:pPr>
-              <w:spacing w:after="40"/>
+              <w:pStyle w:val="Normal"/>
+              <w:spacing w:before="0" w:after="40"/>
               <w:jc w:val="both"/>
+              <w:rPr/>
             </w:pPr>
             <w:r>
               <w:rPr>
@@ -578,14 +820,7 @@
               <w:rPr>
                 <w:sz w:val="20"/>
               </w:rPr>
-              <w:t xml:space="preserve">, creada por ti para esta </w:t>
-            </w:r>
-            <w:r>
-              <w:rPr>
-                <w:sz w:val="20"/>
-              </w:rPr>
-              <w:lastRenderedPageBreak/>
-              <w:t>práctica. No se analiza, se prueba ni se accede a ningún otro equipo, ni del centro ni de fuera. Recuerda el compromiso de uso responsable firmado al inicio del módulo: las mismas técnicas que sirven para proteger un sistema son un delito si se aplican sobre sistemas ajenos sin autorización.</w:t>
+              <w:t>, creada por ti para esta práctica. No se analiza, se prueba ni se accede a ningún otro equipo, ni del centro ni de fuera. Recuerda el compromiso de uso responsable firmado al inicio del módulo: las mismas técnicas que sirven para proteger un sistema son un delito si se aplican sobre sistemas ajenos sin autorización.</w:t>
             </w:r>
           </w:p>
         </w:tc>
@@ -593,16 +828,23 @@
     </w:tbl>
     <w:p>
       <w:pPr>
-        <w:spacing w:after="40"/>
-      </w:pPr>
-    </w:p>
-    <w:p>
-      <w:pPr>
-        <w:keepNext/>
+        <w:pStyle w:val="Normal"/>
+        <w:spacing w:before="0" w:after="40"/>
+        <w:rPr/>
+      </w:pPr>
+      <w:r>
+        <w:rPr/>
+      </w:r>
+    </w:p>
+    <w:p>
+      <w:pPr>
+        <w:pStyle w:val="Normal"/>
+        <w:keepNext w:val="true"/>
         <w:pBdr>
           <w:bottom w:val="single" w:sz="8" w:space="2" w:color="2E6DA4"/>
         </w:pBdr>
-        <w:spacing w:before="280"/>
+        <w:spacing w:before="280" w:after="120"/>
+        <w:rPr/>
       </w:pPr>
       <w:r>
         <w:rPr>
@@ -615,43 +857,59 @@
     </w:p>
     <w:p>
       <w:pPr>
+        <w:pStyle w:val="Normal"/>
         <w:jc w:val="both"/>
-      </w:pPr>
-      <w:r>
+        <w:rPr/>
+      </w:pPr>
+      <w:r>
+        <w:rPr/>
         <w:t>DeltaSoft es una pequeña empresa de desarrollo de aplicaciones con ocho personas trabajadoras. Su infraestructura ha crecido sin ninguna planificación de seguridad. Tras leer en prensa varios incidentes recientes, la dirección te encarga una primera evaluación. Todavía no hay presupuesto para herramientas de protección: tu misión es elaborar un diagnóstico que sirva como punto de partida. Este es el inventario que te facilitan:</w:t>
       </w:r>
     </w:p>
     <w:tbl>
       <w:tblPr>
-        <w:tblW w:w="0" w:type="auto"/>
+        <w:tblW w:w="9003" w:type="dxa"/>
         <w:jc w:val="center"/>
-        <w:tblBorders>
-          <w:top w:val="single" w:sz="4" w:space="0" w:color="9DB3CC"/>
-          <w:left w:val="single" w:sz="4" w:space="0" w:color="9DB3CC"/>
-          <w:bottom w:val="single" w:sz="4" w:space="0" w:color="9DB3CC"/>
-          <w:right w:val="single" w:sz="4" w:space="0" w:color="9DB3CC"/>
-          <w:insideH w:val="single" w:sz="4" w:space="0" w:color="9DB3CC"/>
-          <w:insideV w:val="single" w:sz="4" w:space="0" w:color="9DB3CC"/>
-        </w:tblBorders>
-        <w:tblLook w:val="04A0" w:firstRow="1" w:lastRow="0" w:firstColumn="1" w:lastColumn="0" w:noHBand="0" w:noVBand="1"/>
+        <w:tblInd w:w="0" w:type="dxa"/>
+        <w:tblLayout w:type="fixed"/>
+        <w:tblCellMar>
+          <w:top w:w="0" w:type="dxa"/>
+          <w:start w:w="108" w:type="dxa"/>
+          <w:bottom w:w="0" w:type="dxa"/>
+          <w:end w:w="108" w:type="dxa"/>
+        </w:tblCellMar>
+        <w:tblLook w:val="04a0" w:firstRow="1" w:noVBand="1" w:lastRow="0" w:firstColumn="1" w:lastColumn="0" w:noHBand="0"/>
       </w:tblPr>
       <w:tblGrid>
-        <w:gridCol w:w="1529"/>
-        <w:gridCol w:w="1945"/>
-        <w:gridCol w:w="3221"/>
-        <w:gridCol w:w="2308"/>
+        <w:gridCol w:w="1528"/>
+        <w:gridCol w:w="1946"/>
+        <w:gridCol w:w="3220"/>
+        <w:gridCol w:w="2309"/>
       </w:tblGrid>
       <w:tr>
         <w:trPr>
-          <w:tblHeader/>
-          <w:jc w:val="center"/>
+          <w:tblHeader w:val="true"/>
         </w:trPr>
         <w:tc>
           <w:tcPr>
-            <w:tcW w:w="1587" w:type="dxa"/>
-            <w:shd w:val="clear" w:color="auto" w:fill="1F3A5F"/>
-          </w:tcPr>
-          <w:p>
+            <w:tcW w:w="1528" w:type="dxa"/>
+            <w:tcBorders>
+              <w:top w:val="single" w:sz="4" w:space="0" w:color="9DB3CC"/>
+              <w:start w:val="single" w:sz="4" w:space="0" w:color="9DB3CC"/>
+              <w:bottom w:val="single" w:sz="4" w:space="0" w:color="9DB3CC"/>
+              <w:end w:val="single" w:sz="4" w:space="0" w:color="9DB3CC"/>
+            </w:tcBorders>
+            <w:shd w:color="auto" w:fill="1F3A5F" w:val="clear"/>
+          </w:tcPr>
+          <w:p>
+            <w:pPr>
+              <w:pStyle w:val="Normal"/>
+              <w:widowControl/>
+              <w:bidi w:val="0"/>
+              <w:spacing w:lineRule="auto" w:line="276" w:before="0" w:after="120"/>
+              <w:jc w:val="start"/>
+              <w:rPr/>
+            </w:pPr>
             <w:r>
               <w:rPr>
                 <w:b/>
@@ -664,10 +922,24 @@
         </w:tc>
         <w:tc>
           <w:tcPr>
-            <w:tcW w:w="2041" w:type="dxa"/>
-            <w:shd w:val="clear" w:color="auto" w:fill="1F3A5F"/>
-          </w:tcPr>
-          <w:p>
+            <w:tcW w:w="1946" w:type="dxa"/>
+            <w:tcBorders>
+              <w:top w:val="single" w:sz="4" w:space="0" w:color="9DB3CC"/>
+              <w:start w:val="single" w:sz="4" w:space="0" w:color="9DB3CC"/>
+              <w:bottom w:val="single" w:sz="4" w:space="0" w:color="9DB3CC"/>
+              <w:end w:val="single" w:sz="4" w:space="0" w:color="9DB3CC"/>
+            </w:tcBorders>
+            <w:shd w:color="auto" w:fill="1F3A5F" w:val="clear"/>
+          </w:tcPr>
+          <w:p>
+            <w:pPr>
+              <w:pStyle w:val="Normal"/>
+              <w:widowControl/>
+              <w:bidi w:val="0"/>
+              <w:spacing w:lineRule="auto" w:line="276" w:before="0" w:after="120"/>
+              <w:jc w:val="start"/>
+              <w:rPr/>
+            </w:pPr>
             <w:r>
               <w:rPr>
                 <w:b/>
@@ -680,10 +952,24 @@
         </w:tc>
         <w:tc>
           <w:tcPr>
-            <w:tcW w:w="3515" w:type="dxa"/>
-            <w:shd w:val="clear" w:color="auto" w:fill="1F3A5F"/>
-          </w:tcPr>
-          <w:p>
+            <w:tcW w:w="3220" w:type="dxa"/>
+            <w:tcBorders>
+              <w:top w:val="single" w:sz="4" w:space="0" w:color="9DB3CC"/>
+              <w:start w:val="single" w:sz="4" w:space="0" w:color="9DB3CC"/>
+              <w:bottom w:val="single" w:sz="4" w:space="0" w:color="9DB3CC"/>
+              <w:end w:val="single" w:sz="4" w:space="0" w:color="9DB3CC"/>
+            </w:tcBorders>
+            <w:shd w:color="auto" w:fill="1F3A5F" w:val="clear"/>
+          </w:tcPr>
+          <w:p>
+            <w:pPr>
+              <w:pStyle w:val="Normal"/>
+              <w:widowControl/>
+              <w:bidi w:val="0"/>
+              <w:spacing w:lineRule="auto" w:line="276" w:before="0" w:after="120"/>
+              <w:jc w:val="start"/>
+              <w:rPr/>
+            </w:pPr>
             <w:r>
               <w:rPr>
                 <w:b/>
@@ -696,10 +982,24 @@
         </w:tc>
         <w:tc>
           <w:tcPr>
-            <w:tcW w:w="2494" w:type="dxa"/>
-            <w:shd w:val="clear" w:color="auto" w:fill="1F3A5F"/>
-          </w:tcPr>
-          <w:p>
+            <w:tcW w:w="2309" w:type="dxa"/>
+            <w:tcBorders>
+              <w:top w:val="single" w:sz="4" w:space="0" w:color="9DB3CC"/>
+              <w:start w:val="single" w:sz="4" w:space="0" w:color="9DB3CC"/>
+              <w:bottom w:val="single" w:sz="4" w:space="0" w:color="9DB3CC"/>
+              <w:end w:val="single" w:sz="4" w:space="0" w:color="9DB3CC"/>
+            </w:tcBorders>
+            <w:shd w:color="auto" w:fill="1F3A5F" w:val="clear"/>
+          </w:tcPr>
+          <w:p>
+            <w:pPr>
+              <w:pStyle w:val="Normal"/>
+              <w:widowControl/>
+              <w:bidi w:val="0"/>
+              <w:spacing w:lineRule="auto" w:line="276" w:before="0" w:after="120"/>
+              <w:jc w:val="start"/>
+              <w:rPr/>
+            </w:pPr>
             <w:r>
               <w:rPr>
                 <w:b/>
@@ -712,16 +1012,22 @@
         </w:tc>
       </w:tr>
       <w:tr>
-        <w:trPr>
-          <w:jc w:val="center"/>
-        </w:trPr>
-        <w:tc>
-          <w:tcPr>
-            <w:tcW w:w="1587" w:type="dxa"/>
-          </w:tcPr>
-          <w:p>
-            <w:pPr>
-              <w:spacing w:after="20"/>
+        <w:trPr/>
+        <w:tc>
+          <w:tcPr>
+            <w:tcW w:w="1528" w:type="dxa"/>
+            <w:tcBorders>
+              <w:top w:val="single" w:sz="4" w:space="0" w:color="9DB3CC"/>
+              <w:start w:val="single" w:sz="4" w:space="0" w:color="9DB3CC"/>
+              <w:bottom w:val="single" w:sz="4" w:space="0" w:color="9DB3CC"/>
+              <w:end w:val="single" w:sz="4" w:space="0" w:color="9DB3CC"/>
+            </w:tcBorders>
+          </w:tcPr>
+          <w:p>
+            <w:pPr>
+              <w:pStyle w:val="Normal"/>
+              <w:spacing w:before="0" w:after="20"/>
+              <w:rPr/>
             </w:pPr>
             <w:r>
               <w:rPr>
@@ -733,11 +1039,19 @@
         </w:tc>
         <w:tc>
           <w:tcPr>
-            <w:tcW w:w="2041" w:type="dxa"/>
-          </w:tcPr>
-          <w:p>
-            <w:pPr>
-              <w:spacing w:after="20"/>
+            <w:tcW w:w="1946" w:type="dxa"/>
+            <w:tcBorders>
+              <w:top w:val="single" w:sz="4" w:space="0" w:color="9DB3CC"/>
+              <w:start w:val="single" w:sz="4" w:space="0" w:color="9DB3CC"/>
+              <w:bottom w:val="single" w:sz="4" w:space="0" w:color="9DB3CC"/>
+              <w:end w:val="single" w:sz="4" w:space="0" w:color="9DB3CC"/>
+            </w:tcBorders>
+          </w:tcPr>
+          <w:p>
+            <w:pPr>
+              <w:pStyle w:val="Normal"/>
+              <w:spacing w:before="0" w:after="20"/>
+              <w:rPr/>
             </w:pPr>
             <w:r>
               <w:rPr>
@@ -749,11 +1063,19 @@
         </w:tc>
         <w:tc>
           <w:tcPr>
-            <w:tcW w:w="3515" w:type="dxa"/>
-          </w:tcPr>
-          <w:p>
-            <w:pPr>
-              <w:spacing w:after="20"/>
+            <w:tcW w:w="3220" w:type="dxa"/>
+            <w:tcBorders>
+              <w:top w:val="single" w:sz="4" w:space="0" w:color="9DB3CC"/>
+              <w:start w:val="single" w:sz="4" w:space="0" w:color="9DB3CC"/>
+              <w:bottom w:val="single" w:sz="4" w:space="0" w:color="9DB3CC"/>
+              <w:end w:val="single" w:sz="4" w:space="0" w:color="9DB3CC"/>
+            </w:tcBorders>
+          </w:tcPr>
+          <w:p>
+            <w:pPr>
+              <w:pStyle w:val="Normal"/>
+              <w:spacing w:before="0" w:after="20"/>
+              <w:rPr/>
             </w:pPr>
             <w:r>
               <w:rPr>
@@ -765,11 +1087,19 @@
         </w:tc>
         <w:tc>
           <w:tcPr>
-            <w:tcW w:w="2494" w:type="dxa"/>
-          </w:tcPr>
-          <w:p>
-            <w:pPr>
-              <w:spacing w:after="20"/>
+            <w:tcW w:w="2309" w:type="dxa"/>
+            <w:tcBorders>
+              <w:top w:val="single" w:sz="4" w:space="0" w:color="9DB3CC"/>
+              <w:start w:val="single" w:sz="4" w:space="0" w:color="9DB3CC"/>
+              <w:bottom w:val="single" w:sz="4" w:space="0" w:color="9DB3CC"/>
+              <w:end w:val="single" w:sz="4" w:space="0" w:color="9DB3CC"/>
+            </w:tcBorders>
+          </w:tcPr>
+          <w:p>
+            <w:pPr>
+              <w:pStyle w:val="Normal"/>
+              <w:spacing w:before="0" w:after="20"/>
+              <w:rPr/>
             </w:pPr>
             <w:r>
               <w:rPr>
@@ -781,17 +1111,23 @@
         </w:tc>
       </w:tr>
       <w:tr>
-        <w:trPr>
-          <w:jc w:val="center"/>
-        </w:trPr>
-        <w:tc>
-          <w:tcPr>
-            <w:tcW w:w="1587" w:type="dxa"/>
-            <w:shd w:val="clear" w:color="auto" w:fill="EEF3F9"/>
-          </w:tcPr>
-          <w:p>
-            <w:pPr>
-              <w:spacing w:after="20"/>
+        <w:trPr/>
+        <w:tc>
+          <w:tcPr>
+            <w:tcW w:w="1528" w:type="dxa"/>
+            <w:tcBorders>
+              <w:top w:val="single" w:sz="4" w:space="0" w:color="9DB3CC"/>
+              <w:start w:val="single" w:sz="4" w:space="0" w:color="9DB3CC"/>
+              <w:bottom w:val="single" w:sz="4" w:space="0" w:color="9DB3CC"/>
+              <w:end w:val="single" w:sz="4" w:space="0" w:color="9DB3CC"/>
+            </w:tcBorders>
+            <w:shd w:color="auto" w:fill="EEF3F9" w:val="clear"/>
+          </w:tcPr>
+          <w:p>
+            <w:pPr>
+              <w:pStyle w:val="Normal"/>
+              <w:spacing w:before="0" w:after="20"/>
+              <w:rPr/>
             </w:pPr>
             <w:r>
               <w:rPr>
@@ -803,12 +1139,20 @@
         </w:tc>
         <w:tc>
           <w:tcPr>
-            <w:tcW w:w="2041" w:type="dxa"/>
-            <w:shd w:val="clear" w:color="auto" w:fill="EEF3F9"/>
-          </w:tcPr>
-          <w:p>
-            <w:pPr>
-              <w:spacing w:after="20"/>
+            <w:tcW w:w="1946" w:type="dxa"/>
+            <w:tcBorders>
+              <w:top w:val="single" w:sz="4" w:space="0" w:color="9DB3CC"/>
+              <w:start w:val="single" w:sz="4" w:space="0" w:color="9DB3CC"/>
+              <w:bottom w:val="single" w:sz="4" w:space="0" w:color="9DB3CC"/>
+              <w:end w:val="single" w:sz="4" w:space="0" w:color="9DB3CC"/>
+            </w:tcBorders>
+            <w:shd w:color="auto" w:fill="EEF3F9" w:val="clear"/>
+          </w:tcPr>
+          <w:p>
+            <w:pPr>
+              <w:pStyle w:val="Normal"/>
+              <w:spacing w:before="0" w:after="20"/>
+              <w:rPr/>
             </w:pPr>
             <w:r>
               <w:rPr>
@@ -820,12 +1164,20 @@
         </w:tc>
         <w:tc>
           <w:tcPr>
-            <w:tcW w:w="3515" w:type="dxa"/>
-            <w:shd w:val="clear" w:color="auto" w:fill="EEF3F9"/>
-          </w:tcPr>
-          <w:p>
-            <w:pPr>
-              <w:spacing w:after="20"/>
+            <w:tcW w:w="3220" w:type="dxa"/>
+            <w:tcBorders>
+              <w:top w:val="single" w:sz="4" w:space="0" w:color="9DB3CC"/>
+              <w:start w:val="single" w:sz="4" w:space="0" w:color="9DB3CC"/>
+              <w:bottom w:val="single" w:sz="4" w:space="0" w:color="9DB3CC"/>
+              <w:end w:val="single" w:sz="4" w:space="0" w:color="9DB3CC"/>
+            </w:tcBorders>
+            <w:shd w:color="auto" w:fill="EEF3F9" w:val="clear"/>
+          </w:tcPr>
+          <w:p>
+            <w:pPr>
+              <w:pStyle w:val="Normal"/>
+              <w:spacing w:before="0" w:after="20"/>
+              <w:rPr/>
             </w:pPr>
             <w:r>
               <w:rPr>
@@ -837,12 +1189,20 @@
         </w:tc>
         <w:tc>
           <w:tcPr>
-            <w:tcW w:w="2494" w:type="dxa"/>
-            <w:shd w:val="clear" w:color="auto" w:fill="EEF3F9"/>
-          </w:tcPr>
-          <w:p>
-            <w:pPr>
-              <w:spacing w:after="20"/>
+            <w:tcW w:w="2309" w:type="dxa"/>
+            <w:tcBorders>
+              <w:top w:val="single" w:sz="4" w:space="0" w:color="9DB3CC"/>
+              <w:start w:val="single" w:sz="4" w:space="0" w:color="9DB3CC"/>
+              <w:bottom w:val="single" w:sz="4" w:space="0" w:color="9DB3CC"/>
+              <w:end w:val="single" w:sz="4" w:space="0" w:color="9DB3CC"/>
+            </w:tcBorders>
+            <w:shd w:color="auto" w:fill="EEF3F9" w:val="clear"/>
+          </w:tcPr>
+          <w:p>
+            <w:pPr>
+              <w:pStyle w:val="Normal"/>
+              <w:spacing w:before="0" w:after="20"/>
+              <w:rPr/>
             </w:pPr>
             <w:r>
               <w:rPr>
@@ -854,16 +1214,22 @@
         </w:tc>
       </w:tr>
       <w:tr>
-        <w:trPr>
-          <w:jc w:val="center"/>
-        </w:trPr>
-        <w:tc>
-          <w:tcPr>
-            <w:tcW w:w="1587" w:type="dxa"/>
-          </w:tcPr>
-          <w:p>
-            <w:pPr>
-              <w:spacing w:after="20"/>
+        <w:trPr/>
+        <w:tc>
+          <w:tcPr>
+            <w:tcW w:w="1528" w:type="dxa"/>
+            <w:tcBorders>
+              <w:top w:val="single" w:sz="4" w:space="0" w:color="9DB3CC"/>
+              <w:start w:val="single" w:sz="4" w:space="0" w:color="9DB3CC"/>
+              <w:bottom w:val="single" w:sz="4" w:space="0" w:color="9DB3CC"/>
+              <w:end w:val="single" w:sz="4" w:space="0" w:color="9DB3CC"/>
+            </w:tcBorders>
+          </w:tcPr>
+          <w:p>
+            <w:pPr>
+              <w:pStyle w:val="Normal"/>
+              <w:spacing w:before="0" w:after="20"/>
+              <w:rPr/>
             </w:pPr>
             <w:r>
               <w:rPr>
@@ -875,11 +1241,19 @@
         </w:tc>
         <w:tc>
           <w:tcPr>
-            <w:tcW w:w="2041" w:type="dxa"/>
-          </w:tcPr>
-          <w:p>
-            <w:pPr>
-              <w:spacing w:after="20"/>
+            <w:tcW w:w="1946" w:type="dxa"/>
+            <w:tcBorders>
+              <w:top w:val="single" w:sz="4" w:space="0" w:color="9DB3CC"/>
+              <w:start w:val="single" w:sz="4" w:space="0" w:color="9DB3CC"/>
+              <w:bottom w:val="single" w:sz="4" w:space="0" w:color="9DB3CC"/>
+              <w:end w:val="single" w:sz="4" w:space="0" w:color="9DB3CC"/>
+            </w:tcBorders>
+          </w:tcPr>
+          <w:p>
+            <w:pPr>
+              <w:pStyle w:val="Normal"/>
+              <w:spacing w:before="0" w:after="20"/>
+              <w:rPr/>
             </w:pPr>
             <w:r>
               <w:rPr>
@@ -891,11 +1265,19 @@
         </w:tc>
         <w:tc>
           <w:tcPr>
-            <w:tcW w:w="3515" w:type="dxa"/>
-          </w:tcPr>
-          <w:p>
-            <w:pPr>
-              <w:spacing w:after="20"/>
+            <w:tcW w:w="3220" w:type="dxa"/>
+            <w:tcBorders>
+              <w:top w:val="single" w:sz="4" w:space="0" w:color="9DB3CC"/>
+              <w:start w:val="single" w:sz="4" w:space="0" w:color="9DB3CC"/>
+              <w:bottom w:val="single" w:sz="4" w:space="0" w:color="9DB3CC"/>
+              <w:end w:val="single" w:sz="4" w:space="0" w:color="9DB3CC"/>
+            </w:tcBorders>
+          </w:tcPr>
+          <w:p>
+            <w:pPr>
+              <w:pStyle w:val="Normal"/>
+              <w:spacing w:before="0" w:after="20"/>
+              <w:rPr/>
             </w:pPr>
             <w:r>
               <w:rPr>
@@ -907,11 +1289,19 @@
         </w:tc>
         <w:tc>
           <w:tcPr>
-            <w:tcW w:w="2494" w:type="dxa"/>
-          </w:tcPr>
-          <w:p>
-            <w:pPr>
-              <w:spacing w:after="20"/>
+            <w:tcW w:w="2309" w:type="dxa"/>
+            <w:tcBorders>
+              <w:top w:val="single" w:sz="4" w:space="0" w:color="9DB3CC"/>
+              <w:start w:val="single" w:sz="4" w:space="0" w:color="9DB3CC"/>
+              <w:bottom w:val="single" w:sz="4" w:space="0" w:color="9DB3CC"/>
+              <w:end w:val="single" w:sz="4" w:space="0" w:color="9DB3CC"/>
+            </w:tcBorders>
+          </w:tcPr>
+          <w:p>
+            <w:pPr>
+              <w:pStyle w:val="Normal"/>
+              <w:spacing w:before="0" w:after="20"/>
+              <w:rPr/>
             </w:pPr>
             <w:r>
               <w:rPr>
@@ -925,24 +1315,36 @@
     </w:tbl>
     <w:p>
       <w:pPr>
-        <w:spacing w:after="40"/>
-      </w:pPr>
-    </w:p>
-    <w:p>
-      <w:pPr>
-        <w:spacing w:after="0"/>
-      </w:pPr>
+        <w:pStyle w:val="Normal"/>
+        <w:spacing w:before="0" w:after="40"/>
+        <w:rPr/>
+      </w:pPr>
+      <w:r>
+        <w:rPr/>
+      </w:r>
+    </w:p>
+    <w:p>
+      <w:pPr>
+        <w:pStyle w:val="Normal"/>
+        <w:spacing w:before="0" w:after="0"/>
+        <w:rPr/>
+      </w:pPr>
+      <w:r>
+        <w:rPr/>
+      </w:r>
       <w:r>
         <w:br w:type="page"/>
       </w:r>
     </w:p>
     <w:p>
       <w:pPr>
-        <w:keepNext/>
+        <w:pStyle w:val="Normal"/>
+        <w:keepNext w:val="true"/>
         <w:pBdr>
           <w:bottom w:val="single" w:sz="8" w:space="2" w:color="2E6DA4"/>
         </w:pBdr>
-        <w:spacing w:before="280"/>
+        <w:spacing w:before="0" w:after="120"/>
+        <w:rPr/>
       </w:pPr>
       <w:r>
         <w:rPr>
@@ -950,14 +1352,15 @@
           <w:color w:val="1F3A5F"/>
           <w:sz w:val="30"/>
         </w:rPr>
-        <w:lastRenderedPageBreak/>
         <w:t>Parte A · Diagnóstico del escenario documentado</w:t>
       </w:r>
     </w:p>
     <w:p>
       <w:pPr>
-        <w:keepNext/>
+        <w:pStyle w:val="Normal"/>
+        <w:keepNext w:val="true"/>
         <w:spacing w:before="200" w:after="80"/>
+        <w:rPr/>
       </w:pPr>
       <w:r>
         <w:rPr>
@@ -970,42 +1373,51 @@
     </w:p>
     <w:p>
       <w:pPr>
+        <w:pStyle w:val="Normal"/>
         <w:jc w:val="both"/>
-      </w:pPr>
-      <w:r>
+        <w:rPr/>
+      </w:pPr>
+      <w:r>
+        <w:rPr/>
         <w:t>El administrador anterior dejó esta nota sobre el estado de SRV-FICHEROS:</w:t>
       </w:r>
     </w:p>
     <w:tbl>
       <w:tblPr>
-        <w:tblW w:w="0" w:type="auto"/>
+        <w:tblW w:w="8787" w:type="dxa"/>
         <w:jc w:val="center"/>
-        <w:tblBorders>
-          <w:top w:val="single" w:sz="4" w:space="0" w:color="2E6DA4"/>
-          <w:left w:val="single" w:sz="4" w:space="0" w:color="2E6DA4"/>
-          <w:bottom w:val="single" w:sz="4" w:space="0" w:color="2E6DA4"/>
-          <w:right w:val="single" w:sz="4" w:space="0" w:color="2E6DA4"/>
-          <w:insideH w:val="single" w:sz="4" w:space="0" w:color="2E6DA4"/>
-          <w:insideV w:val="single" w:sz="4" w:space="0" w:color="2E6DA4"/>
-        </w:tblBorders>
-        <w:tblLook w:val="04A0" w:firstRow="1" w:lastRow="0" w:firstColumn="1" w:lastColumn="0" w:noHBand="0" w:noVBand="1"/>
+        <w:tblInd w:w="0" w:type="dxa"/>
+        <w:tblLayout w:type="fixed"/>
+        <w:tblCellMar>
+          <w:top w:w="0" w:type="dxa"/>
+          <w:start w:w="108" w:type="dxa"/>
+          <w:bottom w:w="0" w:type="dxa"/>
+          <w:end w:w="108" w:type="dxa"/>
+        </w:tblCellMar>
+        <w:tblLook w:val="04a0" w:firstRow="1" w:noVBand="1" w:lastRow="0" w:firstColumn="1" w:lastColumn="0" w:noHBand="0"/>
       </w:tblPr>
       <w:tblGrid>
         <w:gridCol w:w="8787"/>
       </w:tblGrid>
       <w:tr>
-        <w:trPr>
-          <w:jc w:val="center"/>
-        </w:trPr>
+        <w:trPr/>
         <w:tc>
           <w:tcPr>
             <w:tcW w:w="8787" w:type="dxa"/>
-            <w:shd w:val="clear" w:color="auto" w:fill="EAF1F8"/>
-          </w:tcPr>
-          <w:p>
-            <w:pPr>
-              <w:spacing w:after="40"/>
+            <w:tcBorders>
+              <w:top w:val="single" w:sz="4" w:space="0" w:color="2E6DA4"/>
+              <w:start w:val="single" w:sz="4" w:space="0" w:color="2E6DA4"/>
+              <w:bottom w:val="single" w:sz="4" w:space="0" w:color="2E6DA4"/>
+              <w:end w:val="single" w:sz="4" w:space="0" w:color="2E6DA4"/>
+            </w:tcBorders>
+            <w:shd w:color="auto" w:fill="EAF1F8" w:val="clear"/>
+          </w:tcPr>
+          <w:p>
+            <w:pPr>
+              <w:pStyle w:val="Normal"/>
+              <w:spacing w:before="0" w:after="40"/>
               <w:jc w:val="both"/>
+              <w:rPr/>
             </w:pPr>
             <w:r>
               <w:rPr>
@@ -1019,14 +1431,21 @@
     </w:tbl>
     <w:p>
       <w:pPr>
-        <w:spacing w:after="40"/>
-      </w:pPr>
-    </w:p>
-    <w:p>
-      <w:pPr>
-        <w:spacing w:after="60"/>
-        <w:ind w:left="340" w:hanging="255"/>
+        <w:pStyle w:val="Normal"/>
+        <w:spacing w:before="0" w:after="40"/>
+        <w:rPr/>
+      </w:pPr>
+      <w:r>
+        <w:rPr/>
+      </w:r>
+    </w:p>
+    <w:p>
+      <w:pPr>
+        <w:pStyle w:val="Normal"/>
+        <w:spacing w:before="0" w:after="60"/>
+        <w:ind w:hanging="255" w:start="340"/>
         <w:jc w:val="both"/>
+        <w:rPr/>
       </w:pPr>
       <w:r>
         <w:rPr>
@@ -1042,14 +1461,17 @@
         <w:t>A.1.1.</w:t>
       </w:r>
       <w:r>
+        <w:rPr/>
         <w:t xml:space="preserve"> Identifica todas las vulnerabilidades del escenario y construye una tabla con estas columnas: vulnerabilidad, ámbito (sistema operativo, red o aplicación y gestión de accesos), amenaza que la puede explotar, mecanismo que usaría el atacante e impacto sobre la confidencialidad, la integridad y la disponibilidad, justificando cada principio afectado.</w:t>
       </w:r>
     </w:p>
     <w:p>
       <w:pPr>
-        <w:spacing w:after="60"/>
-        <w:ind w:left="340" w:hanging="255"/>
+        <w:pStyle w:val="Normal"/>
+        <w:spacing w:before="0" w:after="60"/>
+        <w:ind w:hanging="255" w:start="340"/>
         <w:jc w:val="both"/>
+        <w:rPr/>
       </w:pPr>
       <w:r>
         <w:rPr>
@@ -1065,14 +1487,17 @@
         <w:t>A.1.2.</w:t>
       </w:r>
       <w:r>
+        <w:rPr/>
         <w:t xml:space="preserve"> Señala qué vulnerabilidades se combinan entre sí para agravar el riesgo. Por ejemplo, ¿qué ocurre si coinciden el SSH abierto a Internet, la contraseña débil y el sudo sin contraseña?</w:t>
       </w:r>
     </w:p>
     <w:p>
       <w:pPr>
-        <w:spacing w:after="60"/>
-        <w:ind w:left="340" w:hanging="255"/>
+        <w:pStyle w:val="Normal"/>
+        <w:spacing w:before="0" w:after="60"/>
+        <w:ind w:hanging="255" w:start="340"/>
         <w:jc w:val="both"/>
+        <w:rPr/>
       </w:pPr>
       <w:r>
         <w:rPr>
@@ -1088,13 +1513,16 @@
         <w:t>A.1.3.</w:t>
       </w:r>
       <w:r>
+        <w:rPr/>
         <w:t xml:space="preserve"> Elige la vulnerabilidad que corregirías en primer lugar y justifícalo en un párrafo, razonando en términos de probabilidad de explotación e impacto.</w:t>
       </w:r>
     </w:p>
     <w:p>
       <w:pPr>
-        <w:keepNext/>
+        <w:pStyle w:val="Normal"/>
+        <w:keepNext w:val="true"/>
         <w:spacing w:before="200" w:after="80"/>
+        <w:rPr/>
       </w:pPr>
       <w:r>
         <w:rPr>
@@ -1107,42 +1535,58 @@
     </w:p>
     <w:p>
       <w:pPr>
+        <w:pStyle w:val="Normal"/>
         <w:jc w:val="both"/>
-      </w:pPr>
-      <w:r>
+        <w:rPr/>
+      </w:pPr>
+      <w:r>
+        <w:rPr/>
         <w:t>A partir del inventario se han localizado cuatro vulnerabilidades reales. Tu tarea es interpretarlas, no explotarlas.</w:t>
       </w:r>
     </w:p>
     <w:tbl>
       <w:tblPr>
-        <w:tblW w:w="0" w:type="auto"/>
+        <w:tblW w:w="9003" w:type="dxa"/>
         <w:jc w:val="center"/>
-        <w:tblBorders>
-          <w:top w:val="single" w:sz="4" w:space="0" w:color="9DB3CC"/>
-          <w:left w:val="single" w:sz="4" w:space="0" w:color="9DB3CC"/>
-          <w:bottom w:val="single" w:sz="4" w:space="0" w:color="9DB3CC"/>
-          <w:right w:val="single" w:sz="4" w:space="0" w:color="9DB3CC"/>
-          <w:insideH w:val="single" w:sz="4" w:space="0" w:color="9DB3CC"/>
-          <w:insideV w:val="single" w:sz="4" w:space="0" w:color="9DB3CC"/>
-        </w:tblBorders>
-        <w:tblLook w:val="04A0" w:firstRow="1" w:lastRow="0" w:firstColumn="1" w:lastColumn="0" w:noHBand="0" w:noVBand="1"/>
+        <w:tblInd w:w="0" w:type="dxa"/>
+        <w:tblLayout w:type="fixed"/>
+        <w:tblCellMar>
+          <w:top w:w="0" w:type="dxa"/>
+          <w:start w:w="108" w:type="dxa"/>
+          <w:bottom w:w="0" w:type="dxa"/>
+          <w:end w:w="108" w:type="dxa"/>
+        </w:tblCellMar>
+        <w:tblLook w:val="04a0" w:firstRow="1" w:noVBand="1" w:lastRow="0" w:firstColumn="1" w:lastColumn="0" w:noHBand="0"/>
       </w:tblPr>
       <w:tblGrid>
-        <w:gridCol w:w="1861"/>
+        <w:gridCol w:w="1860"/>
         <w:gridCol w:w="5400"/>
-        <w:gridCol w:w="1742"/>
+        <w:gridCol w:w="1743"/>
       </w:tblGrid>
       <w:tr>
         <w:trPr>
-          <w:tblHeader/>
-          <w:jc w:val="center"/>
+          <w:tblHeader w:val="true"/>
         </w:trPr>
         <w:tc>
           <w:tcPr>
-            <w:tcW w:w="1928" w:type="dxa"/>
-            <w:shd w:val="clear" w:color="auto" w:fill="1F3A5F"/>
-          </w:tcPr>
-          <w:p>
+            <w:tcW w:w="1860" w:type="dxa"/>
+            <w:tcBorders>
+              <w:top w:val="single" w:sz="4" w:space="0" w:color="9DB3CC"/>
+              <w:start w:val="single" w:sz="4" w:space="0" w:color="9DB3CC"/>
+              <w:bottom w:val="single" w:sz="4" w:space="0" w:color="9DB3CC"/>
+              <w:end w:val="single" w:sz="4" w:space="0" w:color="9DB3CC"/>
+            </w:tcBorders>
+            <w:shd w:color="auto" w:fill="1F3A5F" w:val="clear"/>
+          </w:tcPr>
+          <w:p>
+            <w:pPr>
+              <w:pStyle w:val="Normal"/>
+              <w:widowControl/>
+              <w:bidi w:val="0"/>
+              <w:spacing w:lineRule="auto" w:line="276" w:before="0" w:after="120"/>
+              <w:jc w:val="start"/>
+              <w:rPr/>
+            </w:pPr>
             <w:r>
               <w:rPr>
                 <w:b/>
@@ -1155,10 +1599,24 @@
         </w:tc>
         <w:tc>
           <w:tcPr>
-            <w:tcW w:w="5896" w:type="dxa"/>
-            <w:shd w:val="clear" w:color="auto" w:fill="1F3A5F"/>
-          </w:tcPr>
-          <w:p>
+            <w:tcW w:w="5400" w:type="dxa"/>
+            <w:tcBorders>
+              <w:top w:val="single" w:sz="4" w:space="0" w:color="9DB3CC"/>
+              <w:start w:val="single" w:sz="4" w:space="0" w:color="9DB3CC"/>
+              <w:bottom w:val="single" w:sz="4" w:space="0" w:color="9DB3CC"/>
+              <w:end w:val="single" w:sz="4" w:space="0" w:color="9DB3CC"/>
+            </w:tcBorders>
+            <w:shd w:color="auto" w:fill="1F3A5F" w:val="clear"/>
+          </w:tcPr>
+          <w:p>
+            <w:pPr>
+              <w:pStyle w:val="Normal"/>
+              <w:widowControl/>
+              <w:bidi w:val="0"/>
+              <w:spacing w:lineRule="auto" w:line="276" w:before="0" w:after="120"/>
+              <w:jc w:val="start"/>
+              <w:rPr/>
+            </w:pPr>
             <w:r>
               <w:rPr>
                 <w:b/>
@@ -1171,10 +1629,24 @@
         </w:tc>
         <w:tc>
           <w:tcPr>
-            <w:tcW w:w="1814" w:type="dxa"/>
-            <w:shd w:val="clear" w:color="auto" w:fill="1F3A5F"/>
-          </w:tcPr>
-          <w:p>
+            <w:tcW w:w="1743" w:type="dxa"/>
+            <w:tcBorders>
+              <w:top w:val="single" w:sz="4" w:space="0" w:color="9DB3CC"/>
+              <w:start w:val="single" w:sz="4" w:space="0" w:color="9DB3CC"/>
+              <w:bottom w:val="single" w:sz="4" w:space="0" w:color="9DB3CC"/>
+              <w:end w:val="single" w:sz="4" w:space="0" w:color="9DB3CC"/>
+            </w:tcBorders>
+            <w:shd w:color="auto" w:fill="1F3A5F" w:val="clear"/>
+          </w:tcPr>
+          <w:p>
+            <w:pPr>
+              <w:pStyle w:val="Normal"/>
+              <w:widowControl/>
+              <w:bidi w:val="0"/>
+              <w:spacing w:lineRule="auto" w:line="276" w:before="0" w:after="120"/>
+              <w:jc w:val="start"/>
+              <w:rPr/>
+            </w:pPr>
             <w:r>
               <w:rPr>
                 <w:b/>
@@ -1187,16 +1659,22 @@
         </w:tc>
       </w:tr>
       <w:tr>
-        <w:trPr>
-          <w:jc w:val="center"/>
-        </w:trPr>
-        <w:tc>
-          <w:tcPr>
-            <w:tcW w:w="1928" w:type="dxa"/>
-          </w:tcPr>
-          <w:p>
-            <w:pPr>
-              <w:spacing w:after="20"/>
+        <w:trPr/>
+        <w:tc>
+          <w:tcPr>
+            <w:tcW w:w="1860" w:type="dxa"/>
+            <w:tcBorders>
+              <w:top w:val="single" w:sz="4" w:space="0" w:color="9DB3CC"/>
+              <w:start w:val="single" w:sz="4" w:space="0" w:color="9DB3CC"/>
+              <w:bottom w:val="single" w:sz="4" w:space="0" w:color="9DB3CC"/>
+              <w:end w:val="single" w:sz="4" w:space="0" w:color="9DB3CC"/>
+            </w:tcBorders>
+          </w:tcPr>
+          <w:p>
+            <w:pPr>
+              <w:pStyle w:val="Normal"/>
+              <w:spacing w:before="0" w:after="20"/>
+              <w:rPr/>
             </w:pPr>
             <w:r>
               <w:rPr>
@@ -1208,11 +1686,19 @@
         </w:tc>
         <w:tc>
           <w:tcPr>
-            <w:tcW w:w="5896" w:type="dxa"/>
-          </w:tcPr>
-          <w:p>
-            <w:pPr>
-              <w:spacing w:after="20"/>
+            <w:tcW w:w="5400" w:type="dxa"/>
+            <w:tcBorders>
+              <w:top w:val="single" w:sz="4" w:space="0" w:color="9DB3CC"/>
+              <w:start w:val="single" w:sz="4" w:space="0" w:color="9DB3CC"/>
+              <w:bottom w:val="single" w:sz="4" w:space="0" w:color="9DB3CC"/>
+              <w:end w:val="single" w:sz="4" w:space="0" w:color="9DB3CC"/>
+            </w:tcBorders>
+          </w:tcPr>
+          <w:p>
+            <w:pPr>
+              <w:pStyle w:val="Normal"/>
+              <w:spacing w:before="0" w:after="20"/>
+              <w:rPr/>
             </w:pPr>
             <w:r>
               <w:rPr>
@@ -1224,11 +1710,19 @@
         </w:tc>
         <w:tc>
           <w:tcPr>
-            <w:tcW w:w="1814" w:type="dxa"/>
-          </w:tcPr>
-          <w:p>
-            <w:pPr>
-              <w:spacing w:after="20"/>
+            <w:tcW w:w="1743" w:type="dxa"/>
+            <w:tcBorders>
+              <w:top w:val="single" w:sz="4" w:space="0" w:color="9DB3CC"/>
+              <w:start w:val="single" w:sz="4" w:space="0" w:color="9DB3CC"/>
+              <w:bottom w:val="single" w:sz="4" w:space="0" w:color="9DB3CC"/>
+              <w:end w:val="single" w:sz="4" w:space="0" w:color="9DB3CC"/>
+            </w:tcBorders>
+          </w:tcPr>
+          <w:p>
+            <w:pPr>
+              <w:pStyle w:val="Normal"/>
+              <w:spacing w:before="0" w:after="20"/>
+              <w:rPr/>
             </w:pPr>
             <w:r>
               <w:rPr>
@@ -1240,17 +1734,23 @@
         </w:tc>
       </w:tr>
       <w:tr>
-        <w:trPr>
-          <w:jc w:val="center"/>
-        </w:trPr>
-        <w:tc>
-          <w:tcPr>
-            <w:tcW w:w="1928" w:type="dxa"/>
-            <w:shd w:val="clear" w:color="auto" w:fill="EEF3F9"/>
-          </w:tcPr>
-          <w:p>
-            <w:pPr>
-              <w:spacing w:after="20"/>
+        <w:trPr/>
+        <w:tc>
+          <w:tcPr>
+            <w:tcW w:w="1860" w:type="dxa"/>
+            <w:tcBorders>
+              <w:top w:val="single" w:sz="4" w:space="0" w:color="9DB3CC"/>
+              <w:start w:val="single" w:sz="4" w:space="0" w:color="9DB3CC"/>
+              <w:bottom w:val="single" w:sz="4" w:space="0" w:color="9DB3CC"/>
+              <w:end w:val="single" w:sz="4" w:space="0" w:color="9DB3CC"/>
+            </w:tcBorders>
+            <w:shd w:color="auto" w:fill="EEF3F9" w:val="clear"/>
+          </w:tcPr>
+          <w:p>
+            <w:pPr>
+              <w:pStyle w:val="Normal"/>
+              <w:spacing w:before="0" w:after="20"/>
+              <w:rPr/>
             </w:pPr>
             <w:r>
               <w:rPr>
@@ -1262,12 +1762,20 @@
         </w:tc>
         <w:tc>
           <w:tcPr>
-            <w:tcW w:w="5896" w:type="dxa"/>
-            <w:shd w:val="clear" w:color="auto" w:fill="EEF3F9"/>
-          </w:tcPr>
-          <w:p>
-            <w:pPr>
-              <w:spacing w:after="20"/>
+            <w:tcW w:w="5400" w:type="dxa"/>
+            <w:tcBorders>
+              <w:top w:val="single" w:sz="4" w:space="0" w:color="9DB3CC"/>
+              <w:start w:val="single" w:sz="4" w:space="0" w:color="9DB3CC"/>
+              <w:bottom w:val="single" w:sz="4" w:space="0" w:color="9DB3CC"/>
+              <w:end w:val="single" w:sz="4" w:space="0" w:color="9DB3CC"/>
+            </w:tcBorders>
+            <w:shd w:color="auto" w:fill="EEF3F9" w:val="clear"/>
+          </w:tcPr>
+          <w:p>
+            <w:pPr>
+              <w:pStyle w:val="Normal"/>
+              <w:spacing w:before="0" w:after="20"/>
+              <w:rPr/>
             </w:pPr>
             <w:r>
               <w:rPr>
@@ -1279,12 +1787,20 @@
         </w:tc>
         <w:tc>
           <w:tcPr>
-            <w:tcW w:w="1814" w:type="dxa"/>
-            <w:shd w:val="clear" w:color="auto" w:fill="EEF3F9"/>
-          </w:tcPr>
-          <w:p>
-            <w:pPr>
-              <w:spacing w:after="20"/>
+            <w:tcW w:w="1743" w:type="dxa"/>
+            <w:tcBorders>
+              <w:top w:val="single" w:sz="4" w:space="0" w:color="9DB3CC"/>
+              <w:start w:val="single" w:sz="4" w:space="0" w:color="9DB3CC"/>
+              <w:bottom w:val="single" w:sz="4" w:space="0" w:color="9DB3CC"/>
+              <w:end w:val="single" w:sz="4" w:space="0" w:color="9DB3CC"/>
+            </w:tcBorders>
+            <w:shd w:color="auto" w:fill="EEF3F9" w:val="clear"/>
+          </w:tcPr>
+          <w:p>
+            <w:pPr>
+              <w:pStyle w:val="Normal"/>
+              <w:spacing w:before="0" w:after="20"/>
+              <w:rPr/>
             </w:pPr>
             <w:r>
               <w:rPr>
@@ -1296,16 +1812,22 @@
         </w:tc>
       </w:tr>
       <w:tr>
-        <w:trPr>
-          <w:jc w:val="center"/>
-        </w:trPr>
-        <w:tc>
-          <w:tcPr>
-            <w:tcW w:w="1928" w:type="dxa"/>
-          </w:tcPr>
-          <w:p>
-            <w:pPr>
-              <w:spacing w:after="20"/>
+        <w:trPr/>
+        <w:tc>
+          <w:tcPr>
+            <w:tcW w:w="1860" w:type="dxa"/>
+            <w:tcBorders>
+              <w:top w:val="single" w:sz="4" w:space="0" w:color="9DB3CC"/>
+              <w:start w:val="single" w:sz="4" w:space="0" w:color="9DB3CC"/>
+              <w:bottom w:val="single" w:sz="4" w:space="0" w:color="9DB3CC"/>
+              <w:end w:val="single" w:sz="4" w:space="0" w:color="9DB3CC"/>
+            </w:tcBorders>
+          </w:tcPr>
+          <w:p>
+            <w:pPr>
+              <w:pStyle w:val="Normal"/>
+              <w:spacing w:before="0" w:after="20"/>
+              <w:rPr/>
             </w:pPr>
             <w:r>
               <w:rPr>
@@ -1317,11 +1839,19 @@
         </w:tc>
         <w:tc>
           <w:tcPr>
-            <w:tcW w:w="5896" w:type="dxa"/>
-          </w:tcPr>
-          <w:p>
-            <w:pPr>
-              <w:spacing w:after="20"/>
+            <w:tcW w:w="5400" w:type="dxa"/>
+            <w:tcBorders>
+              <w:top w:val="single" w:sz="4" w:space="0" w:color="9DB3CC"/>
+              <w:start w:val="single" w:sz="4" w:space="0" w:color="9DB3CC"/>
+              <w:bottom w:val="single" w:sz="4" w:space="0" w:color="9DB3CC"/>
+              <w:end w:val="single" w:sz="4" w:space="0" w:color="9DB3CC"/>
+            </w:tcBorders>
+          </w:tcPr>
+          <w:p>
+            <w:pPr>
+              <w:pStyle w:val="Normal"/>
+              <w:spacing w:before="0" w:after="20"/>
+              <w:rPr/>
             </w:pPr>
             <w:r>
               <w:rPr>
@@ -1333,11 +1863,19 @@
         </w:tc>
         <w:tc>
           <w:tcPr>
-            <w:tcW w:w="1814" w:type="dxa"/>
-          </w:tcPr>
-          <w:p>
-            <w:pPr>
-              <w:spacing w:after="20"/>
+            <w:tcW w:w="1743" w:type="dxa"/>
+            <w:tcBorders>
+              <w:top w:val="single" w:sz="4" w:space="0" w:color="9DB3CC"/>
+              <w:start w:val="single" w:sz="4" w:space="0" w:color="9DB3CC"/>
+              <w:bottom w:val="single" w:sz="4" w:space="0" w:color="9DB3CC"/>
+              <w:end w:val="single" w:sz="4" w:space="0" w:color="9DB3CC"/>
+            </w:tcBorders>
+          </w:tcPr>
+          <w:p>
+            <w:pPr>
+              <w:pStyle w:val="Normal"/>
+              <w:spacing w:before="0" w:after="20"/>
+              <w:rPr/>
             </w:pPr>
             <w:r>
               <w:rPr>
@@ -1349,17 +1887,23 @@
         </w:tc>
       </w:tr>
       <w:tr>
-        <w:trPr>
-          <w:jc w:val="center"/>
-        </w:trPr>
-        <w:tc>
-          <w:tcPr>
-            <w:tcW w:w="1928" w:type="dxa"/>
-            <w:shd w:val="clear" w:color="auto" w:fill="EEF3F9"/>
-          </w:tcPr>
-          <w:p>
-            <w:pPr>
-              <w:spacing w:after="20"/>
+        <w:trPr/>
+        <w:tc>
+          <w:tcPr>
+            <w:tcW w:w="1860" w:type="dxa"/>
+            <w:tcBorders>
+              <w:top w:val="single" w:sz="4" w:space="0" w:color="9DB3CC"/>
+              <w:start w:val="single" w:sz="4" w:space="0" w:color="9DB3CC"/>
+              <w:bottom w:val="single" w:sz="4" w:space="0" w:color="9DB3CC"/>
+              <w:end w:val="single" w:sz="4" w:space="0" w:color="9DB3CC"/>
+            </w:tcBorders>
+            <w:shd w:color="auto" w:fill="EEF3F9" w:val="clear"/>
+          </w:tcPr>
+          <w:p>
+            <w:pPr>
+              <w:pStyle w:val="Normal"/>
+              <w:spacing w:before="0" w:after="20"/>
+              <w:rPr/>
             </w:pPr>
             <w:r>
               <w:rPr>
@@ -1371,12 +1915,20 @@
         </w:tc>
         <w:tc>
           <w:tcPr>
-            <w:tcW w:w="5896" w:type="dxa"/>
-            <w:shd w:val="clear" w:color="auto" w:fill="EEF3F9"/>
-          </w:tcPr>
-          <w:p>
-            <w:pPr>
-              <w:spacing w:after="20"/>
+            <w:tcW w:w="5400" w:type="dxa"/>
+            <w:tcBorders>
+              <w:top w:val="single" w:sz="4" w:space="0" w:color="9DB3CC"/>
+              <w:start w:val="single" w:sz="4" w:space="0" w:color="9DB3CC"/>
+              <w:bottom w:val="single" w:sz="4" w:space="0" w:color="9DB3CC"/>
+              <w:end w:val="single" w:sz="4" w:space="0" w:color="9DB3CC"/>
+            </w:tcBorders>
+            <w:shd w:color="auto" w:fill="EEF3F9" w:val="clear"/>
+          </w:tcPr>
+          <w:p>
+            <w:pPr>
+              <w:pStyle w:val="Normal"/>
+              <w:spacing w:before="0" w:after="20"/>
+              <w:rPr/>
             </w:pPr>
             <w:r>
               <w:rPr>
@@ -1388,12 +1940,20 @@
         </w:tc>
         <w:tc>
           <w:tcPr>
-            <w:tcW w:w="1814" w:type="dxa"/>
-            <w:shd w:val="clear" w:color="auto" w:fill="EEF3F9"/>
-          </w:tcPr>
-          <w:p>
-            <w:pPr>
-              <w:spacing w:after="20"/>
+            <w:tcW w:w="1743" w:type="dxa"/>
+            <w:tcBorders>
+              <w:top w:val="single" w:sz="4" w:space="0" w:color="9DB3CC"/>
+              <w:start w:val="single" w:sz="4" w:space="0" w:color="9DB3CC"/>
+              <w:bottom w:val="single" w:sz="4" w:space="0" w:color="9DB3CC"/>
+              <w:end w:val="single" w:sz="4" w:space="0" w:color="9DB3CC"/>
+            </w:tcBorders>
+            <w:shd w:color="auto" w:fill="EEF3F9" w:val="clear"/>
+          </w:tcPr>
+          <w:p>
+            <w:pPr>
+              <w:pStyle w:val="Normal"/>
+              <w:spacing w:before="0" w:after="20"/>
+              <w:rPr/>
             </w:pPr>
             <w:r>
               <w:rPr>
@@ -1407,14 +1967,21 @@
     </w:tbl>
     <w:p>
       <w:pPr>
-        <w:spacing w:after="40"/>
-      </w:pPr>
-    </w:p>
-    <w:p>
-      <w:pPr>
-        <w:spacing w:after="60"/>
-        <w:ind w:left="340" w:hanging="255"/>
+        <w:pStyle w:val="Normal"/>
+        <w:spacing w:before="0" w:after="40"/>
+        <w:rPr/>
+      </w:pPr>
+      <w:r>
+        <w:rPr/>
+      </w:r>
+    </w:p>
+    <w:p>
+      <w:pPr>
+        <w:pStyle w:val="Normal"/>
+        <w:spacing w:before="0" w:after="60"/>
+        <w:ind w:hanging="255" w:start="340"/>
         <w:jc w:val="both"/>
+        <w:rPr/>
       </w:pPr>
       <w:r>
         <w:rPr>
@@ -1430,14 +1997,17 @@
         <w:t>A.2.1.</w:t>
       </w:r>
       <w:r>
+        <w:rPr/>
         <w:t xml:space="preserve"> Para cada CVE, consulta una fuente oficial (NVD o INCIBE-CERT) y anota su puntuación CVSS, el vector, el nivel de gravedad y la fuente exacta de la puntuación. Si encuentras puntuaciones distintas según la fuente, anótalas y explica a qué puede deberse.</w:t>
       </w:r>
     </w:p>
     <w:p>
       <w:pPr>
-        <w:spacing w:after="60"/>
-        <w:ind w:left="340" w:hanging="255"/>
+        <w:pStyle w:val="Normal"/>
+        <w:spacing w:before="0" w:after="60"/>
+        <w:ind w:hanging="255" w:start="340"/>
         <w:jc w:val="both"/>
+        <w:rPr/>
       </w:pPr>
       <w:r>
         <w:rPr>
@@ -1453,21 +2023,23 @@
         <w:t>A.2.2.</w:t>
       </w:r>
       <w:r>
+        <w:rPr/>
         <w:t xml:space="preserve"> Interpreta el vector CVSS de dos de las vulnerabilidades: qué significan los valores de vector de ataque, complejidad, privilegios requeridos e interacción del usuario, y cómo influyen en la probabilidad de explotación.</w:t>
       </w:r>
     </w:p>
     <w:p>
       <w:pPr>
-        <w:spacing w:after="60"/>
-        <w:ind w:left="340" w:hanging="255"/>
+        <w:pStyle w:val="Normal"/>
+        <w:spacing w:before="0" w:after="60"/>
+        <w:ind w:hanging="255" w:start="340"/>
         <w:jc w:val="both"/>
+        <w:rPr/>
       </w:pPr>
       <w:r>
         <w:rPr>
           <w:b/>
           <w:color w:val="2E6DA4"/>
         </w:rPr>
-        <w:lastRenderedPageBreak/>
         <w:t xml:space="preserve">•  </w:t>
       </w:r>
       <w:r>
@@ -1477,14 +2049,17 @@
         <w:t>A.2.3.</w:t>
       </w:r>
       <w:r>
+        <w:rPr/>
         <w:t xml:space="preserve"> Ordena las cuatro vulnerabilidades por prioridad de corrección para DeltaSoft y justifica el orden. ¿Coincide con el orden por CVSS? Ten en cuenta qué equipos están expuestos a Internet y cuáles solo a la red interna.</w:t>
       </w:r>
     </w:p>
     <w:p>
       <w:pPr>
-        <w:spacing w:after="60"/>
-        <w:ind w:left="340" w:hanging="255"/>
+        <w:pStyle w:val="Normal"/>
+        <w:spacing w:before="0" w:after="60"/>
+        <w:ind w:hanging="255" w:start="340"/>
         <w:jc w:val="both"/>
+        <w:rPr/>
       </w:pPr>
       <w:r>
         <w:rPr>
@@ -1500,24 +2075,32 @@
         <w:t>A.2.4.</w:t>
       </w:r>
       <w:r>
+        <w:rPr/>
         <w:t xml:space="preserve"> Comprueba si alguna de las cuatro figura en el catálogo KEV de CISA (vulnerabilidades explotadas activamente) y explica qué aporta ese dato a la priorización.</w:t>
       </w:r>
     </w:p>
     <w:p>
       <w:pPr>
-        <w:spacing w:after="0"/>
-      </w:pPr>
+        <w:pStyle w:val="Normal"/>
+        <w:spacing w:before="0" w:after="0"/>
+        <w:rPr/>
+      </w:pPr>
+      <w:r>
+        <w:rPr/>
+      </w:r>
       <w:r>
         <w:br w:type="page"/>
       </w:r>
     </w:p>
     <w:p>
       <w:pPr>
-        <w:keepNext/>
+        <w:pStyle w:val="Normal"/>
+        <w:keepNext w:val="true"/>
         <w:pBdr>
           <w:bottom w:val="single" w:sz="8" w:space="2" w:color="2E6DA4"/>
         </w:pBdr>
-        <w:spacing w:before="280"/>
+        <w:spacing w:before="0" w:after="120"/>
+        <w:rPr/>
       </w:pPr>
       <w:r>
         <w:rPr>
@@ -1525,15 +2108,17 @@
           <w:color w:val="1F3A5F"/>
           <w:sz w:val="30"/>
         </w:rPr>
-        <w:lastRenderedPageBreak/>
         <w:t>Parte B · Tu servidor: montaje, reproducción del escenario y auditoría</w:t>
       </w:r>
     </w:p>
     <w:p>
       <w:pPr>
+        <w:pStyle w:val="Normal"/>
         <w:jc w:val="both"/>
-      </w:pPr>
-      <w:r>
+        <w:rPr/>
+      </w:pPr>
+      <w:r>
+        <w:rPr/>
         <w:t xml:space="preserve">En esta parte construirás una réplica de SRV-FICHEROS en una máquina virtual propia, reproducirás en ella las malas prácticas descritas por el administrador y, después, la auditarás desde dentro como lo haría un técnico de seguridad. En la UT2 corregirás sobre esta misma máquina todo lo que encuentres, así que </w:t>
       </w:r>
       <w:r>
@@ -1543,13 +2128,16 @@
         <w:t>consérvala</w:t>
       </w:r>
       <w:r>
+        <w:rPr/>
         <w:t>.</w:t>
       </w:r>
     </w:p>
     <w:p>
       <w:pPr>
-        <w:keepNext/>
+        <w:pStyle w:val="Normal"/>
+        <w:keepNext w:val="true"/>
         <w:spacing w:before="200" w:after="80"/>
+        <w:rPr/>
       </w:pPr>
       <w:r>
         <w:rPr>
@@ -1562,9 +2150,11 @@
     </w:p>
     <w:p>
       <w:pPr>
-        <w:spacing w:after="60"/>
-        <w:ind w:left="340" w:hanging="255"/>
+        <w:pStyle w:val="Normal"/>
+        <w:spacing w:before="0" w:after="60"/>
+        <w:ind w:hanging="255" w:start="340"/>
         <w:jc w:val="both"/>
+        <w:rPr/>
       </w:pPr>
       <w:r>
         <w:rPr>
@@ -1580,6 +2170,7 @@
         <w:t>B.1.1.</w:t>
       </w:r>
       <w:r>
+        <w:rPr/>
         <w:t xml:space="preserve"> Descarga la imagen oficial de </w:t>
       </w:r>
       <w:r>
@@ -1589,6 +2180,7 @@
         <w:t>Debian 13</w:t>
       </w:r>
       <w:r>
+        <w:rPr/>
         <w:t xml:space="preserve"> (instalador netinst para amd64) desde debian.org. Antes de usarla, </w:t>
       </w:r>
       <w:r>
@@ -1598,14 +2190,17 @@
         <w:t>verifica su integridad</w:t>
       </w:r>
       <w:r>
+        <w:rPr/>
         <w:t xml:space="preserve"> comparando su resumen SHA-256 con el publicado en la web oficial. Incluye la captura del comando y de la comparación, y explica qué principio de la seguridad estás comprobando y frente a qué amenaza te protege.</w:t>
       </w:r>
     </w:p>
     <w:p>
       <w:pPr>
-        <w:spacing w:after="60"/>
-        <w:ind w:left="340" w:hanging="255"/>
+        <w:pStyle w:val="Normal"/>
+        <w:spacing w:before="0" w:after="60"/>
+        <w:ind w:hanging="255" w:start="340"/>
         <w:jc w:val="both"/>
+        <w:rPr/>
       </w:pPr>
       <w:r>
         <w:rPr>
@@ -1621,6 +2216,7 @@
         <w:t>B.1.2.</w:t>
       </w:r>
       <w:r>
+        <w:rPr/>
         <w:t xml:space="preserve"> Crea en VirtualBox una máquina virtual (2 GB de RAM, 20 GB de disco, red en modo NAT) llamada </w:t>
       </w:r>
       <w:r>
@@ -1630,14 +2226,17 @@
         <w:t>srv-ficheros-apellido</w:t>
       </w:r>
       <w:r>
+        <w:rPr/>
         <w:t>. Instala Debian sin entorno gráfico, marcando solo «servidor SSH» y «utilidades estándar del sistema». Crea tu usuario personal con una contraseña robusta.</w:t>
       </w:r>
     </w:p>
     <w:p>
       <w:pPr>
-        <w:spacing w:after="60"/>
-        <w:ind w:left="340" w:hanging="255"/>
+        <w:pStyle w:val="Normal"/>
+        <w:spacing w:before="0" w:after="60"/>
+        <w:ind w:hanging="255" w:start="340"/>
         <w:jc w:val="both"/>
+        <w:rPr/>
       </w:pPr>
       <w:r>
         <w:rPr>
@@ -1653,13 +2252,16 @@
         <w:t>B.1.3.</w:t>
       </w:r>
       <w:r>
+        <w:rPr/>
         <w:t xml:space="preserve"> Instala los servicios que tenía el servidor de la empresa: servidor web Apache, servidor FTP vsftpd, Samba y el servidor de bases de datos MariaDB. Documenta los comandos utilizados.</w:t>
       </w:r>
     </w:p>
     <w:p>
       <w:pPr>
-        <w:keepNext/>
+        <w:pStyle w:val="Normal"/>
+        <w:keepNext w:val="true"/>
         <w:spacing w:before="200" w:after="80"/>
+        <w:rPr/>
       </w:pPr>
       <w:r>
         <w:rPr>
@@ -1672,45 +2274,54 @@
     </w:p>
     <w:p>
       <w:pPr>
+        <w:pStyle w:val="Normal"/>
         <w:jc w:val="both"/>
-      </w:pPr>
-      <w:r>
+        <w:rPr/>
+      </w:pPr>
+      <w:r>
+        <w:rPr/>
         <w:t>Aplica exactamente estos cambios, que reproducen la nota del administrador. Son configuraciones deliberadamente inseguras que solo tienen sentido en tu máquina de laboratorio:</w:t>
       </w:r>
     </w:p>
     <w:tbl>
       <w:tblPr>
-        <w:tblW w:w="0" w:type="auto"/>
+        <w:tblW w:w="8787" w:type="dxa"/>
         <w:jc w:val="center"/>
-        <w:tblBorders>
-          <w:top w:val="single" w:sz="4" w:space="0" w:color="B0B0B0"/>
-          <w:left w:val="single" w:sz="4" w:space="0" w:color="B0B0B0"/>
-          <w:bottom w:val="single" w:sz="4" w:space="0" w:color="B0B0B0"/>
-          <w:right w:val="single" w:sz="4" w:space="0" w:color="B0B0B0"/>
-          <w:insideH w:val="single" w:sz="4" w:space="0" w:color="B0B0B0"/>
-          <w:insideV w:val="single" w:sz="4" w:space="0" w:color="B0B0B0"/>
-        </w:tblBorders>
-        <w:tblLook w:val="04A0" w:firstRow="1" w:lastRow="0" w:firstColumn="1" w:lastColumn="0" w:noHBand="0" w:noVBand="1"/>
+        <w:tblInd w:w="0" w:type="dxa"/>
+        <w:tblLayout w:type="fixed"/>
+        <w:tblCellMar>
+          <w:top w:w="0" w:type="dxa"/>
+          <w:start w:w="108" w:type="dxa"/>
+          <w:bottom w:w="0" w:type="dxa"/>
+          <w:end w:w="108" w:type="dxa"/>
+        </w:tblCellMar>
+        <w:tblLook w:val="04a0" w:firstRow="1" w:noVBand="1" w:lastRow="0" w:firstColumn="1" w:lastColumn="0" w:noHBand="0"/>
       </w:tblPr>
       <w:tblGrid>
         <w:gridCol w:w="8787"/>
       </w:tblGrid>
       <w:tr>
-        <w:trPr>
-          <w:jc w:val="center"/>
-        </w:trPr>
+        <w:trPr/>
         <w:tc>
           <w:tcPr>
             <w:tcW w:w="8787" w:type="dxa"/>
-            <w:shd w:val="clear" w:color="auto" w:fill="F2F2F2"/>
-          </w:tcPr>
-          <w:p>
-            <w:pPr>
-              <w:spacing w:after="0" w:line="240" w:lineRule="auto"/>
-            </w:pPr>
-            <w:r>
-              <w:rPr>
-                <w:rFonts w:ascii="Consolas" w:eastAsia="Consolas" w:hAnsi="Consolas"/>
+            <w:tcBorders>
+              <w:top w:val="single" w:sz="4" w:space="0" w:color="B0B0B0"/>
+              <w:start w:val="single" w:sz="4" w:space="0" w:color="B0B0B0"/>
+              <w:bottom w:val="single" w:sz="4" w:space="0" w:color="B0B0B0"/>
+              <w:end w:val="single" w:sz="4" w:space="0" w:color="B0B0B0"/>
+            </w:tcBorders>
+            <w:shd w:color="auto" w:fill="F2F2F2" w:val="clear"/>
+          </w:tcPr>
+          <w:p>
+            <w:pPr>
+              <w:pStyle w:val="Normal"/>
+              <w:spacing w:lineRule="auto" w:line="240" w:before="0" w:after="0"/>
+              <w:rPr/>
+            </w:pPr>
+            <w:r>
+              <w:rPr>
+                <w:rFonts w:eastAsia="Consolas" w:ascii="Consolas" w:hAnsi="Consolas"/>
                 <w:sz w:val="18"/>
               </w:rPr>
               <w:t># 1. Cuenta compartida con contraseña débil y sudo sin contraseña</w:t>
@@ -1718,11 +2329,13 @@
           </w:p>
           <w:p>
             <w:pPr>
-              <w:spacing w:after="0" w:line="240" w:lineRule="auto"/>
-            </w:pPr>
-            <w:r>
-              <w:rPr>
-                <w:rFonts w:ascii="Consolas" w:eastAsia="Consolas" w:hAnsi="Consolas"/>
+              <w:pStyle w:val="Normal"/>
+              <w:spacing w:lineRule="auto" w:line="240" w:before="0" w:after="0"/>
+              <w:rPr/>
+            </w:pPr>
+            <w:r>
+              <w:rPr>
+                <w:rFonts w:eastAsia="Consolas" w:ascii="Consolas" w:hAnsi="Consolas"/>
                 <w:sz w:val="18"/>
               </w:rPr>
               <w:t>sudo adduser admin                      # contraseña: deltasoft</w:t>
@@ -1730,11 +2343,13 @@
           </w:p>
           <w:p>
             <w:pPr>
-              <w:spacing w:after="0" w:line="240" w:lineRule="auto"/>
-            </w:pPr>
-            <w:r>
-              <w:rPr>
-                <w:rFonts w:ascii="Consolas" w:eastAsia="Consolas" w:hAnsi="Consolas"/>
+              <w:pStyle w:val="Normal"/>
+              <w:spacing w:lineRule="auto" w:line="240" w:before="0" w:after="0"/>
+              <w:rPr/>
+            </w:pPr>
+            <w:r>
+              <w:rPr>
+                <w:rFonts w:eastAsia="Consolas" w:ascii="Consolas" w:hAnsi="Consolas"/>
                 <w:sz w:val="18"/>
               </w:rPr>
               <w:t>sudo usermod -aG sudo admin</w:t>
@@ -1742,11 +2357,13 @@
           </w:p>
           <w:p>
             <w:pPr>
-              <w:spacing w:after="0" w:line="240" w:lineRule="auto"/>
-            </w:pPr>
-            <w:r>
-              <w:rPr>
-                <w:rFonts w:ascii="Consolas" w:eastAsia="Consolas" w:hAnsi="Consolas"/>
+              <w:pStyle w:val="Normal"/>
+              <w:spacing w:lineRule="auto" w:line="240" w:before="0" w:after="0"/>
+              <w:rPr/>
+            </w:pPr>
+            <w:r>
+              <w:rPr>
+                <w:rFonts w:eastAsia="Consolas" w:ascii="Consolas" w:hAnsi="Consolas"/>
                 <w:sz w:val="18"/>
               </w:rPr>
               <w:t>echo "admin ALL=(ALL) NOPASSWD: ALL" | sudo tee /etc/sudoers.d/admin</w:t>
@@ -1754,23 +2371,26 @@
           </w:p>
           <w:p>
             <w:pPr>
-              <w:spacing w:after="0" w:line="240" w:lineRule="auto"/>
-            </w:pPr>
-            <w:r>
-              <w:rPr>
-                <w:rFonts w:ascii="Consolas" w:eastAsia="Consolas" w:hAnsi="Consolas"/>
+              <w:pStyle w:val="Normal"/>
+              <w:spacing w:lineRule="auto" w:line="240" w:before="0" w:after="0"/>
+              <w:rPr>
+                <w:rFonts w:ascii="Consolas" w:hAnsi="Consolas" w:eastAsia="Consolas"/>
                 <w:sz w:val="18"/>
               </w:rPr>
-              <w:t xml:space="preserve"> </w:t>
-            </w:r>
-          </w:p>
-          <w:p>
-            <w:pPr>
-              <w:spacing w:after="0" w:line="240" w:lineRule="auto"/>
-            </w:pPr>
-            <w:r>
-              <w:rPr>
-                <w:rFonts w:ascii="Consolas" w:eastAsia="Consolas" w:hAnsi="Consolas"/>
+            </w:pPr>
+            <w:r>
+              <w:rPr/>
+            </w:r>
+          </w:p>
+          <w:p>
+            <w:pPr>
+              <w:pStyle w:val="Normal"/>
+              <w:spacing w:lineRule="auto" w:line="240" w:before="0" w:after="0"/>
+              <w:rPr/>
+            </w:pPr>
+            <w:r>
+              <w:rPr>
+                <w:rFonts w:eastAsia="Consolas" w:ascii="Consolas" w:hAnsi="Consolas"/>
                 <w:sz w:val="18"/>
               </w:rPr>
               <w:t># 2. Carpeta de nóminas con permisos para todo el mundo</w:t>
@@ -1778,11 +2398,13 @@
           </w:p>
           <w:p>
             <w:pPr>
-              <w:spacing w:after="0" w:line="240" w:lineRule="auto"/>
-            </w:pPr>
-            <w:r>
-              <w:rPr>
-                <w:rFonts w:ascii="Consolas" w:eastAsia="Consolas" w:hAnsi="Consolas"/>
+              <w:pStyle w:val="Normal"/>
+              <w:spacing w:lineRule="auto" w:line="240" w:before="0" w:after="0"/>
+              <w:rPr/>
+            </w:pPr>
+            <w:r>
+              <w:rPr>
+                <w:rFonts w:eastAsia="Consolas" w:ascii="Consolas" w:hAnsi="Consolas"/>
                 <w:sz w:val="18"/>
               </w:rPr>
               <w:t>sudo mkdir -p /srv/nominas</w:t>
@@ -1790,11 +2412,13 @@
           </w:p>
           <w:p>
             <w:pPr>
-              <w:spacing w:after="0" w:line="240" w:lineRule="auto"/>
-            </w:pPr>
-            <w:r>
-              <w:rPr>
-                <w:rFonts w:ascii="Consolas" w:eastAsia="Consolas" w:hAnsi="Consolas"/>
+              <w:pStyle w:val="Normal"/>
+              <w:spacing w:lineRule="auto" w:line="240" w:before="0" w:after="0"/>
+              <w:rPr/>
+            </w:pPr>
+            <w:r>
+              <w:rPr>
+                <w:rFonts w:eastAsia="Consolas" w:ascii="Consolas" w:hAnsi="Consolas"/>
                 <w:sz w:val="18"/>
               </w:rPr>
               <w:t>echo "empleado;importe" | sudo tee /srv/nominas/nominas_enero.csv</w:t>
@@ -1802,11 +2426,13 @@
           </w:p>
           <w:p>
             <w:pPr>
-              <w:spacing w:after="0" w:line="240" w:lineRule="auto"/>
-            </w:pPr>
-            <w:r>
-              <w:rPr>
-                <w:rFonts w:ascii="Consolas" w:eastAsia="Consolas" w:hAnsi="Consolas"/>
+              <w:pStyle w:val="Normal"/>
+              <w:spacing w:lineRule="auto" w:line="240" w:before="0" w:after="0"/>
+              <w:rPr/>
+            </w:pPr>
+            <w:r>
+              <w:rPr>
+                <w:rFonts w:eastAsia="Consolas" w:ascii="Consolas" w:hAnsi="Consolas"/>
                 <w:sz w:val="18"/>
               </w:rPr>
               <w:t>sudo chmod -R 777 /srv/nominas</w:t>
@@ -1814,23 +2440,26 @@
           </w:p>
           <w:p>
             <w:pPr>
-              <w:spacing w:after="0" w:line="240" w:lineRule="auto"/>
-            </w:pPr>
-            <w:r>
-              <w:rPr>
-                <w:rFonts w:ascii="Consolas" w:eastAsia="Consolas" w:hAnsi="Consolas"/>
+              <w:pStyle w:val="Normal"/>
+              <w:spacing w:lineRule="auto" w:line="240" w:before="0" w:after="0"/>
+              <w:rPr>
+                <w:rFonts w:ascii="Consolas" w:hAnsi="Consolas" w:eastAsia="Consolas"/>
                 <w:sz w:val="18"/>
               </w:rPr>
-              <w:t xml:space="preserve"> </w:t>
-            </w:r>
-          </w:p>
-          <w:p>
-            <w:pPr>
-              <w:spacing w:after="0" w:line="240" w:lineRule="auto"/>
-            </w:pPr>
-            <w:r>
-              <w:rPr>
-                <w:rFonts w:ascii="Consolas" w:eastAsia="Consolas" w:hAnsi="Consolas"/>
+            </w:pPr>
+            <w:r>
+              <w:rPr/>
+            </w:r>
+          </w:p>
+          <w:p>
+            <w:pPr>
+              <w:pStyle w:val="Normal"/>
+              <w:spacing w:lineRule="auto" w:line="240" w:before="0" w:after="0"/>
+              <w:rPr/>
+            </w:pPr>
+            <w:r>
+              <w:rPr>
+                <w:rFonts w:eastAsia="Consolas" w:ascii="Consolas" w:hAnsi="Consolas"/>
                 <w:sz w:val="18"/>
               </w:rPr>
               <w:t># 3. Recurso compartido de Samba sin autenticación</w:t>
@@ -1838,11 +2467,13 @@
           </w:p>
           <w:p>
             <w:pPr>
-              <w:spacing w:after="0" w:line="240" w:lineRule="auto"/>
-            </w:pPr>
-            <w:r>
-              <w:rPr>
-                <w:rFonts w:ascii="Consolas" w:eastAsia="Consolas" w:hAnsi="Consolas"/>
+              <w:pStyle w:val="Normal"/>
+              <w:spacing w:lineRule="auto" w:line="240" w:before="0" w:after="0"/>
+              <w:rPr/>
+            </w:pPr>
+            <w:r>
+              <w:rPr>
+                <w:rFonts w:eastAsia="Consolas" w:ascii="Consolas" w:hAnsi="Consolas"/>
                 <w:sz w:val="18"/>
               </w:rPr>
               <w:t>#    Añade al final de /etc/samba/smb.conf estas líneas:</w:t>
@@ -1850,11 +2481,13 @@
           </w:p>
           <w:p>
             <w:pPr>
-              <w:spacing w:after="0" w:line="240" w:lineRule="auto"/>
-            </w:pPr>
-            <w:r>
-              <w:rPr>
-                <w:rFonts w:ascii="Consolas" w:eastAsia="Consolas" w:hAnsi="Consolas"/>
+              <w:pStyle w:val="Normal"/>
+              <w:spacing w:lineRule="auto" w:line="240" w:before="0" w:after="0"/>
+              <w:rPr/>
+            </w:pPr>
+            <w:r>
+              <w:rPr>
+                <w:rFonts w:eastAsia="Consolas" w:ascii="Consolas" w:hAnsi="Consolas"/>
                 <w:sz w:val="18"/>
               </w:rPr>
               <w:t>[nominas]</w:t>
@@ -1862,59 +2495,90 @@
           </w:p>
           <w:p>
             <w:pPr>
-              <w:spacing w:after="0" w:line="240" w:lineRule="auto"/>
-            </w:pPr>
-            <w:r>
-              <w:rPr>
-                <w:rFonts w:ascii="Consolas" w:eastAsia="Consolas" w:hAnsi="Consolas"/>
+              <w:pStyle w:val="Normal"/>
+              <w:spacing w:lineRule="auto" w:line="240" w:before="0" w:after="0"/>
+              <w:rPr/>
+            </w:pPr>
+            <w:r>
+              <w:rPr>
+                <w:rFonts w:eastAsia="Consolas" w:ascii="Consolas" w:hAnsi="Consolas"/>
                 <w:sz w:val="18"/>
               </w:rPr>
-              <w:t xml:space="preserve">   path = /srv/nominas</w:t>
-            </w:r>
-          </w:p>
-          <w:p>
-            <w:pPr>
-              <w:spacing w:after="0" w:line="240" w:lineRule="auto"/>
-            </w:pPr>
-            <w:r>
-              <w:rPr>
-                <w:rFonts w:ascii="Consolas" w:eastAsia="Consolas" w:hAnsi="Consolas"/>
+              <w:t xml:space="preserve">   </w:t>
+            </w:r>
+            <w:r>
+              <w:rPr>
+                <w:rFonts w:eastAsia="Consolas" w:ascii="Consolas" w:hAnsi="Consolas"/>
                 <w:sz w:val="18"/>
               </w:rPr>
-              <w:t xml:space="preserve">   guest ok = yes</w:t>
-            </w:r>
-          </w:p>
-          <w:p>
-            <w:pPr>
-              <w:spacing w:after="0" w:line="240" w:lineRule="auto"/>
-            </w:pPr>
-            <w:r>
-              <w:rPr>
-                <w:rFonts w:ascii="Consolas" w:eastAsia="Consolas" w:hAnsi="Consolas"/>
+              <w:t>path = /srv/nominas</w:t>
+            </w:r>
+          </w:p>
+          <w:p>
+            <w:pPr>
+              <w:pStyle w:val="Normal"/>
+              <w:spacing w:lineRule="auto" w:line="240" w:before="0" w:after="0"/>
+              <w:rPr/>
+            </w:pPr>
+            <w:r>
+              <w:rPr>
+                <w:rFonts w:eastAsia="Consolas" w:ascii="Consolas" w:hAnsi="Consolas"/>
                 <w:sz w:val="18"/>
               </w:rPr>
-              <w:t xml:space="preserve">   read only = no</w:t>
-            </w:r>
-          </w:p>
-          <w:p>
-            <w:pPr>
-              <w:spacing w:after="0" w:line="240" w:lineRule="auto"/>
-            </w:pPr>
-            <w:r>
-              <w:rPr>
-                <w:rFonts w:ascii="Consolas" w:eastAsia="Consolas" w:hAnsi="Consolas"/>
+              <w:t xml:space="preserve">   </w:t>
+            </w:r>
+            <w:r>
+              <w:rPr>
+                <w:rFonts w:eastAsia="Consolas" w:ascii="Consolas" w:hAnsi="Consolas"/>
                 <w:sz w:val="18"/>
               </w:rPr>
+              <w:t>guest ok = yes</w:t>
+            </w:r>
+          </w:p>
+          <w:p>
+            <w:pPr>
+              <w:pStyle w:val="Normal"/>
+              <w:spacing w:lineRule="auto" w:line="240" w:before="0" w:after="0"/>
+              <w:rPr/>
+            </w:pPr>
+            <w:r>
+              <w:rPr>
+                <w:rFonts w:eastAsia="Consolas" w:ascii="Consolas" w:hAnsi="Consolas"/>
+                <w:sz w:val="18"/>
+              </w:rPr>
+              <w:t xml:space="preserve">   </w:t>
+            </w:r>
+            <w:r>
+              <w:rPr>
+                <w:rFonts w:eastAsia="Consolas" w:ascii="Consolas" w:hAnsi="Consolas"/>
+                <w:sz w:val="18"/>
+              </w:rPr>
+              <w:t>read only = no</w:t>
+            </w:r>
+          </w:p>
+          <w:p>
+            <w:pPr>
+              <w:pStyle w:val="Normal"/>
+              <w:spacing w:lineRule="auto" w:line="240" w:before="0" w:after="0"/>
+              <w:rPr/>
+            </w:pPr>
+            <w:r>
+              <w:rPr>
+                <w:rFonts w:eastAsia="Consolas" w:ascii="Consolas" w:hAnsi="Consolas"/>
+                <w:sz w:val="18"/>
+              </w:rPr>
               <w:t>#    y reinicia el servicio:</w:t>
             </w:r>
           </w:p>
           <w:p>
             <w:pPr>
-              <w:spacing w:after="0" w:line="240" w:lineRule="auto"/>
-            </w:pPr>
-            <w:r>
-              <w:rPr>
-                <w:rFonts w:ascii="Consolas" w:eastAsia="Consolas" w:hAnsi="Consolas"/>
+              <w:pStyle w:val="Normal"/>
+              <w:spacing w:lineRule="auto" w:line="240" w:before="0" w:after="0"/>
+              <w:rPr/>
+            </w:pPr>
+            <w:r>
+              <w:rPr>
+                <w:rFonts w:eastAsia="Consolas" w:ascii="Consolas" w:hAnsi="Consolas"/>
                 <w:sz w:val="18"/>
               </w:rPr>
               <w:t>sudo systemctl restart smbd</w:t>
@@ -1925,22 +2589,31 @@
     </w:tbl>
     <w:p>
       <w:pPr>
-        <w:spacing w:after="40"/>
-      </w:pPr>
-    </w:p>
-    <w:p>
-      <w:pPr>
+        <w:pStyle w:val="Normal"/>
+        <w:spacing w:before="0" w:after="40"/>
+        <w:rPr/>
+      </w:pPr>
+      <w:r>
+        <w:rPr/>
+      </w:r>
+    </w:p>
+    <w:p>
+      <w:pPr>
+        <w:pStyle w:val="Normal"/>
         <w:jc w:val="both"/>
-      </w:pPr>
-      <w:r>
-        <w:lastRenderedPageBreak/>
+        <w:rPr/>
+      </w:pPr>
+      <w:r>
+        <w:rPr/>
         <w:t>Deja el resto de servicios con la configuración que traen por defecto. Parte del trabajo consiste precisamente en valorar si esa configuración por defecto es adecuada.</w:t>
       </w:r>
     </w:p>
     <w:p>
       <w:pPr>
-        <w:keepNext/>
+        <w:pStyle w:val="Normal"/>
+        <w:keepNext w:val="true"/>
         <w:spacing w:before="200" w:after="80"/>
+        <w:rPr/>
       </w:pPr>
       <w:r>
         <w:rPr>
@@ -1953,9 +2626,12 @@
     </w:p>
     <w:p>
       <w:pPr>
+        <w:pStyle w:val="Normal"/>
         <w:jc w:val="both"/>
-      </w:pPr>
-      <w:r>
+        <w:rPr/>
+      </w:pPr>
+      <w:r>
+        <w:rPr/>
         <w:t xml:space="preserve">Audita ahora tu servidor </w:t>
       </w:r>
       <w:r>
@@ -1965,28 +2641,23 @@
         <w:t>como si no supieras qué has cambiado</w:t>
       </w:r>
       <w:r>
-        <w:t>. Para cada apartado incluye el comando o comandos empleados, una captura legible del resultado y tu interpretación. Estas son las herramientas que necesitarás; consulta su manual (man) para elegir las opciones adecuadas</w:t>
-      </w:r>
-      <w:r>
-        <w:t xml:space="preserve"> por ejemplo man ss o man systemctl</w:t>
-      </w:r>
-      <w:r>
-        <w:t>:</w:t>
+        <w:rPr/>
+        <w:t>. Para cada apartado incluye el comando o comandos empleados, una captura legible del resultado y tu interpretación. Estas son las herramientas que necesitarás; consulta su manual (man) para elegir las opciones adecuadas por ejemplo man ss o man systemctl:</w:t>
       </w:r>
     </w:p>
     <w:tbl>
       <w:tblPr>
-        <w:tblW w:w="0" w:type="auto"/>
+        <w:tblW w:w="9003" w:type="dxa"/>
         <w:jc w:val="center"/>
-        <w:tblBorders>
-          <w:top w:val="single" w:sz="4" w:space="0" w:color="9DB3CC"/>
-          <w:left w:val="single" w:sz="4" w:space="0" w:color="9DB3CC"/>
-          <w:bottom w:val="single" w:sz="4" w:space="0" w:color="9DB3CC"/>
-          <w:right w:val="single" w:sz="4" w:space="0" w:color="9DB3CC"/>
-          <w:insideH w:val="single" w:sz="4" w:space="0" w:color="9DB3CC"/>
-          <w:insideV w:val="single" w:sz="4" w:space="0" w:color="9DB3CC"/>
-        </w:tblBorders>
-        <w:tblLook w:val="04A0" w:firstRow="1" w:lastRow="0" w:firstColumn="1" w:lastColumn="0" w:noHBand="0" w:noVBand="1"/>
+        <w:tblInd w:w="0" w:type="dxa"/>
+        <w:tblLayout w:type="fixed"/>
+        <w:tblCellMar>
+          <w:top w:w="0" w:type="dxa"/>
+          <w:start w:w="108" w:type="dxa"/>
+          <w:bottom w:w="0" w:type="dxa"/>
+          <w:end w:w="108" w:type="dxa"/>
+        </w:tblCellMar>
+        <w:tblLook w:val="04a0" w:firstRow="1" w:noVBand="1" w:lastRow="0" w:firstColumn="1" w:lastColumn="0" w:noHBand="0"/>
       </w:tblPr>
       <w:tblGrid>
         <w:gridCol w:w="2185"/>
@@ -1994,15 +2665,28 @@
       </w:tblGrid>
       <w:tr>
         <w:trPr>
-          <w:tblHeader/>
-          <w:jc w:val="center"/>
+          <w:tblHeader w:val="true"/>
         </w:trPr>
         <w:tc>
           <w:tcPr>
-            <w:tcW w:w="2268" w:type="dxa"/>
-            <w:shd w:val="clear" w:color="auto" w:fill="1F3A5F"/>
-          </w:tcPr>
-          <w:p>
+            <w:tcW w:w="2185" w:type="dxa"/>
+            <w:tcBorders>
+              <w:top w:val="single" w:sz="4" w:space="0" w:color="9DB3CC"/>
+              <w:start w:val="single" w:sz="4" w:space="0" w:color="9DB3CC"/>
+              <w:bottom w:val="single" w:sz="4" w:space="0" w:color="9DB3CC"/>
+              <w:end w:val="single" w:sz="4" w:space="0" w:color="9DB3CC"/>
+            </w:tcBorders>
+            <w:shd w:color="auto" w:fill="1F3A5F" w:val="clear"/>
+          </w:tcPr>
+          <w:p>
+            <w:pPr>
+              <w:pStyle w:val="Normal"/>
+              <w:widowControl/>
+              <w:bidi w:val="0"/>
+              <w:spacing w:lineRule="auto" w:line="276" w:before="0" w:after="120"/>
+              <w:jc w:val="start"/>
+              <w:rPr/>
+            </w:pPr>
             <w:r>
               <w:rPr>
                 <w:b/>
@@ -2015,10 +2699,24 @@
         </w:tc>
         <w:tc>
           <w:tcPr>
-            <w:tcW w:w="7370" w:type="dxa"/>
-            <w:shd w:val="clear" w:color="auto" w:fill="1F3A5F"/>
-          </w:tcPr>
-          <w:p>
+            <w:tcW w:w="6818" w:type="dxa"/>
+            <w:tcBorders>
+              <w:top w:val="single" w:sz="4" w:space="0" w:color="9DB3CC"/>
+              <w:start w:val="single" w:sz="4" w:space="0" w:color="9DB3CC"/>
+              <w:bottom w:val="single" w:sz="4" w:space="0" w:color="9DB3CC"/>
+              <w:end w:val="single" w:sz="4" w:space="0" w:color="9DB3CC"/>
+            </w:tcBorders>
+            <w:shd w:color="auto" w:fill="1F3A5F" w:val="clear"/>
+          </w:tcPr>
+          <w:p>
+            <w:pPr>
+              <w:pStyle w:val="Normal"/>
+              <w:widowControl/>
+              <w:bidi w:val="0"/>
+              <w:spacing w:lineRule="auto" w:line="276" w:before="0" w:after="120"/>
+              <w:jc w:val="start"/>
+              <w:rPr/>
+            </w:pPr>
             <w:r>
               <w:rPr>
                 <w:b/>
@@ -2031,16 +2729,22 @@
         </w:tc>
       </w:tr>
       <w:tr>
-        <w:trPr>
-          <w:jc w:val="center"/>
-        </w:trPr>
-        <w:tc>
-          <w:tcPr>
-            <w:tcW w:w="2268" w:type="dxa"/>
-          </w:tcPr>
-          <w:p>
-            <w:pPr>
-              <w:spacing w:after="20"/>
+        <w:trPr/>
+        <w:tc>
+          <w:tcPr>
+            <w:tcW w:w="2185" w:type="dxa"/>
+            <w:tcBorders>
+              <w:top w:val="single" w:sz="4" w:space="0" w:color="9DB3CC"/>
+              <w:start w:val="single" w:sz="4" w:space="0" w:color="9DB3CC"/>
+              <w:bottom w:val="single" w:sz="4" w:space="0" w:color="9DB3CC"/>
+              <w:end w:val="single" w:sz="4" w:space="0" w:color="9DB3CC"/>
+            </w:tcBorders>
+          </w:tcPr>
+          <w:p>
+            <w:pPr>
+              <w:pStyle w:val="Normal"/>
+              <w:spacing w:before="0" w:after="20"/>
+              <w:rPr/>
             </w:pPr>
             <w:r>
               <w:rPr>
@@ -2052,11 +2756,19 @@
         </w:tc>
         <w:tc>
           <w:tcPr>
-            <w:tcW w:w="7370" w:type="dxa"/>
-          </w:tcPr>
-          <w:p>
-            <w:pPr>
-              <w:spacing w:after="20"/>
+            <w:tcW w:w="6818" w:type="dxa"/>
+            <w:tcBorders>
+              <w:top w:val="single" w:sz="4" w:space="0" w:color="9DB3CC"/>
+              <w:start w:val="single" w:sz="4" w:space="0" w:color="9DB3CC"/>
+              <w:bottom w:val="single" w:sz="4" w:space="0" w:color="9DB3CC"/>
+              <w:end w:val="single" w:sz="4" w:space="0" w:color="9DB3CC"/>
+            </w:tcBorders>
+          </w:tcPr>
+          <w:p>
+            <w:pPr>
+              <w:pStyle w:val="Normal"/>
+              <w:spacing w:before="0" w:after="20"/>
+              <w:rPr/>
             </w:pPr>
             <w:r>
               <w:rPr>
@@ -2068,17 +2780,23 @@
         </w:tc>
       </w:tr>
       <w:tr>
-        <w:trPr>
-          <w:jc w:val="center"/>
-        </w:trPr>
-        <w:tc>
-          <w:tcPr>
-            <w:tcW w:w="2268" w:type="dxa"/>
-            <w:shd w:val="clear" w:color="auto" w:fill="EEF3F9"/>
-          </w:tcPr>
-          <w:p>
-            <w:pPr>
-              <w:spacing w:after="20"/>
+        <w:trPr/>
+        <w:tc>
+          <w:tcPr>
+            <w:tcW w:w="2185" w:type="dxa"/>
+            <w:tcBorders>
+              <w:top w:val="single" w:sz="4" w:space="0" w:color="9DB3CC"/>
+              <w:start w:val="single" w:sz="4" w:space="0" w:color="9DB3CC"/>
+              <w:bottom w:val="single" w:sz="4" w:space="0" w:color="9DB3CC"/>
+              <w:end w:val="single" w:sz="4" w:space="0" w:color="9DB3CC"/>
+            </w:tcBorders>
+            <w:shd w:color="auto" w:fill="EEF3F9" w:val="clear"/>
+          </w:tcPr>
+          <w:p>
+            <w:pPr>
+              <w:pStyle w:val="Normal"/>
+              <w:spacing w:before="0" w:after="20"/>
+              <w:rPr/>
             </w:pPr>
             <w:r>
               <w:rPr>
@@ -2090,12 +2808,20 @@
         </w:tc>
         <w:tc>
           <w:tcPr>
-            <w:tcW w:w="7370" w:type="dxa"/>
-            <w:shd w:val="clear" w:color="auto" w:fill="EEF3F9"/>
-          </w:tcPr>
-          <w:p>
-            <w:pPr>
-              <w:spacing w:after="20"/>
+            <w:tcW w:w="6818" w:type="dxa"/>
+            <w:tcBorders>
+              <w:top w:val="single" w:sz="4" w:space="0" w:color="9DB3CC"/>
+              <w:start w:val="single" w:sz="4" w:space="0" w:color="9DB3CC"/>
+              <w:bottom w:val="single" w:sz="4" w:space="0" w:color="9DB3CC"/>
+              <w:end w:val="single" w:sz="4" w:space="0" w:color="9DB3CC"/>
+            </w:tcBorders>
+            <w:shd w:color="auto" w:fill="EEF3F9" w:val="clear"/>
+          </w:tcPr>
+          <w:p>
+            <w:pPr>
+              <w:pStyle w:val="Normal"/>
+              <w:spacing w:before="0" w:after="20"/>
+              <w:rPr/>
             </w:pPr>
             <w:r>
               <w:rPr>
@@ -2107,16 +2833,22 @@
         </w:tc>
       </w:tr>
       <w:tr>
-        <w:trPr>
-          <w:jc w:val="center"/>
-        </w:trPr>
-        <w:tc>
-          <w:tcPr>
-            <w:tcW w:w="2268" w:type="dxa"/>
-          </w:tcPr>
-          <w:p>
-            <w:pPr>
-              <w:spacing w:after="20"/>
+        <w:trPr/>
+        <w:tc>
+          <w:tcPr>
+            <w:tcW w:w="2185" w:type="dxa"/>
+            <w:tcBorders>
+              <w:top w:val="single" w:sz="4" w:space="0" w:color="9DB3CC"/>
+              <w:start w:val="single" w:sz="4" w:space="0" w:color="9DB3CC"/>
+              <w:bottom w:val="single" w:sz="4" w:space="0" w:color="9DB3CC"/>
+              <w:end w:val="single" w:sz="4" w:space="0" w:color="9DB3CC"/>
+            </w:tcBorders>
+          </w:tcPr>
+          <w:p>
+            <w:pPr>
+              <w:pStyle w:val="Normal"/>
+              <w:spacing w:before="0" w:after="20"/>
+              <w:rPr/>
             </w:pPr>
             <w:r>
               <w:rPr>
@@ -2128,11 +2860,19 @@
         </w:tc>
         <w:tc>
           <w:tcPr>
-            <w:tcW w:w="7370" w:type="dxa"/>
-          </w:tcPr>
-          <w:p>
-            <w:pPr>
-              <w:spacing w:after="20"/>
+            <w:tcW w:w="6818" w:type="dxa"/>
+            <w:tcBorders>
+              <w:top w:val="single" w:sz="4" w:space="0" w:color="9DB3CC"/>
+              <w:start w:val="single" w:sz="4" w:space="0" w:color="9DB3CC"/>
+              <w:bottom w:val="single" w:sz="4" w:space="0" w:color="9DB3CC"/>
+              <w:end w:val="single" w:sz="4" w:space="0" w:color="9DB3CC"/>
+            </w:tcBorders>
+          </w:tcPr>
+          <w:p>
+            <w:pPr>
+              <w:pStyle w:val="Normal"/>
+              <w:spacing w:before="0" w:after="20"/>
+              <w:rPr/>
             </w:pPr>
             <w:r>
               <w:rPr>
@@ -2144,17 +2884,23 @@
         </w:tc>
       </w:tr>
       <w:tr>
-        <w:trPr>
-          <w:jc w:val="center"/>
-        </w:trPr>
-        <w:tc>
-          <w:tcPr>
-            <w:tcW w:w="2268" w:type="dxa"/>
-            <w:shd w:val="clear" w:color="auto" w:fill="EEF3F9"/>
-          </w:tcPr>
-          <w:p>
-            <w:pPr>
-              <w:spacing w:after="20"/>
+        <w:trPr/>
+        <w:tc>
+          <w:tcPr>
+            <w:tcW w:w="2185" w:type="dxa"/>
+            <w:tcBorders>
+              <w:top w:val="single" w:sz="4" w:space="0" w:color="9DB3CC"/>
+              <w:start w:val="single" w:sz="4" w:space="0" w:color="9DB3CC"/>
+              <w:bottom w:val="single" w:sz="4" w:space="0" w:color="9DB3CC"/>
+              <w:end w:val="single" w:sz="4" w:space="0" w:color="9DB3CC"/>
+            </w:tcBorders>
+            <w:shd w:color="auto" w:fill="EEF3F9" w:val="clear"/>
+          </w:tcPr>
+          <w:p>
+            <w:pPr>
+              <w:pStyle w:val="Normal"/>
+              <w:spacing w:before="0" w:after="20"/>
+              <w:rPr/>
             </w:pPr>
             <w:r>
               <w:rPr>
@@ -2166,12 +2912,20 @@
         </w:tc>
         <w:tc>
           <w:tcPr>
-            <w:tcW w:w="7370" w:type="dxa"/>
-            <w:shd w:val="clear" w:color="auto" w:fill="EEF3F9"/>
-          </w:tcPr>
-          <w:p>
-            <w:pPr>
-              <w:spacing w:after="20"/>
+            <w:tcW w:w="6818" w:type="dxa"/>
+            <w:tcBorders>
+              <w:top w:val="single" w:sz="4" w:space="0" w:color="9DB3CC"/>
+              <w:start w:val="single" w:sz="4" w:space="0" w:color="9DB3CC"/>
+              <w:bottom w:val="single" w:sz="4" w:space="0" w:color="9DB3CC"/>
+              <w:end w:val="single" w:sz="4" w:space="0" w:color="9DB3CC"/>
+            </w:tcBorders>
+            <w:shd w:color="auto" w:fill="EEF3F9" w:val="clear"/>
+          </w:tcPr>
+          <w:p>
+            <w:pPr>
+              <w:pStyle w:val="Normal"/>
+              <w:spacing w:before="0" w:after="20"/>
+              <w:rPr/>
             </w:pPr>
             <w:r>
               <w:rPr>
@@ -2183,16 +2937,22 @@
         </w:tc>
       </w:tr>
       <w:tr>
-        <w:trPr>
-          <w:jc w:val="center"/>
-        </w:trPr>
-        <w:tc>
-          <w:tcPr>
-            <w:tcW w:w="2268" w:type="dxa"/>
-          </w:tcPr>
-          <w:p>
-            <w:pPr>
-              <w:spacing w:after="20"/>
+        <w:trPr/>
+        <w:tc>
+          <w:tcPr>
+            <w:tcW w:w="2185" w:type="dxa"/>
+            <w:tcBorders>
+              <w:top w:val="single" w:sz="4" w:space="0" w:color="9DB3CC"/>
+              <w:start w:val="single" w:sz="4" w:space="0" w:color="9DB3CC"/>
+              <w:bottom w:val="single" w:sz="4" w:space="0" w:color="9DB3CC"/>
+              <w:end w:val="single" w:sz="4" w:space="0" w:color="9DB3CC"/>
+            </w:tcBorders>
+          </w:tcPr>
+          <w:p>
+            <w:pPr>
+              <w:pStyle w:val="Normal"/>
+              <w:spacing w:before="0" w:after="20"/>
+              <w:rPr/>
             </w:pPr>
             <w:r>
               <w:rPr>
@@ -2204,11 +2964,19 @@
         </w:tc>
         <w:tc>
           <w:tcPr>
-            <w:tcW w:w="7370" w:type="dxa"/>
-          </w:tcPr>
-          <w:p>
-            <w:pPr>
-              <w:spacing w:after="20"/>
+            <w:tcW w:w="6818" w:type="dxa"/>
+            <w:tcBorders>
+              <w:top w:val="single" w:sz="4" w:space="0" w:color="9DB3CC"/>
+              <w:start w:val="single" w:sz="4" w:space="0" w:color="9DB3CC"/>
+              <w:bottom w:val="single" w:sz="4" w:space="0" w:color="9DB3CC"/>
+              <w:end w:val="single" w:sz="4" w:space="0" w:color="9DB3CC"/>
+            </w:tcBorders>
+          </w:tcPr>
+          <w:p>
+            <w:pPr>
+              <w:pStyle w:val="Normal"/>
+              <w:spacing w:before="0" w:after="20"/>
+              <w:rPr/>
             </w:pPr>
             <w:r>
               <w:rPr>
@@ -2220,17 +2988,23 @@
         </w:tc>
       </w:tr>
       <w:tr>
-        <w:trPr>
-          <w:jc w:val="center"/>
-        </w:trPr>
-        <w:tc>
-          <w:tcPr>
-            <w:tcW w:w="2268" w:type="dxa"/>
-            <w:shd w:val="clear" w:color="auto" w:fill="EEF3F9"/>
-          </w:tcPr>
-          <w:p>
-            <w:pPr>
-              <w:spacing w:after="20"/>
+        <w:trPr/>
+        <w:tc>
+          <w:tcPr>
+            <w:tcW w:w="2185" w:type="dxa"/>
+            <w:tcBorders>
+              <w:top w:val="single" w:sz="4" w:space="0" w:color="9DB3CC"/>
+              <w:start w:val="single" w:sz="4" w:space="0" w:color="9DB3CC"/>
+              <w:bottom w:val="single" w:sz="4" w:space="0" w:color="9DB3CC"/>
+              <w:end w:val="single" w:sz="4" w:space="0" w:color="9DB3CC"/>
+            </w:tcBorders>
+            <w:shd w:color="auto" w:fill="EEF3F9" w:val="clear"/>
+          </w:tcPr>
+          <w:p>
+            <w:pPr>
+              <w:pStyle w:val="Normal"/>
+              <w:spacing w:before="0" w:after="20"/>
+              <w:rPr/>
             </w:pPr>
             <w:r>
               <w:rPr>
@@ -2242,12 +3016,20 @@
         </w:tc>
         <w:tc>
           <w:tcPr>
-            <w:tcW w:w="7370" w:type="dxa"/>
-            <w:shd w:val="clear" w:color="auto" w:fill="EEF3F9"/>
-          </w:tcPr>
-          <w:p>
-            <w:pPr>
-              <w:spacing w:after="20"/>
+            <w:tcW w:w="6818" w:type="dxa"/>
+            <w:tcBorders>
+              <w:top w:val="single" w:sz="4" w:space="0" w:color="9DB3CC"/>
+              <w:start w:val="single" w:sz="4" w:space="0" w:color="9DB3CC"/>
+              <w:bottom w:val="single" w:sz="4" w:space="0" w:color="9DB3CC"/>
+              <w:end w:val="single" w:sz="4" w:space="0" w:color="9DB3CC"/>
+            </w:tcBorders>
+            <w:shd w:color="auto" w:fill="EEF3F9" w:val="clear"/>
+          </w:tcPr>
+          <w:p>
+            <w:pPr>
+              <w:pStyle w:val="Normal"/>
+              <w:spacing w:before="0" w:after="20"/>
+              <w:rPr/>
             </w:pPr>
             <w:r>
               <w:rPr>
@@ -2259,16 +3041,22 @@
         </w:tc>
       </w:tr>
       <w:tr>
-        <w:trPr>
-          <w:jc w:val="center"/>
-        </w:trPr>
-        <w:tc>
-          <w:tcPr>
-            <w:tcW w:w="2268" w:type="dxa"/>
-          </w:tcPr>
-          <w:p>
-            <w:pPr>
-              <w:spacing w:after="20"/>
+        <w:trPr/>
+        <w:tc>
+          <w:tcPr>
+            <w:tcW w:w="2185" w:type="dxa"/>
+            <w:tcBorders>
+              <w:top w:val="single" w:sz="4" w:space="0" w:color="9DB3CC"/>
+              <w:start w:val="single" w:sz="4" w:space="0" w:color="9DB3CC"/>
+              <w:bottom w:val="single" w:sz="4" w:space="0" w:color="9DB3CC"/>
+              <w:end w:val="single" w:sz="4" w:space="0" w:color="9DB3CC"/>
+            </w:tcBorders>
+          </w:tcPr>
+          <w:p>
+            <w:pPr>
+              <w:pStyle w:val="Normal"/>
+              <w:spacing w:before="0" w:after="20"/>
+              <w:rPr/>
             </w:pPr>
             <w:r>
               <w:rPr>
@@ -2280,11 +3068,19 @@
         </w:tc>
         <w:tc>
           <w:tcPr>
-            <w:tcW w:w="7370" w:type="dxa"/>
-          </w:tcPr>
-          <w:p>
-            <w:pPr>
-              <w:spacing w:after="20"/>
+            <w:tcW w:w="6818" w:type="dxa"/>
+            <w:tcBorders>
+              <w:top w:val="single" w:sz="4" w:space="0" w:color="9DB3CC"/>
+              <w:start w:val="single" w:sz="4" w:space="0" w:color="9DB3CC"/>
+              <w:bottom w:val="single" w:sz="4" w:space="0" w:color="9DB3CC"/>
+              <w:end w:val="single" w:sz="4" w:space="0" w:color="9DB3CC"/>
+            </w:tcBorders>
+          </w:tcPr>
+          <w:p>
+            <w:pPr>
+              <w:pStyle w:val="Normal"/>
+              <w:spacing w:before="0" w:after="20"/>
+              <w:rPr/>
             </w:pPr>
             <w:r>
               <w:rPr>
@@ -2296,17 +3092,23 @@
         </w:tc>
       </w:tr>
       <w:tr>
-        <w:trPr>
-          <w:jc w:val="center"/>
-        </w:trPr>
-        <w:tc>
-          <w:tcPr>
-            <w:tcW w:w="2268" w:type="dxa"/>
-            <w:shd w:val="clear" w:color="auto" w:fill="EEF3F9"/>
-          </w:tcPr>
-          <w:p>
-            <w:pPr>
-              <w:spacing w:after="20"/>
+        <w:trPr/>
+        <w:tc>
+          <w:tcPr>
+            <w:tcW w:w="2185" w:type="dxa"/>
+            <w:tcBorders>
+              <w:top w:val="single" w:sz="4" w:space="0" w:color="9DB3CC"/>
+              <w:start w:val="single" w:sz="4" w:space="0" w:color="9DB3CC"/>
+              <w:bottom w:val="single" w:sz="4" w:space="0" w:color="9DB3CC"/>
+              <w:end w:val="single" w:sz="4" w:space="0" w:color="9DB3CC"/>
+            </w:tcBorders>
+            <w:shd w:color="auto" w:fill="EEF3F9" w:val="clear"/>
+          </w:tcPr>
+          <w:p>
+            <w:pPr>
+              <w:pStyle w:val="Normal"/>
+              <w:spacing w:before="0" w:after="20"/>
+              <w:rPr/>
             </w:pPr>
             <w:r>
               <w:rPr>
@@ -2318,12 +3120,20 @@
         </w:tc>
         <w:tc>
           <w:tcPr>
-            <w:tcW w:w="7370" w:type="dxa"/>
-            <w:shd w:val="clear" w:color="auto" w:fill="EEF3F9"/>
-          </w:tcPr>
-          <w:p>
-            <w:pPr>
-              <w:spacing w:after="20"/>
+            <w:tcW w:w="6818" w:type="dxa"/>
+            <w:tcBorders>
+              <w:top w:val="single" w:sz="4" w:space="0" w:color="9DB3CC"/>
+              <w:start w:val="single" w:sz="4" w:space="0" w:color="9DB3CC"/>
+              <w:bottom w:val="single" w:sz="4" w:space="0" w:color="9DB3CC"/>
+              <w:end w:val="single" w:sz="4" w:space="0" w:color="9DB3CC"/>
+            </w:tcBorders>
+            <w:shd w:color="auto" w:fill="EEF3F9" w:val="clear"/>
+          </w:tcPr>
+          <w:p>
+            <w:pPr>
+              <w:pStyle w:val="Normal"/>
+              <w:spacing w:before="0" w:after="20"/>
+              <w:rPr/>
             </w:pPr>
             <w:r>
               <w:rPr>
@@ -2335,16 +3145,22 @@
         </w:tc>
       </w:tr>
       <w:tr>
-        <w:trPr>
-          <w:jc w:val="center"/>
-        </w:trPr>
-        <w:tc>
-          <w:tcPr>
-            <w:tcW w:w="2268" w:type="dxa"/>
-          </w:tcPr>
-          <w:p>
-            <w:pPr>
-              <w:spacing w:after="20"/>
+        <w:trPr/>
+        <w:tc>
+          <w:tcPr>
+            <w:tcW w:w="2185" w:type="dxa"/>
+            <w:tcBorders>
+              <w:top w:val="single" w:sz="4" w:space="0" w:color="9DB3CC"/>
+              <w:start w:val="single" w:sz="4" w:space="0" w:color="9DB3CC"/>
+              <w:bottom w:val="single" w:sz="4" w:space="0" w:color="9DB3CC"/>
+              <w:end w:val="single" w:sz="4" w:space="0" w:color="9DB3CC"/>
+            </w:tcBorders>
+          </w:tcPr>
+          <w:p>
+            <w:pPr>
+              <w:pStyle w:val="Normal"/>
+              <w:spacing w:before="0" w:after="20"/>
+              <w:rPr/>
             </w:pPr>
             <w:r>
               <w:rPr>
@@ -2356,11 +3172,19 @@
         </w:tc>
         <w:tc>
           <w:tcPr>
-            <w:tcW w:w="7370" w:type="dxa"/>
-          </w:tcPr>
-          <w:p>
-            <w:pPr>
-              <w:spacing w:after="20"/>
+            <w:tcW w:w="6818" w:type="dxa"/>
+            <w:tcBorders>
+              <w:top w:val="single" w:sz="4" w:space="0" w:color="9DB3CC"/>
+              <w:start w:val="single" w:sz="4" w:space="0" w:color="9DB3CC"/>
+              <w:bottom w:val="single" w:sz="4" w:space="0" w:color="9DB3CC"/>
+              <w:end w:val="single" w:sz="4" w:space="0" w:color="9DB3CC"/>
+            </w:tcBorders>
+          </w:tcPr>
+          <w:p>
+            <w:pPr>
+              <w:pStyle w:val="Normal"/>
+              <w:spacing w:before="0" w:after="20"/>
+              <w:rPr/>
             </w:pPr>
             <w:r>
               <w:rPr>
@@ -2372,17 +3196,23 @@
         </w:tc>
       </w:tr>
       <w:tr>
-        <w:trPr>
-          <w:jc w:val="center"/>
-        </w:trPr>
-        <w:tc>
-          <w:tcPr>
-            <w:tcW w:w="2268" w:type="dxa"/>
-            <w:shd w:val="clear" w:color="auto" w:fill="EEF3F9"/>
-          </w:tcPr>
-          <w:p>
-            <w:pPr>
-              <w:spacing w:after="20"/>
+        <w:trPr/>
+        <w:tc>
+          <w:tcPr>
+            <w:tcW w:w="2185" w:type="dxa"/>
+            <w:tcBorders>
+              <w:top w:val="single" w:sz="4" w:space="0" w:color="9DB3CC"/>
+              <w:start w:val="single" w:sz="4" w:space="0" w:color="9DB3CC"/>
+              <w:bottom w:val="single" w:sz="4" w:space="0" w:color="9DB3CC"/>
+              <w:end w:val="single" w:sz="4" w:space="0" w:color="9DB3CC"/>
+            </w:tcBorders>
+            <w:shd w:color="auto" w:fill="EEF3F9" w:val="clear"/>
+          </w:tcPr>
+          <w:p>
+            <w:pPr>
+              <w:pStyle w:val="Normal"/>
+              <w:spacing w:before="0" w:after="20"/>
+              <w:rPr/>
             </w:pPr>
             <w:r>
               <w:rPr>
@@ -2394,12 +3224,20 @@
         </w:tc>
         <w:tc>
           <w:tcPr>
-            <w:tcW w:w="7370" w:type="dxa"/>
-            <w:shd w:val="clear" w:color="auto" w:fill="EEF3F9"/>
-          </w:tcPr>
-          <w:p>
-            <w:pPr>
-              <w:spacing w:after="20"/>
+            <w:tcW w:w="6818" w:type="dxa"/>
+            <w:tcBorders>
+              <w:top w:val="single" w:sz="4" w:space="0" w:color="9DB3CC"/>
+              <w:start w:val="single" w:sz="4" w:space="0" w:color="9DB3CC"/>
+              <w:bottom w:val="single" w:sz="4" w:space="0" w:color="9DB3CC"/>
+              <w:end w:val="single" w:sz="4" w:space="0" w:color="9DB3CC"/>
+            </w:tcBorders>
+            <w:shd w:color="auto" w:fill="EEF3F9" w:val="clear"/>
+          </w:tcPr>
+          <w:p>
+            <w:pPr>
+              <w:pStyle w:val="Normal"/>
+              <w:spacing w:before="0" w:after="20"/>
+              <w:rPr/>
             </w:pPr>
             <w:r>
               <w:rPr>
@@ -2413,14 +3251,21 @@
     </w:tbl>
     <w:p>
       <w:pPr>
-        <w:spacing w:after="40"/>
-      </w:pPr>
-    </w:p>
-    <w:p>
-      <w:pPr>
-        <w:spacing w:after="60"/>
-        <w:ind w:left="340" w:hanging="255"/>
+        <w:pStyle w:val="Normal"/>
+        <w:spacing w:before="0" w:after="40"/>
+        <w:rPr/>
+      </w:pPr>
+      <w:r>
+        <w:rPr/>
+      </w:r>
+    </w:p>
+    <w:p>
+      <w:pPr>
+        <w:pStyle w:val="Normal"/>
+        <w:spacing w:before="0" w:after="60"/>
+        <w:ind w:hanging="255" w:start="340"/>
         <w:jc w:val="both"/>
+        <w:rPr/>
       </w:pPr>
       <w:r>
         <w:rPr>
@@ -2436,14 +3281,17 @@
         <w:t>B.3.1. Superficie de exposición.</w:t>
       </w:r>
       <w:r>
+        <w:rPr/>
         <w:t xml:space="preserve"> Obtén todos los puertos a la escucha. Para cada uno indica servicio, proceso, si escucha en todas las interfaces o solo en la local, si cifra las comunicaciones y si es necesario para la función del servidor.</w:t>
       </w:r>
     </w:p>
     <w:p>
       <w:pPr>
-        <w:spacing w:after="60"/>
-        <w:ind w:left="340" w:hanging="255"/>
+        <w:pStyle w:val="Normal"/>
+        <w:spacing w:before="0" w:after="60"/>
+        <w:ind w:hanging="255" w:start="340"/>
         <w:jc w:val="both"/>
+        <w:rPr/>
       </w:pPr>
       <w:r>
         <w:rPr>
@@ -2459,14 +3307,17 @@
         <w:t>B.3.2. Versiones y parches.</w:t>
       </w:r>
       <w:r>
+        <w:rPr/>
         <w:t xml:space="preserve"> Obtén la versión de OpenSSH, Apache, Samba, vsftpd y MariaDB, y la lista de actualizaciones pendientes. Busca uno de esos paquetes en el Debian Security Tracker y explica por qué en Debian no basta con mirar el número de versión principal para saber si un paquete es vulnerable (pista: busca qué significa «backporting» de parches de seguridad).</w:t>
       </w:r>
     </w:p>
     <w:p>
       <w:pPr>
-        <w:spacing w:after="60"/>
-        <w:ind w:left="340" w:hanging="255"/>
+        <w:pStyle w:val="Normal"/>
+        <w:spacing w:before="0" w:after="60"/>
+        <w:ind w:hanging="255" w:start="340"/>
         <w:jc w:val="both"/>
+        <w:rPr/>
       </w:pPr>
       <w:r>
         <w:rPr>
@@ -2482,14 +3333,17 @@
         <w:t>B.3.3. Cuentas y privilegios.</w:t>
       </w:r>
       <w:r>
+        <w:rPr/>
         <w:t xml:space="preserve"> Identifica qué cuentas pueden iniciar sesión, cuáles pertenecen al grupo sudo y qué permisos de sudo tienen. Localiza la regla que permite sudo sin contraseña.</w:t>
       </w:r>
     </w:p>
     <w:p>
       <w:pPr>
-        <w:spacing w:after="60"/>
-        <w:ind w:left="340" w:hanging="255"/>
+        <w:pStyle w:val="Normal"/>
+        <w:spacing w:before="0" w:after="60"/>
+        <w:ind w:hanging="255" w:start="340"/>
         <w:jc w:val="both"/>
+        <w:rPr/>
       </w:pPr>
       <w:r>
         <w:rPr>
@@ -2505,14 +3359,17 @@
         <w:t>B.3.4. Permisos y recursos compartidos.</w:t>
       </w:r>
       <w:r>
+        <w:rPr/>
         <w:t xml:space="preserve"> Localiza los directorios que cualquier usuario puede modificar y los recursos compartidos de Samba accesibles sin autenticación.</w:t>
       </w:r>
     </w:p>
     <w:p>
       <w:pPr>
-        <w:spacing w:after="60"/>
-        <w:ind w:left="340" w:hanging="255"/>
+        <w:pStyle w:val="Normal"/>
+        <w:spacing w:before="0" w:after="60"/>
+        <w:ind w:hanging="255" w:start="340"/>
         <w:jc w:val="both"/>
+        <w:rPr/>
       </w:pPr>
       <w:r>
         <w:rPr>
@@ -2528,14 +3385,17 @@
         <w:t>B.3.5. Configuraciones por defecto.</w:t>
       </w:r>
       <w:r>
+        <w:rPr/>
         <w:t xml:space="preserve"> Revisa la configuración efectiva de SSH (inicio de sesión de root, autenticación por contraseña, número máximo de intentos), de vsftpd (acceso anónimo y cifrado) y la política de caducidad de contraseñas. Comprueba si hay alguna regla de cortafuegos activa.</w:t>
       </w:r>
     </w:p>
     <w:p>
       <w:pPr>
-        <w:spacing w:after="60"/>
-        <w:ind w:left="340" w:hanging="255"/>
+        <w:pStyle w:val="Normal"/>
+        <w:spacing w:before="0" w:after="60"/>
+        <w:ind w:hanging="255" w:start="340"/>
         <w:jc w:val="both"/>
+        <w:rPr/>
       </w:pPr>
       <w:r>
         <w:rPr>
@@ -2551,17 +3411,16 @@
         <w:t>B.3.6. Así se ve un ataque en los registros.</w:t>
       </w:r>
       <w:r>
-        <w:t xml:space="preserve"> Desde la propia máquina, intenta iniciar sesión por SSH en localhost con la cuenta admin escribiendo mal la contraseña tres </w:t>
-      </w:r>
-      <w:r>
-        <w:lastRenderedPageBreak/>
-        <w:t>veces. Localiza esos intentos en los registros y compáralos con el formato del fichero servidor_auth.log de la Parte C.</w:t>
-      </w:r>
-    </w:p>
-    <w:p>
-      <w:pPr>
-        <w:keepNext/>
+        <w:rPr/>
+        <w:t xml:space="preserve"> Desde la propia máquina, intenta iniciar sesión por SSH en localhost con la cuenta admin escribiendo mal la contraseña tres veces. Localiza esos intentos en los registros y compáralos con el formato del fichero servidor_auth.log de la Parte C.</w:t>
+      </w:r>
+    </w:p>
+    <w:p>
+      <w:pPr>
+        <w:pStyle w:val="Normal"/>
+        <w:keepNext w:val="true"/>
         <w:spacing w:before="200" w:after="80"/>
+        <w:rPr/>
       </w:pPr>
       <w:r>
         <w:rPr>
@@ -2574,9 +3433,12 @@
     </w:p>
     <w:p>
       <w:pPr>
+        <w:pStyle w:val="Normal"/>
         <w:jc w:val="both"/>
-      </w:pPr>
-      <w:r>
+        <w:rPr/>
+      </w:pPr>
+      <w:r>
+        <w:rPr/>
         <w:t xml:space="preserve">Resume la auditoría en una tabla de hallazgos, ordenada de mayor a menor prioridad, con estas columnas: n.º, hallazgo, evidencia (apartado y comando), ámbito, amenaza y mecanismo de explotación, principios afectados (C, I, D) y prioridad (alta, media o baja) justificada. Debe incluir como mínimo </w:t>
       </w:r>
       <w:r>
@@ -2586,24 +3448,32 @@
         <w:t>ocho hallazgos</w:t>
       </w:r>
       <w:r>
+        <w:rPr/>
         <w:t>, y al menos dos de ellos deben proceder de configuraciones por defecto que no hayas modificado tú. Cierra la parte con un párrafo que compare el resultado con lo que habías previsto en la Parte A.</w:t>
       </w:r>
     </w:p>
     <w:p>
       <w:pPr>
-        <w:spacing w:after="0"/>
-      </w:pPr>
+        <w:pStyle w:val="Normal"/>
+        <w:spacing w:before="0" w:after="0"/>
+        <w:rPr/>
+      </w:pPr>
+      <w:r>
+        <w:rPr/>
+      </w:r>
       <w:r>
         <w:br w:type="page"/>
       </w:r>
     </w:p>
     <w:p>
       <w:pPr>
-        <w:keepNext/>
+        <w:pStyle w:val="Normal"/>
+        <w:keepNext w:val="true"/>
         <w:pBdr>
           <w:bottom w:val="single" w:sz="8" w:space="2" w:color="2E6DA4"/>
         </w:pBdr>
-        <w:spacing w:before="280"/>
+        <w:spacing w:before="0" w:after="120"/>
+        <w:rPr/>
       </w:pPr>
       <w:r>
         <w:rPr>
@@ -2611,31 +3481,33 @@
           <w:color w:val="1F3A5F"/>
           <w:sz w:val="30"/>
         </w:rPr>
-        <w:lastRenderedPageBreak/>
         <w:t>Parte C · Análisis de evidencias: ¿está comprometido el sistema?</w:t>
       </w:r>
     </w:p>
     <w:p>
       <w:pPr>
+        <w:pStyle w:val="Normal"/>
         <w:jc w:val="both"/>
-      </w:pPr>
-      <w:r>
+        <w:rPr/>
+      </w:pPr>
+      <w:r>
+        <w:rPr/>
         <w:t>Semanas después, sin que nadie haya corregido nada, SRV-FICHEROS empieza a comportarse de forma extraña. Se te entregan cuatro extractos de registros, disponibles en el aula virtual:</w:t>
       </w:r>
     </w:p>
     <w:tbl>
       <w:tblPr>
-        <w:tblW w:w="0" w:type="auto"/>
+        <w:tblW w:w="9003" w:type="dxa"/>
         <w:jc w:val="center"/>
-        <w:tblBorders>
-          <w:top w:val="single" w:sz="4" w:space="0" w:color="9DB3CC"/>
-          <w:left w:val="single" w:sz="4" w:space="0" w:color="9DB3CC"/>
-          <w:bottom w:val="single" w:sz="4" w:space="0" w:color="9DB3CC"/>
-          <w:right w:val="single" w:sz="4" w:space="0" w:color="9DB3CC"/>
-          <w:insideH w:val="single" w:sz="4" w:space="0" w:color="9DB3CC"/>
-          <w:insideV w:val="single" w:sz="4" w:space="0" w:color="9DB3CC"/>
-        </w:tblBorders>
-        <w:tblLook w:val="04A0" w:firstRow="1" w:lastRow="0" w:firstColumn="1" w:lastColumn="0" w:noHBand="0" w:noVBand="1"/>
+        <w:tblInd w:w="0" w:type="dxa"/>
+        <w:tblLayout w:type="fixed"/>
+        <w:tblCellMar>
+          <w:top w:w="0" w:type="dxa"/>
+          <w:start w:w="108" w:type="dxa"/>
+          <w:bottom w:w="0" w:type="dxa"/>
+          <w:end w:w="108" w:type="dxa"/>
+        </w:tblCellMar>
+        <w:tblLook w:val="04a0" w:firstRow="1" w:noVBand="1" w:lastRow="0" w:firstColumn="1" w:lastColumn="0" w:noHBand="0"/>
       </w:tblPr>
       <w:tblGrid>
         <w:gridCol w:w="2490"/>
@@ -2643,15 +3515,28 @@
       </w:tblGrid>
       <w:tr>
         <w:trPr>
-          <w:tblHeader/>
-          <w:jc w:val="center"/>
+          <w:tblHeader w:val="true"/>
         </w:trPr>
         <w:tc>
           <w:tcPr>
-            <w:tcW w:w="2551" w:type="dxa"/>
-            <w:shd w:val="clear" w:color="auto" w:fill="1F3A5F"/>
-          </w:tcPr>
-          <w:p>
+            <w:tcW w:w="2490" w:type="dxa"/>
+            <w:tcBorders>
+              <w:top w:val="single" w:sz="4" w:space="0" w:color="9DB3CC"/>
+              <w:start w:val="single" w:sz="4" w:space="0" w:color="9DB3CC"/>
+              <w:bottom w:val="single" w:sz="4" w:space="0" w:color="9DB3CC"/>
+              <w:end w:val="single" w:sz="4" w:space="0" w:color="9DB3CC"/>
+            </w:tcBorders>
+            <w:shd w:color="auto" w:fill="1F3A5F" w:val="clear"/>
+          </w:tcPr>
+          <w:p>
+            <w:pPr>
+              <w:pStyle w:val="Normal"/>
+              <w:widowControl/>
+              <w:bidi w:val="0"/>
+              <w:spacing w:lineRule="auto" w:line="276" w:before="0" w:after="120"/>
+              <w:jc w:val="start"/>
+              <w:rPr/>
+            </w:pPr>
             <w:r>
               <w:rPr>
                 <w:b/>
@@ -2664,10 +3549,24 @@
         </w:tc>
         <w:tc>
           <w:tcPr>
-            <w:tcW w:w="7087" w:type="dxa"/>
-            <w:shd w:val="clear" w:color="auto" w:fill="1F3A5F"/>
-          </w:tcPr>
-          <w:p>
+            <w:tcW w:w="6513" w:type="dxa"/>
+            <w:tcBorders>
+              <w:top w:val="single" w:sz="4" w:space="0" w:color="9DB3CC"/>
+              <w:start w:val="single" w:sz="4" w:space="0" w:color="9DB3CC"/>
+              <w:bottom w:val="single" w:sz="4" w:space="0" w:color="9DB3CC"/>
+              <w:end w:val="single" w:sz="4" w:space="0" w:color="9DB3CC"/>
+            </w:tcBorders>
+            <w:shd w:color="auto" w:fill="1F3A5F" w:val="clear"/>
+          </w:tcPr>
+          <w:p>
+            <w:pPr>
+              <w:pStyle w:val="Normal"/>
+              <w:widowControl/>
+              <w:bidi w:val="0"/>
+              <w:spacing w:lineRule="auto" w:line="276" w:before="0" w:after="120"/>
+              <w:jc w:val="start"/>
+              <w:rPr/>
+            </w:pPr>
             <w:r>
               <w:rPr>
                 <w:b/>
@@ -2680,16 +3579,22 @@
         </w:tc>
       </w:tr>
       <w:tr>
-        <w:trPr>
-          <w:jc w:val="center"/>
-        </w:trPr>
-        <w:tc>
-          <w:tcPr>
-            <w:tcW w:w="2551" w:type="dxa"/>
-          </w:tcPr>
-          <w:p>
-            <w:pPr>
-              <w:spacing w:after="20"/>
+        <w:trPr/>
+        <w:tc>
+          <w:tcPr>
+            <w:tcW w:w="2490" w:type="dxa"/>
+            <w:tcBorders>
+              <w:top w:val="single" w:sz="4" w:space="0" w:color="9DB3CC"/>
+              <w:start w:val="single" w:sz="4" w:space="0" w:color="9DB3CC"/>
+              <w:bottom w:val="single" w:sz="4" w:space="0" w:color="9DB3CC"/>
+              <w:end w:val="single" w:sz="4" w:space="0" w:color="9DB3CC"/>
+            </w:tcBorders>
+          </w:tcPr>
+          <w:p>
+            <w:pPr>
+              <w:pStyle w:val="Normal"/>
+              <w:spacing w:before="0" w:after="20"/>
+              <w:rPr/>
             </w:pPr>
             <w:r>
               <w:rPr>
@@ -2701,11 +3606,19 @@
         </w:tc>
         <w:tc>
           <w:tcPr>
-            <w:tcW w:w="7087" w:type="dxa"/>
-          </w:tcPr>
-          <w:p>
-            <w:pPr>
-              <w:spacing w:after="20"/>
+            <w:tcW w:w="6513" w:type="dxa"/>
+            <w:tcBorders>
+              <w:top w:val="single" w:sz="4" w:space="0" w:color="9DB3CC"/>
+              <w:start w:val="single" w:sz="4" w:space="0" w:color="9DB3CC"/>
+              <w:bottom w:val="single" w:sz="4" w:space="0" w:color="9DB3CC"/>
+              <w:end w:val="single" w:sz="4" w:space="0" w:color="9DB3CC"/>
+            </w:tcBorders>
+          </w:tcPr>
+          <w:p>
+            <w:pPr>
+              <w:pStyle w:val="Normal"/>
+              <w:spacing w:before="0" w:after="20"/>
+              <w:rPr/>
             </w:pPr>
             <w:r>
               <w:rPr>
@@ -2717,17 +3630,23 @@
         </w:tc>
       </w:tr>
       <w:tr>
-        <w:trPr>
-          <w:jc w:val="center"/>
-        </w:trPr>
-        <w:tc>
-          <w:tcPr>
-            <w:tcW w:w="2551" w:type="dxa"/>
-            <w:shd w:val="clear" w:color="auto" w:fill="EEF3F9"/>
-          </w:tcPr>
-          <w:p>
-            <w:pPr>
-              <w:spacing w:after="20"/>
+        <w:trPr/>
+        <w:tc>
+          <w:tcPr>
+            <w:tcW w:w="2490" w:type="dxa"/>
+            <w:tcBorders>
+              <w:top w:val="single" w:sz="4" w:space="0" w:color="9DB3CC"/>
+              <w:start w:val="single" w:sz="4" w:space="0" w:color="9DB3CC"/>
+              <w:bottom w:val="single" w:sz="4" w:space="0" w:color="9DB3CC"/>
+              <w:end w:val="single" w:sz="4" w:space="0" w:color="9DB3CC"/>
+            </w:tcBorders>
+            <w:shd w:color="auto" w:fill="EEF3F9" w:val="clear"/>
+          </w:tcPr>
+          <w:p>
+            <w:pPr>
+              <w:pStyle w:val="Normal"/>
+              <w:spacing w:before="0" w:after="20"/>
+              <w:rPr/>
             </w:pPr>
             <w:r>
               <w:rPr>
@@ -2739,12 +3658,20 @@
         </w:tc>
         <w:tc>
           <w:tcPr>
-            <w:tcW w:w="7087" w:type="dxa"/>
-            <w:shd w:val="clear" w:color="auto" w:fill="EEF3F9"/>
-          </w:tcPr>
-          <w:p>
-            <w:pPr>
-              <w:spacing w:after="20"/>
+            <w:tcW w:w="6513" w:type="dxa"/>
+            <w:tcBorders>
+              <w:top w:val="single" w:sz="4" w:space="0" w:color="9DB3CC"/>
+              <w:start w:val="single" w:sz="4" w:space="0" w:color="9DB3CC"/>
+              <w:bottom w:val="single" w:sz="4" w:space="0" w:color="9DB3CC"/>
+              <w:end w:val="single" w:sz="4" w:space="0" w:color="9DB3CC"/>
+            </w:tcBorders>
+            <w:shd w:color="auto" w:fill="EEF3F9" w:val="clear"/>
+          </w:tcPr>
+          <w:p>
+            <w:pPr>
+              <w:pStyle w:val="Normal"/>
+              <w:spacing w:before="0" w:after="20"/>
+              <w:rPr/>
             </w:pPr>
             <w:r>
               <w:rPr>
@@ -2756,16 +3683,22 @@
         </w:tc>
       </w:tr>
       <w:tr>
-        <w:trPr>
-          <w:jc w:val="center"/>
-        </w:trPr>
-        <w:tc>
-          <w:tcPr>
-            <w:tcW w:w="2551" w:type="dxa"/>
-          </w:tcPr>
-          <w:p>
-            <w:pPr>
-              <w:spacing w:after="20"/>
+        <w:trPr/>
+        <w:tc>
+          <w:tcPr>
+            <w:tcW w:w="2490" w:type="dxa"/>
+            <w:tcBorders>
+              <w:top w:val="single" w:sz="4" w:space="0" w:color="9DB3CC"/>
+              <w:start w:val="single" w:sz="4" w:space="0" w:color="9DB3CC"/>
+              <w:bottom w:val="single" w:sz="4" w:space="0" w:color="9DB3CC"/>
+              <w:end w:val="single" w:sz="4" w:space="0" w:color="9DB3CC"/>
+            </w:tcBorders>
+          </w:tcPr>
+          <w:p>
+            <w:pPr>
+              <w:pStyle w:val="Normal"/>
+              <w:spacing w:before="0" w:after="20"/>
+              <w:rPr/>
             </w:pPr>
             <w:r>
               <w:rPr>
@@ -2777,11 +3710,19 @@
         </w:tc>
         <w:tc>
           <w:tcPr>
-            <w:tcW w:w="7087" w:type="dxa"/>
-          </w:tcPr>
-          <w:p>
-            <w:pPr>
-              <w:spacing w:after="20"/>
+            <w:tcW w:w="6513" w:type="dxa"/>
+            <w:tcBorders>
+              <w:top w:val="single" w:sz="4" w:space="0" w:color="9DB3CC"/>
+              <w:start w:val="single" w:sz="4" w:space="0" w:color="9DB3CC"/>
+              <w:bottom w:val="single" w:sz="4" w:space="0" w:color="9DB3CC"/>
+              <w:end w:val="single" w:sz="4" w:space="0" w:color="9DB3CC"/>
+            </w:tcBorders>
+          </w:tcPr>
+          <w:p>
+            <w:pPr>
+              <w:pStyle w:val="Normal"/>
+              <w:spacing w:before="0" w:after="20"/>
+              <w:rPr/>
             </w:pPr>
             <w:r>
               <w:rPr>
@@ -2793,17 +3734,23 @@
         </w:tc>
       </w:tr>
       <w:tr>
-        <w:trPr>
-          <w:jc w:val="center"/>
-        </w:trPr>
-        <w:tc>
-          <w:tcPr>
-            <w:tcW w:w="2551" w:type="dxa"/>
-            <w:shd w:val="clear" w:color="auto" w:fill="EEF3F9"/>
-          </w:tcPr>
-          <w:p>
-            <w:pPr>
-              <w:spacing w:after="20"/>
+        <w:trPr/>
+        <w:tc>
+          <w:tcPr>
+            <w:tcW w:w="2490" w:type="dxa"/>
+            <w:tcBorders>
+              <w:top w:val="single" w:sz="4" w:space="0" w:color="9DB3CC"/>
+              <w:start w:val="single" w:sz="4" w:space="0" w:color="9DB3CC"/>
+              <w:bottom w:val="single" w:sz="4" w:space="0" w:color="9DB3CC"/>
+              <w:end w:val="single" w:sz="4" w:space="0" w:color="9DB3CC"/>
+            </w:tcBorders>
+            <w:shd w:color="auto" w:fill="EEF3F9" w:val="clear"/>
+          </w:tcPr>
+          <w:p>
+            <w:pPr>
+              <w:pStyle w:val="Normal"/>
+              <w:spacing w:before="0" w:after="20"/>
+              <w:rPr/>
             </w:pPr>
             <w:r>
               <w:rPr>
@@ -2815,12 +3762,20 @@
         </w:tc>
         <w:tc>
           <w:tcPr>
-            <w:tcW w:w="7087" w:type="dxa"/>
-            <w:shd w:val="clear" w:color="auto" w:fill="EEF3F9"/>
-          </w:tcPr>
-          <w:p>
-            <w:pPr>
-              <w:spacing w:after="20"/>
+            <w:tcW w:w="6513" w:type="dxa"/>
+            <w:tcBorders>
+              <w:top w:val="single" w:sz="4" w:space="0" w:color="9DB3CC"/>
+              <w:start w:val="single" w:sz="4" w:space="0" w:color="9DB3CC"/>
+              <w:bottom w:val="single" w:sz="4" w:space="0" w:color="9DB3CC"/>
+              <w:end w:val="single" w:sz="4" w:space="0" w:color="9DB3CC"/>
+            </w:tcBorders>
+            <w:shd w:color="auto" w:fill="EEF3F9" w:val="clear"/>
+          </w:tcPr>
+          <w:p>
+            <w:pPr>
+              <w:pStyle w:val="Normal"/>
+              <w:spacing w:before="0" w:after="20"/>
+              <w:rPr/>
             </w:pPr>
             <w:r>
               <w:rPr>
@@ -2834,14 +3789,21 @@
     </w:tbl>
     <w:p>
       <w:pPr>
-        <w:spacing w:after="40"/>
-      </w:pPr>
-    </w:p>
-    <w:p>
-      <w:pPr>
-        <w:spacing w:after="60"/>
-        <w:ind w:left="340" w:hanging="255"/>
+        <w:pStyle w:val="Normal"/>
+        <w:spacing w:before="0" w:after="40"/>
+        <w:rPr/>
+      </w:pPr>
+      <w:r>
+        <w:rPr/>
+      </w:r>
+    </w:p>
+    <w:p>
+      <w:pPr>
+        <w:pStyle w:val="Normal"/>
+        <w:spacing w:before="0" w:after="60"/>
+        <w:ind w:hanging="255" w:start="340"/>
         <w:jc w:val="both"/>
+        <w:rPr/>
       </w:pPr>
       <w:r>
         <w:rPr>
@@ -2857,14 +3819,17 @@
         <w:t>C.1.</w:t>
       </w:r>
       <w:r>
+        <w:rPr/>
         <w:t xml:space="preserve"> Identifica todas las señales de actividad sospechosa. Para cada una indica en qué fichero y a qué hora aparece, si se observa en el sistema o en la red y qué podría significar.</w:t>
       </w:r>
     </w:p>
     <w:p>
       <w:pPr>
-        <w:spacing w:after="60"/>
-        <w:ind w:left="340" w:hanging="255"/>
+        <w:pStyle w:val="Normal"/>
+        <w:spacing w:before="0" w:after="60"/>
+        <w:ind w:hanging="255" w:start="340"/>
         <w:jc w:val="both"/>
+        <w:rPr/>
       </w:pPr>
       <w:r>
         <w:rPr>
@@ -2880,14 +3845,17 @@
         <w:t>C.2.</w:t>
       </w:r>
       <w:r>
+        <w:rPr/>
         <w:t xml:space="preserve"> Reconstruye en orden cronológico lo ocurrido y asocia cada paso con una fase de la intrusión estudiada en clase. Indica qué hallazgos de tu auditoría de la Parte B explican que el ataque tuviera éxito.</w:t>
       </w:r>
     </w:p>
     <w:p>
       <w:pPr>
-        <w:spacing w:after="60"/>
-        <w:ind w:left="340" w:hanging="255"/>
+        <w:pStyle w:val="Normal"/>
+        <w:spacing w:before="0" w:after="60"/>
+        <w:ind w:hanging="255" w:start="340"/>
         <w:jc w:val="both"/>
+        <w:rPr/>
       </w:pPr>
       <w:r>
         <w:rPr>
@@ -2903,14 +3871,17 @@
         <w:t>C.3.</w:t>
       </w:r>
       <w:r>
+        <w:rPr/>
         <w:t xml:space="preserve"> En el registro de APP-WEB aparecen peticiones que corresponden a dos tipos de ataque a aplicaciones web estudiados en la unidad. Identifícalos, explica qué pretendía cada petición y qué debilidad de la aplicación aprovechan.</w:t>
       </w:r>
     </w:p>
     <w:p>
       <w:pPr>
-        <w:spacing w:after="60"/>
-        <w:ind w:left="340" w:hanging="255"/>
+        <w:pStyle w:val="Normal"/>
+        <w:spacing w:before="0" w:after="60"/>
+        <w:ind w:hanging="255" w:start="340"/>
         <w:jc w:val="both"/>
+        <w:rPr/>
       </w:pPr>
       <w:r>
         <w:rPr>
@@ -2926,14 +3897,17 @@
         <w:t>C.4.</w:t>
       </w:r>
       <w:r>
+        <w:rPr/>
         <w:t xml:space="preserve"> Clasifica el incidente (interno o externo, dirigido o masivo) y evalúa su impacto sobre la confidencialidad, la integridad y la disponibilidad, así como sus consecuencias económicas, legales, reputacionales y operativas para DeltaSoft.</w:t>
       </w:r>
     </w:p>
     <w:p>
       <w:pPr>
-        <w:spacing w:after="60"/>
-        <w:ind w:left="340" w:hanging="255"/>
+        <w:pStyle w:val="Normal"/>
+        <w:spacing w:before="0" w:after="60"/>
+        <w:ind w:hanging="255" w:start="340"/>
         <w:jc w:val="both"/>
+        <w:rPr/>
       </w:pPr>
       <w:r>
         <w:rPr>
@@ -2949,16 +3923,19 @@
         <w:t>C.5.</w:t>
       </w:r>
       <w:r>
+        <w:rPr/>
         <w:t xml:space="preserve"> Propón cuatro medidas concretas que habrían evitado o detectado antes el incidente, indicando qué hallazgo de la Parte B corrige cada una.</w:t>
       </w:r>
     </w:p>
     <w:p>
       <w:pPr>
-        <w:keepNext/>
+        <w:pStyle w:val="Normal"/>
+        <w:keepNext w:val="true"/>
         <w:pBdr>
           <w:bottom w:val="single" w:sz="8" w:space="2" w:color="2E6DA4"/>
         </w:pBdr>
-        <w:spacing w:before="280"/>
+        <w:spacing w:before="280" w:after="120"/>
+        <w:rPr/>
       </w:pPr>
       <w:r>
         <w:rPr>
@@ -2971,9 +3948,11 @@
     </w:p>
     <w:p>
       <w:pPr>
-        <w:spacing w:after="60"/>
-        <w:ind w:left="340" w:hanging="255"/>
+        <w:pStyle w:val="Normal"/>
+        <w:spacing w:before="0" w:after="60"/>
+        <w:ind w:hanging="255" w:start="340"/>
         <w:jc w:val="both"/>
+        <w:rPr/>
       </w:pPr>
       <w:r>
         <w:rPr>
@@ -2983,14 +3962,17 @@
         <w:t xml:space="preserve">•  </w:t>
       </w:r>
       <w:r>
+        <w:rPr/>
         <w:t>Documento único en PDF, en Arial 12, con texto justificado y estructurado en los apartados A, B y C.</w:t>
       </w:r>
     </w:p>
     <w:p>
       <w:pPr>
-        <w:spacing w:after="60"/>
-        <w:ind w:left="340" w:hanging="255"/>
+        <w:pStyle w:val="Normal"/>
+        <w:spacing w:before="0" w:after="60"/>
+        <w:ind w:hanging="255" w:start="340"/>
         <w:jc w:val="both"/>
+        <w:rPr/>
       </w:pPr>
       <w:r>
         <w:rPr>
@@ -3000,14 +3982,17 @@
         <w:t xml:space="preserve">•  </w:t>
       </w:r>
       <w:r>
+        <w:rPr/>
         <w:t>Portada con nombre y apellidos, módulo, unidad de trabajo y fecha de entrega.</w:t>
       </w:r>
     </w:p>
     <w:p>
       <w:pPr>
-        <w:spacing w:after="60"/>
-        <w:ind w:left="340" w:hanging="255"/>
+        <w:pStyle w:val="Normal"/>
+        <w:spacing w:before="0" w:after="60"/>
+        <w:ind w:hanging="255" w:start="340"/>
         <w:jc w:val="both"/>
+        <w:rPr/>
       </w:pPr>
       <w:r>
         <w:rPr>
@@ -3017,14 +4002,17 @@
         <w:t xml:space="preserve">•  </w:t>
       </w:r>
       <w:r>
+        <w:rPr/>
         <w:t>Capturas legibles, en las que se identifique el comando, su resultado y el nombre de tu máquina (srv-ficheros-apellido). No se admiten capturas de otras máquinas ni capturas repetidas que no aporten información.</w:t>
       </w:r>
     </w:p>
     <w:p>
       <w:pPr>
-        <w:spacing w:after="60"/>
-        <w:ind w:left="340" w:hanging="255"/>
+        <w:pStyle w:val="Normal"/>
+        <w:spacing w:before="0" w:after="60"/>
+        <w:ind w:hanging="255" w:start="340"/>
         <w:jc w:val="both"/>
+        <w:rPr/>
       </w:pPr>
       <w:r>
         <w:rPr>
@@ -3034,14 +4022,17 @@
         <w:t xml:space="preserve">•  </w:t>
       </w:r>
       <w:r>
+        <w:rPr/>
         <w:t>Nombre del archivo: nombre_apellido_fucs_ut1_p1.pdf, en minúsculas, sin tildes ni caracteres especiales.</w:t>
       </w:r>
     </w:p>
     <w:p>
       <w:pPr>
-        <w:spacing w:after="60"/>
-        <w:ind w:left="340" w:hanging="255"/>
+        <w:pStyle w:val="Normal"/>
+        <w:spacing w:before="0" w:after="60"/>
+        <w:ind w:hanging="255" w:start="340"/>
         <w:jc w:val="both"/>
+        <w:rPr/>
       </w:pPr>
       <w:r>
         <w:rPr>
@@ -3051,42 +4042,52 @@
         <w:t xml:space="preserve">•  </w:t>
       </w:r>
       <w:r>
+        <w:rPr/>
         <w:t>Trabajo individual. No está autorizado el uso de herramientas de inteligencia artificial. El profesor podrá pedirte que expliques oralmente cualquier apartado o que muestres tu máquina virtual; si no puedes explicar lo entregado, la práctica se calificará con un 0.</w:t>
       </w:r>
     </w:p>
     <w:p>
       <w:pPr>
-        <w:spacing w:after="60"/>
-        <w:ind w:left="340" w:hanging="255"/>
+        <w:pStyle w:val="Normal"/>
+        <w:spacing w:before="0" w:after="60"/>
+        <w:ind w:hanging="255" w:start="340"/>
         <w:jc w:val="both"/>
+        <w:rPr/>
       </w:pPr>
       <w:r>
         <w:rPr>
           <w:b/>
           <w:color w:val="2E6DA4"/>
         </w:rPr>
-        <w:lastRenderedPageBreak/>
         <w:t xml:space="preserve">•  </w:t>
       </w:r>
       <w:r>
+        <w:rPr/>
         <w:t>Entrega en la tarea del aula virtual, dentro del plazo indicado. Se aplican las normas generales de entrega del módulo.</w:t>
       </w:r>
     </w:p>
     <w:p>
       <w:pPr>
-        <w:spacing w:after="0"/>
-      </w:pPr>
+        <w:pStyle w:val="Normal"/>
+        <w:spacing w:before="0" w:after="0"/>
+        <w:rPr/>
+      </w:pPr>
+      <w:r>
+        <w:rPr/>
+      </w:r>
       <w:r>
         <w:br w:type="page"/>
       </w:r>
     </w:p>
     <w:p>
       <w:pPr>
-        <w:keepNext/>
+        <w:pStyle w:val="Normal"/>
+        <w:keepNext w:val="true"/>
         <w:pBdr>
           <w:bottom w:val="single" w:sz="8" w:space="2" w:color="2E6DA4"/>
         </w:pBdr>
-        <w:spacing w:before="280"/>
+        <w:spacing w:before="0" w:after="120"/>
+        <w:rPr/>
       </w:pPr>
       <w:r>
         <w:rPr>
@@ -3094,49 +4095,64 @@
           <w:color w:val="1F3A5F"/>
           <w:sz w:val="30"/>
         </w:rPr>
-        <w:lastRenderedPageBreak/>
         <w:t>Rúbrica de evaluación</w:t>
       </w:r>
     </w:p>
     <w:p>
       <w:pPr>
+        <w:pStyle w:val="Normal"/>
         <w:jc w:val="both"/>
-      </w:pPr>
-      <w:r>
+        <w:rPr/>
+      </w:pPr>
+      <w:r>
+        <w:rPr/>
         <w:t>Cada ítem se valora de 0 a 10. La nota de la práctica es la media ponderada según el peso de cada ítem.</w:t>
       </w:r>
     </w:p>
     <w:tbl>
       <w:tblPr>
-        <w:tblW w:w="0" w:type="auto"/>
+        <w:tblW w:w="9003" w:type="dxa"/>
         <w:jc w:val="center"/>
-        <w:tblBorders>
-          <w:top w:val="single" w:sz="4" w:space="0" w:color="9DB3CC"/>
-          <w:left w:val="single" w:sz="4" w:space="0" w:color="9DB3CC"/>
-          <w:bottom w:val="single" w:sz="4" w:space="0" w:color="9DB3CC"/>
-          <w:right w:val="single" w:sz="4" w:space="0" w:color="9DB3CC"/>
-          <w:insideH w:val="single" w:sz="4" w:space="0" w:color="9DB3CC"/>
-          <w:insideV w:val="single" w:sz="4" w:space="0" w:color="9DB3CC"/>
-        </w:tblBorders>
-        <w:tblLook w:val="04A0" w:firstRow="1" w:lastRow="0" w:firstColumn="1" w:lastColumn="0" w:noHBand="0" w:noVBand="1"/>
+        <w:tblInd w:w="0" w:type="dxa"/>
+        <w:tblLayout w:type="fixed"/>
+        <w:tblCellMar>
+          <w:top w:w="0" w:type="dxa"/>
+          <w:start w:w="108" w:type="dxa"/>
+          <w:bottom w:w="0" w:type="dxa"/>
+          <w:end w:w="108" w:type="dxa"/>
+        </w:tblCellMar>
+        <w:tblLook w:val="04a0" w:firstRow="1" w:noVBand="1" w:lastRow="0" w:firstColumn="1" w:lastColumn="0" w:noHBand="0"/>
       </w:tblPr>
       <w:tblGrid>
         <w:gridCol w:w="2028"/>
         <w:gridCol w:w="2339"/>
-        <w:gridCol w:w="2318"/>
-        <w:gridCol w:w="2318"/>
+        <w:gridCol w:w="2317"/>
+        <w:gridCol w:w="2319"/>
       </w:tblGrid>
       <w:tr>
         <w:trPr>
-          <w:tblHeader/>
-          <w:jc w:val="center"/>
+          <w:tblHeader w:val="true"/>
         </w:trPr>
         <w:tc>
           <w:tcPr>
-            <w:tcW w:w="2154" w:type="dxa"/>
-            <w:shd w:val="clear" w:color="auto" w:fill="1F3A5F"/>
-          </w:tcPr>
-          <w:p>
+            <w:tcW w:w="2028" w:type="dxa"/>
+            <w:tcBorders>
+              <w:top w:val="single" w:sz="4" w:space="0" w:color="9DB3CC"/>
+              <w:start w:val="single" w:sz="4" w:space="0" w:color="9DB3CC"/>
+              <w:bottom w:val="single" w:sz="4" w:space="0" w:color="9DB3CC"/>
+              <w:end w:val="single" w:sz="4" w:space="0" w:color="9DB3CC"/>
+            </w:tcBorders>
+            <w:shd w:color="auto" w:fill="1F3A5F" w:val="clear"/>
+          </w:tcPr>
+          <w:p>
+            <w:pPr>
+              <w:pStyle w:val="Normal"/>
+              <w:widowControl/>
+              <w:bidi w:val="0"/>
+              <w:spacing w:lineRule="auto" w:line="276" w:before="0" w:after="120"/>
+              <w:jc w:val="start"/>
+              <w:rPr/>
+            </w:pPr>
             <w:r>
               <w:rPr>
                 <w:b/>
@@ -3149,10 +4165,24 @@
         </w:tc>
         <w:tc>
           <w:tcPr>
-            <w:tcW w:w="2494" w:type="dxa"/>
-            <w:shd w:val="clear" w:color="auto" w:fill="1F3A5F"/>
-          </w:tcPr>
-          <w:p>
+            <w:tcW w:w="2339" w:type="dxa"/>
+            <w:tcBorders>
+              <w:top w:val="single" w:sz="4" w:space="0" w:color="9DB3CC"/>
+              <w:start w:val="single" w:sz="4" w:space="0" w:color="9DB3CC"/>
+              <w:bottom w:val="single" w:sz="4" w:space="0" w:color="9DB3CC"/>
+              <w:end w:val="single" w:sz="4" w:space="0" w:color="9DB3CC"/>
+            </w:tcBorders>
+            <w:shd w:color="auto" w:fill="1F3A5F" w:val="clear"/>
+          </w:tcPr>
+          <w:p>
+            <w:pPr>
+              <w:pStyle w:val="Normal"/>
+              <w:widowControl/>
+              <w:bidi w:val="0"/>
+              <w:spacing w:lineRule="auto" w:line="276" w:before="0" w:after="120"/>
+              <w:jc w:val="start"/>
+              <w:rPr/>
+            </w:pPr>
             <w:r>
               <w:rPr>
                 <w:b/>
@@ -3165,10 +4195,24 @@
         </w:tc>
         <w:tc>
           <w:tcPr>
-            <w:tcW w:w="2494" w:type="dxa"/>
-            <w:shd w:val="clear" w:color="auto" w:fill="1F3A5F"/>
-          </w:tcPr>
-          <w:p>
+            <w:tcW w:w="2317" w:type="dxa"/>
+            <w:tcBorders>
+              <w:top w:val="single" w:sz="4" w:space="0" w:color="9DB3CC"/>
+              <w:start w:val="single" w:sz="4" w:space="0" w:color="9DB3CC"/>
+              <w:bottom w:val="single" w:sz="4" w:space="0" w:color="9DB3CC"/>
+              <w:end w:val="single" w:sz="4" w:space="0" w:color="9DB3CC"/>
+            </w:tcBorders>
+            <w:shd w:color="auto" w:fill="1F3A5F" w:val="clear"/>
+          </w:tcPr>
+          <w:p>
+            <w:pPr>
+              <w:pStyle w:val="Normal"/>
+              <w:widowControl/>
+              <w:bidi w:val="0"/>
+              <w:spacing w:lineRule="auto" w:line="276" w:before="0" w:after="120"/>
+              <w:jc w:val="start"/>
+              <w:rPr/>
+            </w:pPr>
             <w:r>
               <w:rPr>
                 <w:b/>
@@ -3181,10 +4225,24 @@
         </w:tc>
         <w:tc>
           <w:tcPr>
-            <w:tcW w:w="2494" w:type="dxa"/>
-            <w:shd w:val="clear" w:color="auto" w:fill="1F3A5F"/>
-          </w:tcPr>
-          <w:p>
+            <w:tcW w:w="2319" w:type="dxa"/>
+            <w:tcBorders>
+              <w:top w:val="single" w:sz="4" w:space="0" w:color="9DB3CC"/>
+              <w:start w:val="single" w:sz="4" w:space="0" w:color="9DB3CC"/>
+              <w:bottom w:val="single" w:sz="4" w:space="0" w:color="9DB3CC"/>
+              <w:end w:val="single" w:sz="4" w:space="0" w:color="9DB3CC"/>
+            </w:tcBorders>
+            <w:shd w:color="auto" w:fill="1F3A5F" w:val="clear"/>
+          </w:tcPr>
+          <w:p>
+            <w:pPr>
+              <w:pStyle w:val="Normal"/>
+              <w:widowControl/>
+              <w:bidi w:val="0"/>
+              <w:spacing w:lineRule="auto" w:line="276" w:before="0" w:after="120"/>
+              <w:jc w:val="start"/>
+              <w:rPr/>
+            </w:pPr>
             <w:r>
               <w:rPr>
                 <w:b/>
@@ -3197,16 +4255,22 @@
         </w:tc>
       </w:tr>
       <w:tr>
-        <w:trPr>
-          <w:jc w:val="center"/>
-        </w:trPr>
-        <w:tc>
-          <w:tcPr>
-            <w:tcW w:w="2154" w:type="dxa"/>
-          </w:tcPr>
-          <w:p>
-            <w:pPr>
-              <w:spacing w:after="20"/>
+        <w:trPr/>
+        <w:tc>
+          <w:tcPr>
+            <w:tcW w:w="2028" w:type="dxa"/>
+            <w:tcBorders>
+              <w:top w:val="single" w:sz="4" w:space="0" w:color="9DB3CC"/>
+              <w:start w:val="single" w:sz="4" w:space="0" w:color="9DB3CC"/>
+              <w:bottom w:val="single" w:sz="4" w:space="0" w:color="9DB3CC"/>
+              <w:end w:val="single" w:sz="4" w:space="0" w:color="9DB3CC"/>
+            </w:tcBorders>
+          </w:tcPr>
+          <w:p>
+            <w:pPr>
+              <w:pStyle w:val="Normal"/>
+              <w:spacing w:before="0" w:after="20"/>
+              <w:rPr/>
             </w:pPr>
             <w:r>
               <w:rPr>
@@ -3219,11 +4283,19 @@
         </w:tc>
         <w:tc>
           <w:tcPr>
-            <w:tcW w:w="2494" w:type="dxa"/>
-          </w:tcPr>
-          <w:p>
-            <w:pPr>
-              <w:spacing w:after="20"/>
+            <w:tcW w:w="2339" w:type="dxa"/>
+            <w:tcBorders>
+              <w:top w:val="single" w:sz="4" w:space="0" w:color="9DB3CC"/>
+              <w:start w:val="single" w:sz="4" w:space="0" w:color="9DB3CC"/>
+              <w:bottom w:val="single" w:sz="4" w:space="0" w:color="9DB3CC"/>
+              <w:end w:val="single" w:sz="4" w:space="0" w:color="9DB3CC"/>
+            </w:tcBorders>
+          </w:tcPr>
+          <w:p>
+            <w:pPr>
+              <w:pStyle w:val="Normal"/>
+              <w:spacing w:before="0" w:after="20"/>
+              <w:rPr/>
             </w:pPr>
             <w:r>
               <w:rPr>
@@ -3235,11 +4307,19 @@
         </w:tc>
         <w:tc>
           <w:tcPr>
-            <w:tcW w:w="2494" w:type="dxa"/>
-          </w:tcPr>
-          <w:p>
-            <w:pPr>
-              <w:spacing w:after="20"/>
+            <w:tcW w:w="2317" w:type="dxa"/>
+            <w:tcBorders>
+              <w:top w:val="single" w:sz="4" w:space="0" w:color="9DB3CC"/>
+              <w:start w:val="single" w:sz="4" w:space="0" w:color="9DB3CC"/>
+              <w:bottom w:val="single" w:sz="4" w:space="0" w:color="9DB3CC"/>
+              <w:end w:val="single" w:sz="4" w:space="0" w:color="9DB3CC"/>
+            </w:tcBorders>
+          </w:tcPr>
+          <w:p>
+            <w:pPr>
+              <w:pStyle w:val="Normal"/>
+              <w:spacing w:before="0" w:after="20"/>
+              <w:rPr/>
             </w:pPr>
             <w:r>
               <w:rPr>
@@ -3251,11 +4331,19 @@
         </w:tc>
         <w:tc>
           <w:tcPr>
-            <w:tcW w:w="2494" w:type="dxa"/>
-          </w:tcPr>
-          <w:p>
-            <w:pPr>
-              <w:spacing w:after="20"/>
+            <w:tcW w:w="2319" w:type="dxa"/>
+            <w:tcBorders>
+              <w:top w:val="single" w:sz="4" w:space="0" w:color="9DB3CC"/>
+              <w:start w:val="single" w:sz="4" w:space="0" w:color="9DB3CC"/>
+              <w:bottom w:val="single" w:sz="4" w:space="0" w:color="9DB3CC"/>
+              <w:end w:val="single" w:sz="4" w:space="0" w:color="9DB3CC"/>
+            </w:tcBorders>
+          </w:tcPr>
+          <w:p>
+            <w:pPr>
+              <w:pStyle w:val="Normal"/>
+              <w:spacing w:before="0" w:after="20"/>
+              <w:rPr/>
             </w:pPr>
             <w:r>
               <w:rPr>
@@ -3267,17 +4355,23 @@
         </w:tc>
       </w:tr>
       <w:tr>
-        <w:trPr>
-          <w:jc w:val="center"/>
-        </w:trPr>
-        <w:tc>
-          <w:tcPr>
-            <w:tcW w:w="2154" w:type="dxa"/>
-            <w:shd w:val="clear" w:color="auto" w:fill="EEF3F9"/>
-          </w:tcPr>
-          <w:p>
-            <w:pPr>
-              <w:spacing w:after="20"/>
+        <w:trPr/>
+        <w:tc>
+          <w:tcPr>
+            <w:tcW w:w="2028" w:type="dxa"/>
+            <w:tcBorders>
+              <w:top w:val="single" w:sz="4" w:space="0" w:color="9DB3CC"/>
+              <w:start w:val="single" w:sz="4" w:space="0" w:color="9DB3CC"/>
+              <w:bottom w:val="single" w:sz="4" w:space="0" w:color="9DB3CC"/>
+              <w:end w:val="single" w:sz="4" w:space="0" w:color="9DB3CC"/>
+            </w:tcBorders>
+            <w:shd w:color="auto" w:fill="EEF3F9" w:val="clear"/>
+          </w:tcPr>
+          <w:p>
+            <w:pPr>
+              <w:pStyle w:val="Normal"/>
+              <w:spacing w:before="0" w:after="20"/>
+              <w:rPr/>
             </w:pPr>
             <w:r>
               <w:rPr>
@@ -3290,12 +4384,20 @@
         </w:tc>
         <w:tc>
           <w:tcPr>
-            <w:tcW w:w="2494" w:type="dxa"/>
-            <w:shd w:val="clear" w:color="auto" w:fill="EEF3F9"/>
-          </w:tcPr>
-          <w:p>
-            <w:pPr>
-              <w:spacing w:after="20"/>
+            <w:tcW w:w="2339" w:type="dxa"/>
+            <w:tcBorders>
+              <w:top w:val="single" w:sz="4" w:space="0" w:color="9DB3CC"/>
+              <w:start w:val="single" w:sz="4" w:space="0" w:color="9DB3CC"/>
+              <w:bottom w:val="single" w:sz="4" w:space="0" w:color="9DB3CC"/>
+              <w:end w:val="single" w:sz="4" w:space="0" w:color="9DB3CC"/>
+            </w:tcBorders>
+            <w:shd w:color="auto" w:fill="EEF3F9" w:val="clear"/>
+          </w:tcPr>
+          <w:p>
+            <w:pPr>
+              <w:pStyle w:val="Normal"/>
+              <w:spacing w:before="0" w:after="20"/>
+              <w:rPr/>
             </w:pPr>
             <w:r>
               <w:rPr>
@@ -3307,12 +4409,20 @@
         </w:tc>
         <w:tc>
           <w:tcPr>
-            <w:tcW w:w="2494" w:type="dxa"/>
-            <w:shd w:val="clear" w:color="auto" w:fill="EEF3F9"/>
-          </w:tcPr>
-          <w:p>
-            <w:pPr>
-              <w:spacing w:after="20"/>
+            <w:tcW w:w="2317" w:type="dxa"/>
+            <w:tcBorders>
+              <w:top w:val="single" w:sz="4" w:space="0" w:color="9DB3CC"/>
+              <w:start w:val="single" w:sz="4" w:space="0" w:color="9DB3CC"/>
+              <w:bottom w:val="single" w:sz="4" w:space="0" w:color="9DB3CC"/>
+              <w:end w:val="single" w:sz="4" w:space="0" w:color="9DB3CC"/>
+            </w:tcBorders>
+            <w:shd w:color="auto" w:fill="EEF3F9" w:val="clear"/>
+          </w:tcPr>
+          <w:p>
+            <w:pPr>
+              <w:pStyle w:val="Normal"/>
+              <w:spacing w:before="0" w:after="20"/>
+              <w:rPr/>
             </w:pPr>
             <w:r>
               <w:rPr>
@@ -3324,12 +4434,20 @@
         </w:tc>
         <w:tc>
           <w:tcPr>
-            <w:tcW w:w="2494" w:type="dxa"/>
-            <w:shd w:val="clear" w:color="auto" w:fill="EEF3F9"/>
-          </w:tcPr>
-          <w:p>
-            <w:pPr>
-              <w:spacing w:after="20"/>
+            <w:tcW w:w="2319" w:type="dxa"/>
+            <w:tcBorders>
+              <w:top w:val="single" w:sz="4" w:space="0" w:color="9DB3CC"/>
+              <w:start w:val="single" w:sz="4" w:space="0" w:color="9DB3CC"/>
+              <w:bottom w:val="single" w:sz="4" w:space="0" w:color="9DB3CC"/>
+              <w:end w:val="single" w:sz="4" w:space="0" w:color="9DB3CC"/>
+            </w:tcBorders>
+            <w:shd w:color="auto" w:fill="EEF3F9" w:val="clear"/>
+          </w:tcPr>
+          <w:p>
+            <w:pPr>
+              <w:pStyle w:val="Normal"/>
+              <w:spacing w:before="0" w:after="20"/>
+              <w:rPr/>
             </w:pPr>
             <w:r>
               <w:rPr>
@@ -3341,16 +4459,22 @@
         </w:tc>
       </w:tr>
       <w:tr>
-        <w:trPr>
-          <w:jc w:val="center"/>
-        </w:trPr>
-        <w:tc>
-          <w:tcPr>
-            <w:tcW w:w="2154" w:type="dxa"/>
-          </w:tcPr>
-          <w:p>
-            <w:pPr>
-              <w:spacing w:after="20"/>
+        <w:trPr/>
+        <w:tc>
+          <w:tcPr>
+            <w:tcW w:w="2028" w:type="dxa"/>
+            <w:tcBorders>
+              <w:top w:val="single" w:sz="4" w:space="0" w:color="9DB3CC"/>
+              <w:start w:val="single" w:sz="4" w:space="0" w:color="9DB3CC"/>
+              <w:bottom w:val="single" w:sz="4" w:space="0" w:color="9DB3CC"/>
+              <w:end w:val="single" w:sz="4" w:space="0" w:color="9DB3CC"/>
+            </w:tcBorders>
+          </w:tcPr>
+          <w:p>
+            <w:pPr>
+              <w:pStyle w:val="Normal"/>
+              <w:spacing w:before="0" w:after="20"/>
+              <w:rPr/>
             </w:pPr>
             <w:r>
               <w:rPr>
@@ -3363,11 +4487,19 @@
         </w:tc>
         <w:tc>
           <w:tcPr>
-            <w:tcW w:w="2494" w:type="dxa"/>
-          </w:tcPr>
-          <w:p>
-            <w:pPr>
-              <w:spacing w:after="20"/>
+            <w:tcW w:w="2339" w:type="dxa"/>
+            <w:tcBorders>
+              <w:top w:val="single" w:sz="4" w:space="0" w:color="9DB3CC"/>
+              <w:start w:val="single" w:sz="4" w:space="0" w:color="9DB3CC"/>
+              <w:bottom w:val="single" w:sz="4" w:space="0" w:color="9DB3CC"/>
+              <w:end w:val="single" w:sz="4" w:space="0" w:color="9DB3CC"/>
+            </w:tcBorders>
+          </w:tcPr>
+          <w:p>
+            <w:pPr>
+              <w:pStyle w:val="Normal"/>
+              <w:spacing w:before="0" w:after="20"/>
+              <w:rPr/>
             </w:pPr>
             <w:r>
               <w:rPr>
@@ -3379,11 +4511,19 @@
         </w:tc>
         <w:tc>
           <w:tcPr>
-            <w:tcW w:w="2494" w:type="dxa"/>
-          </w:tcPr>
-          <w:p>
-            <w:pPr>
-              <w:spacing w:after="20"/>
+            <w:tcW w:w="2317" w:type="dxa"/>
+            <w:tcBorders>
+              <w:top w:val="single" w:sz="4" w:space="0" w:color="9DB3CC"/>
+              <w:start w:val="single" w:sz="4" w:space="0" w:color="9DB3CC"/>
+              <w:bottom w:val="single" w:sz="4" w:space="0" w:color="9DB3CC"/>
+              <w:end w:val="single" w:sz="4" w:space="0" w:color="9DB3CC"/>
+            </w:tcBorders>
+          </w:tcPr>
+          <w:p>
+            <w:pPr>
+              <w:pStyle w:val="Normal"/>
+              <w:spacing w:before="0" w:after="20"/>
+              <w:rPr/>
             </w:pPr>
             <w:r>
               <w:rPr>
@@ -3395,11 +4535,19 @@
         </w:tc>
         <w:tc>
           <w:tcPr>
-            <w:tcW w:w="2494" w:type="dxa"/>
-          </w:tcPr>
-          <w:p>
-            <w:pPr>
-              <w:spacing w:after="20"/>
+            <w:tcW w:w="2319" w:type="dxa"/>
+            <w:tcBorders>
+              <w:top w:val="single" w:sz="4" w:space="0" w:color="9DB3CC"/>
+              <w:start w:val="single" w:sz="4" w:space="0" w:color="9DB3CC"/>
+              <w:bottom w:val="single" w:sz="4" w:space="0" w:color="9DB3CC"/>
+              <w:end w:val="single" w:sz="4" w:space="0" w:color="9DB3CC"/>
+            </w:tcBorders>
+          </w:tcPr>
+          <w:p>
+            <w:pPr>
+              <w:pStyle w:val="Normal"/>
+              <w:spacing w:before="0" w:after="20"/>
+              <w:rPr/>
             </w:pPr>
             <w:r>
               <w:rPr>
@@ -3411,17 +4559,23 @@
         </w:tc>
       </w:tr>
       <w:tr>
-        <w:trPr>
-          <w:jc w:val="center"/>
-        </w:trPr>
-        <w:tc>
-          <w:tcPr>
-            <w:tcW w:w="2154" w:type="dxa"/>
-            <w:shd w:val="clear" w:color="auto" w:fill="EEF3F9"/>
-          </w:tcPr>
-          <w:p>
-            <w:pPr>
-              <w:spacing w:after="20"/>
+        <w:trPr/>
+        <w:tc>
+          <w:tcPr>
+            <w:tcW w:w="2028" w:type="dxa"/>
+            <w:tcBorders>
+              <w:top w:val="single" w:sz="4" w:space="0" w:color="9DB3CC"/>
+              <w:start w:val="single" w:sz="4" w:space="0" w:color="9DB3CC"/>
+              <w:bottom w:val="single" w:sz="4" w:space="0" w:color="9DB3CC"/>
+              <w:end w:val="single" w:sz="4" w:space="0" w:color="9DB3CC"/>
+            </w:tcBorders>
+            <w:shd w:color="auto" w:fill="EEF3F9" w:val="clear"/>
+          </w:tcPr>
+          <w:p>
+            <w:pPr>
+              <w:pStyle w:val="Normal"/>
+              <w:spacing w:before="0" w:after="20"/>
+              <w:rPr/>
             </w:pPr>
             <w:r>
               <w:rPr>
@@ -3434,12 +4588,20 @@
         </w:tc>
         <w:tc>
           <w:tcPr>
-            <w:tcW w:w="2494" w:type="dxa"/>
-            <w:shd w:val="clear" w:color="auto" w:fill="EEF3F9"/>
-          </w:tcPr>
-          <w:p>
-            <w:pPr>
-              <w:spacing w:after="20"/>
+            <w:tcW w:w="2339" w:type="dxa"/>
+            <w:tcBorders>
+              <w:top w:val="single" w:sz="4" w:space="0" w:color="9DB3CC"/>
+              <w:start w:val="single" w:sz="4" w:space="0" w:color="9DB3CC"/>
+              <w:bottom w:val="single" w:sz="4" w:space="0" w:color="9DB3CC"/>
+              <w:end w:val="single" w:sz="4" w:space="0" w:color="9DB3CC"/>
+            </w:tcBorders>
+            <w:shd w:color="auto" w:fill="EEF3F9" w:val="clear"/>
+          </w:tcPr>
+          <w:p>
+            <w:pPr>
+              <w:pStyle w:val="Normal"/>
+              <w:spacing w:before="0" w:after="20"/>
+              <w:rPr/>
             </w:pPr>
             <w:r>
               <w:rPr>
@@ -3451,12 +4613,20 @@
         </w:tc>
         <w:tc>
           <w:tcPr>
-            <w:tcW w:w="2494" w:type="dxa"/>
-            <w:shd w:val="clear" w:color="auto" w:fill="EEF3F9"/>
-          </w:tcPr>
-          <w:p>
-            <w:pPr>
-              <w:spacing w:after="20"/>
+            <w:tcW w:w="2317" w:type="dxa"/>
+            <w:tcBorders>
+              <w:top w:val="single" w:sz="4" w:space="0" w:color="9DB3CC"/>
+              <w:start w:val="single" w:sz="4" w:space="0" w:color="9DB3CC"/>
+              <w:bottom w:val="single" w:sz="4" w:space="0" w:color="9DB3CC"/>
+              <w:end w:val="single" w:sz="4" w:space="0" w:color="9DB3CC"/>
+            </w:tcBorders>
+            <w:shd w:color="auto" w:fill="EEF3F9" w:val="clear"/>
+          </w:tcPr>
+          <w:p>
+            <w:pPr>
+              <w:pStyle w:val="Normal"/>
+              <w:spacing w:before="0" w:after="20"/>
+              <w:rPr/>
             </w:pPr>
             <w:r>
               <w:rPr>
@@ -3468,12 +4638,20 @@
         </w:tc>
         <w:tc>
           <w:tcPr>
-            <w:tcW w:w="2494" w:type="dxa"/>
-            <w:shd w:val="clear" w:color="auto" w:fill="EEF3F9"/>
-          </w:tcPr>
-          <w:p>
-            <w:pPr>
-              <w:spacing w:after="20"/>
+            <w:tcW w:w="2319" w:type="dxa"/>
+            <w:tcBorders>
+              <w:top w:val="single" w:sz="4" w:space="0" w:color="9DB3CC"/>
+              <w:start w:val="single" w:sz="4" w:space="0" w:color="9DB3CC"/>
+              <w:bottom w:val="single" w:sz="4" w:space="0" w:color="9DB3CC"/>
+              <w:end w:val="single" w:sz="4" w:space="0" w:color="9DB3CC"/>
+            </w:tcBorders>
+            <w:shd w:color="auto" w:fill="EEF3F9" w:val="clear"/>
+          </w:tcPr>
+          <w:p>
+            <w:pPr>
+              <w:pStyle w:val="Normal"/>
+              <w:spacing w:before="0" w:after="20"/>
+              <w:rPr/>
             </w:pPr>
             <w:r>
               <w:rPr>
@@ -3485,16 +4663,22 @@
         </w:tc>
       </w:tr>
       <w:tr>
-        <w:trPr>
-          <w:jc w:val="center"/>
-        </w:trPr>
-        <w:tc>
-          <w:tcPr>
-            <w:tcW w:w="2154" w:type="dxa"/>
-          </w:tcPr>
-          <w:p>
-            <w:pPr>
-              <w:spacing w:after="20"/>
+        <w:trPr/>
+        <w:tc>
+          <w:tcPr>
+            <w:tcW w:w="2028" w:type="dxa"/>
+            <w:tcBorders>
+              <w:top w:val="single" w:sz="4" w:space="0" w:color="9DB3CC"/>
+              <w:start w:val="single" w:sz="4" w:space="0" w:color="9DB3CC"/>
+              <w:bottom w:val="single" w:sz="4" w:space="0" w:color="9DB3CC"/>
+              <w:end w:val="single" w:sz="4" w:space="0" w:color="9DB3CC"/>
+            </w:tcBorders>
+          </w:tcPr>
+          <w:p>
+            <w:pPr>
+              <w:pStyle w:val="Normal"/>
+              <w:spacing w:before="0" w:after="20"/>
+              <w:rPr/>
             </w:pPr>
             <w:r>
               <w:rPr>
@@ -3507,11 +4691,19 @@
         </w:tc>
         <w:tc>
           <w:tcPr>
-            <w:tcW w:w="2494" w:type="dxa"/>
-          </w:tcPr>
-          <w:p>
-            <w:pPr>
-              <w:spacing w:after="20"/>
+            <w:tcW w:w="2339" w:type="dxa"/>
+            <w:tcBorders>
+              <w:top w:val="single" w:sz="4" w:space="0" w:color="9DB3CC"/>
+              <w:start w:val="single" w:sz="4" w:space="0" w:color="9DB3CC"/>
+              <w:bottom w:val="single" w:sz="4" w:space="0" w:color="9DB3CC"/>
+              <w:end w:val="single" w:sz="4" w:space="0" w:color="9DB3CC"/>
+            </w:tcBorders>
+          </w:tcPr>
+          <w:p>
+            <w:pPr>
+              <w:pStyle w:val="Normal"/>
+              <w:spacing w:before="0" w:after="20"/>
+              <w:rPr/>
             </w:pPr>
             <w:r>
               <w:rPr>
@@ -3523,11 +4715,19 @@
         </w:tc>
         <w:tc>
           <w:tcPr>
-            <w:tcW w:w="2494" w:type="dxa"/>
-          </w:tcPr>
-          <w:p>
-            <w:pPr>
-              <w:spacing w:after="20"/>
+            <w:tcW w:w="2317" w:type="dxa"/>
+            <w:tcBorders>
+              <w:top w:val="single" w:sz="4" w:space="0" w:color="9DB3CC"/>
+              <w:start w:val="single" w:sz="4" w:space="0" w:color="9DB3CC"/>
+              <w:bottom w:val="single" w:sz="4" w:space="0" w:color="9DB3CC"/>
+              <w:end w:val="single" w:sz="4" w:space="0" w:color="9DB3CC"/>
+            </w:tcBorders>
+          </w:tcPr>
+          <w:p>
+            <w:pPr>
+              <w:pStyle w:val="Normal"/>
+              <w:spacing w:before="0" w:after="20"/>
+              <w:rPr/>
             </w:pPr>
             <w:r>
               <w:rPr>
@@ -3539,11 +4739,19 @@
         </w:tc>
         <w:tc>
           <w:tcPr>
-            <w:tcW w:w="2494" w:type="dxa"/>
-          </w:tcPr>
-          <w:p>
-            <w:pPr>
-              <w:spacing w:after="20"/>
+            <w:tcW w:w="2319" w:type="dxa"/>
+            <w:tcBorders>
+              <w:top w:val="single" w:sz="4" w:space="0" w:color="9DB3CC"/>
+              <w:start w:val="single" w:sz="4" w:space="0" w:color="9DB3CC"/>
+              <w:bottom w:val="single" w:sz="4" w:space="0" w:color="9DB3CC"/>
+              <w:end w:val="single" w:sz="4" w:space="0" w:color="9DB3CC"/>
+            </w:tcBorders>
+          </w:tcPr>
+          <w:p>
+            <w:pPr>
+              <w:pStyle w:val="Normal"/>
+              <w:spacing w:before="0" w:after="20"/>
+              <w:rPr/>
             </w:pPr>
             <w:r>
               <w:rPr>
@@ -3555,17 +4763,23 @@
         </w:tc>
       </w:tr>
       <w:tr>
-        <w:trPr>
-          <w:jc w:val="center"/>
-        </w:trPr>
-        <w:tc>
-          <w:tcPr>
-            <w:tcW w:w="2154" w:type="dxa"/>
-            <w:shd w:val="clear" w:color="auto" w:fill="EEF3F9"/>
-          </w:tcPr>
-          <w:p>
-            <w:pPr>
-              <w:spacing w:after="20"/>
+        <w:trPr/>
+        <w:tc>
+          <w:tcPr>
+            <w:tcW w:w="2028" w:type="dxa"/>
+            <w:tcBorders>
+              <w:top w:val="single" w:sz="4" w:space="0" w:color="9DB3CC"/>
+              <w:start w:val="single" w:sz="4" w:space="0" w:color="9DB3CC"/>
+              <w:bottom w:val="single" w:sz="4" w:space="0" w:color="9DB3CC"/>
+              <w:end w:val="single" w:sz="4" w:space="0" w:color="9DB3CC"/>
+            </w:tcBorders>
+            <w:shd w:color="auto" w:fill="EEF3F9" w:val="clear"/>
+          </w:tcPr>
+          <w:p>
+            <w:pPr>
+              <w:pStyle w:val="Normal"/>
+              <w:spacing w:before="0" w:after="20"/>
+              <w:rPr/>
             </w:pPr>
             <w:r>
               <w:rPr>
@@ -3578,12 +4792,20 @@
         </w:tc>
         <w:tc>
           <w:tcPr>
-            <w:tcW w:w="2494" w:type="dxa"/>
-            <w:shd w:val="clear" w:color="auto" w:fill="EEF3F9"/>
-          </w:tcPr>
-          <w:p>
-            <w:pPr>
-              <w:spacing w:after="20"/>
+            <w:tcW w:w="2339" w:type="dxa"/>
+            <w:tcBorders>
+              <w:top w:val="single" w:sz="4" w:space="0" w:color="9DB3CC"/>
+              <w:start w:val="single" w:sz="4" w:space="0" w:color="9DB3CC"/>
+              <w:bottom w:val="single" w:sz="4" w:space="0" w:color="9DB3CC"/>
+              <w:end w:val="single" w:sz="4" w:space="0" w:color="9DB3CC"/>
+            </w:tcBorders>
+            <w:shd w:color="auto" w:fill="EEF3F9" w:val="clear"/>
+          </w:tcPr>
+          <w:p>
+            <w:pPr>
+              <w:pStyle w:val="Normal"/>
+              <w:spacing w:before="0" w:after="20"/>
+              <w:rPr/>
             </w:pPr>
             <w:r>
               <w:rPr>
@@ -3595,12 +4817,20 @@
         </w:tc>
         <w:tc>
           <w:tcPr>
-            <w:tcW w:w="2494" w:type="dxa"/>
-            <w:shd w:val="clear" w:color="auto" w:fill="EEF3F9"/>
-          </w:tcPr>
-          <w:p>
-            <w:pPr>
-              <w:spacing w:after="20"/>
+            <w:tcW w:w="2317" w:type="dxa"/>
+            <w:tcBorders>
+              <w:top w:val="single" w:sz="4" w:space="0" w:color="9DB3CC"/>
+              <w:start w:val="single" w:sz="4" w:space="0" w:color="9DB3CC"/>
+              <w:bottom w:val="single" w:sz="4" w:space="0" w:color="9DB3CC"/>
+              <w:end w:val="single" w:sz="4" w:space="0" w:color="9DB3CC"/>
+            </w:tcBorders>
+            <w:shd w:color="auto" w:fill="EEF3F9" w:val="clear"/>
+          </w:tcPr>
+          <w:p>
+            <w:pPr>
+              <w:pStyle w:val="Normal"/>
+              <w:spacing w:before="0" w:after="20"/>
+              <w:rPr/>
             </w:pPr>
             <w:r>
               <w:rPr>
@@ -3612,12 +4842,20 @@
         </w:tc>
         <w:tc>
           <w:tcPr>
-            <w:tcW w:w="2494" w:type="dxa"/>
-            <w:shd w:val="clear" w:color="auto" w:fill="EEF3F9"/>
-          </w:tcPr>
-          <w:p>
-            <w:pPr>
-              <w:spacing w:after="20"/>
+            <w:tcW w:w="2319" w:type="dxa"/>
+            <w:tcBorders>
+              <w:top w:val="single" w:sz="4" w:space="0" w:color="9DB3CC"/>
+              <w:start w:val="single" w:sz="4" w:space="0" w:color="9DB3CC"/>
+              <w:bottom w:val="single" w:sz="4" w:space="0" w:color="9DB3CC"/>
+              <w:end w:val="single" w:sz="4" w:space="0" w:color="9DB3CC"/>
+            </w:tcBorders>
+            <w:shd w:color="auto" w:fill="EEF3F9" w:val="clear"/>
+          </w:tcPr>
+          <w:p>
+            <w:pPr>
+              <w:pStyle w:val="Normal"/>
+              <w:spacing w:before="0" w:after="20"/>
+              <w:rPr/>
             </w:pPr>
             <w:r>
               <w:rPr>
@@ -3631,98 +4869,91 @@
     </w:tbl>
     <w:p>
       <w:pPr>
-        <w:spacing w:after="40"/>
-      </w:pPr>
+        <w:pStyle w:val="Normal"/>
+        <w:spacing w:before="0" w:after="40"/>
+        <w:rPr/>
+      </w:pPr>
+      <w:r>
+        <w:rPr/>
+      </w:r>
     </w:p>
     <w:sectPr>
-      <w:headerReference w:type="even" r:id="rId10"/>
-      <w:headerReference w:type="default" r:id="rId11"/>
-      <w:footerReference w:type="even" r:id="rId12"/>
-      <w:footerReference w:type="default" r:id="rId13"/>
-      <w:headerReference w:type="first" r:id="rId14"/>
-      <w:footerReference w:type="first" r:id="rId15"/>
-      <w:pgSz w:w="11906" w:h="16838" w:code="9"/>
-      <w:pgMar w:top="1866" w:right="1418" w:bottom="1418" w:left="1701" w:header="851" w:footer="493" w:gutter="0"/>
-      <w:cols w:space="720"/>
-      <w:docGrid w:linePitch="272"/>
+      <w:headerReference w:type="even" r:id="rId2"/>
+      <w:headerReference w:type="default" r:id="rId3"/>
+      <w:headerReference w:type="first" r:id="rId4"/>
+      <w:footerReference w:type="even" r:id="rId5"/>
+      <w:footerReference w:type="default" r:id="rId6"/>
+      <w:footerReference w:type="first" r:id="rId7"/>
+      <w:type w:val="nextPage"/>
+      <w:pgSz w:w="11906" w:h="16838"/>
+      <w:pgMar w:left="1701" w:right="1418" w:gutter="0" w:header="851" w:top="1866" w:footer="493" w:bottom="1418"/>
+      <w:pgNumType w:fmt="decimal"/>
+      <w:formProt w:val="false"/>
+      <w:textDirection w:val="lrTb"/>
+      <w:docGrid w:type="default" w:linePitch="272" w:charSpace="0"/>
     </w:sectPr>
   </w:body>
 </w:document>
 </file>
 
-<file path=word/endnotes.xml><?xml version="1.0" encoding="utf-8"?>
-<w:endnotes xmlns:wpc="http://schemas.microsoft.com/office/word/2010/wordprocessingCanvas" xmlns:cx="http://schemas.microsoft.com/office/drawing/2014/chartex" xmlns:cx1="http://schemas.microsoft.com/office/drawing/2015/9/8/chartex" xmlns:cx2="http://schemas.microsoft.com/office/drawing/2015/10/21/chartex" xmlns:cx3="http://schemas.microsoft.com/office/drawing/2016/5/9/chartex" xmlns:cx4="http://schemas.microsoft.com/office/drawing/2016/5/10/chartex" xmlns:cx5="http://schemas.microsoft.com/office/drawing/2016/5/11/chartex" xmlns:cx6="http://schemas.microsoft.com/office/drawing/2016/5/12/chartex" xmlns:cx7="http://schemas.microsoft.com/office/drawing/2016/5/13/chartex" xmlns:cx8="http://schemas.microsoft.com/office/drawing/2016/5/14/chartex" xmlns:mc="http://schemas.openxmlformats.org/markup-compatibility/2006" xmlns:aink="http://schemas.microsoft.com/office/drawing/2016/ink" xmlns:am3d="http://schemas.microsoft.com/office/drawing/2017/model3d" xmlns:o="urn:schemas-microsoft-com:office:office" xmlns:oel="http://schemas.microsoft.com/office/2019/extlst" xmlns:r="http://schemas.openxmlformats.org/officeDocument/2006/relationships" xmlns:m="http://schemas.openxmlformats.org/officeDocument/2006/math" xmlns:v="urn:schemas-microsoft-com:vml" xmlns:wp14="http://schemas.microsoft.com/office/word/2010/wordprocessingDrawing" xmlns:wp="http://schemas.openxmlformats.org/drawingml/2006/wordprocessingDrawing" xmlns:w10="urn:schemas-microsoft-com:office:word" xmlns:w="http://schemas.openxmlformats.org/wordprocessingml/2006/main" xmlns:w14="http://schemas.microsoft.com/office/word/2010/wordml" xmlns:w15="http://schemas.microsoft.com/office/word/2012/wordml" xmlns:w16cex="http://schemas.microsoft.com/office/word/2018/wordml/cex" xmlns:w16cid="http://schemas.microsoft.com/office/word/2016/wordml/cid" xmlns:w16="http://schemas.microsoft.com/office/word/2018/wordml" xmlns:w16du="http://schemas.microsoft.com/office/word/2023/wordml/word16du" xmlns:w16sdtdh="http://schemas.microsoft.com/office/word/2020/wordml/sdtdatahash" xmlns:w16sdtfl="http://schemas.microsoft.com/office/word/2024/wordml/sdtformatlock" xmlns:w16se="http://schemas.microsoft.com/office/word/2015/wordml/symex" xmlns:wpg="http://schemas.microsoft.com/office/word/2010/wordprocessingGroup" xmlns:wpi="http://schemas.microsoft.com/office/word/2010/wordprocessingInk" xmlns:wne="http://schemas.microsoft.com/office/word/2006/wordml" xmlns:wps="http://schemas.microsoft.com/office/word/2010/wordprocessingShape" mc:Ignorable="w14 w15 w16se w16cid w16 w16cex w16sdtdh w16sdtfl w16du wp14">
-  <w:endnote w:type="separator" w:id="-1">
-    <w:p>
-      <w:r>
-        <w:separator/>
-      </w:r>
-    </w:p>
-  </w:endnote>
-  <w:endnote w:type="continuationSeparator" w:id="0">
-    <w:p>
-      <w:r>
-        <w:continuationSeparator/>
-      </w:r>
-    </w:p>
-  </w:endnote>
-</w:endnotes>
-</file>
-
 <file path=word/footer1.xml><?xml version="1.0" encoding="utf-8"?>
-<w:ftr xmlns:wpc="http://schemas.microsoft.com/office/word/2010/wordprocessingCanvas" xmlns:cx="http://schemas.microsoft.com/office/drawing/2014/chartex" xmlns:cx1="http://schemas.microsoft.com/office/drawing/2015/9/8/chartex" xmlns:cx2="http://schemas.microsoft.com/office/drawing/2015/10/21/chartex" xmlns:cx3="http://schemas.microsoft.com/office/drawing/2016/5/9/chartex" xmlns:cx4="http://schemas.microsoft.com/office/drawing/2016/5/10/chartex" xmlns:cx5="http://schemas.microsoft.com/office/drawing/2016/5/11/chartex" xmlns:cx6="http://schemas.microsoft.com/office/drawing/2016/5/12/chartex" xmlns:cx7="http://schemas.microsoft.com/office/drawing/2016/5/13/chartex" xmlns:cx8="http://schemas.microsoft.com/office/drawing/2016/5/14/chartex" xmlns:mc="http://schemas.openxmlformats.org/markup-compatibility/2006" xmlns:aink="http://schemas.microsoft.com/office/drawing/2016/ink" xmlns:am3d="http://schemas.microsoft.com/office/drawing/2017/model3d" xmlns:o="urn:schemas-microsoft-com:office:office" xmlns:oel="http://schemas.microsoft.com/office/2019/extlst" xmlns:r="http://schemas.openxmlformats.org/officeDocument/2006/relationships" xmlns:m="http://schemas.openxmlformats.org/officeDocument/2006/math" xmlns:v="urn:schemas-microsoft-com:vml" xmlns:wp14="http://schemas.microsoft.com/office/word/2010/wordprocessingDrawing" xmlns:wp="http://schemas.openxmlformats.org/drawingml/2006/wordprocessingDrawing" xmlns:w10="urn:schemas-microsoft-com:office:word" xmlns:w="http://schemas.openxmlformats.org/wordprocessingml/2006/main" xmlns:w14="http://schemas.microsoft.com/office/word/2010/wordml" xmlns:w15="http://schemas.microsoft.com/office/word/2012/wordml" xmlns:w16cex="http://schemas.microsoft.com/office/word/2018/wordml/cex" xmlns:w16cid="http://schemas.microsoft.com/office/word/2016/wordml/cid" xmlns:w16="http://schemas.microsoft.com/office/word/2018/wordml" xmlns:w16du="http://schemas.microsoft.com/office/word/2023/wordml/word16du" xmlns:w16sdtdh="http://schemas.microsoft.com/office/word/2020/wordml/sdtdatahash" xmlns:w16sdtfl="http://schemas.microsoft.com/office/word/2024/wordml/sdtformatlock" xmlns:w16se="http://schemas.microsoft.com/office/word/2015/wordml/symex" xmlns:wpg="http://schemas.microsoft.com/office/word/2010/wordprocessingGroup" xmlns:wpi="http://schemas.microsoft.com/office/word/2010/wordprocessingInk" xmlns:wne="http://schemas.microsoft.com/office/word/2006/wordml" xmlns:wps="http://schemas.microsoft.com/office/word/2010/wordprocessingShape" mc:Ignorable="w14 w15 w16se w16cid w16 w16cex w16sdtdh w16sdtfl w16du wp14">
+<w:ftr xmlns:o="urn:schemas-microsoft-com:office:office" xmlns:r="http://schemas.openxmlformats.org/officeDocument/2006/relationships" xmlns:v="urn:schemas-microsoft-com:vml" xmlns:w="http://schemas.openxmlformats.org/wordprocessingml/2006/main" xmlns:w10="urn:schemas-microsoft-com:office:word" xmlns:wp="http://schemas.openxmlformats.org/drawingml/2006/wordprocessingDrawing" xmlns:pic="http://schemas.openxmlformats.org/drawingml/2006/picture" xmlns:wps="http://schemas.microsoft.com/office/word/2010/wordprocessingShape" xmlns:wpg="http://schemas.microsoft.com/office/word/2010/wordprocessingGroup" xmlns:mc="http://schemas.openxmlformats.org/markup-compatibility/2006" xmlns:wp14="http://schemas.microsoft.com/office/word/2010/wordprocessingDrawing" xmlns:w14="http://schemas.microsoft.com/office/word/2010/wordml" xmlns:w15="http://schemas.microsoft.com/office/word/2012/wordml" mc:Ignorable="w14 wp14 w15">
   <w:p>
     <w:pPr>
-      <w:pStyle w:val="Piedepgina"/>
+      <w:pStyle w:val="Footer"/>
+      <w:spacing w:before="0" w:after="120"/>
+      <w:rPr/>
     </w:pPr>
+    <w:r>
+      <w:rPr/>
+    </w:r>
   </w:p>
 </w:ftr>
 </file>
 
 <file path=word/footer2.xml><?xml version="1.0" encoding="utf-8"?>
-<w:ftr xmlns:wpc="http://schemas.microsoft.com/office/word/2010/wordprocessingCanvas" xmlns:cx="http://schemas.microsoft.com/office/drawing/2014/chartex" xmlns:cx1="http://schemas.microsoft.com/office/drawing/2015/9/8/chartex" xmlns:cx2="http://schemas.microsoft.com/office/drawing/2015/10/21/chartex" xmlns:cx3="http://schemas.microsoft.com/office/drawing/2016/5/9/chartex" xmlns:cx4="http://schemas.microsoft.com/office/drawing/2016/5/10/chartex" xmlns:cx5="http://schemas.microsoft.com/office/drawing/2016/5/11/chartex" xmlns:cx6="http://schemas.microsoft.com/office/drawing/2016/5/12/chartex" xmlns:cx7="http://schemas.microsoft.com/office/drawing/2016/5/13/chartex" xmlns:cx8="http://schemas.microsoft.com/office/drawing/2016/5/14/chartex" xmlns:mc="http://schemas.openxmlformats.org/markup-compatibility/2006" xmlns:aink="http://schemas.microsoft.com/office/drawing/2016/ink" xmlns:am3d="http://schemas.microsoft.com/office/drawing/2017/model3d" xmlns:o="urn:schemas-microsoft-com:office:office" xmlns:oel="http://schemas.microsoft.com/office/2019/extlst" xmlns:r="http://schemas.openxmlformats.org/officeDocument/2006/relationships" xmlns:m="http://schemas.openxmlformats.org/officeDocument/2006/math" xmlns:v="urn:schemas-microsoft-com:vml" xmlns:wp14="http://schemas.microsoft.com/office/word/2010/wordprocessingDrawing" xmlns:wp="http://schemas.openxmlformats.org/drawingml/2006/wordprocessingDrawing" xmlns:w10="urn:schemas-microsoft-com:office:word" xmlns:w="http://schemas.openxmlformats.org/wordprocessingml/2006/main" xmlns:w14="http://schemas.microsoft.com/office/word/2010/wordml" xmlns:w15="http://schemas.microsoft.com/office/word/2012/wordml" xmlns:w16cex="http://schemas.microsoft.com/office/word/2018/wordml/cex" xmlns:w16cid="http://schemas.microsoft.com/office/word/2016/wordml/cid" xmlns:w16="http://schemas.microsoft.com/office/word/2018/wordml" xmlns:w16du="http://schemas.microsoft.com/office/word/2023/wordml/word16du" xmlns:w16sdtdh="http://schemas.microsoft.com/office/word/2020/wordml/sdtdatahash" xmlns:w16sdtfl="http://schemas.microsoft.com/office/word/2024/wordml/sdtformatlock" xmlns:w16se="http://schemas.microsoft.com/office/word/2015/wordml/symex" xmlns:wpg="http://schemas.microsoft.com/office/word/2010/wordprocessingGroup" xmlns:wpi="http://schemas.microsoft.com/office/word/2010/wordprocessingInk" xmlns:wne="http://schemas.microsoft.com/office/word/2006/wordml" xmlns:wps="http://schemas.microsoft.com/office/word/2010/wordprocessingShape" mc:Ignorable="w14 w15 w16se w16cid w16 w16cex w16sdtdh w16sdtfl w16du wp14">
+<w:ftr xmlns:o="urn:schemas-microsoft-com:office:office" xmlns:r="http://schemas.openxmlformats.org/officeDocument/2006/relationships" xmlns:v="urn:schemas-microsoft-com:vml" xmlns:w="http://schemas.openxmlformats.org/wordprocessingml/2006/main" xmlns:w10="urn:schemas-microsoft-com:office:word" xmlns:wp="http://schemas.openxmlformats.org/drawingml/2006/wordprocessingDrawing" xmlns:pic="http://schemas.openxmlformats.org/drawingml/2006/picture" xmlns:wps="http://schemas.microsoft.com/office/word/2010/wordprocessingShape" xmlns:wpg="http://schemas.microsoft.com/office/word/2010/wordprocessingGroup" xmlns:mc="http://schemas.openxmlformats.org/markup-compatibility/2006" xmlns:wp14="http://schemas.microsoft.com/office/word/2010/wordprocessingDrawing" xmlns:w14="http://schemas.microsoft.com/office/word/2010/wordml" xmlns:w15="http://schemas.microsoft.com/office/word/2012/wordml" mc:Ignorable="w14 wp14 w15">
   <w:p>
     <w:pPr>
-      <w:pStyle w:val="Piedepgina"/>
+      <w:pStyle w:val="Footer"/>
+      <w:spacing w:before="0" w:after="120"/>
       <w:jc w:val="center"/>
+      <w:rPr/>
     </w:pPr>
     <w:r>
-      <w:rPr>
-        <w:noProof/>
-      </w:rPr>
+      <w:rPr/>
       <w:drawing>
-        <wp:inline distT="0" distB="0" distL="0" distR="0" wp14:anchorId="3A970CD2" wp14:editId="0798D3F4">
-          <wp:extent cx="5760000" cy="720000"/>
-          <wp:effectExtent l="0" t="0" r="0" b="4445"/>
-          <wp:docPr id="14680169" name="Imagen 1"/>
-          <wp:cNvGraphicFramePr/>
+        <wp:inline distT="0" distB="0" distL="0" distR="0">
+          <wp:extent cx="5760085" cy="720090"/>
+          <wp:effectExtent l="0" t="0" r="0" b="0"/>
+          <wp:docPr id="3" name="Imagen3"/>
+          <wp:cNvGraphicFramePr>
+            <a:graphicFrameLocks xmlns:a="http://schemas.openxmlformats.org/drawingml/2006/main" noChangeAspect="1"/>
+          </wp:cNvGraphicFramePr>
           <a:graphic xmlns:a="http://schemas.openxmlformats.org/drawingml/2006/main">
             <a:graphicData uri="http://schemas.openxmlformats.org/drawingml/2006/picture">
               <pic:pic xmlns:pic="http://schemas.openxmlformats.org/drawingml/2006/picture">
                 <pic:nvPicPr>
-                  <pic:cNvPr id="14680169" name=""/>
-                  <pic:cNvPicPr/>
+                  <pic:cNvPr id="3" name="Imagen3"/>
+                  <pic:cNvPicPr>
+                    <a:picLocks noChangeAspect="1" noChangeArrowheads="1"/>
+                  </pic:cNvPicPr>
                 </pic:nvPicPr>
                 <pic:blipFill>
-                  <a:blip r:embed="rId1">
-                    <a:extLst>
-                      <a:ext uri="{28A0092B-C50C-407E-A947-70E740481C1C}">
-                        <a14:useLocalDpi xmlns:a14="http://schemas.microsoft.com/office/drawing/2010/main" val="0"/>
-                      </a:ext>
-                    </a:extLst>
-                  </a:blip>
+                  <a:blip r:embed="rId1"/>
                   <a:stretch>
                     <a:fillRect/>
                   </a:stretch>
                 </pic:blipFill>
-                <pic:spPr>
+                <pic:spPr bwMode="auto">
                   <a:xfrm>
                     <a:off x="0" y="0"/>
-                    <a:ext cx="5760000" cy="720000"/>
+                    <a:ext cx="5760085" cy="720090"/>
                   </a:xfrm>
                   <a:prstGeom prst="rect">
                     <a:avLst/>
                   </a:prstGeom>
+                  <a:noFill/>
                 </pic:spPr>
               </pic:pic>
             </a:graphicData>
@@ -3735,88 +4966,117 @@
 </file>
 
 <file path=word/footer3.xml><?xml version="1.0" encoding="utf-8"?>
-<w:ftr xmlns:wpc="http://schemas.microsoft.com/office/word/2010/wordprocessingCanvas" xmlns:cx="http://schemas.microsoft.com/office/drawing/2014/chartex" xmlns:cx1="http://schemas.microsoft.com/office/drawing/2015/9/8/chartex" xmlns:cx2="http://schemas.microsoft.com/office/drawing/2015/10/21/chartex" xmlns:cx3="http://schemas.microsoft.com/office/drawing/2016/5/9/chartex" xmlns:cx4="http://schemas.microsoft.com/office/drawing/2016/5/10/chartex" xmlns:cx5="http://schemas.microsoft.com/office/drawing/2016/5/11/chartex" xmlns:cx6="http://schemas.microsoft.com/office/drawing/2016/5/12/chartex" xmlns:cx7="http://schemas.microsoft.com/office/drawing/2016/5/13/chartex" xmlns:cx8="http://schemas.microsoft.com/office/drawing/2016/5/14/chartex" xmlns:mc="http://schemas.openxmlformats.org/markup-compatibility/2006" xmlns:aink="http://schemas.microsoft.com/office/drawing/2016/ink" xmlns:am3d="http://schemas.microsoft.com/office/drawing/2017/model3d" xmlns:o="urn:schemas-microsoft-com:office:office" xmlns:oel="http://schemas.microsoft.com/office/2019/extlst" xmlns:r="http://schemas.openxmlformats.org/officeDocument/2006/relationships" xmlns:m="http://schemas.openxmlformats.org/officeDocument/2006/math" xmlns:v="urn:schemas-microsoft-com:vml" xmlns:wp14="http://schemas.microsoft.com/office/word/2010/wordprocessingDrawing" xmlns:wp="http://schemas.openxmlformats.org/drawingml/2006/wordprocessingDrawing" xmlns:w10="urn:schemas-microsoft-com:office:word" xmlns:w="http://schemas.openxmlformats.org/wordprocessingml/2006/main" xmlns:w14="http://schemas.microsoft.com/office/word/2010/wordml" xmlns:w15="http://schemas.microsoft.com/office/word/2012/wordml" xmlns:w16cex="http://schemas.microsoft.com/office/word/2018/wordml/cex" xmlns:w16cid="http://schemas.microsoft.com/office/word/2016/wordml/cid" xmlns:w16="http://schemas.microsoft.com/office/word/2018/wordml" xmlns:w16du="http://schemas.microsoft.com/office/word/2023/wordml/word16du" xmlns:w16sdtdh="http://schemas.microsoft.com/office/word/2020/wordml/sdtdatahash" xmlns:w16sdtfl="http://schemas.microsoft.com/office/word/2024/wordml/sdtformatlock" xmlns:w16se="http://schemas.microsoft.com/office/word/2015/wordml/symex" xmlns:wpg="http://schemas.microsoft.com/office/word/2010/wordprocessingGroup" xmlns:wpi="http://schemas.microsoft.com/office/word/2010/wordprocessingInk" xmlns:wne="http://schemas.microsoft.com/office/word/2006/wordml" xmlns:wps="http://schemas.microsoft.com/office/word/2010/wordprocessingShape" mc:Ignorable="w14 w15 w16se w16cid w16 w16cex w16sdtdh w16sdtfl w16du wp14">
+<w:ftr xmlns:o="urn:schemas-microsoft-com:office:office" xmlns:r="http://schemas.openxmlformats.org/officeDocument/2006/relationships" xmlns:v="urn:schemas-microsoft-com:vml" xmlns:w="http://schemas.openxmlformats.org/wordprocessingml/2006/main" xmlns:w10="urn:schemas-microsoft-com:office:word" xmlns:wp="http://schemas.openxmlformats.org/drawingml/2006/wordprocessingDrawing" xmlns:pic="http://schemas.openxmlformats.org/drawingml/2006/picture" xmlns:wps="http://schemas.microsoft.com/office/word/2010/wordprocessingShape" xmlns:wpg="http://schemas.microsoft.com/office/word/2010/wordprocessingGroup" xmlns:mc="http://schemas.openxmlformats.org/markup-compatibility/2006" xmlns:wp14="http://schemas.microsoft.com/office/word/2010/wordprocessingDrawing" xmlns:w14="http://schemas.microsoft.com/office/word/2010/wordml" xmlns:w15="http://schemas.microsoft.com/office/word/2012/wordml" mc:Ignorable="w14 wp14 w15">
   <w:p>
     <w:pPr>
-      <w:pStyle w:val="Piedepgina"/>
+      <w:pStyle w:val="Footer"/>
+      <w:spacing w:before="0" w:after="120"/>
+      <w:jc w:val="center"/>
+      <w:rPr/>
     </w:pPr>
+    <w:r>
+      <w:rPr/>
+      <w:drawing>
+        <wp:inline distT="0" distB="0" distL="0" distR="0">
+          <wp:extent cx="5760085" cy="720090"/>
+          <wp:effectExtent l="0" t="0" r="0" b="0"/>
+          <wp:docPr id="4" name="Imagen3"/>
+          <wp:cNvGraphicFramePr>
+            <a:graphicFrameLocks xmlns:a="http://schemas.openxmlformats.org/drawingml/2006/main" noChangeAspect="1"/>
+          </wp:cNvGraphicFramePr>
+          <a:graphic xmlns:a="http://schemas.openxmlformats.org/drawingml/2006/main">
+            <a:graphicData uri="http://schemas.openxmlformats.org/drawingml/2006/picture">
+              <pic:pic xmlns:pic="http://schemas.openxmlformats.org/drawingml/2006/picture">
+                <pic:nvPicPr>
+                  <pic:cNvPr id="4" name="Imagen3"/>
+                  <pic:cNvPicPr>
+                    <a:picLocks noChangeAspect="1" noChangeArrowheads="1"/>
+                  </pic:cNvPicPr>
+                </pic:nvPicPr>
+                <pic:blipFill>
+                  <a:blip r:embed="rId1"/>
+                  <a:stretch>
+                    <a:fillRect/>
+                  </a:stretch>
+                </pic:blipFill>
+                <pic:spPr bwMode="auto">
+                  <a:xfrm>
+                    <a:off x="0" y="0"/>
+                    <a:ext cx="5760085" cy="720090"/>
+                  </a:xfrm>
+                  <a:prstGeom prst="rect">
+                    <a:avLst/>
+                  </a:prstGeom>
+                  <a:noFill/>
+                </pic:spPr>
+              </pic:pic>
+            </a:graphicData>
+          </a:graphic>
+        </wp:inline>
+      </w:drawing>
+    </w:r>
   </w:p>
 </w:ftr>
 </file>
 
-<file path=word/footnotes.xml><?xml version="1.0" encoding="utf-8"?>
-<w:footnotes xmlns:wpc="http://schemas.microsoft.com/office/word/2010/wordprocessingCanvas" xmlns:cx="http://schemas.microsoft.com/office/drawing/2014/chartex" xmlns:cx1="http://schemas.microsoft.com/office/drawing/2015/9/8/chartex" xmlns:cx2="http://schemas.microsoft.com/office/drawing/2015/10/21/chartex" xmlns:cx3="http://schemas.microsoft.com/office/drawing/2016/5/9/chartex" xmlns:cx4="http://schemas.microsoft.com/office/drawing/2016/5/10/chartex" xmlns:cx5="http://schemas.microsoft.com/office/drawing/2016/5/11/chartex" xmlns:cx6="http://schemas.microsoft.com/office/drawing/2016/5/12/chartex" xmlns:cx7="http://schemas.microsoft.com/office/drawing/2016/5/13/chartex" xmlns:cx8="http://schemas.microsoft.com/office/drawing/2016/5/14/chartex" xmlns:mc="http://schemas.openxmlformats.org/markup-compatibility/2006" xmlns:aink="http://schemas.microsoft.com/office/drawing/2016/ink" xmlns:am3d="http://schemas.microsoft.com/office/drawing/2017/model3d" xmlns:o="urn:schemas-microsoft-com:office:office" xmlns:oel="http://schemas.microsoft.com/office/2019/extlst" xmlns:r="http://schemas.openxmlformats.org/officeDocument/2006/relationships" xmlns:m="http://schemas.openxmlformats.org/officeDocument/2006/math" xmlns:v="urn:schemas-microsoft-com:vml" xmlns:wp14="http://schemas.microsoft.com/office/word/2010/wordprocessingDrawing" xmlns:wp="http://schemas.openxmlformats.org/drawingml/2006/wordprocessingDrawing" xmlns:w10="urn:schemas-microsoft-com:office:word" xmlns:w="http://schemas.openxmlformats.org/wordprocessingml/2006/main" xmlns:w14="http://schemas.microsoft.com/office/word/2010/wordml" xmlns:w15="http://schemas.microsoft.com/office/word/2012/wordml" xmlns:w16cex="http://schemas.microsoft.com/office/word/2018/wordml/cex" xmlns:w16cid="http://schemas.microsoft.com/office/word/2016/wordml/cid" xmlns:w16="http://schemas.microsoft.com/office/word/2018/wordml" xmlns:w16du="http://schemas.microsoft.com/office/word/2023/wordml/word16du" xmlns:w16sdtdh="http://schemas.microsoft.com/office/word/2020/wordml/sdtdatahash" xmlns:w16sdtfl="http://schemas.microsoft.com/office/word/2024/wordml/sdtformatlock" xmlns:w16se="http://schemas.microsoft.com/office/word/2015/wordml/symex" xmlns:wpg="http://schemas.microsoft.com/office/word/2010/wordprocessingGroup" xmlns:wpi="http://schemas.microsoft.com/office/word/2010/wordprocessingInk" xmlns:wne="http://schemas.microsoft.com/office/word/2006/wordml" xmlns:wps="http://schemas.microsoft.com/office/word/2010/wordprocessingShape" mc:Ignorable="w14 w15 w16se w16cid w16 w16cex w16sdtdh w16sdtfl w16du wp14">
-  <w:footnote w:type="separator" w:id="-1">
-    <w:p>
-      <w:r>
-        <w:separator/>
-      </w:r>
-    </w:p>
-  </w:footnote>
-  <w:footnote w:type="continuationSeparator" w:id="0">
-    <w:p>
-      <w:r>
-        <w:continuationSeparator/>
-      </w:r>
-    </w:p>
-  </w:footnote>
-</w:footnotes>
-</file>
-
 <file path=word/header1.xml><?xml version="1.0" encoding="utf-8"?>
-<w:hdr xmlns:wpc="http://schemas.microsoft.com/office/word/2010/wordprocessingCanvas" xmlns:cx="http://schemas.microsoft.com/office/drawing/2014/chartex" xmlns:cx1="http://schemas.microsoft.com/office/drawing/2015/9/8/chartex" xmlns:cx2="http://schemas.microsoft.com/office/drawing/2015/10/21/chartex" xmlns:cx3="http://schemas.microsoft.com/office/drawing/2016/5/9/chartex" xmlns:cx4="http://schemas.microsoft.com/office/drawing/2016/5/10/chartex" xmlns:cx5="http://schemas.microsoft.com/office/drawing/2016/5/11/chartex" xmlns:cx6="http://schemas.microsoft.com/office/drawing/2016/5/12/chartex" xmlns:cx7="http://schemas.microsoft.com/office/drawing/2016/5/13/chartex" xmlns:cx8="http://schemas.microsoft.com/office/drawing/2016/5/14/chartex" xmlns:mc="http://schemas.openxmlformats.org/markup-compatibility/2006" xmlns:aink="http://schemas.microsoft.com/office/drawing/2016/ink" xmlns:am3d="http://schemas.microsoft.com/office/drawing/2017/model3d" xmlns:o="urn:schemas-microsoft-com:office:office" xmlns:oel="http://schemas.microsoft.com/office/2019/extlst" xmlns:r="http://schemas.openxmlformats.org/officeDocument/2006/relationships" xmlns:m="http://schemas.openxmlformats.org/officeDocument/2006/math" xmlns:v="urn:schemas-microsoft-com:vml" xmlns:wp14="http://schemas.microsoft.com/office/word/2010/wordprocessingDrawing" xmlns:wp="http://schemas.openxmlformats.org/drawingml/2006/wordprocessingDrawing" xmlns:w10="urn:schemas-microsoft-com:office:word" xmlns:w="http://schemas.openxmlformats.org/wordprocessingml/2006/main" xmlns:w14="http://schemas.microsoft.com/office/word/2010/wordml" xmlns:w15="http://schemas.microsoft.com/office/word/2012/wordml" xmlns:w16cex="http://schemas.microsoft.com/office/word/2018/wordml/cex" xmlns:w16cid="http://schemas.microsoft.com/office/word/2016/wordml/cid" xmlns:w16="http://schemas.microsoft.com/office/word/2018/wordml" xmlns:w16du="http://schemas.microsoft.com/office/word/2023/wordml/word16du" xmlns:w16sdtdh="http://schemas.microsoft.com/office/word/2020/wordml/sdtdatahash" xmlns:w16sdtfl="http://schemas.microsoft.com/office/word/2024/wordml/sdtformatlock" xmlns:w16se="http://schemas.microsoft.com/office/word/2015/wordml/symex" xmlns:wpg="http://schemas.microsoft.com/office/word/2010/wordprocessingGroup" xmlns:wpi="http://schemas.microsoft.com/office/word/2010/wordprocessingInk" xmlns:wne="http://schemas.microsoft.com/office/word/2006/wordml" xmlns:wps="http://schemas.microsoft.com/office/word/2010/wordprocessingShape" mc:Ignorable="w14 w15 w16se w16cid w16 w16cex w16sdtdh w16sdtfl w16du wp14">
+<w:hdr xmlns:o="urn:schemas-microsoft-com:office:office" xmlns:r="http://schemas.openxmlformats.org/officeDocument/2006/relationships" xmlns:v="urn:schemas-microsoft-com:vml" xmlns:w="http://schemas.openxmlformats.org/wordprocessingml/2006/main" xmlns:w10="urn:schemas-microsoft-com:office:word" xmlns:wp="http://schemas.openxmlformats.org/drawingml/2006/wordprocessingDrawing" xmlns:pic="http://schemas.openxmlformats.org/drawingml/2006/picture" xmlns:wps="http://schemas.microsoft.com/office/word/2010/wordprocessingShape" xmlns:wpg="http://schemas.microsoft.com/office/word/2010/wordprocessingGroup" xmlns:mc="http://schemas.openxmlformats.org/markup-compatibility/2006" xmlns:wp14="http://schemas.microsoft.com/office/word/2010/wordprocessingDrawing" xmlns:w14="http://schemas.microsoft.com/office/word/2010/wordml" xmlns:w15="http://schemas.microsoft.com/office/word/2012/wordml" mc:Ignorable="w14 wp14 w15">
   <w:p>
     <w:pPr>
-      <w:pStyle w:val="Encabezado"/>
+      <w:pStyle w:val="Header"/>
+      <w:spacing w:before="0" w:after="120"/>
+      <w:rPr/>
     </w:pPr>
+    <w:r>
+      <w:rPr/>
+    </w:r>
   </w:p>
 </w:hdr>
 </file>
 
 <file path=word/header2.xml><?xml version="1.0" encoding="utf-8"?>
-<w:hdr xmlns:wpc="http://schemas.microsoft.com/office/word/2010/wordprocessingCanvas" xmlns:cx="http://schemas.microsoft.com/office/drawing/2014/chartex" xmlns:cx1="http://schemas.microsoft.com/office/drawing/2015/9/8/chartex" xmlns:cx2="http://schemas.microsoft.com/office/drawing/2015/10/21/chartex" xmlns:cx3="http://schemas.microsoft.com/office/drawing/2016/5/9/chartex" xmlns:cx4="http://schemas.microsoft.com/office/drawing/2016/5/10/chartex" xmlns:cx5="http://schemas.microsoft.com/office/drawing/2016/5/11/chartex" xmlns:cx6="http://schemas.microsoft.com/office/drawing/2016/5/12/chartex" xmlns:cx7="http://schemas.microsoft.com/office/drawing/2016/5/13/chartex" xmlns:cx8="http://schemas.microsoft.com/office/drawing/2016/5/14/chartex" xmlns:mc="http://schemas.openxmlformats.org/markup-compatibility/2006" xmlns:aink="http://schemas.microsoft.com/office/drawing/2016/ink" xmlns:am3d="http://schemas.microsoft.com/office/drawing/2017/model3d" xmlns:o="urn:schemas-microsoft-com:office:office" xmlns:oel="http://schemas.microsoft.com/office/2019/extlst" xmlns:r="http://schemas.openxmlformats.org/officeDocument/2006/relationships" xmlns:m="http://schemas.openxmlformats.org/officeDocument/2006/math" xmlns:v="urn:schemas-microsoft-com:vml" xmlns:wp14="http://schemas.microsoft.com/office/word/2010/wordprocessingDrawing" xmlns:wp="http://schemas.openxmlformats.org/drawingml/2006/wordprocessingDrawing" xmlns:w10="urn:schemas-microsoft-com:office:word" xmlns:w="http://schemas.openxmlformats.org/wordprocessingml/2006/main" xmlns:w14="http://schemas.microsoft.com/office/word/2010/wordml" xmlns:w15="http://schemas.microsoft.com/office/word/2012/wordml" xmlns:w16cex="http://schemas.microsoft.com/office/word/2018/wordml/cex" xmlns:w16cid="http://schemas.microsoft.com/office/word/2016/wordml/cid" xmlns:w16="http://schemas.microsoft.com/office/word/2018/wordml" xmlns:w16du="http://schemas.microsoft.com/office/word/2023/wordml/word16du" xmlns:w16sdtdh="http://schemas.microsoft.com/office/word/2020/wordml/sdtdatahash" xmlns:w16sdtfl="http://schemas.microsoft.com/office/word/2024/wordml/sdtformatlock" xmlns:w16se="http://schemas.microsoft.com/office/word/2015/wordml/symex" xmlns:wpg="http://schemas.microsoft.com/office/word/2010/wordprocessingGroup" xmlns:wpi="http://schemas.microsoft.com/office/word/2010/wordprocessingInk" xmlns:wne="http://schemas.microsoft.com/office/word/2006/wordml" xmlns:wps="http://schemas.microsoft.com/office/word/2010/wordprocessingShape" mc:Ignorable="w14 w15 w16se w16cid w16 w16cex w16sdtdh w16sdtfl w16du wp14">
+<w:hdr xmlns:o="urn:schemas-microsoft-com:office:office" xmlns:r="http://schemas.openxmlformats.org/officeDocument/2006/relationships" xmlns:v="urn:schemas-microsoft-com:vml" xmlns:w="http://schemas.openxmlformats.org/wordprocessingml/2006/main" xmlns:w10="urn:schemas-microsoft-com:office:word" xmlns:wp="http://schemas.openxmlformats.org/drawingml/2006/wordprocessingDrawing" xmlns:pic="http://schemas.openxmlformats.org/drawingml/2006/picture" xmlns:wps="http://schemas.microsoft.com/office/word/2010/wordprocessingShape" xmlns:wpg="http://schemas.microsoft.com/office/word/2010/wordprocessingGroup" xmlns:mc="http://schemas.openxmlformats.org/markup-compatibility/2006" xmlns:wp14="http://schemas.microsoft.com/office/word/2010/wordprocessingDrawing" xmlns:w14="http://schemas.microsoft.com/office/word/2010/wordml" xmlns:w15="http://schemas.microsoft.com/office/word/2012/wordml" mc:Ignorable="w14 wp14 w15">
   <w:p>
     <w:pPr>
-      <w:pStyle w:val="Encabezado"/>
+      <w:pStyle w:val="Header"/>
+      <w:spacing w:before="0" w:after="120"/>
       <w:jc w:val="center"/>
+      <w:rPr/>
     </w:pPr>
     <w:r>
-      <w:rPr>
-        <w:noProof/>
-      </w:rPr>
+      <w:rPr/>
       <w:drawing>
-        <wp:inline distT="0" distB="0" distL="0" distR="0" wp14:anchorId="11A9BFA1" wp14:editId="6257E889">
-          <wp:extent cx="5760000" cy="720000"/>
-          <wp:effectExtent l="0" t="0" r="0" b="4445"/>
-          <wp:docPr id="718141795" name="Imagen 1"/>
-          <wp:cNvGraphicFramePr/>
+        <wp:inline distT="0" distB="0" distL="0" distR="0">
+          <wp:extent cx="5760085" cy="720090"/>
+          <wp:effectExtent l="0" t="0" r="0" b="0"/>
+          <wp:docPr id="1" name="Imagen 1"/>
+          <wp:cNvGraphicFramePr>
+            <a:graphicFrameLocks xmlns:a="http://schemas.openxmlformats.org/drawingml/2006/main" noChangeAspect="1"/>
+          </wp:cNvGraphicFramePr>
           <a:graphic xmlns:a="http://schemas.openxmlformats.org/drawingml/2006/main">
             <a:graphicData uri="http://schemas.openxmlformats.org/drawingml/2006/picture">
               <pic:pic xmlns:pic="http://schemas.openxmlformats.org/drawingml/2006/picture">
                 <pic:nvPicPr>
-                  <pic:cNvPr id="718141795" name=""/>
-                  <pic:cNvPicPr/>
+                  <pic:cNvPr id="1" name="Imagen 1"/>
+                  <pic:cNvPicPr>
+                    <a:picLocks noChangeAspect="1" noChangeArrowheads="1"/>
+                  </pic:cNvPicPr>
                 </pic:nvPicPr>
                 <pic:blipFill>
-                  <a:blip r:embed="rId1">
-                    <a:extLst>
-                      <a:ext uri="{28A0092B-C50C-407E-A947-70E740481C1C}">
-                        <a14:useLocalDpi xmlns:a14="http://schemas.microsoft.com/office/drawing/2010/main" val="0"/>
-                      </a:ext>
-                    </a:extLst>
-                  </a:blip>
+                  <a:blip r:embed="rId1"/>
                   <a:stretch>
                     <a:fillRect/>
                   </a:stretch>
                 </pic:blipFill>
-                <pic:spPr>
+                <pic:spPr bwMode="auto">
                   <a:xfrm>
                     <a:off x="0" y="0"/>
-                    <a:ext cx="5760000" cy="720000"/>
+                    <a:ext cx="5760085" cy="720090"/>
                   </a:xfrm>
                   <a:prstGeom prst="rect">
                     <a:avLst/>
                   </a:prstGeom>
+                  <a:noFill/>
                 </pic:spPr>
               </pic:pic>
             </a:graphicData>
@@ -3829,1184 +5089,73 @@
 </file>
 
 <file path=word/header3.xml><?xml version="1.0" encoding="utf-8"?>
-<w:hdr xmlns:wpc="http://schemas.microsoft.com/office/word/2010/wordprocessingCanvas" xmlns:cx="http://schemas.microsoft.com/office/drawing/2014/chartex" xmlns:cx1="http://schemas.microsoft.com/office/drawing/2015/9/8/chartex" xmlns:cx2="http://schemas.microsoft.com/office/drawing/2015/10/21/chartex" xmlns:cx3="http://schemas.microsoft.com/office/drawing/2016/5/9/chartex" xmlns:cx4="http://schemas.microsoft.com/office/drawing/2016/5/10/chartex" xmlns:cx5="http://schemas.microsoft.com/office/drawing/2016/5/11/chartex" xmlns:cx6="http://schemas.microsoft.com/office/drawing/2016/5/12/chartex" xmlns:cx7="http://schemas.microsoft.com/office/drawing/2016/5/13/chartex" xmlns:cx8="http://schemas.microsoft.com/office/drawing/2016/5/14/chartex" xmlns:mc="http://schemas.openxmlformats.org/markup-compatibility/2006" xmlns:aink="http://schemas.microsoft.com/office/drawing/2016/ink" xmlns:am3d="http://schemas.microsoft.com/office/drawing/2017/model3d" xmlns:o="urn:schemas-microsoft-com:office:office" xmlns:oel="http://schemas.microsoft.com/office/2019/extlst" xmlns:r="http://schemas.openxmlformats.org/officeDocument/2006/relationships" xmlns:m="http://schemas.openxmlformats.org/officeDocument/2006/math" xmlns:v="urn:schemas-microsoft-com:vml" xmlns:wp14="http://schemas.microsoft.com/office/word/2010/wordprocessingDrawing" xmlns:wp="http://schemas.openxmlformats.org/drawingml/2006/wordprocessingDrawing" xmlns:w10="urn:schemas-microsoft-com:office:word" xmlns:w="http://schemas.openxmlformats.org/wordprocessingml/2006/main" xmlns:w14="http://schemas.microsoft.com/office/word/2010/wordml" xmlns:w15="http://schemas.microsoft.com/office/word/2012/wordml" xmlns:w16cex="http://schemas.microsoft.com/office/word/2018/wordml/cex" xmlns:w16cid="http://schemas.microsoft.com/office/word/2016/wordml/cid" xmlns:w16="http://schemas.microsoft.com/office/word/2018/wordml" xmlns:w16du="http://schemas.microsoft.com/office/word/2023/wordml/word16du" xmlns:w16sdtdh="http://schemas.microsoft.com/office/word/2020/wordml/sdtdatahash" xmlns:w16sdtfl="http://schemas.microsoft.com/office/word/2024/wordml/sdtformatlock" xmlns:w16se="http://schemas.microsoft.com/office/word/2015/wordml/symex" xmlns:wpg="http://schemas.microsoft.com/office/word/2010/wordprocessingGroup" xmlns:wpi="http://schemas.microsoft.com/office/word/2010/wordprocessingInk" xmlns:wne="http://schemas.microsoft.com/office/word/2006/wordml" xmlns:wps="http://schemas.microsoft.com/office/word/2010/wordprocessingShape" mc:Ignorable="w14 w15 w16se w16cid w16 w16cex w16sdtdh w16sdtfl w16du wp14">
+<w:hdr xmlns:o="urn:schemas-microsoft-com:office:office" xmlns:r="http://schemas.openxmlformats.org/officeDocument/2006/relationships" xmlns:v="urn:schemas-microsoft-com:vml" xmlns:w="http://schemas.openxmlformats.org/wordprocessingml/2006/main" xmlns:w10="urn:schemas-microsoft-com:office:word" xmlns:wp="http://schemas.openxmlformats.org/drawingml/2006/wordprocessingDrawing" xmlns:pic="http://schemas.openxmlformats.org/drawingml/2006/picture" xmlns:wps="http://schemas.microsoft.com/office/word/2010/wordprocessingShape" xmlns:wpg="http://schemas.microsoft.com/office/word/2010/wordprocessingGroup" xmlns:mc="http://schemas.openxmlformats.org/markup-compatibility/2006" xmlns:wp14="http://schemas.microsoft.com/office/word/2010/wordprocessingDrawing" xmlns:w14="http://schemas.microsoft.com/office/word/2010/wordml" xmlns:w15="http://schemas.microsoft.com/office/word/2012/wordml" mc:Ignorable="w14 wp14 w15">
   <w:p>
     <w:pPr>
-      <w:pStyle w:val="Encabezado"/>
+      <w:pStyle w:val="Header"/>
+      <w:spacing w:before="0" w:after="120"/>
+      <w:jc w:val="center"/>
+      <w:rPr/>
     </w:pPr>
+    <w:r>
+      <w:rPr/>
+      <w:drawing>
+        <wp:inline distT="0" distB="0" distL="0" distR="0">
+          <wp:extent cx="5760085" cy="720090"/>
+          <wp:effectExtent l="0" t="0" r="0" b="0"/>
+          <wp:docPr id="2" name="Imagen 1"/>
+          <wp:cNvGraphicFramePr>
+            <a:graphicFrameLocks xmlns:a="http://schemas.openxmlformats.org/drawingml/2006/main" noChangeAspect="1"/>
+          </wp:cNvGraphicFramePr>
+          <a:graphic xmlns:a="http://schemas.openxmlformats.org/drawingml/2006/main">
+            <a:graphicData uri="http://schemas.openxmlformats.org/drawingml/2006/picture">
+              <pic:pic xmlns:pic="http://schemas.openxmlformats.org/drawingml/2006/picture">
+                <pic:nvPicPr>
+                  <pic:cNvPr id="2" name="Imagen 1"/>
+                  <pic:cNvPicPr>
+                    <a:picLocks noChangeAspect="1" noChangeArrowheads="1"/>
+                  </pic:cNvPicPr>
+                </pic:nvPicPr>
+                <pic:blipFill>
+                  <a:blip r:embed="rId1"/>
+                  <a:stretch>
+                    <a:fillRect/>
+                  </a:stretch>
+                </pic:blipFill>
+                <pic:spPr bwMode="auto">
+                  <a:xfrm>
+                    <a:off x="0" y="0"/>
+                    <a:ext cx="5760085" cy="720090"/>
+                  </a:xfrm>
+                  <a:prstGeom prst="rect">
+                    <a:avLst/>
+                  </a:prstGeom>
+                  <a:noFill/>
+                </pic:spPr>
+              </pic:pic>
+            </a:graphicData>
+          </a:graphic>
+        </wp:inline>
+      </w:drawing>
+    </w:r>
   </w:p>
 </w:hdr>
 </file>
 
-<file path=word/numbering.xml><?xml version="1.0" encoding="utf-8"?>
-<w:numbering xmlns:wpc="http://schemas.microsoft.com/office/word/2010/wordprocessingCanvas" xmlns:cx="http://schemas.microsoft.com/office/drawing/2014/chartex" xmlns:cx1="http://schemas.microsoft.com/office/drawing/2015/9/8/chartex" xmlns:cx2="http://schemas.microsoft.com/office/drawing/2015/10/21/chartex" xmlns:cx3="http://schemas.microsoft.com/office/drawing/2016/5/9/chartex" xmlns:cx4="http://schemas.microsoft.com/office/drawing/2016/5/10/chartex" xmlns:cx5="http://schemas.microsoft.com/office/drawing/2016/5/11/chartex" xmlns:cx6="http://schemas.microsoft.com/office/drawing/2016/5/12/chartex" xmlns:cx7="http://schemas.microsoft.com/office/drawing/2016/5/13/chartex" xmlns:cx8="http://schemas.microsoft.com/office/drawing/2016/5/14/chartex" xmlns:mc="http://schemas.openxmlformats.org/markup-compatibility/2006" xmlns:aink="http://schemas.microsoft.com/office/drawing/2016/ink" xmlns:am3d="http://schemas.microsoft.com/office/drawing/2017/model3d" xmlns:o="urn:schemas-microsoft-com:office:office" xmlns:oel="http://schemas.microsoft.com/office/2019/extlst" xmlns:r="http://schemas.openxmlformats.org/officeDocument/2006/relationships" xmlns:m="http://schemas.openxmlformats.org/officeDocument/2006/math" xmlns:v="urn:schemas-microsoft-com:vml" xmlns:wp14="http://schemas.microsoft.com/office/word/2010/wordprocessingDrawing" xmlns:wp="http://schemas.openxmlformats.org/drawingml/2006/wordprocessingDrawing" xmlns:w10="urn:schemas-microsoft-com:office:word" xmlns:w="http://schemas.openxmlformats.org/wordprocessingml/2006/main" xmlns:w14="http://schemas.microsoft.com/office/word/2010/wordml" xmlns:w15="http://schemas.microsoft.com/office/word/2012/wordml" xmlns:w16cex="http://schemas.microsoft.com/office/word/2018/wordml/cex" xmlns:w16cid="http://schemas.microsoft.com/office/word/2016/wordml/cid" xmlns:w16="http://schemas.microsoft.com/office/word/2018/wordml" xmlns:w16du="http://schemas.microsoft.com/office/word/2023/wordml/word16du" xmlns:w16sdtdh="http://schemas.microsoft.com/office/word/2020/wordml/sdtdatahash" xmlns:w16sdtfl="http://schemas.microsoft.com/office/word/2024/wordml/sdtformatlock" xmlns:w16se="http://schemas.microsoft.com/office/word/2015/wordml/symex" xmlns:wpg="http://schemas.microsoft.com/office/word/2010/wordprocessingGroup" xmlns:wpi="http://schemas.microsoft.com/office/word/2010/wordprocessingInk" xmlns:wne="http://schemas.microsoft.com/office/word/2006/wordml" xmlns:wps="http://schemas.microsoft.com/office/word/2010/wordprocessingShape" mc:Ignorable="w14 w15 w16se w16cid w16 w16cex w16sdtdh w16sdtfl w16du wp14">
-  <w:abstractNum w:abstractNumId="0" w15:restartNumberingAfterBreak="0">
-    <w:nsid w:val="36FE5DEF"/>
-    <w:multiLevelType w:val="hybridMultilevel"/>
-    <w:tmpl w:val="C7A459AE"/>
-    <w:lvl w:ilvl="0" w:tplc="0C0A0001">
-      <w:start w:val="1"/>
-      <w:numFmt w:val="bullet"/>
-      <w:lvlText w:val=""/>
-      <w:lvlJc w:val="left"/>
-      <w:pPr>
-        <w:ind w:left="720" w:hanging="360"/>
-      </w:pPr>
-      <w:rPr>
-        <w:rFonts w:ascii="Symbol" w:hAnsi="Symbol" w:hint="default"/>
-      </w:rPr>
-    </w:lvl>
-    <w:lvl w:ilvl="1" w:tplc="0C0A0003" w:tentative="1">
-      <w:start w:val="1"/>
-      <w:numFmt w:val="bullet"/>
-      <w:lvlText w:val="o"/>
-      <w:lvlJc w:val="left"/>
-      <w:pPr>
-        <w:ind w:left="1440" w:hanging="360"/>
-      </w:pPr>
-      <w:rPr>
-        <w:rFonts w:ascii="Courier New" w:hAnsi="Courier New" w:cs="Courier New" w:hint="default"/>
-      </w:rPr>
-    </w:lvl>
-    <w:lvl w:ilvl="2" w:tplc="0C0A0005" w:tentative="1">
-      <w:start w:val="1"/>
-      <w:numFmt w:val="bullet"/>
-      <w:lvlText w:val=""/>
-      <w:lvlJc w:val="left"/>
-      <w:pPr>
-        <w:ind w:left="2160" w:hanging="360"/>
-      </w:pPr>
-      <w:rPr>
-        <w:rFonts w:ascii="Wingdings" w:hAnsi="Wingdings" w:hint="default"/>
-      </w:rPr>
-    </w:lvl>
-    <w:lvl w:ilvl="3" w:tplc="0C0A0001" w:tentative="1">
-      <w:start w:val="1"/>
-      <w:numFmt w:val="bullet"/>
-      <w:lvlText w:val=""/>
-      <w:lvlJc w:val="left"/>
-      <w:pPr>
-        <w:ind w:left="2880" w:hanging="360"/>
-      </w:pPr>
-      <w:rPr>
-        <w:rFonts w:ascii="Symbol" w:hAnsi="Symbol" w:hint="default"/>
-      </w:rPr>
-    </w:lvl>
-    <w:lvl w:ilvl="4" w:tplc="0C0A0003" w:tentative="1">
-      <w:start w:val="1"/>
-      <w:numFmt w:val="bullet"/>
-      <w:lvlText w:val="o"/>
-      <w:lvlJc w:val="left"/>
-      <w:pPr>
-        <w:ind w:left="3600" w:hanging="360"/>
-      </w:pPr>
-      <w:rPr>
-        <w:rFonts w:ascii="Courier New" w:hAnsi="Courier New" w:cs="Courier New" w:hint="default"/>
-      </w:rPr>
-    </w:lvl>
-    <w:lvl w:ilvl="5" w:tplc="0C0A0005" w:tentative="1">
-      <w:start w:val="1"/>
-      <w:numFmt w:val="bullet"/>
-      <w:lvlText w:val=""/>
-      <w:lvlJc w:val="left"/>
-      <w:pPr>
-        <w:ind w:left="4320" w:hanging="360"/>
-      </w:pPr>
-      <w:rPr>
-        <w:rFonts w:ascii="Wingdings" w:hAnsi="Wingdings" w:hint="default"/>
-      </w:rPr>
-    </w:lvl>
-    <w:lvl w:ilvl="6" w:tplc="0C0A0001" w:tentative="1">
-      <w:start w:val="1"/>
-      <w:numFmt w:val="bullet"/>
-      <w:lvlText w:val=""/>
-      <w:lvlJc w:val="left"/>
-      <w:pPr>
-        <w:ind w:left="5040" w:hanging="360"/>
-      </w:pPr>
-      <w:rPr>
-        <w:rFonts w:ascii="Symbol" w:hAnsi="Symbol" w:hint="default"/>
-      </w:rPr>
-    </w:lvl>
-    <w:lvl w:ilvl="7" w:tplc="0C0A0003" w:tentative="1">
-      <w:start w:val="1"/>
-      <w:numFmt w:val="bullet"/>
-      <w:lvlText w:val="o"/>
-      <w:lvlJc w:val="left"/>
-      <w:pPr>
-        <w:ind w:left="5760" w:hanging="360"/>
-      </w:pPr>
-      <w:rPr>
-        <w:rFonts w:ascii="Courier New" w:hAnsi="Courier New" w:cs="Courier New" w:hint="default"/>
-      </w:rPr>
-    </w:lvl>
-    <w:lvl w:ilvl="8" w:tplc="0C0A0005" w:tentative="1">
-      <w:start w:val="1"/>
-      <w:numFmt w:val="bullet"/>
-      <w:lvlText w:val=""/>
-      <w:lvlJc w:val="left"/>
-      <w:pPr>
-        <w:ind w:left="6480" w:hanging="360"/>
-      </w:pPr>
-      <w:rPr>
-        <w:rFonts w:ascii="Wingdings" w:hAnsi="Wingdings" w:hint="default"/>
-      </w:rPr>
-    </w:lvl>
-  </w:abstractNum>
-  <w:abstractNum w:abstractNumId="1" w15:restartNumberingAfterBreak="0">
-    <w:nsid w:val="387341B1"/>
-    <w:multiLevelType w:val="hybridMultilevel"/>
-    <w:tmpl w:val="C13E197E"/>
-    <w:lvl w:ilvl="0" w:tplc="0C0A0001">
-      <w:start w:val="1"/>
-      <w:numFmt w:val="bullet"/>
-      <w:lvlText w:val=""/>
-      <w:lvlJc w:val="left"/>
-      <w:pPr>
-        <w:ind w:left="720" w:hanging="360"/>
-      </w:pPr>
-      <w:rPr>
-        <w:rFonts w:ascii="Symbol" w:hAnsi="Symbol" w:hint="default"/>
-      </w:rPr>
-    </w:lvl>
-    <w:lvl w:ilvl="1" w:tplc="0C0A0003" w:tentative="1">
-      <w:start w:val="1"/>
-      <w:numFmt w:val="bullet"/>
-      <w:lvlText w:val="o"/>
-      <w:lvlJc w:val="left"/>
-      <w:pPr>
-        <w:ind w:left="1440" w:hanging="360"/>
-      </w:pPr>
-      <w:rPr>
-        <w:rFonts w:ascii="Courier New" w:hAnsi="Courier New" w:cs="Courier New" w:hint="default"/>
-      </w:rPr>
-    </w:lvl>
-    <w:lvl w:ilvl="2" w:tplc="0C0A0005" w:tentative="1">
-      <w:start w:val="1"/>
-      <w:numFmt w:val="bullet"/>
-      <w:lvlText w:val=""/>
-      <w:lvlJc w:val="left"/>
-      <w:pPr>
-        <w:ind w:left="2160" w:hanging="360"/>
-      </w:pPr>
-      <w:rPr>
-        <w:rFonts w:ascii="Wingdings" w:hAnsi="Wingdings" w:hint="default"/>
-      </w:rPr>
-    </w:lvl>
-    <w:lvl w:ilvl="3" w:tplc="0C0A0001" w:tentative="1">
-      <w:start w:val="1"/>
-      <w:numFmt w:val="bullet"/>
-      <w:lvlText w:val=""/>
-      <w:lvlJc w:val="left"/>
-      <w:pPr>
-        <w:ind w:left="2880" w:hanging="360"/>
-      </w:pPr>
-      <w:rPr>
-        <w:rFonts w:ascii="Symbol" w:hAnsi="Symbol" w:hint="default"/>
-      </w:rPr>
-    </w:lvl>
-    <w:lvl w:ilvl="4" w:tplc="0C0A0003" w:tentative="1">
-      <w:start w:val="1"/>
-      <w:numFmt w:val="bullet"/>
-      <w:lvlText w:val="o"/>
-      <w:lvlJc w:val="left"/>
-      <w:pPr>
-        <w:ind w:left="3600" w:hanging="360"/>
-      </w:pPr>
-      <w:rPr>
-        <w:rFonts w:ascii="Courier New" w:hAnsi="Courier New" w:cs="Courier New" w:hint="default"/>
-      </w:rPr>
-    </w:lvl>
-    <w:lvl w:ilvl="5" w:tplc="0C0A0005" w:tentative="1">
-      <w:start w:val="1"/>
-      <w:numFmt w:val="bullet"/>
-      <w:lvlText w:val=""/>
-      <w:lvlJc w:val="left"/>
-      <w:pPr>
-        <w:ind w:left="4320" w:hanging="360"/>
-      </w:pPr>
-      <w:rPr>
-        <w:rFonts w:ascii="Wingdings" w:hAnsi="Wingdings" w:hint="default"/>
-      </w:rPr>
-    </w:lvl>
-    <w:lvl w:ilvl="6" w:tplc="0C0A0001" w:tentative="1">
-      <w:start w:val="1"/>
-      <w:numFmt w:val="bullet"/>
-      <w:lvlText w:val=""/>
-      <w:lvlJc w:val="left"/>
-      <w:pPr>
-        <w:ind w:left="5040" w:hanging="360"/>
-      </w:pPr>
-      <w:rPr>
-        <w:rFonts w:ascii="Symbol" w:hAnsi="Symbol" w:hint="default"/>
-      </w:rPr>
-    </w:lvl>
-    <w:lvl w:ilvl="7" w:tplc="0C0A0003" w:tentative="1">
-      <w:start w:val="1"/>
-      <w:numFmt w:val="bullet"/>
-      <w:lvlText w:val="o"/>
-      <w:lvlJc w:val="left"/>
-      <w:pPr>
-        <w:ind w:left="5760" w:hanging="360"/>
-      </w:pPr>
-      <w:rPr>
-        <w:rFonts w:ascii="Courier New" w:hAnsi="Courier New" w:cs="Courier New" w:hint="default"/>
-      </w:rPr>
-    </w:lvl>
-    <w:lvl w:ilvl="8" w:tplc="0C0A0005" w:tentative="1">
-      <w:start w:val="1"/>
-      <w:numFmt w:val="bullet"/>
-      <w:lvlText w:val=""/>
-      <w:lvlJc w:val="left"/>
-      <w:pPr>
-        <w:ind w:left="6480" w:hanging="360"/>
-      </w:pPr>
-      <w:rPr>
-        <w:rFonts w:ascii="Wingdings" w:hAnsi="Wingdings" w:hint="default"/>
-      </w:rPr>
-    </w:lvl>
-  </w:abstractNum>
-  <w:abstractNum w:abstractNumId="2" w15:restartNumberingAfterBreak="0">
-    <w:nsid w:val="3CB35E43"/>
-    <w:multiLevelType w:val="hybridMultilevel"/>
-    <w:tmpl w:val="F684E742"/>
-    <w:lvl w:ilvl="0" w:tplc="0C0A0001">
-      <w:start w:val="1"/>
-      <w:numFmt w:val="bullet"/>
-      <w:lvlText w:val=""/>
-      <w:lvlJc w:val="left"/>
-      <w:pPr>
-        <w:ind w:left="720" w:hanging="360"/>
-      </w:pPr>
-      <w:rPr>
-        <w:rFonts w:ascii="Symbol" w:hAnsi="Symbol" w:hint="default"/>
-      </w:rPr>
-    </w:lvl>
-    <w:lvl w:ilvl="1" w:tplc="0C0A0003" w:tentative="1">
-      <w:start w:val="1"/>
-      <w:numFmt w:val="bullet"/>
-      <w:lvlText w:val="o"/>
-      <w:lvlJc w:val="left"/>
-      <w:pPr>
-        <w:ind w:left="1440" w:hanging="360"/>
-      </w:pPr>
-      <w:rPr>
-        <w:rFonts w:ascii="Courier New" w:hAnsi="Courier New" w:cs="Courier New" w:hint="default"/>
-      </w:rPr>
-    </w:lvl>
-    <w:lvl w:ilvl="2" w:tplc="0C0A0005" w:tentative="1">
-      <w:start w:val="1"/>
-      <w:numFmt w:val="bullet"/>
-      <w:lvlText w:val=""/>
-      <w:lvlJc w:val="left"/>
-      <w:pPr>
-        <w:ind w:left="2160" w:hanging="360"/>
-      </w:pPr>
-      <w:rPr>
-        <w:rFonts w:ascii="Wingdings" w:hAnsi="Wingdings" w:hint="default"/>
-      </w:rPr>
-    </w:lvl>
-    <w:lvl w:ilvl="3" w:tplc="0C0A0001" w:tentative="1">
-      <w:start w:val="1"/>
-      <w:numFmt w:val="bullet"/>
-      <w:lvlText w:val=""/>
-      <w:lvlJc w:val="left"/>
-      <w:pPr>
-        <w:ind w:left="2880" w:hanging="360"/>
-      </w:pPr>
-      <w:rPr>
-        <w:rFonts w:ascii="Symbol" w:hAnsi="Symbol" w:hint="default"/>
-      </w:rPr>
-    </w:lvl>
-    <w:lvl w:ilvl="4" w:tplc="0C0A0003" w:tentative="1">
-      <w:start w:val="1"/>
-      <w:numFmt w:val="bullet"/>
-      <w:lvlText w:val="o"/>
-      <w:lvlJc w:val="left"/>
-      <w:pPr>
-        <w:ind w:left="3600" w:hanging="360"/>
-      </w:pPr>
-      <w:rPr>
-        <w:rFonts w:ascii="Courier New" w:hAnsi="Courier New" w:cs="Courier New" w:hint="default"/>
-      </w:rPr>
-    </w:lvl>
-    <w:lvl w:ilvl="5" w:tplc="0C0A0005" w:tentative="1">
-      <w:start w:val="1"/>
-      <w:numFmt w:val="bullet"/>
-      <w:lvlText w:val=""/>
-      <w:lvlJc w:val="left"/>
-      <w:pPr>
-        <w:ind w:left="4320" w:hanging="360"/>
-      </w:pPr>
-      <w:rPr>
-        <w:rFonts w:ascii="Wingdings" w:hAnsi="Wingdings" w:hint="default"/>
-      </w:rPr>
-    </w:lvl>
-    <w:lvl w:ilvl="6" w:tplc="0C0A0001" w:tentative="1">
-      <w:start w:val="1"/>
-      <w:numFmt w:val="bullet"/>
-      <w:lvlText w:val=""/>
-      <w:lvlJc w:val="left"/>
-      <w:pPr>
-        <w:ind w:left="5040" w:hanging="360"/>
-      </w:pPr>
-      <w:rPr>
-        <w:rFonts w:ascii="Symbol" w:hAnsi="Symbol" w:hint="default"/>
-      </w:rPr>
-    </w:lvl>
-    <w:lvl w:ilvl="7" w:tplc="0C0A0003" w:tentative="1">
-      <w:start w:val="1"/>
-      <w:numFmt w:val="bullet"/>
-      <w:lvlText w:val="o"/>
-      <w:lvlJc w:val="left"/>
-      <w:pPr>
-        <w:ind w:left="5760" w:hanging="360"/>
-      </w:pPr>
-      <w:rPr>
-        <w:rFonts w:ascii="Courier New" w:hAnsi="Courier New" w:cs="Courier New" w:hint="default"/>
-      </w:rPr>
-    </w:lvl>
-    <w:lvl w:ilvl="8" w:tplc="0C0A0005" w:tentative="1">
-      <w:start w:val="1"/>
-      <w:numFmt w:val="bullet"/>
-      <w:lvlText w:val=""/>
-      <w:lvlJc w:val="left"/>
-      <w:pPr>
-        <w:ind w:left="6480" w:hanging="360"/>
-      </w:pPr>
-      <w:rPr>
-        <w:rFonts w:ascii="Wingdings" w:hAnsi="Wingdings" w:hint="default"/>
-      </w:rPr>
-    </w:lvl>
-  </w:abstractNum>
-  <w:abstractNum w:abstractNumId="3" w15:restartNumberingAfterBreak="0">
-    <w:nsid w:val="58FE4E89"/>
-    <w:multiLevelType w:val="hybridMultilevel"/>
-    <w:tmpl w:val="32425B5E"/>
-    <w:lvl w:ilvl="0" w:tplc="65EEC2FE">
-      <w:start w:val="9300"/>
-      <w:numFmt w:val="bullet"/>
-      <w:lvlText w:val="-"/>
-      <w:lvlJc w:val="left"/>
-      <w:pPr>
-        <w:tabs>
-          <w:tab w:val="num" w:pos="2136"/>
-        </w:tabs>
-        <w:ind w:left="2136" w:hanging="360"/>
-      </w:pPr>
-      <w:rPr>
-        <w:rFonts w:ascii="Times New Roman" w:eastAsia="Times New Roman" w:hAnsi="Times New Roman" w:cs="Times New Roman" w:hint="default"/>
-      </w:rPr>
-    </w:lvl>
-    <w:lvl w:ilvl="1" w:tplc="0C0A0003" w:tentative="1">
-      <w:start w:val="1"/>
-      <w:numFmt w:val="bullet"/>
-      <w:lvlText w:val="o"/>
-      <w:lvlJc w:val="left"/>
-      <w:pPr>
-        <w:tabs>
-          <w:tab w:val="num" w:pos="2856"/>
-        </w:tabs>
-        <w:ind w:left="2856" w:hanging="360"/>
-      </w:pPr>
-      <w:rPr>
-        <w:rFonts w:ascii="Courier New" w:hAnsi="Courier New" w:hint="default"/>
-      </w:rPr>
-    </w:lvl>
-    <w:lvl w:ilvl="2" w:tplc="0C0A0005" w:tentative="1">
-      <w:start w:val="1"/>
-      <w:numFmt w:val="bullet"/>
-      <w:lvlText w:val=""/>
-      <w:lvlJc w:val="left"/>
-      <w:pPr>
-        <w:tabs>
-          <w:tab w:val="num" w:pos="3576"/>
-        </w:tabs>
-        <w:ind w:left="3576" w:hanging="360"/>
-      </w:pPr>
-      <w:rPr>
-        <w:rFonts w:ascii="Wingdings" w:hAnsi="Wingdings" w:hint="default"/>
-      </w:rPr>
-    </w:lvl>
-    <w:lvl w:ilvl="3" w:tplc="0C0A0001" w:tentative="1">
-      <w:start w:val="1"/>
-      <w:numFmt w:val="bullet"/>
-      <w:lvlText w:val=""/>
-      <w:lvlJc w:val="left"/>
-      <w:pPr>
-        <w:tabs>
-          <w:tab w:val="num" w:pos="4296"/>
-        </w:tabs>
-        <w:ind w:left="4296" w:hanging="360"/>
-      </w:pPr>
-      <w:rPr>
-        <w:rFonts w:ascii="Symbol" w:hAnsi="Symbol" w:hint="default"/>
-      </w:rPr>
-    </w:lvl>
-    <w:lvl w:ilvl="4" w:tplc="0C0A0003" w:tentative="1">
-      <w:start w:val="1"/>
-      <w:numFmt w:val="bullet"/>
-      <w:lvlText w:val="o"/>
-      <w:lvlJc w:val="left"/>
-      <w:pPr>
-        <w:tabs>
-          <w:tab w:val="num" w:pos="5016"/>
-        </w:tabs>
-        <w:ind w:left="5016" w:hanging="360"/>
-      </w:pPr>
-      <w:rPr>
-        <w:rFonts w:ascii="Courier New" w:hAnsi="Courier New" w:hint="default"/>
-      </w:rPr>
-    </w:lvl>
-    <w:lvl w:ilvl="5" w:tplc="0C0A0005" w:tentative="1">
-      <w:start w:val="1"/>
-      <w:numFmt w:val="bullet"/>
-      <w:lvlText w:val=""/>
-      <w:lvlJc w:val="left"/>
-      <w:pPr>
-        <w:tabs>
-          <w:tab w:val="num" w:pos="5736"/>
-        </w:tabs>
-        <w:ind w:left="5736" w:hanging="360"/>
-      </w:pPr>
-      <w:rPr>
-        <w:rFonts w:ascii="Wingdings" w:hAnsi="Wingdings" w:hint="default"/>
-      </w:rPr>
-    </w:lvl>
-    <w:lvl w:ilvl="6" w:tplc="0C0A0001" w:tentative="1">
-      <w:start w:val="1"/>
-      <w:numFmt w:val="bullet"/>
-      <w:lvlText w:val=""/>
-      <w:lvlJc w:val="left"/>
-      <w:pPr>
-        <w:tabs>
-          <w:tab w:val="num" w:pos="6456"/>
-        </w:tabs>
-        <w:ind w:left="6456" w:hanging="360"/>
-      </w:pPr>
-      <w:rPr>
-        <w:rFonts w:ascii="Symbol" w:hAnsi="Symbol" w:hint="default"/>
-      </w:rPr>
-    </w:lvl>
-    <w:lvl w:ilvl="7" w:tplc="0C0A0003" w:tentative="1">
-      <w:start w:val="1"/>
-      <w:numFmt w:val="bullet"/>
-      <w:lvlText w:val="o"/>
-      <w:lvlJc w:val="left"/>
-      <w:pPr>
-        <w:tabs>
-          <w:tab w:val="num" w:pos="7176"/>
-        </w:tabs>
-        <w:ind w:left="7176" w:hanging="360"/>
-      </w:pPr>
-      <w:rPr>
-        <w:rFonts w:ascii="Courier New" w:hAnsi="Courier New" w:hint="default"/>
-      </w:rPr>
-    </w:lvl>
-    <w:lvl w:ilvl="8" w:tplc="0C0A0005" w:tentative="1">
-      <w:start w:val="1"/>
-      <w:numFmt w:val="bullet"/>
-      <w:lvlText w:val=""/>
-      <w:lvlJc w:val="left"/>
-      <w:pPr>
-        <w:tabs>
-          <w:tab w:val="num" w:pos="7896"/>
-        </w:tabs>
-        <w:ind w:left="7896" w:hanging="360"/>
-      </w:pPr>
-      <w:rPr>
-        <w:rFonts w:ascii="Wingdings" w:hAnsi="Wingdings" w:hint="default"/>
-      </w:rPr>
-    </w:lvl>
-  </w:abstractNum>
-  <w:abstractNum w:abstractNumId="4" w15:restartNumberingAfterBreak="0">
-    <w:nsid w:val="5DBC4FE8"/>
-    <w:multiLevelType w:val="hybridMultilevel"/>
-    <w:tmpl w:val="32EA92E0"/>
-    <w:lvl w:ilvl="0" w:tplc="0C0A0001">
-      <w:start w:val="1"/>
-      <w:numFmt w:val="bullet"/>
-      <w:lvlText w:val=""/>
-      <w:lvlJc w:val="left"/>
-      <w:pPr>
-        <w:ind w:left="720" w:hanging="360"/>
-      </w:pPr>
-      <w:rPr>
-        <w:rFonts w:ascii="Symbol" w:hAnsi="Symbol" w:hint="default"/>
-      </w:rPr>
-    </w:lvl>
-    <w:lvl w:ilvl="1" w:tplc="0C0A0003" w:tentative="1">
-      <w:start w:val="1"/>
-      <w:numFmt w:val="bullet"/>
-      <w:lvlText w:val="o"/>
-      <w:lvlJc w:val="left"/>
-      <w:pPr>
-        <w:ind w:left="1440" w:hanging="360"/>
-      </w:pPr>
-      <w:rPr>
-        <w:rFonts w:ascii="Courier New" w:hAnsi="Courier New" w:cs="Courier New" w:hint="default"/>
-      </w:rPr>
-    </w:lvl>
-    <w:lvl w:ilvl="2" w:tplc="0C0A0005" w:tentative="1">
-      <w:start w:val="1"/>
-      <w:numFmt w:val="bullet"/>
-      <w:lvlText w:val=""/>
-      <w:lvlJc w:val="left"/>
-      <w:pPr>
-        <w:ind w:left="2160" w:hanging="360"/>
-      </w:pPr>
-      <w:rPr>
-        <w:rFonts w:ascii="Wingdings" w:hAnsi="Wingdings" w:hint="default"/>
-      </w:rPr>
-    </w:lvl>
-    <w:lvl w:ilvl="3" w:tplc="0C0A0001" w:tentative="1">
-      <w:start w:val="1"/>
-      <w:numFmt w:val="bullet"/>
-      <w:lvlText w:val=""/>
-      <w:lvlJc w:val="left"/>
-      <w:pPr>
-        <w:ind w:left="2880" w:hanging="360"/>
-      </w:pPr>
-      <w:rPr>
-        <w:rFonts w:ascii="Symbol" w:hAnsi="Symbol" w:hint="default"/>
-      </w:rPr>
-    </w:lvl>
-    <w:lvl w:ilvl="4" w:tplc="0C0A0003" w:tentative="1">
-      <w:start w:val="1"/>
-      <w:numFmt w:val="bullet"/>
-      <w:lvlText w:val="o"/>
-      <w:lvlJc w:val="left"/>
-      <w:pPr>
-        <w:ind w:left="3600" w:hanging="360"/>
-      </w:pPr>
-      <w:rPr>
-        <w:rFonts w:ascii="Courier New" w:hAnsi="Courier New" w:cs="Courier New" w:hint="default"/>
-      </w:rPr>
-    </w:lvl>
-    <w:lvl w:ilvl="5" w:tplc="0C0A0005" w:tentative="1">
-      <w:start w:val="1"/>
-      <w:numFmt w:val="bullet"/>
-      <w:lvlText w:val=""/>
-      <w:lvlJc w:val="left"/>
-      <w:pPr>
-        <w:ind w:left="4320" w:hanging="360"/>
-      </w:pPr>
-      <w:rPr>
-        <w:rFonts w:ascii="Wingdings" w:hAnsi="Wingdings" w:hint="default"/>
-      </w:rPr>
-    </w:lvl>
-    <w:lvl w:ilvl="6" w:tplc="0C0A0001" w:tentative="1">
-      <w:start w:val="1"/>
-      <w:numFmt w:val="bullet"/>
-      <w:lvlText w:val=""/>
-      <w:lvlJc w:val="left"/>
-      <w:pPr>
-        <w:ind w:left="5040" w:hanging="360"/>
-      </w:pPr>
-      <w:rPr>
-        <w:rFonts w:ascii="Symbol" w:hAnsi="Symbol" w:hint="default"/>
-      </w:rPr>
-    </w:lvl>
-    <w:lvl w:ilvl="7" w:tplc="0C0A0003" w:tentative="1">
-      <w:start w:val="1"/>
-      <w:numFmt w:val="bullet"/>
-      <w:lvlText w:val="o"/>
-      <w:lvlJc w:val="left"/>
-      <w:pPr>
-        <w:ind w:left="5760" w:hanging="360"/>
-      </w:pPr>
-      <w:rPr>
-        <w:rFonts w:ascii="Courier New" w:hAnsi="Courier New" w:cs="Courier New" w:hint="default"/>
-      </w:rPr>
-    </w:lvl>
-    <w:lvl w:ilvl="8" w:tplc="0C0A0005" w:tentative="1">
-      <w:start w:val="1"/>
-      <w:numFmt w:val="bullet"/>
-      <w:lvlText w:val=""/>
-      <w:lvlJc w:val="left"/>
-      <w:pPr>
-        <w:ind w:left="6480" w:hanging="360"/>
-      </w:pPr>
-      <w:rPr>
-        <w:rFonts w:ascii="Wingdings" w:hAnsi="Wingdings" w:hint="default"/>
-      </w:rPr>
-    </w:lvl>
-  </w:abstractNum>
-  <w:abstractNum w:abstractNumId="5" w15:restartNumberingAfterBreak="0">
-    <w:nsid w:val="622861F0"/>
-    <w:multiLevelType w:val="hybridMultilevel"/>
-    <w:tmpl w:val="C8FA9BE6"/>
-    <w:lvl w:ilvl="0" w:tplc="7042118E">
-      <w:numFmt w:val="bullet"/>
-      <w:lvlText w:val="-"/>
-      <w:lvlJc w:val="left"/>
-      <w:pPr>
-        <w:tabs>
-          <w:tab w:val="num" w:pos="469"/>
-        </w:tabs>
-        <w:ind w:left="469" w:hanging="360"/>
-      </w:pPr>
-      <w:rPr>
-        <w:rFonts w:ascii="Times New Roman" w:eastAsia="Times New Roman" w:hAnsi="Times New Roman" w:cs="Times New Roman" w:hint="default"/>
-      </w:rPr>
-    </w:lvl>
-    <w:lvl w:ilvl="1" w:tplc="0C0A0003" w:tentative="1">
-      <w:start w:val="1"/>
-      <w:numFmt w:val="bullet"/>
-      <w:lvlText w:val="o"/>
-      <w:lvlJc w:val="left"/>
-      <w:pPr>
-        <w:tabs>
-          <w:tab w:val="num" w:pos="1189"/>
-        </w:tabs>
-        <w:ind w:left="1189" w:hanging="360"/>
-      </w:pPr>
-      <w:rPr>
-        <w:rFonts w:ascii="Courier New" w:hAnsi="Courier New" w:cs="Courier New" w:hint="default"/>
-      </w:rPr>
-    </w:lvl>
-    <w:lvl w:ilvl="2" w:tplc="0C0A0005" w:tentative="1">
-      <w:start w:val="1"/>
-      <w:numFmt w:val="bullet"/>
-      <w:lvlText w:val=""/>
-      <w:lvlJc w:val="left"/>
-      <w:pPr>
-        <w:tabs>
-          <w:tab w:val="num" w:pos="1909"/>
-        </w:tabs>
-        <w:ind w:left="1909" w:hanging="360"/>
-      </w:pPr>
-      <w:rPr>
-        <w:rFonts w:ascii="Wingdings" w:hAnsi="Wingdings" w:hint="default"/>
-      </w:rPr>
-    </w:lvl>
-    <w:lvl w:ilvl="3" w:tplc="0C0A0001" w:tentative="1">
-      <w:start w:val="1"/>
-      <w:numFmt w:val="bullet"/>
-      <w:lvlText w:val=""/>
-      <w:lvlJc w:val="left"/>
-      <w:pPr>
-        <w:tabs>
-          <w:tab w:val="num" w:pos="2629"/>
-        </w:tabs>
-        <w:ind w:left="2629" w:hanging="360"/>
-      </w:pPr>
-      <w:rPr>
-        <w:rFonts w:ascii="Symbol" w:hAnsi="Symbol" w:hint="default"/>
-      </w:rPr>
-    </w:lvl>
-    <w:lvl w:ilvl="4" w:tplc="0C0A0003" w:tentative="1">
-      <w:start w:val="1"/>
-      <w:numFmt w:val="bullet"/>
-      <w:lvlText w:val="o"/>
-      <w:lvlJc w:val="left"/>
-      <w:pPr>
-        <w:tabs>
-          <w:tab w:val="num" w:pos="3349"/>
-        </w:tabs>
-        <w:ind w:left="3349" w:hanging="360"/>
-      </w:pPr>
-      <w:rPr>
-        <w:rFonts w:ascii="Courier New" w:hAnsi="Courier New" w:cs="Courier New" w:hint="default"/>
-      </w:rPr>
-    </w:lvl>
-    <w:lvl w:ilvl="5" w:tplc="0C0A0005" w:tentative="1">
-      <w:start w:val="1"/>
-      <w:numFmt w:val="bullet"/>
-      <w:lvlText w:val=""/>
-      <w:lvlJc w:val="left"/>
-      <w:pPr>
-        <w:tabs>
-          <w:tab w:val="num" w:pos="4069"/>
-        </w:tabs>
-        <w:ind w:left="4069" w:hanging="360"/>
-      </w:pPr>
-      <w:rPr>
-        <w:rFonts w:ascii="Wingdings" w:hAnsi="Wingdings" w:hint="default"/>
-      </w:rPr>
-    </w:lvl>
-    <w:lvl w:ilvl="6" w:tplc="0C0A0001" w:tentative="1">
-      <w:start w:val="1"/>
-      <w:numFmt w:val="bullet"/>
-      <w:lvlText w:val=""/>
-      <w:lvlJc w:val="left"/>
-      <w:pPr>
-        <w:tabs>
-          <w:tab w:val="num" w:pos="4789"/>
-        </w:tabs>
-        <w:ind w:left="4789" w:hanging="360"/>
-      </w:pPr>
-      <w:rPr>
-        <w:rFonts w:ascii="Symbol" w:hAnsi="Symbol" w:hint="default"/>
-      </w:rPr>
-    </w:lvl>
-    <w:lvl w:ilvl="7" w:tplc="0C0A0003" w:tentative="1">
-      <w:start w:val="1"/>
-      <w:numFmt w:val="bullet"/>
-      <w:lvlText w:val="o"/>
-      <w:lvlJc w:val="left"/>
-      <w:pPr>
-        <w:tabs>
-          <w:tab w:val="num" w:pos="5509"/>
-        </w:tabs>
-        <w:ind w:left="5509" w:hanging="360"/>
-      </w:pPr>
-      <w:rPr>
-        <w:rFonts w:ascii="Courier New" w:hAnsi="Courier New" w:cs="Courier New" w:hint="default"/>
-      </w:rPr>
-    </w:lvl>
-    <w:lvl w:ilvl="8" w:tplc="0C0A0005" w:tentative="1">
-      <w:start w:val="1"/>
-      <w:numFmt w:val="bullet"/>
-      <w:lvlText w:val=""/>
-      <w:lvlJc w:val="left"/>
-      <w:pPr>
-        <w:tabs>
-          <w:tab w:val="num" w:pos="6229"/>
-        </w:tabs>
-        <w:ind w:left="6229" w:hanging="360"/>
-      </w:pPr>
-      <w:rPr>
-        <w:rFonts w:ascii="Wingdings" w:hAnsi="Wingdings" w:hint="default"/>
-      </w:rPr>
-    </w:lvl>
-  </w:abstractNum>
-  <w:abstractNum w:abstractNumId="6" w15:restartNumberingAfterBreak="0">
-    <w:nsid w:val="76573329"/>
-    <w:multiLevelType w:val="hybridMultilevel"/>
-    <w:tmpl w:val="AEDE31A0"/>
-    <w:lvl w:ilvl="0" w:tplc="0C0A000B">
-      <w:start w:val="1"/>
-      <w:numFmt w:val="bullet"/>
-      <w:lvlText w:val=""/>
-      <w:lvlJc w:val="left"/>
-      <w:pPr>
-        <w:tabs>
-          <w:tab w:val="num" w:pos="720"/>
-        </w:tabs>
-        <w:ind w:left="720" w:hanging="360"/>
-      </w:pPr>
-      <w:rPr>
-        <w:rFonts w:ascii="Wingdings" w:hAnsi="Wingdings" w:hint="default"/>
-      </w:rPr>
-    </w:lvl>
-    <w:lvl w:ilvl="1" w:tplc="0C0A0003" w:tentative="1">
-      <w:start w:val="1"/>
-      <w:numFmt w:val="bullet"/>
-      <w:lvlText w:val="o"/>
-      <w:lvlJc w:val="left"/>
-      <w:pPr>
-        <w:tabs>
-          <w:tab w:val="num" w:pos="1440"/>
-        </w:tabs>
-        <w:ind w:left="1440" w:hanging="360"/>
-      </w:pPr>
-      <w:rPr>
-        <w:rFonts w:ascii="Courier New" w:hAnsi="Courier New" w:cs="Courier New" w:hint="default"/>
-      </w:rPr>
-    </w:lvl>
-    <w:lvl w:ilvl="2" w:tplc="0C0A0005" w:tentative="1">
-      <w:start w:val="1"/>
-      <w:numFmt w:val="bullet"/>
-      <w:lvlText w:val=""/>
-      <w:lvlJc w:val="left"/>
-      <w:pPr>
-        <w:tabs>
-          <w:tab w:val="num" w:pos="2160"/>
-        </w:tabs>
-        <w:ind w:left="2160" w:hanging="360"/>
-      </w:pPr>
-      <w:rPr>
-        <w:rFonts w:ascii="Wingdings" w:hAnsi="Wingdings" w:hint="default"/>
-      </w:rPr>
-    </w:lvl>
-    <w:lvl w:ilvl="3" w:tplc="0C0A0001" w:tentative="1">
-      <w:start w:val="1"/>
-      <w:numFmt w:val="bullet"/>
-      <w:lvlText w:val=""/>
-      <w:lvlJc w:val="left"/>
-      <w:pPr>
-        <w:tabs>
-          <w:tab w:val="num" w:pos="2880"/>
-        </w:tabs>
-        <w:ind w:left="2880" w:hanging="360"/>
-      </w:pPr>
-      <w:rPr>
-        <w:rFonts w:ascii="Symbol" w:hAnsi="Symbol" w:hint="default"/>
-      </w:rPr>
-    </w:lvl>
-    <w:lvl w:ilvl="4" w:tplc="0C0A0003" w:tentative="1">
-      <w:start w:val="1"/>
-      <w:numFmt w:val="bullet"/>
-      <w:lvlText w:val="o"/>
-      <w:lvlJc w:val="left"/>
-      <w:pPr>
-        <w:tabs>
-          <w:tab w:val="num" w:pos="3600"/>
-        </w:tabs>
-        <w:ind w:left="3600" w:hanging="360"/>
-      </w:pPr>
-      <w:rPr>
-        <w:rFonts w:ascii="Courier New" w:hAnsi="Courier New" w:cs="Courier New" w:hint="default"/>
-      </w:rPr>
-    </w:lvl>
-    <w:lvl w:ilvl="5" w:tplc="0C0A0005" w:tentative="1">
-      <w:start w:val="1"/>
-      <w:numFmt w:val="bullet"/>
-      <w:lvlText w:val=""/>
-      <w:lvlJc w:val="left"/>
-      <w:pPr>
-        <w:tabs>
-          <w:tab w:val="num" w:pos="4320"/>
-        </w:tabs>
-        <w:ind w:left="4320" w:hanging="360"/>
-      </w:pPr>
-      <w:rPr>
-        <w:rFonts w:ascii="Wingdings" w:hAnsi="Wingdings" w:hint="default"/>
-      </w:rPr>
-    </w:lvl>
-    <w:lvl w:ilvl="6" w:tplc="0C0A0001" w:tentative="1">
-      <w:start w:val="1"/>
-      <w:numFmt w:val="bullet"/>
-      <w:lvlText w:val=""/>
-      <w:lvlJc w:val="left"/>
-      <w:pPr>
-        <w:tabs>
-          <w:tab w:val="num" w:pos="5040"/>
-        </w:tabs>
-        <w:ind w:left="5040" w:hanging="360"/>
-      </w:pPr>
-      <w:rPr>
-        <w:rFonts w:ascii="Symbol" w:hAnsi="Symbol" w:hint="default"/>
-      </w:rPr>
-    </w:lvl>
-    <w:lvl w:ilvl="7" w:tplc="0C0A0003" w:tentative="1">
-      <w:start w:val="1"/>
-      <w:numFmt w:val="bullet"/>
-      <w:lvlText w:val="o"/>
-      <w:lvlJc w:val="left"/>
-      <w:pPr>
-        <w:tabs>
-          <w:tab w:val="num" w:pos="5760"/>
-        </w:tabs>
-        <w:ind w:left="5760" w:hanging="360"/>
-      </w:pPr>
-      <w:rPr>
-        <w:rFonts w:ascii="Courier New" w:hAnsi="Courier New" w:cs="Courier New" w:hint="default"/>
-      </w:rPr>
-    </w:lvl>
-    <w:lvl w:ilvl="8" w:tplc="0C0A0005" w:tentative="1">
-      <w:start w:val="1"/>
-      <w:numFmt w:val="bullet"/>
-      <w:lvlText w:val=""/>
-      <w:lvlJc w:val="left"/>
-      <w:pPr>
-        <w:tabs>
-          <w:tab w:val="num" w:pos="6480"/>
-        </w:tabs>
-        <w:ind w:left="6480" w:hanging="360"/>
-      </w:pPr>
-      <w:rPr>
-        <w:rFonts w:ascii="Wingdings" w:hAnsi="Wingdings" w:hint="default"/>
-      </w:rPr>
-    </w:lvl>
-  </w:abstractNum>
-  <w:abstractNum w:abstractNumId="7" w15:restartNumberingAfterBreak="0">
-    <w:nsid w:val="775E2BAE"/>
-    <w:multiLevelType w:val="hybridMultilevel"/>
-    <w:tmpl w:val="760AE756"/>
-    <w:lvl w:ilvl="0" w:tplc="4CAE1DAC">
-      <w:start w:val="1"/>
-      <w:numFmt w:val="bullet"/>
-      <w:lvlText w:val=""/>
-      <w:lvlJc w:val="left"/>
-      <w:pPr>
-        <w:tabs>
-          <w:tab w:val="num" w:pos="1440"/>
-        </w:tabs>
-        <w:ind w:left="1440" w:hanging="360"/>
-      </w:pPr>
-      <w:rPr>
-        <w:rFonts w:ascii="Symbol" w:hAnsi="Symbol" w:hint="default"/>
-        <w:color w:val="auto"/>
-        <w:sz w:val="24"/>
-        <w:szCs w:val="24"/>
-      </w:rPr>
-    </w:lvl>
-    <w:lvl w:ilvl="1" w:tplc="0C0A0003" w:tentative="1">
-      <w:start w:val="1"/>
-      <w:numFmt w:val="bullet"/>
-      <w:lvlText w:val="o"/>
-      <w:lvlJc w:val="left"/>
-      <w:pPr>
-        <w:tabs>
-          <w:tab w:val="num" w:pos="1440"/>
-        </w:tabs>
-        <w:ind w:left="1440" w:hanging="360"/>
-      </w:pPr>
-      <w:rPr>
-        <w:rFonts w:ascii="Courier New" w:hAnsi="Courier New" w:cs="Courier New" w:hint="default"/>
-      </w:rPr>
-    </w:lvl>
-    <w:lvl w:ilvl="2" w:tplc="0C0A0005" w:tentative="1">
-      <w:start w:val="1"/>
-      <w:numFmt w:val="bullet"/>
-      <w:lvlText w:val=""/>
-      <w:lvlJc w:val="left"/>
-      <w:pPr>
-        <w:tabs>
-          <w:tab w:val="num" w:pos="2160"/>
-        </w:tabs>
-        <w:ind w:left="2160" w:hanging="360"/>
-      </w:pPr>
-      <w:rPr>
-        <w:rFonts w:ascii="Wingdings" w:hAnsi="Wingdings" w:hint="default"/>
-      </w:rPr>
-    </w:lvl>
-    <w:lvl w:ilvl="3" w:tplc="0C0A0001" w:tentative="1">
-      <w:start w:val="1"/>
-      <w:numFmt w:val="bullet"/>
-      <w:lvlText w:val=""/>
-      <w:lvlJc w:val="left"/>
-      <w:pPr>
-        <w:tabs>
-          <w:tab w:val="num" w:pos="2880"/>
-        </w:tabs>
-        <w:ind w:left="2880" w:hanging="360"/>
-      </w:pPr>
-      <w:rPr>
-        <w:rFonts w:ascii="Symbol" w:hAnsi="Symbol" w:hint="default"/>
-      </w:rPr>
-    </w:lvl>
-    <w:lvl w:ilvl="4" w:tplc="0C0A0003" w:tentative="1">
-      <w:start w:val="1"/>
-      <w:numFmt w:val="bullet"/>
-      <w:lvlText w:val="o"/>
-      <w:lvlJc w:val="left"/>
-      <w:pPr>
-        <w:tabs>
-          <w:tab w:val="num" w:pos="3600"/>
-        </w:tabs>
-        <w:ind w:left="3600" w:hanging="360"/>
-      </w:pPr>
-      <w:rPr>
-        <w:rFonts w:ascii="Courier New" w:hAnsi="Courier New" w:cs="Courier New" w:hint="default"/>
-      </w:rPr>
-    </w:lvl>
-    <w:lvl w:ilvl="5" w:tplc="0C0A0005" w:tentative="1">
-      <w:start w:val="1"/>
-      <w:numFmt w:val="bullet"/>
-      <w:lvlText w:val=""/>
-      <w:lvlJc w:val="left"/>
-      <w:pPr>
-        <w:tabs>
-          <w:tab w:val="num" w:pos="4320"/>
-        </w:tabs>
-        <w:ind w:left="4320" w:hanging="360"/>
-      </w:pPr>
-      <w:rPr>
-        <w:rFonts w:ascii="Wingdings" w:hAnsi="Wingdings" w:hint="default"/>
-      </w:rPr>
-    </w:lvl>
-    <w:lvl w:ilvl="6" w:tplc="0C0A0001" w:tentative="1">
-      <w:start w:val="1"/>
-      <w:numFmt w:val="bullet"/>
-      <w:lvlText w:val=""/>
-      <w:lvlJc w:val="left"/>
-      <w:pPr>
-        <w:tabs>
-          <w:tab w:val="num" w:pos="5040"/>
-        </w:tabs>
-        <w:ind w:left="5040" w:hanging="360"/>
-      </w:pPr>
-      <w:rPr>
-        <w:rFonts w:ascii="Symbol" w:hAnsi="Symbol" w:hint="default"/>
-      </w:rPr>
-    </w:lvl>
-    <w:lvl w:ilvl="7" w:tplc="0C0A0003" w:tentative="1">
-      <w:start w:val="1"/>
-      <w:numFmt w:val="bullet"/>
-      <w:lvlText w:val="o"/>
-      <w:lvlJc w:val="left"/>
-      <w:pPr>
-        <w:tabs>
-          <w:tab w:val="num" w:pos="5760"/>
-        </w:tabs>
-        <w:ind w:left="5760" w:hanging="360"/>
-      </w:pPr>
-      <w:rPr>
-        <w:rFonts w:ascii="Courier New" w:hAnsi="Courier New" w:cs="Courier New" w:hint="default"/>
-      </w:rPr>
-    </w:lvl>
-    <w:lvl w:ilvl="8" w:tplc="0C0A0005" w:tentative="1">
-      <w:start w:val="1"/>
-      <w:numFmt w:val="bullet"/>
-      <w:lvlText w:val=""/>
-      <w:lvlJc w:val="left"/>
-      <w:pPr>
-        <w:tabs>
-          <w:tab w:val="num" w:pos="6480"/>
-        </w:tabs>
-        <w:ind w:left="6480" w:hanging="360"/>
-      </w:pPr>
-      <w:rPr>
-        <w:rFonts w:ascii="Wingdings" w:hAnsi="Wingdings" w:hint="default"/>
-      </w:rPr>
-    </w:lvl>
-  </w:abstractNum>
-  <w:abstractNum w:abstractNumId="8" w15:restartNumberingAfterBreak="0">
-    <w:nsid w:val="7A07428E"/>
-    <w:multiLevelType w:val="hybridMultilevel"/>
-    <w:tmpl w:val="F302370E"/>
-    <w:lvl w:ilvl="0" w:tplc="0C0A0001">
-      <w:start w:val="1"/>
-      <w:numFmt w:val="bullet"/>
-      <w:lvlText w:val=""/>
-      <w:lvlJc w:val="left"/>
-      <w:pPr>
-        <w:ind w:left="1500" w:hanging="360"/>
-      </w:pPr>
-      <w:rPr>
-        <w:rFonts w:ascii="Symbol" w:hAnsi="Symbol" w:hint="default"/>
-      </w:rPr>
-    </w:lvl>
-    <w:lvl w:ilvl="1" w:tplc="0C0A0003" w:tentative="1">
-      <w:start w:val="1"/>
-      <w:numFmt w:val="bullet"/>
-      <w:lvlText w:val="o"/>
-      <w:lvlJc w:val="left"/>
-      <w:pPr>
-        <w:ind w:left="2220" w:hanging="360"/>
-      </w:pPr>
-      <w:rPr>
-        <w:rFonts w:ascii="Courier New" w:hAnsi="Courier New" w:cs="Courier New" w:hint="default"/>
-      </w:rPr>
-    </w:lvl>
-    <w:lvl w:ilvl="2" w:tplc="0C0A0005" w:tentative="1">
-      <w:start w:val="1"/>
-      <w:numFmt w:val="bullet"/>
-      <w:lvlText w:val=""/>
-      <w:lvlJc w:val="left"/>
-      <w:pPr>
-        <w:ind w:left="2940" w:hanging="360"/>
-      </w:pPr>
-      <w:rPr>
-        <w:rFonts w:ascii="Wingdings" w:hAnsi="Wingdings" w:hint="default"/>
-      </w:rPr>
-    </w:lvl>
-    <w:lvl w:ilvl="3" w:tplc="0C0A0001" w:tentative="1">
-      <w:start w:val="1"/>
-      <w:numFmt w:val="bullet"/>
-      <w:lvlText w:val=""/>
-      <w:lvlJc w:val="left"/>
-      <w:pPr>
-        <w:ind w:left="3660" w:hanging="360"/>
-      </w:pPr>
-      <w:rPr>
-        <w:rFonts w:ascii="Symbol" w:hAnsi="Symbol" w:hint="default"/>
-      </w:rPr>
-    </w:lvl>
-    <w:lvl w:ilvl="4" w:tplc="0C0A0003" w:tentative="1">
-      <w:start w:val="1"/>
-      <w:numFmt w:val="bullet"/>
-      <w:lvlText w:val="o"/>
-      <w:lvlJc w:val="left"/>
-      <w:pPr>
-        <w:ind w:left="4380" w:hanging="360"/>
-      </w:pPr>
-      <w:rPr>
-        <w:rFonts w:ascii="Courier New" w:hAnsi="Courier New" w:cs="Courier New" w:hint="default"/>
-      </w:rPr>
-    </w:lvl>
-    <w:lvl w:ilvl="5" w:tplc="0C0A0005" w:tentative="1">
-      <w:start w:val="1"/>
-      <w:numFmt w:val="bullet"/>
-      <w:lvlText w:val=""/>
-      <w:lvlJc w:val="left"/>
-      <w:pPr>
-        <w:ind w:left="5100" w:hanging="360"/>
-      </w:pPr>
-      <w:rPr>
-        <w:rFonts w:ascii="Wingdings" w:hAnsi="Wingdings" w:hint="default"/>
-      </w:rPr>
-    </w:lvl>
-    <w:lvl w:ilvl="6" w:tplc="0C0A0001" w:tentative="1">
-      <w:start w:val="1"/>
-      <w:numFmt w:val="bullet"/>
-      <w:lvlText w:val=""/>
-      <w:lvlJc w:val="left"/>
-      <w:pPr>
-        <w:ind w:left="5820" w:hanging="360"/>
-      </w:pPr>
-      <w:rPr>
-        <w:rFonts w:ascii="Symbol" w:hAnsi="Symbol" w:hint="default"/>
-      </w:rPr>
-    </w:lvl>
-    <w:lvl w:ilvl="7" w:tplc="0C0A0003" w:tentative="1">
-      <w:start w:val="1"/>
-      <w:numFmt w:val="bullet"/>
-      <w:lvlText w:val="o"/>
-      <w:lvlJc w:val="left"/>
-      <w:pPr>
-        <w:ind w:left="6540" w:hanging="360"/>
-      </w:pPr>
-      <w:rPr>
-        <w:rFonts w:ascii="Courier New" w:hAnsi="Courier New" w:cs="Courier New" w:hint="default"/>
-      </w:rPr>
-    </w:lvl>
-    <w:lvl w:ilvl="8" w:tplc="0C0A0005" w:tentative="1">
-      <w:start w:val="1"/>
-      <w:numFmt w:val="bullet"/>
-      <w:lvlText w:val=""/>
-      <w:lvlJc w:val="left"/>
-      <w:pPr>
-        <w:ind w:left="7260" w:hanging="360"/>
-      </w:pPr>
-      <w:rPr>
-        <w:rFonts w:ascii="Wingdings" w:hAnsi="Wingdings" w:hint="default"/>
-      </w:rPr>
-    </w:lvl>
-  </w:abstractNum>
-  <w:num w:numId="1" w16cid:durableId="1434977745">
-    <w:abstractNumId w:val="1"/>
-  </w:num>
-  <w:num w:numId="2" w16cid:durableId="498154902">
-    <w:abstractNumId w:val="6"/>
-  </w:num>
-  <w:num w:numId="3" w16cid:durableId="90901717">
-    <w:abstractNumId w:val="4"/>
-  </w:num>
-  <w:num w:numId="4" w16cid:durableId="70278196">
-    <w:abstractNumId w:val="2"/>
-  </w:num>
-  <w:num w:numId="5" w16cid:durableId="1468205959">
-    <w:abstractNumId w:val="7"/>
-  </w:num>
-  <w:num w:numId="6" w16cid:durableId="1285306501">
-    <w:abstractNumId w:val="5"/>
-  </w:num>
-  <w:num w:numId="7" w16cid:durableId="117260041">
-    <w:abstractNumId w:val="3"/>
-  </w:num>
-  <w:num w:numId="8" w16cid:durableId="1353604283">
-    <w:abstractNumId w:val="0"/>
-  </w:num>
-  <w:num w:numId="9" w16cid:durableId="582909625">
-    <w:abstractNumId w:val="8"/>
-  </w:num>
-</w:numbering>
-</file>
-
 <file path=word/styles.xml><?xml version="1.0" encoding="utf-8"?>
-<w:styles xmlns:mc="http://schemas.openxmlformats.org/markup-compatibility/2006" xmlns:r="http://schemas.openxmlformats.org/officeDocument/2006/relationships" xmlns:w="http://schemas.openxmlformats.org/wordprocessingml/2006/main" xmlns:w14="http://schemas.microsoft.com/office/word/2010/wordml" xmlns:w15="http://schemas.microsoft.com/office/word/2012/wordml" xmlns:w16cex="http://schemas.microsoft.com/office/word/2018/wordml/cex" xmlns:w16cid="http://schemas.microsoft.com/office/word/2016/wordml/cid" xmlns:w16="http://schemas.microsoft.com/office/word/2018/wordml" xmlns:w16du="http://schemas.microsoft.com/office/word/2023/wordml/word16du" xmlns:w16sdtdh="http://schemas.microsoft.com/office/word/2020/wordml/sdtdatahash" xmlns:w16sdtfl="http://schemas.microsoft.com/office/word/2024/wordml/sdtformatlock" xmlns:w16se="http://schemas.microsoft.com/office/word/2015/wordml/symex" mc:Ignorable="w14 w15 w16se w16cid w16 w16cex w16sdtdh w16sdtfl w16du">
+<w:styles xmlns:w="http://schemas.openxmlformats.org/wordprocessingml/2006/main" xmlns:w14="http://schemas.microsoft.com/office/word/2010/wordml" xmlns:mc="http://schemas.openxmlformats.org/markup-compatibility/2006" mc:Ignorable="w14">
   <w:docDefaults>
     <w:rPrDefault>
       <w:rPr>
-        <w:rFonts w:ascii="Times New Roman" w:eastAsia="Times New Roman" w:hAnsi="Times New Roman" w:cs="Times New Roman"/>
+        <w:rFonts w:ascii="Times New Roman" w:hAnsi="Times New Roman" w:eastAsia="Times New Roman" w:cs="Times New Roman"/>
         <w:lang w:val="es-ES" w:eastAsia="es-ES" w:bidi="ar-SA"/>
       </w:rPr>
     </w:rPrDefault>
-    <w:pPrDefault/>
+    <w:pPrDefault>
+      <w:pPr>
+        <w:suppressAutoHyphens w:val="true"/>
+      </w:pPr>
+    </w:pPrDefault>
   </w:docDefaults>
   <w:latentStyles w:defLockedState="0" w:defUIPriority="0" w:defSemiHidden="0" w:defUnhideWhenUsed="0" w:defQFormat="0" w:count="376">
     <w:lsdException w:name="Normal" w:qFormat="1"/>
@@ -5070,7 +5219,7 @@
     <w:lsdException w:name="Table Web 2" w:semiHidden="1" w:unhideWhenUsed="1"/>
     <w:lsdException w:name="Table Web 3" w:semiHidden="1" w:unhideWhenUsed="1"/>
     <w:lsdException w:name="Table Theme" w:semiHidden="1" w:unhideWhenUsed="1"/>
-    <w:lsdException w:name="Placeholder Text" w:semiHidden="1" w:uiPriority="99"/>
+    <w:lsdException w:name="Placeholder Text" w:uiPriority="99" w:semiHidden="1"/>
     <w:lsdException w:name="No Spacing" w:uiPriority="1" w:qFormat="1"/>
     <w:lsdException w:name="Light Shading" w:uiPriority="60"/>
     <w:lsdException w:name="Light List" w:uiPriority="61"/>
@@ -5092,7 +5241,7 @@
     <w:lsdException w:name="Medium Shading 1 Accent 1" w:uiPriority="63"/>
     <w:lsdException w:name="Medium Shading 2 Accent 1" w:uiPriority="64"/>
     <w:lsdException w:name="Medium List 1 Accent 1" w:uiPriority="65"/>
-    <w:lsdException w:name="Revision" w:semiHidden="1" w:uiPriority="99"/>
+    <w:lsdException w:name="Revision" w:uiPriority="99" w:semiHidden="1"/>
     <w:lsdException w:name="List Paragraph" w:uiPriority="34" w:qFormat="1"/>
     <w:lsdException w:name="Quote" w:uiPriority="29" w:qFormat="1"/>
     <w:lsdException w:name="Intense Quote" w:uiPriority="30" w:qFormat="1"/>
@@ -5179,8 +5328,8 @@
     <w:lsdException w:name="Subtle Reference" w:uiPriority="31" w:qFormat="1"/>
     <w:lsdException w:name="Intense Reference" w:uiPriority="32" w:qFormat="1"/>
     <w:lsdException w:name="Book Title" w:uiPriority="33" w:qFormat="1"/>
-    <w:lsdException w:name="Bibliography" w:semiHidden="1" w:uiPriority="37" w:unhideWhenUsed="1"/>
-    <w:lsdException w:name="TOC Heading" w:semiHidden="1" w:uiPriority="39" w:unhideWhenUsed="1" w:qFormat="1"/>
+    <w:lsdException w:name="Bibliography" w:uiPriority="37" w:semiHidden="1" w:unhideWhenUsed="1"/>
+    <w:lsdException w:name="TOC Heading" w:uiPriority="39" w:semiHidden="1" w:unhideWhenUsed="1" w:qFormat="1"/>
     <w:lsdException w:name="Plain Table 1" w:uiPriority="41"/>
     <w:lsdException w:name="Plain Table 2" w:uiPriority="42"/>
     <w:lsdException w:name="Plain Table 3" w:uiPriority="43"/>
@@ -5285,30 +5434,37 @@
     <w:lsdException w:name="List Table 5 Dark Accent 6" w:uiPriority="50"/>
     <w:lsdException w:name="List Table 6 Colorful Accent 6" w:uiPriority="51"/>
     <w:lsdException w:name="List Table 7 Colorful Accent 6" w:uiPriority="52"/>
-    <w:lsdException w:name="Mention" w:semiHidden="1" w:uiPriority="99" w:unhideWhenUsed="1"/>
-    <w:lsdException w:name="Smart Hyperlink" w:semiHidden="1" w:uiPriority="99" w:unhideWhenUsed="1"/>
-    <w:lsdException w:name="Hashtag" w:semiHidden="1" w:uiPriority="99" w:unhideWhenUsed="1"/>
-    <w:lsdException w:name="Unresolved Mention" w:semiHidden="1" w:uiPriority="99" w:unhideWhenUsed="1"/>
-    <w:lsdException w:name="Smart Link" w:semiHidden="1" w:uiPriority="99" w:unhideWhenUsed="1"/>
+    <w:lsdException w:name="Mention" w:uiPriority="99" w:semiHidden="1" w:unhideWhenUsed="1"/>
+    <w:lsdException w:name="Smart Hyperlink" w:uiPriority="99" w:semiHidden="1" w:unhideWhenUsed="1"/>
+    <w:lsdException w:name="Hashtag" w:uiPriority="99" w:semiHidden="1" w:unhideWhenUsed="1"/>
+    <w:lsdException w:name="Unresolved Mention" w:uiPriority="99" w:semiHidden="1" w:unhideWhenUsed="1"/>
+    <w:lsdException w:name="Smart Link" w:uiPriority="99" w:semiHidden="1" w:unhideWhenUsed="1"/>
   </w:latentStyles>
-  <w:style w:type="paragraph" w:default="1" w:styleId="Normal">
+  <w:style w:type="paragraph" w:styleId="Normal" w:default="1">
     <w:name w:val="Normal"/>
     <w:qFormat/>
     <w:pPr>
-      <w:spacing w:after="120" w:line="276" w:lineRule="auto"/>
+      <w:widowControl/>
+      <w:bidi w:val="0"/>
+      <w:spacing w:lineRule="auto" w:line="276" w:before="0" w:after="120"/>
+      <w:jc w:val="start"/>
     </w:pPr>
     <w:rPr>
-      <w:rFonts w:ascii="Arial" w:eastAsia="Arial" w:hAnsi="Arial"/>
+      <w:rFonts w:ascii="Arial" w:hAnsi="Arial" w:eastAsia="Arial" w:cs="Times New Roman"/>
+      <w:color w:val="auto"/>
+      <w:kern w:val="0"/>
       <w:sz w:val="22"/>
+      <w:szCs w:val="20"/>
+      <w:lang w:val="es-ES" w:eastAsia="es-ES" w:bidi="ar-SA"/>
     </w:rPr>
   </w:style>
-  <w:style w:type="paragraph" w:styleId="Ttulo1">
+  <w:style w:type="paragraph" w:styleId="Heading1">
     <w:name w:val="heading 1"/>
     <w:basedOn w:val="Normal"/>
     <w:next w:val="Normal"/>
     <w:qFormat/>
     <w:pPr>
-      <w:keepNext/>
+      <w:keepNext w:val="true"/>
       <w:outlineLvl w:val="0"/>
     </w:pPr>
     <w:rPr>
@@ -5316,13 +5472,13 @@
       <w:sz w:val="16"/>
     </w:rPr>
   </w:style>
-  <w:style w:type="paragraph" w:styleId="Ttulo2">
+  <w:style w:type="paragraph" w:styleId="Heading2">
     <w:name w:val="heading 2"/>
     <w:basedOn w:val="Normal"/>
     <w:next w:val="Normal"/>
     <w:qFormat/>
     <w:pPr>
-      <w:keepNext/>
+      <w:keepNext w:val="true"/>
       <w:outlineLvl w:val="1"/>
     </w:pPr>
     <w:rPr>
@@ -5331,16 +5487,16 @@
       <w:sz w:val="10"/>
     </w:rPr>
   </w:style>
-  <w:style w:type="paragraph" w:styleId="Ttulo3">
+  <w:style w:type="paragraph" w:styleId="Heading3">
     <w:name w:val="heading 3"/>
     <w:basedOn w:val="Normal"/>
     <w:next w:val="Normal"/>
     <w:link w:val="Ttulo3Car"/>
     <w:unhideWhenUsed/>
     <w:qFormat/>
-    <w:rsid w:val="00351C7B"/>
+    <w:rsid w:val="00351c7b"/>
     <w:pPr>
-      <w:keepNext/>
+      <w:keepNext w:val="true"/>
       <w:spacing w:before="240" w:after="60"/>
       <w:outlineLvl w:val="2"/>
     </w:pPr>
@@ -5353,7 +5509,7 @@
       <w:lang w:val="x-none" w:eastAsia="x-none"/>
     </w:rPr>
   </w:style>
-  <w:style w:type="paragraph" w:styleId="Ttulo4">
+  <w:style w:type="paragraph" w:styleId="Heading4">
     <w:name w:val="heading 4"/>
     <w:basedOn w:val="Normal"/>
     <w:next w:val="Normal"/>
@@ -5361,9 +5517,9 @@
     <w:semiHidden/>
     <w:unhideWhenUsed/>
     <w:qFormat/>
-    <w:rsid w:val="00351C7B"/>
+    <w:rsid w:val="00351c7b"/>
     <w:pPr>
-      <w:keepNext/>
+      <w:keepNext w:val="true"/>
       <w:spacing w:before="240" w:after="60"/>
       <w:outlineLvl w:val="3"/>
     </w:pPr>
@@ -5376,7 +5532,7 @@
       <w:lang w:val="x-none" w:eastAsia="x-none"/>
     </w:rPr>
   </w:style>
-  <w:style w:type="paragraph" w:styleId="Ttulo5">
+  <w:style w:type="paragraph" w:styleId="Heading5">
     <w:name w:val="heading 5"/>
     <w:basedOn w:val="Normal"/>
     <w:next w:val="Normal"/>
@@ -5384,7 +5540,7 @@
     <w:semiHidden/>
     <w:unhideWhenUsed/>
     <w:qFormat/>
-    <w:rsid w:val="00D82243"/>
+    <w:rsid w:val="00d82243"/>
     <w:pPr>
       <w:spacing w:before="240" w:after="60"/>
       <w:outlineLvl w:val="4"/>
@@ -5399,236 +5555,132 @@
       <w:szCs w:val="26"/>
     </w:rPr>
   </w:style>
-  <w:style w:type="character" w:default="1" w:styleId="Fuentedeprrafopredeter">
+  <w:style w:type="character" w:styleId="DefaultParagraphFont" w:default="1">
     <w:name w:val="Default Paragraph Font"/>
     <w:uiPriority w:val="1"/>
     <w:semiHidden/>
     <w:unhideWhenUsed/>
+    <w:rPr/>
   </w:style>
-  <w:style w:type="table" w:default="1" w:styleId="Tablanormal">
-    <w:name w:val="Normal Table"/>
-    <w:uiPriority w:val="99"/>
-    <w:semiHidden/>
-    <w:unhideWhenUsed/>
-    <w:tblPr>
-      <w:tblInd w:w="0" w:type="dxa"/>
-      <w:tblCellMar>
-        <w:top w:w="0" w:type="dxa"/>
-        <w:left w:w="108" w:type="dxa"/>
-        <w:bottom w:w="0" w:type="dxa"/>
-        <w:right w:w="108" w:type="dxa"/>
-      </w:tblCellMar>
-    </w:tblPr>
-  </w:style>
-  <w:style w:type="numbering" w:default="1" w:styleId="Sinlista">
-    <w:name w:val="No List"/>
-    <w:uiPriority w:val="99"/>
-    <w:semiHidden/>
-    <w:unhideWhenUsed/>
-  </w:style>
-  <w:style w:type="paragraph" w:styleId="Encabezado">
-    <w:name w:val="header"/>
-    <w:basedOn w:val="Normal"/>
-    <w:link w:val="EncabezadoCar"/>
-    <w:pPr>
-      <w:tabs>
-        <w:tab w:val="center" w:pos="4252"/>
-        <w:tab w:val="right" w:pos="8504"/>
-      </w:tabs>
-    </w:pPr>
-  </w:style>
-  <w:style w:type="paragraph" w:styleId="Piedepgina">
-    <w:name w:val="footer"/>
-    <w:basedOn w:val="Normal"/>
-    <w:pPr>
-      <w:tabs>
-        <w:tab w:val="center" w:pos="4252"/>
-        <w:tab w:val="right" w:pos="8504"/>
-      </w:tabs>
-    </w:pPr>
-  </w:style>
-  <w:style w:type="table" w:styleId="Tablaconcuadrcula">
-    <w:name w:val="Table Grid"/>
-    <w:basedOn w:val="Tablanormal"/>
-    <w:rsid w:val="00FA6669"/>
-    <w:tblPr>
-      <w:tblBorders>
-        <w:top w:val="single" w:sz="4" w:space="0" w:color="auto"/>
-        <w:left w:val="single" w:sz="4" w:space="0" w:color="auto"/>
-        <w:bottom w:val="single" w:sz="4" w:space="0" w:color="auto"/>
-        <w:right w:val="single" w:sz="4" w:space="0" w:color="auto"/>
-        <w:insideH w:val="single" w:sz="4" w:space="0" w:color="auto"/>
-        <w:insideV w:val="single" w:sz="4" w:space="0" w:color="auto"/>
-      </w:tblBorders>
-    </w:tblPr>
-  </w:style>
-  <w:style w:type="paragraph" w:styleId="Textodeglobo">
-    <w:name w:val="Balloon Text"/>
-    <w:basedOn w:val="Normal"/>
-    <w:semiHidden/>
-    <w:rsid w:val="006E340C"/>
-    <w:rPr>
-      <w:rFonts w:ascii="Tahoma" w:hAnsi="Tahoma" w:cs="Tahoma"/>
-      <w:sz w:val="16"/>
-      <w:szCs w:val="16"/>
-    </w:rPr>
-  </w:style>
-  <w:style w:type="paragraph" w:styleId="Textoindependiente">
-    <w:name w:val="Body Text"/>
-    <w:basedOn w:val="Normal"/>
-    <w:link w:val="TextoindependienteCar"/>
-    <w:rsid w:val="005A372C"/>
-    <w:pPr>
-      <w:spacing w:line="360" w:lineRule="auto"/>
-      <w:jc w:val="both"/>
-    </w:pPr>
-    <w:rPr>
-      <w:sz w:val="24"/>
-      <w:lang w:val="es-ES_tradnl" w:eastAsia="x-none"/>
-    </w:rPr>
-  </w:style>
-  <w:style w:type="character" w:customStyle="1" w:styleId="TextoindependienteCar">
+  <w:style w:type="character" w:styleId="TextoindependienteCar" w:customStyle="1">
     <w:name w:val="Texto independiente Car"/>
-    <w:link w:val="Textoindependiente"/>
-    <w:rsid w:val="005A372C"/>
+    <w:rsid w:val="005a372c"/>
     <w:rPr>
       <w:sz w:val="24"/>
       <w:lang w:val="es-ES_tradnl"/>
     </w:rPr>
   </w:style>
-  <w:style w:type="character" w:styleId="Hipervnculo">
+  <w:style w:type="character" w:styleId="Hyperlink">
     <w:name w:val="Hyperlink"/>
-    <w:rsid w:val="005A372C"/>
+    <w:rsid w:val="005a372c"/>
     <w:rPr>
       <w:rFonts w:cs="Times New Roman"/>
       <w:color w:val="0000FF"/>
       <w:u w:val="single"/>
     </w:rPr>
   </w:style>
-  <w:style w:type="character" w:styleId="Fuerte">
+  <w:style w:type="character" w:styleId="Strong">
     <w:name w:val="Strong"/>
     <w:uiPriority w:val="22"/>
     <w:qFormat/>
-    <w:rsid w:val="005A372C"/>
+    <w:rsid w:val="005a372c"/>
     <w:rPr>
       <w:b/>
       <w:bCs/>
     </w:rPr>
   </w:style>
-  <w:style w:type="paragraph" w:styleId="NormalWeb">
-    <w:name w:val="Normal (Web)"/>
-    <w:basedOn w:val="Normal"/>
-    <w:uiPriority w:val="99"/>
-    <w:rsid w:val="005A372C"/>
-    <w:pPr>
-      <w:spacing w:before="100" w:beforeAutospacing="1" w:after="100" w:afterAutospacing="1"/>
-    </w:pPr>
-    <w:rPr>
-      <w:sz w:val="24"/>
-      <w:szCs w:val="24"/>
-    </w:rPr>
-  </w:style>
-  <w:style w:type="character" w:customStyle="1" w:styleId="textotipotransporte1">
+  <w:style w:type="character" w:styleId="textotipotransporte1" w:customStyle="1">
     <w:name w:val="textotipotransporte1"/>
-    <w:rsid w:val="005A372C"/>
+    <w:rsid w:val="005a372c"/>
     <w:rPr>
       <w:b/>
       <w:bCs/>
       <w:color w:val="FFFFFF"/>
       <w:sz w:val="27"/>
       <w:szCs w:val="27"/>
-      <w:shd w:val="clear" w:color="auto" w:fill="82090A"/>
+      <w:shd w:fill="82090A" w:val="clear"/>
     </w:rPr>
   </w:style>
-  <w:style w:type="character" w:styleId="AcrnimoHTML">
+  <w:style w:type="character" w:styleId="HTMLAcronym">
     <w:name w:val="HTML Acronym"/>
     <w:uiPriority w:val="99"/>
     <w:unhideWhenUsed/>
-    <w:rsid w:val="005A372C"/>
+    <w:rsid w:val="005a372c"/>
+    <w:rPr/>
   </w:style>
-  <w:style w:type="character" w:styleId="Hipervnculovisitado">
+  <w:style w:type="character" w:styleId="FollowedHyperlink">
     <w:name w:val="FollowedHyperlink"/>
-    <w:rsid w:val="005A372C"/>
+    <w:rsid w:val="005a372c"/>
     <w:rPr>
       <w:color w:val="800080"/>
       <w:u w:val="single"/>
     </w:rPr>
   </w:style>
-  <w:style w:type="character" w:styleId="nfasis">
+  <w:style w:type="character" w:styleId="Emphasis">
     <w:name w:val="Emphasis"/>
     <w:uiPriority w:val="20"/>
     <w:qFormat/>
-    <w:rsid w:val="00214EFD"/>
+    <w:rsid w:val="00214efd"/>
     <w:rPr>
       <w:i/>
       <w:iCs/>
     </w:rPr>
   </w:style>
-  <w:style w:type="character" w:customStyle="1" w:styleId="EncabezadoCar">
+  <w:style w:type="character" w:styleId="EncabezadoCar" w:customStyle="1">
     <w:name w:val="Encabezado Car"/>
-    <w:link w:val="Encabezado"/>
-    <w:rsid w:val="00AA3BC7"/>
+    <w:rsid w:val="00aa3bc7"/>
+    <w:rPr/>
   </w:style>
-  <w:style w:type="character" w:customStyle="1" w:styleId="Ttulo3Car">
+  <w:style w:type="character" w:styleId="Ttulo3Car" w:customStyle="1">
     <w:name w:val="Título 3 Car"/>
-    <w:link w:val="Ttulo3"/>
-    <w:rsid w:val="00351C7B"/>
+    <w:rsid w:val="00351c7b"/>
     <w:rPr>
-      <w:rFonts w:ascii="Cambria" w:eastAsia="Times New Roman" w:hAnsi="Cambria" w:cs="Times New Roman"/>
+      <w:rFonts w:ascii="Cambria" w:hAnsi="Cambria" w:eastAsia="Times New Roman" w:cs="Times New Roman"/>
       <w:b/>
       <w:bCs/>
       <w:sz w:val="26"/>
       <w:szCs w:val="26"/>
     </w:rPr>
   </w:style>
-  <w:style w:type="character" w:customStyle="1" w:styleId="Ttulo4Car">
+  <w:style w:type="character" w:styleId="Ttulo4Car" w:customStyle="1">
     <w:name w:val="Título 4 Car"/>
-    <w:link w:val="Ttulo4"/>
     <w:semiHidden/>
-    <w:rsid w:val="00351C7B"/>
+    <w:rsid w:val="00351c7b"/>
     <w:rPr>
-      <w:rFonts w:ascii="Calibri" w:eastAsia="Times New Roman" w:hAnsi="Calibri" w:cs="Times New Roman"/>
+      <w:rFonts w:ascii="Calibri" w:hAnsi="Calibri" w:eastAsia="Times New Roman" w:cs="Times New Roman"/>
       <w:b/>
       <w:bCs/>
       <w:sz w:val="28"/>
       <w:szCs w:val="28"/>
     </w:rPr>
   </w:style>
-  <w:style w:type="character" w:customStyle="1" w:styleId="icboxdatainner">
+  <w:style w:type="character" w:styleId="icboxdatainner" w:customStyle="1">
     <w:name w:val="icbox_datainner"/>
-    <w:rsid w:val="00DE3A8C"/>
+    <w:rsid w:val="00de3a8c"/>
+    <w:rPr/>
   </w:style>
-  <w:style w:type="character" w:customStyle="1" w:styleId="Mencinsinresolver1">
+  <w:style w:type="character" w:styleId="Mencinsinresolver1" w:customStyle="1">
     <w:name w:val="Mención sin resolver1"/>
     <w:uiPriority w:val="99"/>
     <w:semiHidden/>
     <w:unhideWhenUsed/>
-    <w:rsid w:val="00946D86"/>
+    <w:rsid w:val="00946d86"/>
     <w:rPr>
       <w:color w:val="808080"/>
-      <w:shd w:val="clear" w:color="auto" w:fill="E6E6E6"/>
+      <w:shd w:fill="E6E6E6" w:val="clear"/>
     </w:rPr>
   </w:style>
-  <w:style w:type="paragraph" w:styleId="Textoindependiente2">
-    <w:name w:val="Body Text 2"/>
-    <w:basedOn w:val="Normal"/>
-    <w:link w:val="Textoindependiente2Car"/>
-    <w:rsid w:val="00D82243"/>
-    <w:pPr>
-      <w:spacing w:line="480" w:lineRule="auto"/>
-    </w:pPr>
+  <w:style w:type="character" w:styleId="Textoindependiente2Car" w:customStyle="1">
+    <w:name w:val="Texto independiente 2 Car"/>
+    <w:basedOn w:val="DefaultParagraphFont"/>
+    <w:link w:val="BodyText2"/>
+    <w:rsid w:val="00d82243"/>
+    <w:rPr/>
   </w:style>
-  <w:style w:type="character" w:customStyle="1" w:styleId="Textoindependiente2Car">
-    <w:name w:val="Texto independiente 2 Car"/>
-    <w:basedOn w:val="Fuentedeprrafopredeter"/>
-    <w:link w:val="Textoindependiente2"/>
-    <w:rsid w:val="00D82243"/>
-  </w:style>
-  <w:style w:type="character" w:customStyle="1" w:styleId="Ttulo5Car">
+  <w:style w:type="character" w:styleId="Ttulo5Car" w:customStyle="1">
     <w:name w:val="Título 5 Car"/>
-    <w:link w:val="Ttulo5"/>
     <w:semiHidden/>
-    <w:rsid w:val="00D82243"/>
+    <w:rsid w:val="00d82243"/>
     <w:rPr>
       <w:rFonts w:ascii="Calibri" w:hAnsi="Calibri"/>
       <w:b/>
@@ -5639,18 +5691,180 @@
       <w:szCs w:val="26"/>
     </w:rPr>
   </w:style>
+  <w:style w:type="paragraph" w:styleId="Ttulo">
+    <w:name w:val="Título"/>
+    <w:basedOn w:val="Normal"/>
+    <w:next w:val="BodyText"/>
+    <w:pPr>
+      <w:keepNext w:val="true"/>
+      <w:spacing w:before="240" w:after="120"/>
+    </w:pPr>
+    <w:rPr>
+      <w:rFonts w:ascii="Liberation Sans" w:hAnsi="Liberation Sans" w:eastAsia="Microsoft YaHei" w:cs="Arial"/>
+      <w:sz w:val="28"/>
+      <w:szCs w:val="28"/>
+    </w:rPr>
+  </w:style>
+  <w:style w:type="paragraph" w:styleId="BodyText">
+    <w:name w:val="Body Text"/>
+    <w:basedOn w:val="Normal"/>
+    <w:link w:val="TextoindependienteCar"/>
+    <w:rsid w:val="005a372c"/>
+    <w:pPr>
+      <w:spacing w:lineRule="auto" w:line="360"/>
+      <w:jc w:val="both"/>
+    </w:pPr>
+    <w:rPr>
+      <w:sz w:val="24"/>
+      <w:lang w:val="es-ES_tradnl" w:eastAsia="x-none"/>
+    </w:rPr>
+  </w:style>
+  <w:style w:type="paragraph" w:styleId="List">
+    <w:name w:val="List"/>
+    <w:basedOn w:val="BodyText"/>
+    <w:pPr/>
+    <w:rPr>
+      <w:rFonts w:cs="Arial"/>
+    </w:rPr>
+  </w:style>
+  <w:style w:type="paragraph" w:styleId="Caption">
+    <w:name w:val="caption"/>
+    <w:basedOn w:val="Normal"/>
+    <w:pPr>
+      <w:suppressLineNumbers/>
+      <w:spacing w:before="120" w:after="120"/>
+    </w:pPr>
+    <w:rPr>
+      <w:rFonts w:cs="Arial"/>
+      <w:i/>
+      <w:iCs/>
+      <w:sz w:val="24"/>
+      <w:szCs w:val="24"/>
+    </w:rPr>
+  </w:style>
+  <w:style w:type="paragraph" w:styleId="ndice">
+    <w:name w:val="Índice"/>
+    <w:basedOn w:val="Normal"/>
+    <w:pPr>
+      <w:suppressLineNumbers/>
+    </w:pPr>
+    <w:rPr>
+      <w:rFonts w:cs="Arial"/>
+    </w:rPr>
+  </w:style>
+  <w:style w:type="paragraph" w:styleId="Cabeceraypie">
+    <w:name w:val="Cabecera y pie"/>
+    <w:basedOn w:val="Normal"/>
+    <w:pPr/>
+    <w:rPr/>
+  </w:style>
+  <w:style w:type="paragraph" w:styleId="Header">
+    <w:name w:val="header"/>
+    <w:basedOn w:val="Normal"/>
+    <w:link w:val="EncabezadoCar"/>
+    <w:pPr>
+      <w:tabs>
+        <w:tab w:val="clear" w:pos="708"/>
+        <w:tab w:val="center" w:pos="4252" w:leader="none"/>
+        <w:tab w:val="right" w:pos="8504" w:leader="none"/>
+      </w:tabs>
+    </w:pPr>
+    <w:rPr/>
+  </w:style>
+  <w:style w:type="paragraph" w:styleId="Footer">
+    <w:name w:val="footer"/>
+    <w:basedOn w:val="Normal"/>
+    <w:pPr>
+      <w:tabs>
+        <w:tab w:val="clear" w:pos="708"/>
+        <w:tab w:val="center" w:pos="4252" w:leader="none"/>
+        <w:tab w:val="right" w:pos="8504" w:leader="none"/>
+      </w:tabs>
+    </w:pPr>
+    <w:rPr/>
+  </w:style>
+  <w:style w:type="paragraph" w:styleId="BalloonText">
+    <w:name w:val="Balloon Text"/>
+    <w:basedOn w:val="Normal"/>
+    <w:semiHidden/>
+    <w:rsid w:val="006e340c"/>
+    <w:pPr/>
+    <w:rPr>
+      <w:rFonts w:ascii="Tahoma" w:hAnsi="Tahoma" w:cs="Tahoma"/>
+      <w:sz w:val="16"/>
+      <w:szCs w:val="16"/>
+    </w:rPr>
+  </w:style>
+  <w:style w:type="paragraph" w:styleId="NormalWeb">
+    <w:name w:val="Normal (Web)"/>
+    <w:basedOn w:val="Normal"/>
+    <w:uiPriority w:val="99"/>
+    <w:rsid w:val="005a372c"/>
+    <w:pPr>
+      <w:spacing w:beforeAutospacing="1" w:afterAutospacing="1"/>
+    </w:pPr>
+    <w:rPr>
+      <w:sz w:val="24"/>
+      <w:szCs w:val="24"/>
+    </w:rPr>
+  </w:style>
+  <w:style w:type="paragraph" w:styleId="BodyText2">
+    <w:name w:val="Body Text 2"/>
+    <w:basedOn w:val="Normal"/>
+    <w:link w:val="Textoindependiente2Car"/>
+    <w:rsid w:val="00d82243"/>
+    <w:pPr>
+      <w:spacing w:lineRule="auto" w:line="480"/>
+    </w:pPr>
+    <w:rPr/>
+  </w:style>
+  <w:style w:type="numbering" w:styleId="Ningunalista" w:default="1">
+    <w:name w:val="Ninguna lista"/>
+    <w:uiPriority w:val="99"/>
+    <w:semiHidden/>
+    <w:unhideWhenUsed/>
+  </w:style>
+  <w:style w:type="table" w:default="1" w:styleId="Tablanormal">
+    <w:name w:val="Normal Table"/>
+    <w:uiPriority w:val="99"/>
+    <w:semiHidden/>
+    <w:unhideWhenUsed/>
+    <w:tblPr>
+      <w:tblCellMar>
+        <w:top w:w="0" w:type="dxa"/>
+        <w:left w:w="108" w:type="dxa"/>
+        <w:bottom w:w="0" w:type="dxa"/>
+        <w:right w:w="108" w:type="dxa"/>
+      </w:tblCellMar>
+    </w:tblPr>
+  </w:style>
+  <w:style w:type="table" w:styleId="Tablaconcuadrcula">
+    <w:name w:val="Table Grid"/>
+    <w:basedOn w:val="Tablanormal"/>
+    <w:rsid w:val="00fa6669"/>
+    <w:tblPr>
+      <w:tblBorders>
+        <w:top w:val="single" w:color="auto" w:sz="4" w:space="0"/>
+        <w:left w:val="single" w:color="auto" w:sz="4" w:space="0"/>
+        <w:bottom w:val="single" w:color="auto" w:sz="4" w:space="0"/>
+        <w:right w:val="single" w:color="auto" w:sz="4" w:space="0"/>
+        <w:insideH w:val="single" w:color="auto" w:sz="4" w:space="0"/>
+        <w:insideV w:val="single" w:color="auto" w:sz="4" w:space="0"/>
+      </w:tblBorders>
+    </w:tblPr>
+  </w:style>
 </w:styles>
 </file>
 
 <file path=word/theme/theme1.xml><?xml version="1.0" encoding="utf-8"?>
-<a:theme xmlns:a="http://schemas.openxmlformats.org/drawingml/2006/main" name="Tema de Office">
+<a:theme xmlns:a="http://schemas.openxmlformats.org/drawingml/2006/main" xmlns:r="http://schemas.openxmlformats.org/officeDocument/2006/relationships" name="Tema de Office">
   <a:themeElements>
     <a:clrScheme name="Office">
       <a:dk1>
-        <a:sysClr val="windowText" lastClr="000000"/>
+        <a:srgbClr val="000000"/>
       </a:dk1>
       <a:lt1>
-        <a:sysClr val="window" lastClr="FFFFFF"/>
+        <a:srgbClr val="FFFFFF"/>
       </a:lt1>
       <a:dk2>
         <a:srgbClr val="44546A"/>
@@ -5685,7 +5899,7 @@
     </a:clrScheme>
     <a:fontScheme name="Office">
       <a:majorFont>
-        <a:latin typeface="Calibri Light" panose="020F0302020204030204"/>
+        <a:latin typeface="Calibri Light" panose="020F0302020204030204" pitchFamily="0" charset="1"/>
         <a:ea typeface=""/>
         <a:cs typeface=""/>
         <a:font script="Jpan" typeface="游ゴシック Light"/>
@@ -5737,7 +5951,7 @@
         <a:font script="Tfng" typeface="Ebrima"/>
       </a:majorFont>
       <a:minorFont>
-        <a:latin typeface="Calibri" panose="020F0502020204030204"/>
+        <a:latin typeface="Calibri" panose="020F0502020204030204" pitchFamily="0" charset="1"/>
         <a:ea typeface=""/>
         <a:cs typeface=""/>
         <a:font script="Jpan" typeface="游明朝"/>
@@ -5789,49 +6003,45 @@
         <a:font script="Tfng" typeface="Ebrima"/>
       </a:minorFont>
     </a:fontScheme>
-    <a:fmtScheme name="Office">
+    <a:fmtScheme>
       <a:fillStyleLst>
         <a:solidFill>
           <a:schemeClr val="phClr"/>
         </a:solidFill>
-        <a:gradFill rotWithShape="1">
+        <a:gradFill>
           <a:gsLst>
             <a:gs pos="0">
               <a:schemeClr val="phClr">
                 <a:lumMod val="110000"/>
-                <a:satMod val="105000"/>
                 <a:tint val="67000"/>
               </a:schemeClr>
             </a:gs>
             <a:gs pos="50000">
               <a:schemeClr val="phClr">
                 <a:lumMod val="105000"/>
-                <a:satMod val="103000"/>
                 <a:tint val="73000"/>
               </a:schemeClr>
             </a:gs>
             <a:gs pos="100000">
               <a:schemeClr val="phClr">
                 <a:lumMod val="105000"/>
-                <a:satMod val="109000"/>
                 <a:tint val="81000"/>
               </a:schemeClr>
             </a:gs>
           </a:gsLst>
           <a:lin ang="5400000" scaled="0"/>
+          <a:tileRect l="0" t="0" r="0" b="0"/>
         </a:gradFill>
-        <a:gradFill rotWithShape="1">
+        <a:gradFill>
           <a:gsLst>
             <a:gs pos="0">
               <a:schemeClr val="phClr">
-                <a:satMod val="103000"/>
                 <a:lumMod val="102000"/>
                 <a:tint val="94000"/>
               </a:schemeClr>
             </a:gs>
             <a:gs pos="50000">
               <a:schemeClr val="phClr">
-                <a:satMod val="110000"/>
                 <a:lumMod val="100000"/>
                 <a:shade val="100000"/>
               </a:schemeClr>
@@ -5839,33 +6049,24 @@
             <a:gs pos="100000">
               <a:schemeClr val="phClr">
                 <a:lumMod val="99000"/>
-                <a:satMod val="120000"/>
                 <a:shade val="78000"/>
               </a:schemeClr>
             </a:gs>
           </a:gsLst>
           <a:lin ang="5400000" scaled="0"/>
+          <a:tileRect l="0" t="0" r="0" b="0"/>
         </a:gradFill>
       </a:fillStyleLst>
       <a:lnStyleLst>
         <a:ln w="6350" cap="flat" cmpd="sng" algn="ctr">
-          <a:solidFill>
-            <a:schemeClr val="phClr"/>
-          </a:solidFill>
           <a:prstDash val="solid"/>
           <a:miter lim="800000"/>
         </a:ln>
         <a:ln w="12700" cap="flat" cmpd="sng" algn="ctr">
-          <a:solidFill>
-            <a:schemeClr val="phClr"/>
-          </a:solidFill>
           <a:prstDash val="solid"/>
           <a:miter lim="800000"/>
         </a:ln>
         <a:ln w="19050" cap="flat" cmpd="sng" algn="ctr">
-          <a:solidFill>
-            <a:schemeClr val="phClr"/>
-          </a:solidFill>
           <a:prstDash val="solid"/>
           <a:miter lim="800000"/>
         </a:ln>
@@ -5878,13 +6079,7 @@
           <a:effectLst/>
         </a:effectStyle>
         <a:effectStyle>
-          <a:effectLst>
-            <a:outerShdw blurRad="57150" dist="19050" dir="5400000" algn="ctr" rotWithShape="0">
-              <a:srgbClr val="000000">
-                <a:alpha val="63000"/>
-              </a:srgbClr>
-            </a:outerShdw>
-          </a:effectLst>
+          <a:effectLst/>
         </a:effectStyle>
       </a:effectStyleLst>
       <a:bgFillStyleLst>
@@ -5894,15 +6089,13 @@
         <a:solidFill>
           <a:schemeClr val="phClr">
             <a:tint val="95000"/>
-            <a:satMod val="170000"/>
           </a:schemeClr>
         </a:solidFill>
-        <a:gradFill rotWithShape="1">
+        <a:gradFill>
           <a:gsLst>
             <a:gs pos="0">
               <a:schemeClr val="phClr">
                 <a:tint val="93000"/>
-                <a:satMod val="150000"/>
                 <a:shade val="98000"/>
                 <a:lumMod val="102000"/>
               </a:schemeClr>
@@ -5910,7 +6103,6 @@
             <a:gs pos="50000">
               <a:schemeClr val="phClr">
                 <a:tint val="98000"/>
-                <a:satMod val="130000"/>
                 <a:shade val="90000"/>
                 <a:lumMod val="103000"/>
               </a:schemeClr>
@@ -5918,60 +6110,19 @@
             <a:gs pos="100000">
               <a:schemeClr val="phClr">
                 <a:shade val="63000"/>
-                <a:satMod val="120000"/>
               </a:schemeClr>
             </a:gs>
           </a:gsLst>
           <a:lin ang="5400000" scaled="0"/>
+          <a:tileRect l="0" t="0" r="0" b="0"/>
         </a:gradFill>
       </a:bgFillStyleLst>
     </a:fmtScheme>
   </a:themeElements>
-  <a:objectDefaults/>
-  <a:extraClrSchemeLst/>
-  <a:extLst>
-    <a:ext uri="{05A4C25C-085E-4340-85A3-A5531E510DB2}">
-      <thm15:themeFamily xmlns:thm15="http://schemas.microsoft.com/office/thememl/2012/main" name="Office Theme" id="{62F939B6-93AF-4DB8-9C6B-D6C7DFDC589F}" vid="{4A3C46E8-61CC-4603-A589-7422A47A8E4A}"/>
-    </a:ext>
-  </a:extLst>
 </a:theme>
 </file>
 
 <file path=customXml/item1.xml><?xml version="1.0" encoding="utf-8"?>
-<p:properties xmlns:p="http://schemas.microsoft.com/office/2006/metadata/properties" xmlns:xsi="http://www.w3.org/2001/XMLSchema-instance" xmlns:pc="http://schemas.microsoft.com/office/infopath/2007/PartnerControls">
-  <documentManagement>
-    <Estado xmlns="917d91c4-04ba-41b6-8422-7bb8b9dbb71a" xsi:nil="true"/>
-    <TaxCatchAll xmlns="79746f04-41a5-43c6-85d5-d9d06bd81b39" xsi:nil="true"/>
-    <Revisor xmlns="917d91c4-04ba-41b6-8422-7bb8b9dbb71a">
-      <UserInfo>
-        <DisplayName/>
-        <AccountId xsi:nil="true"/>
-        <AccountType/>
-      </UserInfo>
-    </Revisor>
-    <lcf76f155ced4ddcb4097134ff3c332f xmlns="917d91c4-04ba-41b6-8422-7bb8b9dbb71a">
-      <Terms xmlns="http://schemas.microsoft.com/office/infopath/2007/PartnerControls"/>
-    </lcf76f155ced4ddcb4097134ff3c332f>
-    <Solicitud xmlns="917d91c4-04ba-41b6-8422-7bb8b9dbb71a">
-      <Url xsi:nil="true"/>
-      <Description xsi:nil="true"/>
-    </Solicitud>
-    <RevisorJCA xmlns="917d91c4-04ba-41b6-8422-7bb8b9dbb71a" xsi:nil="true"/>
-    <LanzarRevisi_x00f3_n xmlns="917d91c4-04ba-41b6-8422-7bb8b9dbb71a" xsi:nil="true"/>
-  </documentManagement>
-</p:properties>
-</file>
-
-<file path=customXml/item2.xml><?xml version="1.0" encoding="utf-8"?>
-<?mso-contentType ?>
-<FormTemplates xmlns="http://schemas.microsoft.com/sharepoint/v3/contenttype/forms">
-  <Display>DocumentLibraryForm</Display>
-  <Edit>DocumentLibraryForm</Edit>
-  <New>DocumentLibraryForm</New>
-</FormTemplates>
-</file>
-
-<file path=customXml/item3.xml><?xml version="1.0" encoding="utf-8"?>
 <ct:contentTypeSchema xmlns:ct="http://schemas.microsoft.com/office/2006/metadata/contentType" xmlns:ma="http://schemas.microsoft.com/office/2006/metadata/properties/metaAttributes" ct:_="" ma:_="" ma:contentTypeName="Documento" ma:contentTypeID="0x010100EC1D9ACCE468564786D5EFEF19249A28" ma:contentTypeVersion="21" ma:contentTypeDescription="Crear nuevo documento." ma:contentTypeScope="" ma:versionID="5e9ee93a8674b0e1eab59cc9f9a39636">
   <xsd:schema xmlns:xsd="http://www.w3.org/2001/XMLSchema" xmlns:xs="http://www.w3.org/2001/XMLSchema" xmlns:p="http://schemas.microsoft.com/office/2006/metadata/properties" xmlns:ns2="79746f04-41a5-43c6-85d5-d9d06bd81b39" xmlns:ns3="917d91c4-04ba-41b6-8422-7bb8b9dbb71a" targetNamespace="http://schemas.microsoft.com/office/2006/metadata/properties" ma:root="true" ma:fieldsID="4c1a38109915c9092885587aa83718ee" ns2:_="" ns3:_="">
     <xsd:import namespace="79746f04-41a5-43c6-85d5-d9d06bd81b39"/>
@@ -6257,26 +6408,41 @@
 </ct:contentTypeSchema>
 </file>
 
-<file path=customXml/itemProps1.xml><?xml version="1.0" encoding="utf-8"?>
-<ds:datastoreItem xmlns:ds="http://schemas.openxmlformats.org/officeDocument/2006/customXml" ds:itemID="{F96C6FF2-6CD3-4F2F-A8B7-0BBB038D2C36}">
-  <ds:schemaRefs>
-    <ds:schemaRef ds:uri="http://schemas.microsoft.com/office/2006/metadata/properties"/>
-    <ds:schemaRef ds:uri="http://schemas.microsoft.com/office/infopath/2007/PartnerControls"/>
-    <ds:schemaRef ds:uri="917d91c4-04ba-41b6-8422-7bb8b9dbb71a"/>
-    <ds:schemaRef ds:uri="79746f04-41a5-43c6-85d5-d9d06bd81b39"/>
-  </ds:schemaRefs>
-</ds:datastoreItem>
+<file path=customXml/item2.xml><?xml version="1.0" encoding="utf-8"?>
+<?mso-contentType ?>
+<FormTemplates xmlns="http://schemas.microsoft.com/sharepoint/v3/contenttype/forms">
+  <Display>DocumentLibraryForm</Display>
+  <Edit>DocumentLibraryForm</Edit>
+  <New>DocumentLibraryForm</New>
+</FormTemplates>
 </file>
 
-<file path=customXml/itemProps2.xml><?xml version="1.0" encoding="utf-8"?>
-<ds:datastoreItem xmlns:ds="http://schemas.openxmlformats.org/officeDocument/2006/customXml" ds:itemID="{9AB8431C-1AA8-43CD-B593-EE3FDFA58D08}">
-  <ds:schemaRefs>
-    <ds:schemaRef ds:uri="http://schemas.microsoft.com/sharepoint/v3/contenttype/forms"/>
-  </ds:schemaRefs>
-</ds:datastoreItem>
+<file path=customXml/item3.xml><?xml version="1.0" encoding="utf-8"?>
+<p:properties xmlns:p="http://schemas.microsoft.com/office/2006/metadata/properties" xmlns:xsi="http://www.w3.org/2001/XMLSchema-instance" xmlns:pc="http://schemas.microsoft.com/office/infopath/2007/PartnerControls">
+  <documentManagement>
+    <Estado xmlns="917d91c4-04ba-41b6-8422-7bb8b9dbb71a" xsi:nil="true"/>
+    <TaxCatchAll xmlns="79746f04-41a5-43c6-85d5-d9d06bd81b39" xsi:nil="true"/>
+    <Revisor xmlns="917d91c4-04ba-41b6-8422-7bb8b9dbb71a">
+      <UserInfo>
+        <DisplayName/>
+        <AccountId xsi:nil="true"/>
+        <AccountType/>
+      </UserInfo>
+    </Revisor>
+    <lcf76f155ced4ddcb4097134ff3c332f xmlns="917d91c4-04ba-41b6-8422-7bb8b9dbb71a">
+      <Terms xmlns="http://schemas.microsoft.com/office/infopath/2007/PartnerControls"/>
+    </lcf76f155ced4ddcb4097134ff3c332f>
+    <Solicitud xmlns="917d91c4-04ba-41b6-8422-7bb8b9dbb71a">
+      <Url xsi:nil="true"/>
+      <Description xsi:nil="true"/>
+    </Solicitud>
+    <RevisorJCA xmlns="917d91c4-04ba-41b6-8422-7bb8b9dbb71a" xsi:nil="true"/>
+    <LanzarRevisi_x00f3_n xmlns="917d91c4-04ba-41b6-8422-7bb8b9dbb71a" xsi:nil="true"/>
+  </documentManagement>
+</p:properties>
 </file>
 
-<file path=customXml/itemProps3.xml><?xml version="1.0" encoding="utf-8"?>
+<file path=customXml/itemProps1.xml><?xml version="1.0" encoding="utf-8"?>
 <ds:datastoreItem xmlns:ds="http://schemas.openxmlformats.org/officeDocument/2006/customXml" ds:itemID="{4C23BF5E-E74D-4E6B-AE9C-E0943963F33C}">
   <ds:schemaRefs>
     <ds:schemaRef ds:uri="http://schemas.microsoft.com/office/2006/metadata/contentType"/>
@@ -6293,4 +6459,23 @@
     <ds:schemaRef ds:uri="http://schemas.microsoft.com/internal/obd"/>
   </ds:schemaRefs>
 </ds:datastoreItem>
+</file>
+
+<file path=customXml/itemProps2.xml><?xml version="1.0" encoding="utf-8"?>
+<ds:datastoreItem xmlns:ds="http://schemas.openxmlformats.org/officeDocument/2006/customXml" ds:itemID="{9AB8431C-1AA8-43CD-B593-EE3FDFA58D08}">
+  <ds:schemaRefs>
+    <ds:schemaRef ds:uri="http://schemas.microsoft.com/sharepoint/v3/contenttype/forms"/>
+  </ds:schemaRefs>
+</ds:datastoreItem>
+</file>
+
+<file path=customXml/itemProps3.xml><?xml version="1.0" encoding="utf-8"?>
+<ds:datastoreItem xmlns:ds="http://schemas.openxmlformats.org/officeDocument/2006/customXml" ds:itemID="{F96C6FF2-6CD3-4F2F-A8B7-0BBB038D2C36}">
+  <ds:schemaRefs>
+    <ds:schemaRef ds:uri="http://schemas.microsoft.com/office/2006/metadata/properties"/>
+    <ds:schemaRef ds:uri="http://schemas.microsoft.com/office/infopath/2007/PartnerControls"/>
+    <ds:schemaRef ds:uri="917d91c4-04ba-41b6-8422-7bb8b9dbb71a"/>
+    <ds:schemaRef ds:uri="79746f04-41a5-43c6-85d5-d9d06bd81b39"/>
+  </ds:schemaRefs>
+</ds:datastoreItem>
 </file>
--- a/CIBER/Prácticas/UT1/Practica1/Practica_UT1_Identificar_para_proteger_v2.docx
+++ b/CIBER/Prácticas/UT1/Practica1/Practica_UT1_Identificar_para_proteger_v2.docx
@@ -45,14 +45,14 @@
         <w:tblLook w:val="04a0" w:firstRow="1" w:noVBand="1" w:lastRow="0" w:firstColumn="1" w:lastColumn="0" w:noHBand="0"/>
       </w:tblPr>
       <w:tblGrid>
-        <w:gridCol w:w="2448"/>
-        <w:gridCol w:w="6555"/>
+        <w:gridCol w:w="2447"/>
+        <w:gridCol w:w="6556"/>
       </w:tblGrid>
       <w:tr>
         <w:trPr/>
         <w:tc>
           <w:tcPr>
-            <w:tcW w:w="2448" w:type="dxa"/>
+            <w:tcW w:w="2447" w:type="dxa"/>
             <w:tcBorders>
               <w:top w:val="single" w:sz="4" w:space="0" w:color="9DB3CC"/>
               <w:start w:val="single" w:sz="4" w:space="0" w:color="9DB3CC"/>
@@ -82,7 +82,7 @@
         </w:tc>
         <w:tc>
           <w:tcPr>
-            <w:tcW w:w="6555" w:type="dxa"/>
+            <w:tcW w:w="6556" w:type="dxa"/>
             <w:tcBorders>
               <w:top w:val="single" w:sz="4" w:space="0" w:color="9DB3CC"/>
               <w:start w:val="single" w:sz="4" w:space="0" w:color="9DB3CC"/>
@@ -112,7 +112,7 @@
         <w:trPr/>
         <w:tc>
           <w:tcPr>
-            <w:tcW w:w="2448" w:type="dxa"/>
+            <w:tcW w:w="2447" w:type="dxa"/>
             <w:tcBorders>
               <w:top w:val="single" w:sz="4" w:space="0" w:color="9DB3CC"/>
               <w:start w:val="single" w:sz="4" w:space="0" w:color="9DB3CC"/>
@@ -142,7 +142,7 @@
         </w:tc>
         <w:tc>
           <w:tcPr>
-            <w:tcW w:w="6555" w:type="dxa"/>
+            <w:tcW w:w="6556" w:type="dxa"/>
             <w:tcBorders>
               <w:top w:val="single" w:sz="4" w:space="0" w:color="9DB3CC"/>
               <w:start w:val="single" w:sz="4" w:space="0" w:color="9DB3CC"/>
@@ -172,7 +172,7 @@
         <w:trPr/>
         <w:tc>
           <w:tcPr>
-            <w:tcW w:w="2448" w:type="dxa"/>
+            <w:tcW w:w="2447" w:type="dxa"/>
             <w:tcBorders>
               <w:top w:val="single" w:sz="4" w:space="0" w:color="9DB3CC"/>
               <w:start w:val="single" w:sz="4" w:space="0" w:color="9DB3CC"/>
@@ -202,7 +202,7 @@
         </w:tc>
         <w:tc>
           <w:tcPr>
-            <w:tcW w:w="6555" w:type="dxa"/>
+            <w:tcW w:w="6556" w:type="dxa"/>
             <w:tcBorders>
               <w:top w:val="single" w:sz="4" w:space="0" w:color="9DB3CC"/>
               <w:start w:val="single" w:sz="4" w:space="0" w:color="9DB3CC"/>
@@ -232,7 +232,7 @@
         <w:trPr/>
         <w:tc>
           <w:tcPr>
-            <w:tcW w:w="2448" w:type="dxa"/>
+            <w:tcW w:w="2447" w:type="dxa"/>
             <w:tcBorders>
               <w:top w:val="single" w:sz="4" w:space="0" w:color="9DB3CC"/>
               <w:start w:val="single" w:sz="4" w:space="0" w:color="9DB3CC"/>
@@ -262,7 +262,7 @@
         </w:tc>
         <w:tc>
           <w:tcPr>
-            <w:tcW w:w="6555" w:type="dxa"/>
+            <w:tcW w:w="6556" w:type="dxa"/>
             <w:tcBorders>
               <w:top w:val="single" w:sz="4" w:space="0" w:color="9DB3CC"/>
               <w:start w:val="single" w:sz="4" w:space="0" w:color="9DB3CC"/>
@@ -292,7 +292,7 @@
         <w:trPr/>
         <w:tc>
           <w:tcPr>
-            <w:tcW w:w="2448" w:type="dxa"/>
+            <w:tcW w:w="2447" w:type="dxa"/>
             <w:tcBorders>
               <w:top w:val="single" w:sz="4" w:space="0" w:color="9DB3CC"/>
               <w:start w:val="single" w:sz="4" w:space="0" w:color="9DB3CC"/>
@@ -322,7 +322,7 @@
         </w:tc>
         <w:tc>
           <w:tcPr>
-            <w:tcW w:w="6555" w:type="dxa"/>
+            <w:tcW w:w="6556" w:type="dxa"/>
             <w:tcBorders>
               <w:top w:val="single" w:sz="4" w:space="0" w:color="9DB3CC"/>
               <w:start w:val="single" w:sz="4" w:space="0" w:color="9DB3CC"/>
@@ -352,7 +352,7 @@
         <w:trPr/>
         <w:tc>
           <w:tcPr>
-            <w:tcW w:w="2448" w:type="dxa"/>
+            <w:tcW w:w="2447" w:type="dxa"/>
             <w:tcBorders>
               <w:top w:val="single" w:sz="4" w:space="0" w:color="9DB3CC"/>
               <w:start w:val="single" w:sz="4" w:space="0" w:color="9DB3CC"/>
@@ -382,7 +382,7 @@
         </w:tc>
         <w:tc>
           <w:tcPr>
-            <w:tcW w:w="6555" w:type="dxa"/>
+            <w:tcW w:w="6556" w:type="dxa"/>
             <w:tcBorders>
               <w:top w:val="single" w:sz="4" w:space="0" w:color="9DB3CC"/>
               <w:start w:val="single" w:sz="4" w:space="0" w:color="9DB3CC"/>
@@ -881,18 +881,16 @@
         <w:tblLook w:val="04a0" w:firstRow="1" w:noVBand="1" w:lastRow="0" w:firstColumn="1" w:lastColumn="0" w:noHBand="0"/>
       </w:tblPr>
       <w:tblGrid>
-        <w:gridCol w:w="1528"/>
-        <w:gridCol w:w="1946"/>
-        <w:gridCol w:w="3220"/>
-        <w:gridCol w:w="2309"/>
+        <w:gridCol w:w="1527"/>
+        <w:gridCol w:w="1947"/>
+        <w:gridCol w:w="3219"/>
+        <w:gridCol w:w="2310"/>
       </w:tblGrid>
       <w:tr>
-        <w:trPr>
-          <w:tblHeader w:val="true"/>
-        </w:trPr>
-        <w:tc>
-          <w:tcPr>
-            <w:tcW w:w="1528" w:type="dxa"/>
+        <w:trPr/>
+        <w:tc>
+          <w:tcPr>
+            <w:tcW w:w="1527" w:type="dxa"/>
             <w:tcBorders>
               <w:top w:val="single" w:sz="4" w:space="0" w:color="9DB3CC"/>
               <w:start w:val="single" w:sz="4" w:space="0" w:color="9DB3CC"/>
@@ -922,7 +920,7 @@
         </w:tc>
         <w:tc>
           <w:tcPr>
-            <w:tcW w:w="1946" w:type="dxa"/>
+            <w:tcW w:w="1947" w:type="dxa"/>
             <w:tcBorders>
               <w:top w:val="single" w:sz="4" w:space="0" w:color="9DB3CC"/>
               <w:start w:val="single" w:sz="4" w:space="0" w:color="9DB3CC"/>
@@ -952,7 +950,7 @@
         </w:tc>
         <w:tc>
           <w:tcPr>
-            <w:tcW w:w="3220" w:type="dxa"/>
+            <w:tcW w:w="3219" w:type="dxa"/>
             <w:tcBorders>
               <w:top w:val="single" w:sz="4" w:space="0" w:color="9DB3CC"/>
               <w:start w:val="single" w:sz="4" w:space="0" w:color="9DB3CC"/>
@@ -982,7 +980,7 @@
         </w:tc>
         <w:tc>
           <w:tcPr>
-            <w:tcW w:w="2309" w:type="dxa"/>
+            <w:tcW w:w="2310" w:type="dxa"/>
             <w:tcBorders>
               <w:top w:val="single" w:sz="4" w:space="0" w:color="9DB3CC"/>
               <w:start w:val="single" w:sz="4" w:space="0" w:color="9DB3CC"/>
@@ -1015,7 +1013,7 @@
         <w:trPr/>
         <w:tc>
           <w:tcPr>
-            <w:tcW w:w="1528" w:type="dxa"/>
+            <w:tcW w:w="1527" w:type="dxa"/>
             <w:tcBorders>
               <w:top w:val="single" w:sz="4" w:space="0" w:color="9DB3CC"/>
               <w:start w:val="single" w:sz="4" w:space="0" w:color="9DB3CC"/>
@@ -1039,7 +1037,7 @@
         </w:tc>
         <w:tc>
           <w:tcPr>
-            <w:tcW w:w="1946" w:type="dxa"/>
+            <w:tcW w:w="1947" w:type="dxa"/>
             <w:tcBorders>
               <w:top w:val="single" w:sz="4" w:space="0" w:color="9DB3CC"/>
               <w:start w:val="single" w:sz="4" w:space="0" w:color="9DB3CC"/>
@@ -1063,7 +1061,7 @@
         </w:tc>
         <w:tc>
           <w:tcPr>
-            <w:tcW w:w="3220" w:type="dxa"/>
+            <w:tcW w:w="3219" w:type="dxa"/>
             <w:tcBorders>
               <w:top w:val="single" w:sz="4" w:space="0" w:color="9DB3CC"/>
               <w:start w:val="single" w:sz="4" w:space="0" w:color="9DB3CC"/>
@@ -1087,7 +1085,7 @@
         </w:tc>
         <w:tc>
           <w:tcPr>
-            <w:tcW w:w="2309" w:type="dxa"/>
+            <w:tcW w:w="2310" w:type="dxa"/>
             <w:tcBorders>
               <w:top w:val="single" w:sz="4" w:space="0" w:color="9DB3CC"/>
               <w:start w:val="single" w:sz="4" w:space="0" w:color="9DB3CC"/>
@@ -1114,7 +1112,7 @@
         <w:trPr/>
         <w:tc>
           <w:tcPr>
-            <w:tcW w:w="1528" w:type="dxa"/>
+            <w:tcW w:w="1527" w:type="dxa"/>
             <w:tcBorders>
               <w:top w:val="single" w:sz="4" w:space="0" w:color="9DB3CC"/>
               <w:start w:val="single" w:sz="4" w:space="0" w:color="9DB3CC"/>
@@ -1139,7 +1137,7 @@
         </w:tc>
         <w:tc>
           <w:tcPr>
-            <w:tcW w:w="1946" w:type="dxa"/>
+            <w:tcW w:w="1947" w:type="dxa"/>
             <w:tcBorders>
               <w:top w:val="single" w:sz="4" w:space="0" w:color="9DB3CC"/>
               <w:start w:val="single" w:sz="4" w:space="0" w:color="9DB3CC"/>
@@ -1164,7 +1162,7 @@
         </w:tc>
         <w:tc>
           <w:tcPr>
-            <w:tcW w:w="3220" w:type="dxa"/>
+            <w:tcW w:w="3219" w:type="dxa"/>
             <w:tcBorders>
               <w:top w:val="single" w:sz="4" w:space="0" w:color="9DB3CC"/>
               <w:start w:val="single" w:sz="4" w:space="0" w:color="9DB3CC"/>
@@ -1189,7 +1187,7 @@
         </w:tc>
         <w:tc>
           <w:tcPr>
-            <w:tcW w:w="2309" w:type="dxa"/>
+            <w:tcW w:w="2310" w:type="dxa"/>
             <w:tcBorders>
               <w:top w:val="single" w:sz="4" w:space="0" w:color="9DB3CC"/>
               <w:start w:val="single" w:sz="4" w:space="0" w:color="9DB3CC"/>
@@ -1217,7 +1215,7 @@
         <w:trPr/>
         <w:tc>
           <w:tcPr>
-            <w:tcW w:w="1528" w:type="dxa"/>
+            <w:tcW w:w="1527" w:type="dxa"/>
             <w:tcBorders>
               <w:top w:val="single" w:sz="4" w:space="0" w:color="9DB3CC"/>
               <w:start w:val="single" w:sz="4" w:space="0" w:color="9DB3CC"/>
@@ -1241,7 +1239,7 @@
         </w:tc>
         <w:tc>
           <w:tcPr>
-            <w:tcW w:w="1946" w:type="dxa"/>
+            <w:tcW w:w="1947" w:type="dxa"/>
             <w:tcBorders>
               <w:top w:val="single" w:sz="4" w:space="0" w:color="9DB3CC"/>
               <w:start w:val="single" w:sz="4" w:space="0" w:color="9DB3CC"/>
@@ -1265,7 +1263,7 @@
         </w:tc>
         <w:tc>
           <w:tcPr>
-            <w:tcW w:w="3220" w:type="dxa"/>
+            <w:tcW w:w="3219" w:type="dxa"/>
             <w:tcBorders>
               <w:top w:val="single" w:sz="4" w:space="0" w:color="9DB3CC"/>
               <w:start w:val="single" w:sz="4" w:space="0" w:color="9DB3CC"/>
@@ -1289,7 +1287,7 @@
         </w:tc>
         <w:tc>
           <w:tcPr>
-            <w:tcW w:w="2309" w:type="dxa"/>
+            <w:tcW w:w="2310" w:type="dxa"/>
             <w:tcBorders>
               <w:top w:val="single" w:sz="4" w:space="0" w:color="9DB3CC"/>
               <w:start w:val="single" w:sz="4" w:space="0" w:color="9DB3CC"/>
@@ -2379,21 +2377,10 @@
               </w:rPr>
             </w:pPr>
             <w:r>
-              <w:rPr/>
-            </w:r>
-          </w:p>
-          <w:p>
-            <w:pPr>
-              <w:pStyle w:val="Normal"/>
-              <w:spacing w:lineRule="auto" w:line="240" w:before="0" w:after="0"/>
-              <w:rPr/>
-            </w:pPr>
-            <w:r>
               <w:rPr>
                 <w:rFonts w:eastAsia="Consolas" w:ascii="Consolas" w:hAnsi="Consolas"/>
                 <w:sz w:val="18"/>
               </w:rPr>
-              <w:t># 2. Carpeta de nóminas con permisos para todo el mundo</w:t>
             </w:r>
           </w:p>
           <w:p>
@@ -2407,7 +2394,7 @@
                 <w:rFonts w:eastAsia="Consolas" w:ascii="Consolas" w:hAnsi="Consolas"/>
                 <w:sz w:val="18"/>
               </w:rPr>
-              <w:t>sudo mkdir -p /srv/nominas</w:t>
+              <w:t># 2. Carpeta de nóminas con permisos para todo el mundo</w:t>
             </w:r>
           </w:p>
           <w:p>
@@ -2421,7 +2408,7 @@
                 <w:rFonts w:eastAsia="Consolas" w:ascii="Consolas" w:hAnsi="Consolas"/>
                 <w:sz w:val="18"/>
               </w:rPr>
-              <w:t>echo "empleado;importe" | sudo tee /srv/nominas/nominas_enero.csv</w:t>
+              <w:t>sudo mkdir -p /srv/nominas</w:t>
             </w:r>
           </w:p>
           <w:p>
@@ -2435,6 +2422,20 @@
                 <w:rFonts w:eastAsia="Consolas" w:ascii="Consolas" w:hAnsi="Consolas"/>
                 <w:sz w:val="18"/>
               </w:rPr>
+              <w:t>echo "empleado;importe" | sudo tee /srv/nominas/nominas_enero.csv</w:t>
+            </w:r>
+          </w:p>
+          <w:p>
+            <w:pPr>
+              <w:pStyle w:val="Normal"/>
+              <w:spacing w:lineRule="auto" w:line="240" w:before="0" w:after="0"/>
+              <w:rPr/>
+            </w:pPr>
+            <w:r>
+              <w:rPr>
+                <w:rFonts w:eastAsia="Consolas" w:ascii="Consolas" w:hAnsi="Consolas"/>
+                <w:sz w:val="18"/>
+              </w:rPr>
               <w:t>sudo chmod -R 777 /srv/nominas</w:t>
             </w:r>
           </w:p>
@@ -2448,7 +2449,10 @@
               </w:rPr>
             </w:pPr>
             <w:r>
-              <w:rPr/>
+              <w:rPr>
+                <w:rFonts w:eastAsia="Consolas" w:ascii="Consolas" w:hAnsi="Consolas"/>
+                <w:sz w:val="18"/>
+              </w:rPr>
             </w:r>
           </w:p>
           <w:p>
@@ -4126,8 +4130,8 @@
       <w:tblGrid>
         <w:gridCol w:w="2028"/>
         <w:gridCol w:w="2339"/>
-        <w:gridCol w:w="2317"/>
-        <w:gridCol w:w="2319"/>
+        <w:gridCol w:w="2316"/>
+        <w:gridCol w:w="2320"/>
       </w:tblGrid>
       <w:tr>
         <w:trPr>
@@ -4195,7 +4199,7 @@
         </w:tc>
         <w:tc>
           <w:tcPr>
-            <w:tcW w:w="2317" w:type="dxa"/>
+            <w:tcW w:w="2316" w:type="dxa"/>
             <w:tcBorders>
               <w:top w:val="single" w:sz="4" w:space="0" w:color="9DB3CC"/>
               <w:start w:val="single" w:sz="4" w:space="0" w:color="9DB3CC"/>
@@ -4225,7 +4229,7 @@
         </w:tc>
         <w:tc>
           <w:tcPr>
-            <w:tcW w:w="2319" w:type="dxa"/>
+            <w:tcW w:w="2320" w:type="dxa"/>
             <w:tcBorders>
               <w:top w:val="single" w:sz="4" w:space="0" w:color="9DB3CC"/>
               <w:start w:val="single" w:sz="4" w:space="0" w:color="9DB3CC"/>
@@ -4307,7 +4311,7 @@
         </w:tc>
         <w:tc>
           <w:tcPr>
-            <w:tcW w:w="2317" w:type="dxa"/>
+            <w:tcW w:w="2316" w:type="dxa"/>
             <w:tcBorders>
               <w:top w:val="single" w:sz="4" w:space="0" w:color="9DB3CC"/>
               <w:start w:val="single" w:sz="4" w:space="0" w:color="9DB3CC"/>
@@ -4331,7 +4335,7 @@
         </w:tc>
         <w:tc>
           <w:tcPr>
-            <w:tcW w:w="2319" w:type="dxa"/>
+            <w:tcW w:w="2320" w:type="dxa"/>
             <w:tcBorders>
               <w:top w:val="single" w:sz="4" w:space="0" w:color="9DB3CC"/>
               <w:start w:val="single" w:sz="4" w:space="0" w:color="9DB3CC"/>
@@ -4409,7 +4413,7 @@
         </w:tc>
         <w:tc>
           <w:tcPr>
-            <w:tcW w:w="2317" w:type="dxa"/>
+            <w:tcW w:w="2316" w:type="dxa"/>
             <w:tcBorders>
               <w:top w:val="single" w:sz="4" w:space="0" w:color="9DB3CC"/>
               <w:start w:val="single" w:sz="4" w:space="0" w:color="9DB3CC"/>
@@ -4434,7 +4438,7 @@
         </w:tc>
         <w:tc>
           <w:tcPr>
-            <w:tcW w:w="2319" w:type="dxa"/>
+            <w:tcW w:w="2320" w:type="dxa"/>
             <w:tcBorders>
               <w:top w:val="single" w:sz="4" w:space="0" w:color="9DB3CC"/>
               <w:start w:val="single" w:sz="4" w:space="0" w:color="9DB3CC"/>
@@ -4511,7 +4515,7 @@
         </w:tc>
         <w:tc>
           <w:tcPr>
-            <w:tcW w:w="2317" w:type="dxa"/>
+            <w:tcW w:w="2316" w:type="dxa"/>
             <w:tcBorders>
               <w:top w:val="single" w:sz="4" w:space="0" w:color="9DB3CC"/>
               <w:start w:val="single" w:sz="4" w:space="0" w:color="9DB3CC"/>
@@ -4535,7 +4539,7 @@
         </w:tc>
         <w:tc>
           <w:tcPr>
-            <w:tcW w:w="2319" w:type="dxa"/>
+            <w:tcW w:w="2320" w:type="dxa"/>
             <w:tcBorders>
               <w:top w:val="single" w:sz="4" w:space="0" w:color="9DB3CC"/>
               <w:start w:val="single" w:sz="4" w:space="0" w:color="9DB3CC"/>
@@ -4613,7 +4617,7 @@
         </w:tc>
         <w:tc>
           <w:tcPr>
-            <w:tcW w:w="2317" w:type="dxa"/>
+            <w:tcW w:w="2316" w:type="dxa"/>
             <w:tcBorders>
               <w:top w:val="single" w:sz="4" w:space="0" w:color="9DB3CC"/>
               <w:start w:val="single" w:sz="4" w:space="0" w:color="9DB3CC"/>
@@ -4638,7 +4642,7 @@
         </w:tc>
         <w:tc>
           <w:tcPr>
-            <w:tcW w:w="2319" w:type="dxa"/>
+            <w:tcW w:w="2320" w:type="dxa"/>
             <w:tcBorders>
               <w:top w:val="single" w:sz="4" w:space="0" w:color="9DB3CC"/>
               <w:start w:val="single" w:sz="4" w:space="0" w:color="9DB3CC"/>
@@ -4715,7 +4719,7 @@
         </w:tc>
         <w:tc>
           <w:tcPr>
-            <w:tcW w:w="2317" w:type="dxa"/>
+            <w:tcW w:w="2316" w:type="dxa"/>
             <w:tcBorders>
               <w:top w:val="single" w:sz="4" w:space="0" w:color="9DB3CC"/>
               <w:start w:val="single" w:sz="4" w:space="0" w:color="9DB3CC"/>
@@ -4739,7 +4743,7 @@
         </w:tc>
         <w:tc>
           <w:tcPr>
-            <w:tcW w:w="2319" w:type="dxa"/>
+            <w:tcW w:w="2320" w:type="dxa"/>
             <w:tcBorders>
               <w:top w:val="single" w:sz="4" w:space="0" w:color="9DB3CC"/>
               <w:start w:val="single" w:sz="4" w:space="0" w:color="9DB3CC"/>
@@ -4817,7 +4821,7 @@
         </w:tc>
         <w:tc>
           <w:tcPr>
-            <w:tcW w:w="2317" w:type="dxa"/>
+            <w:tcW w:w="2316" w:type="dxa"/>
             <w:tcBorders>
               <w:top w:val="single" w:sz="4" w:space="0" w:color="9DB3CC"/>
               <w:start w:val="single" w:sz="4" w:space="0" w:color="9DB3CC"/>
@@ -4842,7 +4846,7 @@
         </w:tc>
         <w:tc>
           <w:tcPr>
-            <w:tcW w:w="2319" w:type="dxa"/>
+            <w:tcW w:w="2320" w:type="dxa"/>
             <w:tcBorders>
               <w:top w:val="single" w:sz="4" w:space="0" w:color="9DB3CC"/>
               <w:start w:val="single" w:sz="4" w:space="0" w:color="9DB3CC"/>
@@ -4926,7 +4930,7 @@
         <wp:inline distT="0" distB="0" distL="0" distR="0">
           <wp:extent cx="5760085" cy="720090"/>
           <wp:effectExtent l="0" t="0" r="0" b="0"/>
-          <wp:docPr id="3" name="Imagen3"/>
+          <wp:docPr id="3" name="Imagen4"/>
           <wp:cNvGraphicFramePr>
             <a:graphicFrameLocks xmlns:a="http://schemas.openxmlformats.org/drawingml/2006/main" noChangeAspect="1"/>
           </wp:cNvGraphicFramePr>
@@ -4934,7 +4938,7 @@
             <a:graphicData uri="http://schemas.openxmlformats.org/drawingml/2006/picture">
               <pic:pic xmlns:pic="http://schemas.openxmlformats.org/drawingml/2006/picture">
                 <pic:nvPicPr>
-                  <pic:cNvPr id="3" name="Imagen3"/>
+                  <pic:cNvPr id="3" name="Imagen4"/>
                   <pic:cNvPicPr>
                     <a:picLocks noChangeAspect="1" noChangeArrowheads="1"/>
                   </pic:cNvPicPr>
@@ -4980,7 +4984,7 @@
         <wp:inline distT="0" distB="0" distL="0" distR="0">
           <wp:extent cx="5760085" cy="720090"/>
           <wp:effectExtent l="0" t="0" r="0" b="0"/>
-          <wp:docPr id="4" name="Imagen3"/>
+          <wp:docPr id="4" name="Imagen4"/>
           <wp:cNvGraphicFramePr>
             <a:graphicFrameLocks xmlns:a="http://schemas.openxmlformats.org/drawingml/2006/main" noChangeAspect="1"/>
           </wp:cNvGraphicFramePr>
@@ -4988,7 +4992,7 @@
             <a:graphicData uri="http://schemas.openxmlformats.org/drawingml/2006/picture">
               <pic:pic xmlns:pic="http://schemas.openxmlformats.org/drawingml/2006/picture">
                 <pic:nvPicPr>
-                  <pic:cNvPr id="4" name="Imagen3"/>
+                  <pic:cNvPr id="4" name="Imagen4"/>
                   <pic:cNvPicPr>
                     <a:picLocks noChangeAspect="1" noChangeArrowheads="1"/>
                   </pic:cNvPicPr>
@@ -5445,6 +5449,7 @@
     <w:qFormat/>
     <w:pPr>
       <w:widowControl/>
+      <w:suppressAutoHyphens w:val="true"/>
       <w:bidi w:val="0"/>
       <w:spacing w:lineRule="auto" w:line="276" w:before="0" w:after="120"/>
       <w:jc w:val="start"/>
@@ -5752,6 +5757,36 @@
       <w:rFonts w:cs="Arial"/>
     </w:rPr>
   </w:style>
+  <w:style w:type="paragraph" w:styleId="Ttulouser">
+    <w:name w:val="Título (user)"/>
+    <w:basedOn w:val="Normal"/>
+    <w:next w:val="BodyText"/>
+    <w:pPr>
+      <w:keepNext w:val="true"/>
+      <w:spacing w:before="240" w:after="120"/>
+    </w:pPr>
+    <w:rPr>
+      <w:rFonts w:ascii="Liberation Sans" w:hAnsi="Liberation Sans" w:eastAsia="Microsoft YaHei" w:cs="Arial"/>
+      <w:sz w:val="28"/>
+      <w:szCs w:val="28"/>
+    </w:rPr>
+  </w:style>
+  <w:style w:type="paragraph" w:styleId="ndiceuser">
+    <w:name w:val="Índice (user)"/>
+    <w:basedOn w:val="Normal"/>
+    <w:pPr>
+      <w:suppressLineNumbers/>
+    </w:pPr>
+    <w:rPr>
+      <w:rFonts w:cs="Arial"/>
+    </w:rPr>
+  </w:style>
+  <w:style w:type="paragraph" w:styleId="Cabeceraypieuser">
+    <w:name w:val="Cabecera y pie (user)"/>
+    <w:basedOn w:val="Normal"/>
+    <w:pPr/>
+    <w:rPr/>
+  </w:style>
   <w:style w:type="paragraph" w:styleId="Cabeceraypie">
     <w:name w:val="Cabecera y pie"/>
     <w:basedOn w:val="Normal"/>
@@ -5818,8 +5853,8 @@
     </w:pPr>
     <w:rPr/>
   </w:style>
-  <w:style w:type="numbering" w:styleId="Ningunalista" w:default="1">
-    <w:name w:val="Ninguna lista"/>
+  <w:style w:type="numbering" w:styleId="Ningunalistauser" w:default="1">
+    <w:name w:val="Ninguna lista (user)"/>
     <w:uiPriority w:val="99"/>
     <w:semiHidden/>
     <w:unhideWhenUsed/>

--- a/CIBER/Prácticas/UT1/Practica1/Practica_UT1_Identificar_para_proteger_v2.docx
+++ b/CIBER/Prácticas/UT1/Practica1/Practica_UT1_Identificar_para_proteger_v2.docx
@@ -1,12 +1,10 @@
 
 <file path=word/document.xml><?xml version="1.0" encoding="utf-8"?>
-<w:document xmlns:o="urn:schemas-microsoft-com:office:office" xmlns:r="http://schemas.openxmlformats.org/officeDocument/2006/relationships" xmlns:v="urn:schemas-microsoft-com:vml" xmlns:w="http://schemas.openxmlformats.org/wordprocessingml/2006/main" xmlns:w10="urn:schemas-microsoft-com:office:word" xmlns:wp="http://schemas.openxmlformats.org/drawingml/2006/wordprocessingDrawing" xmlns:pic="http://schemas.openxmlformats.org/drawingml/2006/picture" xmlns:wps="http://schemas.microsoft.com/office/word/2010/wordprocessingShape" xmlns:wpg="http://schemas.microsoft.com/office/word/2010/wordprocessingGroup" xmlns:mc="http://schemas.openxmlformats.org/markup-compatibility/2006" xmlns:wp14="http://schemas.microsoft.com/office/word/2010/wordprocessingDrawing" xmlns:w14="http://schemas.microsoft.com/office/word/2010/wordml" xmlns:w15="http://schemas.microsoft.com/office/word/2012/wordml" mc:Ignorable="w14 wp14 w15">
+<w:document xmlns:wpc="http://schemas.microsoft.com/office/word/2010/wordprocessingCanvas" xmlns:cx="http://schemas.microsoft.com/office/drawing/2014/chartex" xmlns:cx1="http://schemas.microsoft.com/office/drawing/2015/9/8/chartex" xmlns:cx2="http://schemas.microsoft.com/office/drawing/2015/10/21/chartex" xmlns:cx3="http://schemas.microsoft.com/office/drawing/2016/5/9/chartex" xmlns:cx4="http://schemas.microsoft.com/office/drawing/2016/5/10/chartex" xmlns:cx5="http://schemas.microsoft.com/office/drawing/2016/5/11/chartex" xmlns:cx6="http://schemas.microsoft.com/office/drawing/2016/5/12/chartex" xmlns:cx7="http://schemas.microsoft.com/office/drawing/2016/5/13/chartex" xmlns:cx8="http://schemas.microsoft.com/office/drawing/2016/5/14/chartex" xmlns:mc="http://schemas.openxmlformats.org/markup-compatibility/2006" xmlns:aink="http://schemas.microsoft.com/office/drawing/2016/ink" xmlns:am3d="http://schemas.microsoft.com/office/drawing/2017/model3d" xmlns:o="urn:schemas-microsoft-com:office:office" xmlns:oel="http://schemas.microsoft.com/office/2019/extlst" xmlns:r="http://schemas.openxmlformats.org/officeDocument/2006/relationships" xmlns:m="http://schemas.openxmlformats.org/officeDocument/2006/math" xmlns:v="urn:schemas-microsoft-com:vml" xmlns:wp14="http://schemas.microsoft.com/office/word/2010/wordprocessingDrawing" xmlns:wp="http://schemas.openxmlformats.org/drawingml/2006/wordprocessingDrawing" xmlns:w10="urn:schemas-microsoft-com:office:word" xmlns:w="http://schemas.openxmlformats.org/wordprocessingml/2006/main" xmlns:w14="http://schemas.microsoft.com/office/word/2010/wordml" xmlns:w15="http://schemas.microsoft.com/office/word/2012/wordml" xmlns:w16cex="http://schemas.microsoft.com/office/word/2018/wordml/cex" xmlns:w16cid="http://schemas.microsoft.com/office/word/2016/wordml/cid" xmlns:w16="http://schemas.microsoft.com/office/word/2018/wordml" xmlns:w16sdtdh="http://schemas.microsoft.com/office/word/2020/wordml/sdtdatahash" xmlns:w16se="http://schemas.microsoft.com/office/word/2015/wordml/symex" xmlns:wpg="http://schemas.microsoft.com/office/word/2010/wordprocessingGroup" xmlns:wpi="http://schemas.microsoft.com/office/word/2010/wordprocessingInk" xmlns:wne="http://schemas.microsoft.com/office/word/2006/wordml" xmlns:wps="http://schemas.microsoft.com/office/word/2010/wordprocessingShape" mc:Ignorable="w14 w15 w16se w16cid w16 w16cex w16sdtdh wp14">
   <w:body>
     <w:p>
       <w:pPr>
-        <w:pStyle w:val="Normal"/>
-        <w:spacing w:before="120" w:after="120"/>
-        <w:rPr/>
+        <w:spacing w:before="120"/>
       </w:pPr>
       <w:r>
         <w:rPr>
@@ -19,9 +17,7 @@
     </w:p>
     <w:p>
       <w:pPr>
-        <w:pStyle w:val="Normal"/>
-        <w:spacing w:before="0" w:after="240"/>
-        <w:rPr/>
+        <w:spacing w:after="240"/>
       </w:pPr>
       <w:r>
         <w:rPr>
@@ -34,42 +30,29 @@
       <w:tblPr>
         <w:tblW w:w="9003" w:type="dxa"/>
         <w:jc w:val="center"/>
-        <w:tblInd w:w="0" w:type="dxa"/>
         <w:tblLayout w:type="fixed"/>
-        <w:tblCellMar>
-          <w:top w:w="0" w:type="dxa"/>
-          <w:start w:w="108" w:type="dxa"/>
-          <w:bottom w:w="0" w:type="dxa"/>
-          <w:end w:w="108" w:type="dxa"/>
-        </w:tblCellMar>
-        <w:tblLook w:val="04a0" w:firstRow="1" w:noVBand="1" w:lastRow="0" w:firstColumn="1" w:lastColumn="0" w:noHBand="0"/>
+        <w:tblLook w:val="04A0" w:firstRow="1" w:lastRow="0" w:firstColumn="1" w:lastColumn="0" w:noHBand="0" w:noVBand="1"/>
       </w:tblPr>
       <w:tblGrid>
         <w:gridCol w:w="2447"/>
         <w:gridCol w:w="6556"/>
       </w:tblGrid>
       <w:tr>
-        <w:trPr/>
+        <w:trPr>
+          <w:jc w:val="center"/>
+        </w:trPr>
         <w:tc>
           <w:tcPr>
             <w:tcW w:w="2447" w:type="dxa"/>
             <w:tcBorders>
               <w:top w:val="single" w:sz="4" w:space="0" w:color="9DB3CC"/>
-              <w:start w:val="single" w:sz="4" w:space="0" w:color="9DB3CC"/>
-              <w:bottom w:val="single" w:sz="4" w:space="0" w:color="9DB3CC"/>
-              <w:end w:val="single" w:sz="4" w:space="0" w:color="9DB3CC"/>
-            </w:tcBorders>
-            <w:shd w:color="auto" w:fill="1F3A5F" w:val="clear"/>
-          </w:tcPr>
-          <w:p>
-            <w:pPr>
-              <w:pStyle w:val="Normal"/>
-              <w:widowControl/>
-              <w:bidi w:val="0"/>
-              <w:spacing w:lineRule="auto" w:line="276" w:before="0" w:after="120"/>
-              <w:jc w:val="start"/>
-              <w:rPr/>
-            </w:pPr>
+              <w:left w:val="single" w:sz="4" w:space="0" w:color="9DB3CC"/>
+              <w:bottom w:val="single" w:sz="4" w:space="0" w:color="9DB3CC"/>
+              <w:right w:val="single" w:sz="4" w:space="0" w:color="9DB3CC"/>
+            </w:tcBorders>
+            <w:shd w:val="clear" w:color="auto" w:fill="1F3A5F"/>
+          </w:tcPr>
+          <w:p>
             <w:r>
               <w:rPr>
                 <w:b/>
@@ -85,20 +68,12 @@
             <w:tcW w:w="6556" w:type="dxa"/>
             <w:tcBorders>
               <w:top w:val="single" w:sz="4" w:space="0" w:color="9DB3CC"/>
-              <w:start w:val="single" w:sz="4" w:space="0" w:color="9DB3CC"/>
-              <w:bottom w:val="single" w:sz="4" w:space="0" w:color="9DB3CC"/>
-              <w:end w:val="single" w:sz="4" w:space="0" w:color="9DB3CC"/>
-            </w:tcBorders>
-          </w:tcPr>
-          <w:p>
-            <w:pPr>
-              <w:pStyle w:val="Normal"/>
-              <w:widowControl/>
-              <w:bidi w:val="0"/>
-              <w:spacing w:lineRule="auto" w:line="276" w:before="0" w:after="120"/>
-              <w:jc w:val="start"/>
-              <w:rPr/>
-            </w:pPr>
+              <w:left w:val="single" w:sz="4" w:space="0" w:color="9DB3CC"/>
+              <w:bottom w:val="single" w:sz="4" w:space="0" w:color="9DB3CC"/>
+              <w:right w:val="single" w:sz="4" w:space="0" w:color="9DB3CC"/>
+            </w:tcBorders>
+          </w:tcPr>
+          <w:p>
             <w:r>
               <w:rPr>
                 <w:sz w:val="20"/>
@@ -109,27 +84,21 @@
         </w:tc>
       </w:tr>
       <w:tr>
-        <w:trPr/>
+        <w:trPr>
+          <w:jc w:val="center"/>
+        </w:trPr>
         <w:tc>
           <w:tcPr>
             <w:tcW w:w="2447" w:type="dxa"/>
             <w:tcBorders>
               <w:top w:val="single" w:sz="4" w:space="0" w:color="9DB3CC"/>
-              <w:start w:val="single" w:sz="4" w:space="0" w:color="9DB3CC"/>
-              <w:bottom w:val="single" w:sz="4" w:space="0" w:color="9DB3CC"/>
-              <w:end w:val="single" w:sz="4" w:space="0" w:color="9DB3CC"/>
-            </w:tcBorders>
-            <w:shd w:color="auto" w:fill="1F3A5F" w:val="clear"/>
-          </w:tcPr>
-          <w:p>
-            <w:pPr>
-              <w:pStyle w:val="Normal"/>
-              <w:widowControl/>
-              <w:bidi w:val="0"/>
-              <w:spacing w:lineRule="auto" w:line="276" w:before="0" w:after="120"/>
-              <w:jc w:val="start"/>
-              <w:rPr/>
-            </w:pPr>
+              <w:left w:val="single" w:sz="4" w:space="0" w:color="9DB3CC"/>
+              <w:bottom w:val="single" w:sz="4" w:space="0" w:color="9DB3CC"/>
+              <w:right w:val="single" w:sz="4" w:space="0" w:color="9DB3CC"/>
+            </w:tcBorders>
+            <w:shd w:val="clear" w:color="auto" w:fill="1F3A5F"/>
+          </w:tcPr>
+          <w:p>
             <w:r>
               <w:rPr>
                 <w:b/>
@@ -145,20 +114,12 @@
             <w:tcW w:w="6556" w:type="dxa"/>
             <w:tcBorders>
               <w:top w:val="single" w:sz="4" w:space="0" w:color="9DB3CC"/>
-              <w:start w:val="single" w:sz="4" w:space="0" w:color="9DB3CC"/>
-              <w:bottom w:val="single" w:sz="4" w:space="0" w:color="9DB3CC"/>
-              <w:end w:val="single" w:sz="4" w:space="0" w:color="9DB3CC"/>
-            </w:tcBorders>
-          </w:tcPr>
-          <w:p>
-            <w:pPr>
-              <w:pStyle w:val="Normal"/>
-              <w:widowControl/>
-              <w:bidi w:val="0"/>
-              <w:spacing w:lineRule="auto" w:line="276" w:before="0" w:after="120"/>
-              <w:jc w:val="start"/>
-              <w:rPr/>
-            </w:pPr>
+              <w:left w:val="single" w:sz="4" w:space="0" w:color="9DB3CC"/>
+              <w:bottom w:val="single" w:sz="4" w:space="0" w:color="9DB3CC"/>
+              <w:right w:val="single" w:sz="4" w:space="0" w:color="9DB3CC"/>
+            </w:tcBorders>
+          </w:tcPr>
+          <w:p>
             <w:r>
               <w:rPr>
                 <w:sz w:val="20"/>
@@ -169,27 +130,21 @@
         </w:tc>
       </w:tr>
       <w:tr>
-        <w:trPr/>
+        <w:trPr>
+          <w:jc w:val="center"/>
+        </w:trPr>
         <w:tc>
           <w:tcPr>
             <w:tcW w:w="2447" w:type="dxa"/>
             <w:tcBorders>
               <w:top w:val="single" w:sz="4" w:space="0" w:color="9DB3CC"/>
-              <w:start w:val="single" w:sz="4" w:space="0" w:color="9DB3CC"/>
-              <w:bottom w:val="single" w:sz="4" w:space="0" w:color="9DB3CC"/>
-              <w:end w:val="single" w:sz="4" w:space="0" w:color="9DB3CC"/>
-            </w:tcBorders>
-            <w:shd w:color="auto" w:fill="1F3A5F" w:val="clear"/>
-          </w:tcPr>
-          <w:p>
-            <w:pPr>
-              <w:pStyle w:val="Normal"/>
-              <w:widowControl/>
-              <w:bidi w:val="0"/>
-              <w:spacing w:lineRule="auto" w:line="276" w:before="0" w:after="120"/>
-              <w:jc w:val="start"/>
-              <w:rPr/>
-            </w:pPr>
+              <w:left w:val="single" w:sz="4" w:space="0" w:color="9DB3CC"/>
+              <w:bottom w:val="single" w:sz="4" w:space="0" w:color="9DB3CC"/>
+              <w:right w:val="single" w:sz="4" w:space="0" w:color="9DB3CC"/>
+            </w:tcBorders>
+            <w:shd w:val="clear" w:color="auto" w:fill="1F3A5F"/>
+          </w:tcPr>
+          <w:p>
             <w:r>
               <w:rPr>
                 <w:b/>
@@ -205,20 +160,12 @@
             <w:tcW w:w="6556" w:type="dxa"/>
             <w:tcBorders>
               <w:top w:val="single" w:sz="4" w:space="0" w:color="9DB3CC"/>
-              <w:start w:val="single" w:sz="4" w:space="0" w:color="9DB3CC"/>
-              <w:bottom w:val="single" w:sz="4" w:space="0" w:color="9DB3CC"/>
-              <w:end w:val="single" w:sz="4" w:space="0" w:color="9DB3CC"/>
-            </w:tcBorders>
-          </w:tcPr>
-          <w:p>
-            <w:pPr>
-              <w:pStyle w:val="Normal"/>
-              <w:widowControl/>
-              <w:bidi w:val="0"/>
-              <w:spacing w:lineRule="auto" w:line="276" w:before="0" w:after="120"/>
-              <w:jc w:val="start"/>
-              <w:rPr/>
-            </w:pPr>
+              <w:left w:val="single" w:sz="4" w:space="0" w:color="9DB3CC"/>
+              <w:bottom w:val="single" w:sz="4" w:space="0" w:color="9DB3CC"/>
+              <w:right w:val="single" w:sz="4" w:space="0" w:color="9DB3CC"/>
+            </w:tcBorders>
+          </w:tcPr>
+          <w:p>
             <w:r>
               <w:rPr>
                 <w:sz w:val="20"/>
@@ -229,27 +176,21 @@
         </w:tc>
       </w:tr>
       <w:tr>
-        <w:trPr/>
+        <w:trPr>
+          <w:jc w:val="center"/>
+        </w:trPr>
         <w:tc>
           <w:tcPr>
             <w:tcW w:w="2447" w:type="dxa"/>
             <w:tcBorders>
               <w:top w:val="single" w:sz="4" w:space="0" w:color="9DB3CC"/>
-              <w:start w:val="single" w:sz="4" w:space="0" w:color="9DB3CC"/>
-              <w:bottom w:val="single" w:sz="4" w:space="0" w:color="9DB3CC"/>
-              <w:end w:val="single" w:sz="4" w:space="0" w:color="9DB3CC"/>
-            </w:tcBorders>
-            <w:shd w:color="auto" w:fill="1F3A5F" w:val="clear"/>
-          </w:tcPr>
-          <w:p>
-            <w:pPr>
-              <w:pStyle w:val="Normal"/>
-              <w:widowControl/>
-              <w:bidi w:val="0"/>
-              <w:spacing w:lineRule="auto" w:line="276" w:before="0" w:after="120"/>
-              <w:jc w:val="start"/>
-              <w:rPr/>
-            </w:pPr>
+              <w:left w:val="single" w:sz="4" w:space="0" w:color="9DB3CC"/>
+              <w:bottom w:val="single" w:sz="4" w:space="0" w:color="9DB3CC"/>
+              <w:right w:val="single" w:sz="4" w:space="0" w:color="9DB3CC"/>
+            </w:tcBorders>
+            <w:shd w:val="clear" w:color="auto" w:fill="1F3A5F"/>
+          </w:tcPr>
+          <w:p>
             <w:r>
               <w:rPr>
                 <w:b/>
@@ -265,20 +206,12 @@
             <w:tcW w:w="6556" w:type="dxa"/>
             <w:tcBorders>
               <w:top w:val="single" w:sz="4" w:space="0" w:color="9DB3CC"/>
-              <w:start w:val="single" w:sz="4" w:space="0" w:color="9DB3CC"/>
-              <w:bottom w:val="single" w:sz="4" w:space="0" w:color="9DB3CC"/>
-              <w:end w:val="single" w:sz="4" w:space="0" w:color="9DB3CC"/>
-            </w:tcBorders>
-          </w:tcPr>
-          <w:p>
-            <w:pPr>
-              <w:pStyle w:val="Normal"/>
-              <w:widowControl/>
-              <w:bidi w:val="0"/>
-              <w:spacing w:lineRule="auto" w:line="276" w:before="0" w:after="120"/>
-              <w:jc w:val="start"/>
-              <w:rPr/>
-            </w:pPr>
+              <w:left w:val="single" w:sz="4" w:space="0" w:color="9DB3CC"/>
+              <w:bottom w:val="single" w:sz="4" w:space="0" w:color="9DB3CC"/>
+              <w:right w:val="single" w:sz="4" w:space="0" w:color="9DB3CC"/>
+            </w:tcBorders>
+          </w:tcPr>
+          <w:p>
             <w:r>
               <w:rPr>
                 <w:sz w:val="20"/>
@@ -289,27 +222,21 @@
         </w:tc>
       </w:tr>
       <w:tr>
-        <w:trPr/>
+        <w:trPr>
+          <w:jc w:val="center"/>
+        </w:trPr>
         <w:tc>
           <w:tcPr>
             <w:tcW w:w="2447" w:type="dxa"/>
             <w:tcBorders>
               <w:top w:val="single" w:sz="4" w:space="0" w:color="9DB3CC"/>
-              <w:start w:val="single" w:sz="4" w:space="0" w:color="9DB3CC"/>
-              <w:bottom w:val="single" w:sz="4" w:space="0" w:color="9DB3CC"/>
-              <w:end w:val="single" w:sz="4" w:space="0" w:color="9DB3CC"/>
-            </w:tcBorders>
-            <w:shd w:color="auto" w:fill="1F3A5F" w:val="clear"/>
-          </w:tcPr>
-          <w:p>
-            <w:pPr>
-              <w:pStyle w:val="Normal"/>
-              <w:widowControl/>
-              <w:bidi w:val="0"/>
-              <w:spacing w:lineRule="auto" w:line="276" w:before="0" w:after="120"/>
-              <w:jc w:val="start"/>
-              <w:rPr/>
-            </w:pPr>
+              <w:left w:val="single" w:sz="4" w:space="0" w:color="9DB3CC"/>
+              <w:bottom w:val="single" w:sz="4" w:space="0" w:color="9DB3CC"/>
+              <w:right w:val="single" w:sz="4" w:space="0" w:color="9DB3CC"/>
+            </w:tcBorders>
+            <w:shd w:val="clear" w:color="auto" w:fill="1F3A5F"/>
+          </w:tcPr>
+          <w:p>
             <w:r>
               <w:rPr>
                 <w:b/>
@@ -325,20 +252,12 @@
             <w:tcW w:w="6556" w:type="dxa"/>
             <w:tcBorders>
               <w:top w:val="single" w:sz="4" w:space="0" w:color="9DB3CC"/>
-              <w:start w:val="single" w:sz="4" w:space="0" w:color="9DB3CC"/>
-              <w:bottom w:val="single" w:sz="4" w:space="0" w:color="9DB3CC"/>
-              <w:end w:val="single" w:sz="4" w:space="0" w:color="9DB3CC"/>
-            </w:tcBorders>
-          </w:tcPr>
-          <w:p>
-            <w:pPr>
-              <w:pStyle w:val="Normal"/>
-              <w:widowControl/>
-              <w:bidi w:val="0"/>
-              <w:spacing w:lineRule="auto" w:line="276" w:before="0" w:after="120"/>
-              <w:jc w:val="start"/>
-              <w:rPr/>
-            </w:pPr>
+              <w:left w:val="single" w:sz="4" w:space="0" w:color="9DB3CC"/>
+              <w:bottom w:val="single" w:sz="4" w:space="0" w:color="9DB3CC"/>
+              <w:right w:val="single" w:sz="4" w:space="0" w:color="9DB3CC"/>
+            </w:tcBorders>
+          </w:tcPr>
+          <w:p>
             <w:r>
               <w:rPr>
                 <w:sz w:val="20"/>
@@ -349,27 +268,21 @@
         </w:tc>
       </w:tr>
       <w:tr>
-        <w:trPr/>
+        <w:trPr>
+          <w:jc w:val="center"/>
+        </w:trPr>
         <w:tc>
           <w:tcPr>
             <w:tcW w:w="2447" w:type="dxa"/>
             <w:tcBorders>
               <w:top w:val="single" w:sz="4" w:space="0" w:color="9DB3CC"/>
-              <w:start w:val="single" w:sz="4" w:space="0" w:color="9DB3CC"/>
-              <w:bottom w:val="single" w:sz="4" w:space="0" w:color="9DB3CC"/>
-              <w:end w:val="single" w:sz="4" w:space="0" w:color="9DB3CC"/>
-            </w:tcBorders>
-            <w:shd w:color="auto" w:fill="1F3A5F" w:val="clear"/>
-          </w:tcPr>
-          <w:p>
-            <w:pPr>
-              <w:pStyle w:val="Normal"/>
-              <w:widowControl/>
-              <w:bidi w:val="0"/>
-              <w:spacing w:lineRule="auto" w:line="276" w:before="0" w:after="120"/>
-              <w:jc w:val="start"/>
-              <w:rPr/>
-            </w:pPr>
+              <w:left w:val="single" w:sz="4" w:space="0" w:color="9DB3CC"/>
+              <w:bottom w:val="single" w:sz="4" w:space="0" w:color="9DB3CC"/>
+              <w:right w:val="single" w:sz="4" w:space="0" w:color="9DB3CC"/>
+            </w:tcBorders>
+            <w:shd w:val="clear" w:color="auto" w:fill="1F3A5F"/>
+          </w:tcPr>
+          <w:p>
             <w:r>
               <w:rPr>
                 <w:b/>
@@ -385,20 +298,12 @@
             <w:tcW w:w="6556" w:type="dxa"/>
             <w:tcBorders>
               <w:top w:val="single" w:sz="4" w:space="0" w:color="9DB3CC"/>
-              <w:start w:val="single" w:sz="4" w:space="0" w:color="9DB3CC"/>
-              <w:bottom w:val="single" w:sz="4" w:space="0" w:color="9DB3CC"/>
-              <w:end w:val="single" w:sz="4" w:space="0" w:color="9DB3CC"/>
-            </w:tcBorders>
-          </w:tcPr>
-          <w:p>
-            <w:pPr>
-              <w:pStyle w:val="Normal"/>
-              <w:widowControl/>
-              <w:bidi w:val="0"/>
-              <w:spacing w:lineRule="auto" w:line="276" w:before="0" w:after="120"/>
-              <w:jc w:val="start"/>
-              <w:rPr/>
-            </w:pPr>
+              <w:left w:val="single" w:sz="4" w:space="0" w:color="9DB3CC"/>
+              <w:bottom w:val="single" w:sz="4" w:space="0" w:color="9DB3CC"/>
+              <w:right w:val="single" w:sz="4" w:space="0" w:color="9DB3CC"/>
+            </w:tcBorders>
+          </w:tcPr>
+          <w:p>
             <w:r>
               <w:rPr>
                 <w:sz w:val="20"/>
@@ -411,20 +316,13 @@
     </w:tbl>
     <w:p>
       <w:pPr>
-        <w:pStyle w:val="Normal"/>
-        <w:spacing w:before="0" w:after="40"/>
-        <w:rPr/>
-      </w:pPr>
-      <w:r>
-        <w:rPr/>
-      </w:r>
-    </w:p>
-    <w:p>
-      <w:pPr>
-        <w:pStyle w:val="Normal"/>
-        <w:keepNext w:val="true"/>
+        <w:spacing w:after="40"/>
+      </w:pPr>
+    </w:p>
+    <w:p>
+      <w:pPr>
+        <w:keepNext/>
         <w:spacing w:before="200" w:after="80"/>
-        <w:rPr/>
       </w:pPr>
       <w:r>
         <w:rPr>
@@ -439,15 +337,8 @@
       <w:tblPr>
         <w:tblW w:w="9003" w:type="dxa"/>
         <w:jc w:val="center"/>
-        <w:tblInd w:w="0" w:type="dxa"/>
         <w:tblLayout w:type="fixed"/>
-        <w:tblCellMar>
-          <w:top w:w="0" w:type="dxa"/>
-          <w:start w:w="108" w:type="dxa"/>
-          <w:bottom w:w="0" w:type="dxa"/>
-          <w:end w:w="108" w:type="dxa"/>
-        </w:tblCellMar>
-        <w:tblLook w:val="04a0" w:firstRow="1" w:noVBand="1" w:lastRow="0" w:firstColumn="1" w:lastColumn="0" w:noHBand="0"/>
+        <w:tblLook w:val="04A0" w:firstRow="1" w:lastRow="0" w:firstColumn="1" w:lastColumn="0" w:noHBand="0" w:noVBand="1"/>
       </w:tblPr>
       <w:tblGrid>
         <w:gridCol w:w="3482"/>
@@ -455,28 +346,21 @@
       </w:tblGrid>
       <w:tr>
         <w:trPr>
-          <w:tblHeader w:val="true"/>
+          <w:tblHeader/>
+          <w:jc w:val="center"/>
         </w:trPr>
         <w:tc>
           <w:tcPr>
             <w:tcW w:w="3482" w:type="dxa"/>
             <w:tcBorders>
               <w:top w:val="single" w:sz="4" w:space="0" w:color="9DB3CC"/>
-              <w:start w:val="single" w:sz="4" w:space="0" w:color="9DB3CC"/>
-              <w:bottom w:val="single" w:sz="4" w:space="0" w:color="9DB3CC"/>
-              <w:end w:val="single" w:sz="4" w:space="0" w:color="9DB3CC"/>
-            </w:tcBorders>
-            <w:shd w:color="auto" w:fill="1F3A5F" w:val="clear"/>
-          </w:tcPr>
-          <w:p>
-            <w:pPr>
-              <w:pStyle w:val="Normal"/>
-              <w:widowControl/>
-              <w:bidi w:val="0"/>
-              <w:spacing w:lineRule="auto" w:line="276" w:before="0" w:after="120"/>
-              <w:jc w:val="start"/>
-              <w:rPr/>
-            </w:pPr>
+              <w:left w:val="single" w:sz="4" w:space="0" w:color="9DB3CC"/>
+              <w:bottom w:val="single" w:sz="4" w:space="0" w:color="9DB3CC"/>
+              <w:right w:val="single" w:sz="4" w:space="0" w:color="9DB3CC"/>
+            </w:tcBorders>
+            <w:shd w:val="clear" w:color="auto" w:fill="1F3A5F"/>
+          </w:tcPr>
+          <w:p>
             <w:r>
               <w:rPr>
                 <w:b/>
@@ -492,21 +376,13 @@
             <w:tcW w:w="5521" w:type="dxa"/>
             <w:tcBorders>
               <w:top w:val="single" w:sz="4" w:space="0" w:color="9DB3CC"/>
-              <w:start w:val="single" w:sz="4" w:space="0" w:color="9DB3CC"/>
-              <w:bottom w:val="single" w:sz="4" w:space="0" w:color="9DB3CC"/>
-              <w:end w:val="single" w:sz="4" w:space="0" w:color="9DB3CC"/>
-            </w:tcBorders>
-            <w:shd w:color="auto" w:fill="1F3A5F" w:val="clear"/>
-          </w:tcPr>
-          <w:p>
-            <w:pPr>
-              <w:pStyle w:val="Normal"/>
-              <w:widowControl/>
-              <w:bidi w:val="0"/>
-              <w:spacing w:lineRule="auto" w:line="276" w:before="0" w:after="120"/>
-              <w:jc w:val="start"/>
-              <w:rPr/>
-            </w:pPr>
+              <w:left w:val="single" w:sz="4" w:space="0" w:color="9DB3CC"/>
+              <w:bottom w:val="single" w:sz="4" w:space="0" w:color="9DB3CC"/>
+              <w:right w:val="single" w:sz="4" w:space="0" w:color="9DB3CC"/>
+            </w:tcBorders>
+            <w:shd w:val="clear" w:color="auto" w:fill="1F3A5F"/>
+          </w:tcPr>
+          <w:p>
             <w:r>
               <w:rPr>
                 <w:b/>
@@ -519,22 +395,22 @@
         </w:tc>
       </w:tr>
       <w:tr>
-        <w:trPr/>
+        <w:trPr>
+          <w:jc w:val="center"/>
+        </w:trPr>
         <w:tc>
           <w:tcPr>
             <w:tcW w:w="3482" w:type="dxa"/>
             <w:tcBorders>
               <w:top w:val="single" w:sz="4" w:space="0" w:color="9DB3CC"/>
-              <w:start w:val="single" w:sz="4" w:space="0" w:color="9DB3CC"/>
-              <w:bottom w:val="single" w:sz="4" w:space="0" w:color="9DB3CC"/>
-              <w:end w:val="single" w:sz="4" w:space="0" w:color="9DB3CC"/>
-            </w:tcBorders>
-          </w:tcPr>
-          <w:p>
-            <w:pPr>
-              <w:pStyle w:val="Normal"/>
-              <w:spacing w:before="0" w:after="20"/>
-              <w:rPr/>
+              <w:left w:val="single" w:sz="4" w:space="0" w:color="9DB3CC"/>
+              <w:bottom w:val="single" w:sz="4" w:space="0" w:color="9DB3CC"/>
+              <w:right w:val="single" w:sz="4" w:space="0" w:color="9DB3CC"/>
+            </w:tcBorders>
+          </w:tcPr>
+          <w:p>
+            <w:pPr>
+              <w:spacing w:after="20"/>
             </w:pPr>
             <w:r>
               <w:rPr>
@@ -556,16 +432,14 @@
             <w:tcW w:w="5521" w:type="dxa"/>
             <w:tcBorders>
               <w:top w:val="single" w:sz="4" w:space="0" w:color="9DB3CC"/>
-              <w:start w:val="single" w:sz="4" w:space="0" w:color="9DB3CC"/>
-              <w:bottom w:val="single" w:sz="4" w:space="0" w:color="9DB3CC"/>
-              <w:end w:val="single" w:sz="4" w:space="0" w:color="9DB3CC"/>
-            </w:tcBorders>
-          </w:tcPr>
-          <w:p>
-            <w:pPr>
-              <w:pStyle w:val="Normal"/>
-              <w:spacing w:before="0" w:after="20"/>
-              <w:rPr/>
+              <w:left w:val="single" w:sz="4" w:space="0" w:color="9DB3CC"/>
+              <w:bottom w:val="single" w:sz="4" w:space="0" w:color="9DB3CC"/>
+              <w:right w:val="single" w:sz="4" w:space="0" w:color="9DB3CC"/>
+            </w:tcBorders>
+          </w:tcPr>
+          <w:p>
+            <w:pPr>
+              <w:spacing w:after="20"/>
             </w:pPr>
             <w:r>
               <w:rPr>
@@ -583,9 +457,7 @@
           </w:p>
           <w:p>
             <w:pPr>
-              <w:pStyle w:val="Normal"/>
-              <w:spacing w:before="0" w:after="20"/>
-              <w:rPr/>
+              <w:spacing w:after="20"/>
             </w:pPr>
             <w:r>
               <w:rPr>
@@ -603,9 +475,7 @@
           </w:p>
           <w:p>
             <w:pPr>
-              <w:pStyle w:val="Normal"/>
-              <w:spacing w:before="0" w:after="20"/>
-              <w:rPr/>
+              <w:spacing w:after="20"/>
             </w:pPr>
             <w:r>
               <w:rPr>
@@ -626,23 +496,16 @@
     </w:tbl>
     <w:p>
       <w:pPr>
-        <w:pStyle w:val="Normal"/>
-        <w:spacing w:before="0" w:after="40"/>
-        <w:rPr/>
-      </w:pPr>
-      <w:r>
-        <w:rPr/>
-      </w:r>
-    </w:p>
-    <w:p>
-      <w:pPr>
-        <w:pStyle w:val="Normal"/>
-        <w:keepNext w:val="true"/>
+        <w:spacing w:after="40"/>
+      </w:pPr>
+    </w:p>
+    <w:p>
+      <w:pPr>
+        <w:keepNext/>
         <w:pBdr>
           <w:bottom w:val="single" w:sz="8" w:space="2" w:color="2E6DA4"/>
         </w:pBdr>
-        <w:spacing w:before="280" w:after="120"/>
-        <w:rPr/>
+        <w:spacing w:before="280"/>
       </w:pPr>
       <w:r>
         <w:rPr>
@@ -655,12 +518,9 @@
     </w:p>
     <w:p>
       <w:pPr>
-        <w:pStyle w:val="Normal"/>
         <w:jc w:val="both"/>
-        <w:rPr/>
-      </w:pPr>
-      <w:r>
-        <w:rPr/>
+      </w:pPr>
+      <w:r>
         <w:t xml:space="preserve">En esta práctica actúas como técnico de seguridad de una pequeña empresa. No se te pide atacar ningún sistema, sino hacer lo que hace un profesional antes de protegerlo: </w:t>
       </w:r>
       <w:r>
@@ -670,17 +530,14 @@
         <w:t>observar, identificar, clasificar y priorizar</w:t>
       </w:r>
       <w:r>
-        <w:rPr/>
         <w:t>. Trabajarás en tres frentes que se complementan:</w:t>
       </w:r>
     </w:p>
     <w:p>
       <w:pPr>
-        <w:pStyle w:val="Normal"/>
-        <w:spacing w:before="0" w:after="60"/>
-        <w:ind w:hanging="255" w:start="340"/>
+        <w:spacing w:after="60"/>
+        <w:ind w:left="340" w:hanging="255"/>
         <w:jc w:val="both"/>
-        <w:rPr/>
       </w:pPr>
       <w:r>
         <w:rPr>
@@ -696,17 +553,14 @@
         <w:t>Parte A.</w:t>
       </w:r>
       <w:r>
-        <w:rPr/>
         <w:t xml:space="preserve"> Diagnóstico de un escenario documentado y de vulnerabilidades reales catalogadas (CVE y CVSS).</w:t>
       </w:r>
     </w:p>
     <w:p>
       <w:pPr>
-        <w:pStyle w:val="Normal"/>
-        <w:spacing w:before="0" w:after="60"/>
-        <w:ind w:hanging="255" w:start="340"/>
+        <w:spacing w:after="60"/>
+        <w:ind w:left="340" w:hanging="255"/>
         <w:jc w:val="both"/>
-        <w:rPr/>
       </w:pPr>
       <w:r>
         <w:rPr>
@@ -722,17 +576,14 @@
         <w:t>Parte B.</w:t>
       </w:r>
       <w:r>
-        <w:rPr/>
         <w:t xml:space="preserve"> Montaje de tu propio servidor Linux en una máquina virtual, reproducción del estado inseguro del servidor de la empresa y auditoría interna del mismo con herramientas del propio sistema.</w:t>
       </w:r>
     </w:p>
     <w:p>
       <w:pPr>
-        <w:pStyle w:val="Normal"/>
-        <w:spacing w:before="0" w:after="60"/>
-        <w:ind w:hanging="255" w:start="340"/>
+        <w:spacing w:after="60"/>
+        <w:ind w:left="340" w:hanging="255"/>
         <w:jc w:val="both"/>
-        <w:rPr/>
       </w:pPr>
       <w:r>
         <w:rPr>
@@ -748,7 +599,6 @@
         <w:t>Parte C.</w:t>
       </w:r>
       <w:r>
-        <w:rPr/>
         <w:t xml:space="preserve"> Análisis de un conjunto de registros para decidir si un sistema ha sido comprometido y reconstruir lo ocurrido.</w:t>
       </w:r>
     </w:p>
@@ -756,37 +606,28 @@
       <w:tblPr>
         <w:tblW w:w="8787" w:type="dxa"/>
         <w:jc w:val="center"/>
-        <w:tblInd w:w="0" w:type="dxa"/>
         <w:tblLayout w:type="fixed"/>
-        <w:tblCellMar>
-          <w:top w:w="0" w:type="dxa"/>
-          <w:start w:w="108" w:type="dxa"/>
-          <w:bottom w:w="0" w:type="dxa"/>
-          <w:end w:w="108" w:type="dxa"/>
-        </w:tblCellMar>
-        <w:tblLook w:val="04a0" w:firstRow="1" w:noVBand="1" w:lastRow="0" w:firstColumn="1" w:lastColumn="0" w:noHBand="0"/>
+        <w:tblLook w:val="04A0" w:firstRow="1" w:lastRow="0" w:firstColumn="1" w:lastColumn="0" w:noHBand="0" w:noVBand="1"/>
       </w:tblPr>
       <w:tblGrid>
         <w:gridCol w:w="8787"/>
       </w:tblGrid>
       <w:tr>
-        <w:trPr/>
+        <w:trPr>
+          <w:jc w:val="center"/>
+        </w:trPr>
         <w:tc>
           <w:tcPr>
             <w:tcW w:w="8787" w:type="dxa"/>
             <w:tcBorders>
               <w:top w:val="single" w:sz="4" w:space="0" w:color="C0504D"/>
-              <w:start w:val="single" w:sz="4" w:space="0" w:color="C0504D"/>
+              <w:left w:val="single" w:sz="4" w:space="0" w:color="C0504D"/>
               <w:bottom w:val="single" w:sz="4" w:space="0" w:color="C0504D"/>
-              <w:end w:val="single" w:sz="4" w:space="0" w:color="C0504D"/>
-            </w:tcBorders>
-            <w:shd w:color="auto" w:fill="FDF2E9" w:val="clear"/>
-          </w:tcPr>
-          <w:p>
-            <w:pPr>
-              <w:pStyle w:val="Normal"/>
-              <w:rPr/>
-            </w:pPr>
+              <w:right w:val="single" w:sz="4" w:space="0" w:color="C0504D"/>
+            </w:tcBorders>
+            <w:shd w:val="clear" w:color="auto" w:fill="FDF2E9"/>
+          </w:tcPr>
+          <w:p>
             <w:r>
               <w:rPr>
                 <w:b/>
@@ -798,10 +639,8 @@
           </w:p>
           <w:p>
             <w:pPr>
-              <w:pStyle w:val="Normal"/>
-              <w:spacing w:before="0" w:after="40"/>
+              <w:spacing w:after="40"/>
               <w:jc w:val="both"/>
-              <w:rPr/>
             </w:pPr>
             <w:r>
               <w:rPr>
@@ -820,7 +659,14 @@
               <w:rPr>
                 <w:sz w:val="20"/>
               </w:rPr>
-              <w:t>, creada por ti para esta práctica. No se analiza, se prueba ni se accede a ningún otro equipo, ni del centro ni de fuera. Recuerda el compromiso de uso responsable firmado al inicio del módulo: las mismas técnicas que sirven para proteger un sistema son un delito si se aplican sobre sistemas ajenos sin autorización.</w:t>
+              <w:t xml:space="preserve">, creada por ti para esta </w:t>
+            </w:r>
+            <w:r>
+              <w:rPr>
+                <w:sz w:val="20"/>
+              </w:rPr>
+              <w:lastRenderedPageBreak/>
+              <w:t>práctica. No se analiza, se prueba ni se accede a ningún otro equipo, ni del centro ni de fuera. Recuerda el compromiso de uso responsable firmado al inicio del módulo: las mismas técnicas que sirven para proteger un sistema son un delito si se aplican sobre sistemas ajenos sin autorización.</w:t>
             </w:r>
           </w:p>
         </w:tc>
@@ -828,23 +674,16 @@
     </w:tbl>
     <w:p>
       <w:pPr>
-        <w:pStyle w:val="Normal"/>
-        <w:spacing w:before="0" w:after="40"/>
-        <w:rPr/>
-      </w:pPr>
-      <w:r>
-        <w:rPr/>
-      </w:r>
-    </w:p>
-    <w:p>
-      <w:pPr>
-        <w:pStyle w:val="Normal"/>
-        <w:keepNext w:val="true"/>
+        <w:spacing w:after="40"/>
+      </w:pPr>
+    </w:p>
+    <w:p>
+      <w:pPr>
+        <w:keepNext/>
         <w:pBdr>
           <w:bottom w:val="single" w:sz="8" w:space="2" w:color="2E6DA4"/>
         </w:pBdr>
-        <w:spacing w:before="280" w:after="120"/>
-        <w:rPr/>
+        <w:spacing w:before="280"/>
       </w:pPr>
       <w:r>
         <w:rPr>
@@ -852,33 +691,38 @@
           <w:color w:val="1F3A5F"/>
           <w:sz w:val="30"/>
         </w:rPr>
-        <w:t>Contexto: la empresa DeltaSoft</w:t>
-      </w:r>
-    </w:p>
-    <w:p>
-      <w:pPr>
-        <w:pStyle w:val="Normal"/>
+        <w:t xml:space="preserve">Contexto: la empresa </w:t>
+      </w:r>
+      <w:proofErr w:type="spellStart"/>
+      <w:r>
+        <w:rPr>
+          <w:b/>
+          <w:color w:val="1F3A5F"/>
+          <w:sz w:val="30"/>
+        </w:rPr>
+        <w:t>DeltaSoft</w:t>
+      </w:r>
+      <w:proofErr w:type="spellEnd"/>
+    </w:p>
+    <w:p>
+      <w:pPr>
         <w:jc w:val="both"/>
-        <w:rPr/>
-      </w:pPr>
-      <w:r>
-        <w:rPr/>
-        <w:t>DeltaSoft es una pequeña empresa de desarrollo de aplicaciones con ocho personas trabajadoras. Su infraestructura ha crecido sin ninguna planificación de seguridad. Tras leer en prensa varios incidentes recientes, la dirección te encarga una primera evaluación. Todavía no hay presupuesto para herramientas de protección: tu misión es elaborar un diagnóstico que sirva como punto de partida. Este es el inventario que te facilitan:</w:t>
+      </w:pPr>
+      <w:proofErr w:type="spellStart"/>
+      <w:r>
+        <w:t>DeltaSoft</w:t>
+      </w:r>
+      <w:proofErr w:type="spellEnd"/>
+      <w:r>
+        <w:t xml:space="preserve"> es una pequeña empresa de desarrollo de aplicaciones con ocho personas trabajadoras. Su infraestructura ha crecido sin ninguna planificación de seguridad. Tras leer en prensa varios incidentes recientes, la dirección te encarga una primera evaluación. Todavía no hay presupuesto para herramientas de protección: tu misión es elaborar un diagnóstico que sirva como punto de partida. Este es el inventario que te facilitan:</w:t>
       </w:r>
     </w:p>
     <w:tbl>
       <w:tblPr>
         <w:tblW w:w="9003" w:type="dxa"/>
         <w:jc w:val="center"/>
-        <w:tblInd w:w="0" w:type="dxa"/>
         <w:tblLayout w:type="fixed"/>
-        <w:tblCellMar>
-          <w:top w:w="0" w:type="dxa"/>
-          <w:start w:w="108" w:type="dxa"/>
-          <w:bottom w:w="0" w:type="dxa"/>
-          <w:end w:w="108" w:type="dxa"/>
-        </w:tblCellMar>
-        <w:tblLook w:val="04a0" w:firstRow="1" w:noVBand="1" w:lastRow="0" w:firstColumn="1" w:lastColumn="0" w:noHBand="0"/>
+        <w:tblLook w:val="04A0" w:firstRow="1" w:lastRow="0" w:firstColumn="1" w:lastColumn="0" w:noHBand="0" w:noVBand="1"/>
       </w:tblPr>
       <w:tblGrid>
         <w:gridCol w:w="1527"/>
@@ -887,27 +731,21 @@
         <w:gridCol w:w="2310"/>
       </w:tblGrid>
       <w:tr>
-        <w:trPr/>
+        <w:trPr>
+          <w:jc w:val="center"/>
+        </w:trPr>
         <w:tc>
           <w:tcPr>
             <w:tcW w:w="1527" w:type="dxa"/>
             <w:tcBorders>
               <w:top w:val="single" w:sz="4" w:space="0" w:color="9DB3CC"/>
-              <w:start w:val="single" w:sz="4" w:space="0" w:color="9DB3CC"/>
-              <w:bottom w:val="single" w:sz="4" w:space="0" w:color="9DB3CC"/>
-              <w:end w:val="single" w:sz="4" w:space="0" w:color="9DB3CC"/>
-            </w:tcBorders>
-            <w:shd w:color="auto" w:fill="1F3A5F" w:val="clear"/>
-          </w:tcPr>
-          <w:p>
-            <w:pPr>
-              <w:pStyle w:val="Normal"/>
-              <w:widowControl/>
-              <w:bidi w:val="0"/>
-              <w:spacing w:lineRule="auto" w:line="276" w:before="0" w:after="120"/>
-              <w:jc w:val="start"/>
-              <w:rPr/>
-            </w:pPr>
+              <w:left w:val="single" w:sz="4" w:space="0" w:color="9DB3CC"/>
+              <w:bottom w:val="single" w:sz="4" w:space="0" w:color="9DB3CC"/>
+              <w:right w:val="single" w:sz="4" w:space="0" w:color="9DB3CC"/>
+            </w:tcBorders>
+            <w:shd w:val="clear" w:color="auto" w:fill="1F3A5F"/>
+          </w:tcPr>
+          <w:p>
             <w:r>
               <w:rPr>
                 <w:b/>
@@ -923,21 +761,13 @@
             <w:tcW w:w="1947" w:type="dxa"/>
             <w:tcBorders>
               <w:top w:val="single" w:sz="4" w:space="0" w:color="9DB3CC"/>
-              <w:start w:val="single" w:sz="4" w:space="0" w:color="9DB3CC"/>
-              <w:bottom w:val="single" w:sz="4" w:space="0" w:color="9DB3CC"/>
-              <w:end w:val="single" w:sz="4" w:space="0" w:color="9DB3CC"/>
-            </w:tcBorders>
-            <w:shd w:color="auto" w:fill="1F3A5F" w:val="clear"/>
-          </w:tcPr>
-          <w:p>
-            <w:pPr>
-              <w:pStyle w:val="Normal"/>
-              <w:widowControl/>
-              <w:bidi w:val="0"/>
-              <w:spacing w:lineRule="auto" w:line="276" w:before="0" w:after="120"/>
-              <w:jc w:val="start"/>
-              <w:rPr/>
-            </w:pPr>
+              <w:left w:val="single" w:sz="4" w:space="0" w:color="9DB3CC"/>
+              <w:bottom w:val="single" w:sz="4" w:space="0" w:color="9DB3CC"/>
+              <w:right w:val="single" w:sz="4" w:space="0" w:color="9DB3CC"/>
+            </w:tcBorders>
+            <w:shd w:val="clear" w:color="auto" w:fill="1F3A5F"/>
+          </w:tcPr>
+          <w:p>
             <w:r>
               <w:rPr>
                 <w:b/>
@@ -953,21 +783,13 @@
             <w:tcW w:w="3219" w:type="dxa"/>
             <w:tcBorders>
               <w:top w:val="single" w:sz="4" w:space="0" w:color="9DB3CC"/>
-              <w:start w:val="single" w:sz="4" w:space="0" w:color="9DB3CC"/>
-              <w:bottom w:val="single" w:sz="4" w:space="0" w:color="9DB3CC"/>
-              <w:end w:val="single" w:sz="4" w:space="0" w:color="9DB3CC"/>
-            </w:tcBorders>
-            <w:shd w:color="auto" w:fill="1F3A5F" w:val="clear"/>
-          </w:tcPr>
-          <w:p>
-            <w:pPr>
-              <w:pStyle w:val="Normal"/>
-              <w:widowControl/>
-              <w:bidi w:val="0"/>
-              <w:spacing w:lineRule="auto" w:line="276" w:before="0" w:after="120"/>
-              <w:jc w:val="start"/>
-              <w:rPr/>
-            </w:pPr>
+              <w:left w:val="single" w:sz="4" w:space="0" w:color="9DB3CC"/>
+              <w:bottom w:val="single" w:sz="4" w:space="0" w:color="9DB3CC"/>
+              <w:right w:val="single" w:sz="4" w:space="0" w:color="9DB3CC"/>
+            </w:tcBorders>
+            <w:shd w:val="clear" w:color="auto" w:fill="1F3A5F"/>
+          </w:tcPr>
+          <w:p>
             <w:r>
               <w:rPr>
                 <w:b/>
@@ -983,21 +805,13 @@
             <w:tcW w:w="2310" w:type="dxa"/>
             <w:tcBorders>
               <w:top w:val="single" w:sz="4" w:space="0" w:color="9DB3CC"/>
-              <w:start w:val="single" w:sz="4" w:space="0" w:color="9DB3CC"/>
-              <w:bottom w:val="single" w:sz="4" w:space="0" w:color="9DB3CC"/>
-              <w:end w:val="single" w:sz="4" w:space="0" w:color="9DB3CC"/>
-            </w:tcBorders>
-            <w:shd w:color="auto" w:fill="1F3A5F" w:val="clear"/>
-          </w:tcPr>
-          <w:p>
-            <w:pPr>
-              <w:pStyle w:val="Normal"/>
-              <w:widowControl/>
-              <w:bidi w:val="0"/>
-              <w:spacing w:lineRule="auto" w:line="276" w:before="0" w:after="120"/>
-              <w:jc w:val="start"/>
-              <w:rPr/>
-            </w:pPr>
+              <w:left w:val="single" w:sz="4" w:space="0" w:color="9DB3CC"/>
+              <w:bottom w:val="single" w:sz="4" w:space="0" w:color="9DB3CC"/>
+              <w:right w:val="single" w:sz="4" w:space="0" w:color="9DB3CC"/>
+            </w:tcBorders>
+            <w:shd w:val="clear" w:color="auto" w:fill="1F3A5F"/>
+          </w:tcPr>
+          <w:p>
             <w:r>
               <w:rPr>
                 <w:b/>
@@ -1010,22 +824,22 @@
         </w:tc>
       </w:tr>
       <w:tr>
-        <w:trPr/>
+        <w:trPr>
+          <w:jc w:val="center"/>
+        </w:trPr>
         <w:tc>
           <w:tcPr>
             <w:tcW w:w="1527" w:type="dxa"/>
             <w:tcBorders>
               <w:top w:val="single" w:sz="4" w:space="0" w:color="9DB3CC"/>
-              <w:start w:val="single" w:sz="4" w:space="0" w:color="9DB3CC"/>
-              <w:bottom w:val="single" w:sz="4" w:space="0" w:color="9DB3CC"/>
-              <w:end w:val="single" w:sz="4" w:space="0" w:color="9DB3CC"/>
-            </w:tcBorders>
-          </w:tcPr>
-          <w:p>
-            <w:pPr>
-              <w:pStyle w:val="Normal"/>
-              <w:spacing w:before="0" w:after="20"/>
-              <w:rPr/>
+              <w:left w:val="single" w:sz="4" w:space="0" w:color="9DB3CC"/>
+              <w:bottom w:val="single" w:sz="4" w:space="0" w:color="9DB3CC"/>
+              <w:right w:val="single" w:sz="4" w:space="0" w:color="9DB3CC"/>
+            </w:tcBorders>
+          </w:tcPr>
+          <w:p>
+            <w:pPr>
+              <w:spacing w:after="20"/>
             </w:pPr>
             <w:r>
               <w:rPr>
@@ -1040,16 +854,14 @@
             <w:tcW w:w="1947" w:type="dxa"/>
             <w:tcBorders>
               <w:top w:val="single" w:sz="4" w:space="0" w:color="9DB3CC"/>
-              <w:start w:val="single" w:sz="4" w:space="0" w:color="9DB3CC"/>
-              <w:bottom w:val="single" w:sz="4" w:space="0" w:color="9DB3CC"/>
-              <w:end w:val="single" w:sz="4" w:space="0" w:color="9DB3CC"/>
-            </w:tcBorders>
-          </w:tcPr>
-          <w:p>
-            <w:pPr>
-              <w:pStyle w:val="Normal"/>
-              <w:spacing w:before="0" w:after="20"/>
-              <w:rPr/>
+              <w:left w:val="single" w:sz="4" w:space="0" w:color="9DB3CC"/>
+              <w:bottom w:val="single" w:sz="4" w:space="0" w:color="9DB3CC"/>
+              <w:right w:val="single" w:sz="4" w:space="0" w:color="9DB3CC"/>
+            </w:tcBorders>
+          </w:tcPr>
+          <w:p>
+            <w:pPr>
+              <w:spacing w:after="20"/>
             </w:pPr>
             <w:r>
               <w:rPr>
@@ -1064,22 +876,34 @@
             <w:tcW w:w="3219" w:type="dxa"/>
             <w:tcBorders>
               <w:top w:val="single" w:sz="4" w:space="0" w:color="9DB3CC"/>
-              <w:start w:val="single" w:sz="4" w:space="0" w:color="9DB3CC"/>
-              <w:bottom w:val="single" w:sz="4" w:space="0" w:color="9DB3CC"/>
-              <w:end w:val="single" w:sz="4" w:space="0" w:color="9DB3CC"/>
-            </w:tcBorders>
-          </w:tcPr>
-          <w:p>
-            <w:pPr>
-              <w:pStyle w:val="Normal"/>
-              <w:spacing w:before="0" w:after="20"/>
-              <w:rPr/>
-            </w:pPr>
-            <w:r>
-              <w:rPr>
-                <w:sz w:val="19"/>
-              </w:rPr>
-              <w:t>Debian con OpenSSH 9.2p1, Samba y FTP; paquetes sin actualizar desde 2023</w:t>
+              <w:left w:val="single" w:sz="4" w:space="0" w:color="9DB3CC"/>
+              <w:bottom w:val="single" w:sz="4" w:space="0" w:color="9DB3CC"/>
+              <w:right w:val="single" w:sz="4" w:space="0" w:color="9DB3CC"/>
+            </w:tcBorders>
+          </w:tcPr>
+          <w:p>
+            <w:pPr>
+              <w:spacing w:after="20"/>
+            </w:pPr>
+            <w:r>
+              <w:rPr>
+                <w:sz w:val="19"/>
+              </w:rPr>
+              <w:t xml:space="preserve">Debian con </w:t>
+            </w:r>
+            <w:proofErr w:type="spellStart"/>
+            <w:r>
+              <w:rPr>
+                <w:sz w:val="19"/>
+              </w:rPr>
+              <w:t>OpenSSH</w:t>
+            </w:r>
+            <w:proofErr w:type="spellEnd"/>
+            <w:r>
+              <w:rPr>
+                <w:sz w:val="19"/>
+              </w:rPr>
+              <w:t xml:space="preserve"> 9.2p1, Samba y FTP; paquetes sin actualizar desde 2023</w:t>
             </w:r>
           </w:p>
         </w:tc>
@@ -1088,16 +912,14 @@
             <w:tcW w:w="2310" w:type="dxa"/>
             <w:tcBorders>
               <w:top w:val="single" w:sz="4" w:space="0" w:color="9DB3CC"/>
-              <w:start w:val="single" w:sz="4" w:space="0" w:color="9DB3CC"/>
-              <w:bottom w:val="single" w:sz="4" w:space="0" w:color="9DB3CC"/>
-              <w:end w:val="single" w:sz="4" w:space="0" w:color="9DB3CC"/>
-            </w:tcBorders>
-          </w:tcPr>
-          <w:p>
-            <w:pPr>
-              <w:pStyle w:val="Normal"/>
-              <w:spacing w:before="0" w:after="20"/>
-              <w:rPr/>
+              <w:left w:val="single" w:sz="4" w:space="0" w:color="9DB3CC"/>
+              <w:bottom w:val="single" w:sz="4" w:space="0" w:color="9DB3CC"/>
+              <w:right w:val="single" w:sz="4" w:space="0" w:color="9DB3CC"/>
+            </w:tcBorders>
+          </w:tcPr>
+          <w:p>
+            <w:pPr>
+              <w:spacing w:after="20"/>
             </w:pPr>
             <w:r>
               <w:rPr>
@@ -1109,23 +931,23 @@
         </w:tc>
       </w:tr>
       <w:tr>
-        <w:trPr/>
+        <w:trPr>
+          <w:jc w:val="center"/>
+        </w:trPr>
         <w:tc>
           <w:tcPr>
             <w:tcW w:w="1527" w:type="dxa"/>
             <w:tcBorders>
               <w:top w:val="single" w:sz="4" w:space="0" w:color="9DB3CC"/>
-              <w:start w:val="single" w:sz="4" w:space="0" w:color="9DB3CC"/>
-              <w:bottom w:val="single" w:sz="4" w:space="0" w:color="9DB3CC"/>
-              <w:end w:val="single" w:sz="4" w:space="0" w:color="9DB3CC"/>
-            </w:tcBorders>
-            <w:shd w:color="auto" w:fill="EEF3F9" w:val="clear"/>
-          </w:tcPr>
-          <w:p>
-            <w:pPr>
-              <w:pStyle w:val="Normal"/>
-              <w:spacing w:before="0" w:after="20"/>
-              <w:rPr/>
+              <w:left w:val="single" w:sz="4" w:space="0" w:color="9DB3CC"/>
+              <w:bottom w:val="single" w:sz="4" w:space="0" w:color="9DB3CC"/>
+              <w:right w:val="single" w:sz="4" w:space="0" w:color="9DB3CC"/>
+            </w:tcBorders>
+            <w:shd w:val="clear" w:color="auto" w:fill="EEF3F9"/>
+          </w:tcPr>
+          <w:p>
+            <w:pPr>
+              <w:spacing w:after="20"/>
             </w:pPr>
             <w:r>
               <w:rPr>
@@ -1140,17 +962,15 @@
             <w:tcW w:w="1947" w:type="dxa"/>
             <w:tcBorders>
               <w:top w:val="single" w:sz="4" w:space="0" w:color="9DB3CC"/>
-              <w:start w:val="single" w:sz="4" w:space="0" w:color="9DB3CC"/>
-              <w:bottom w:val="single" w:sz="4" w:space="0" w:color="9DB3CC"/>
-              <w:end w:val="single" w:sz="4" w:space="0" w:color="9DB3CC"/>
-            </w:tcBorders>
-            <w:shd w:color="auto" w:fill="EEF3F9" w:val="clear"/>
-          </w:tcPr>
-          <w:p>
-            <w:pPr>
-              <w:pStyle w:val="Normal"/>
-              <w:spacing w:before="0" w:after="20"/>
-              <w:rPr/>
+              <w:left w:val="single" w:sz="4" w:space="0" w:color="9DB3CC"/>
+              <w:bottom w:val="single" w:sz="4" w:space="0" w:color="9DB3CC"/>
+              <w:right w:val="single" w:sz="4" w:space="0" w:color="9DB3CC"/>
+            </w:tcBorders>
+            <w:shd w:val="clear" w:color="auto" w:fill="EEF3F9"/>
+          </w:tcPr>
+          <w:p>
+            <w:pPr>
+              <w:spacing w:after="20"/>
             </w:pPr>
             <w:r>
               <w:rPr>
@@ -1165,17 +985,15 @@
             <w:tcW w:w="3219" w:type="dxa"/>
             <w:tcBorders>
               <w:top w:val="single" w:sz="4" w:space="0" w:color="9DB3CC"/>
-              <w:start w:val="single" w:sz="4" w:space="0" w:color="9DB3CC"/>
-              <w:bottom w:val="single" w:sz="4" w:space="0" w:color="9DB3CC"/>
-              <w:end w:val="single" w:sz="4" w:space="0" w:color="9DB3CC"/>
-            </w:tcBorders>
-            <w:shd w:color="auto" w:fill="EEF3F9" w:val="clear"/>
-          </w:tcPr>
-          <w:p>
-            <w:pPr>
-              <w:pStyle w:val="Normal"/>
-              <w:spacing w:before="0" w:after="20"/>
-              <w:rPr/>
+              <w:left w:val="single" w:sz="4" w:space="0" w:color="9DB3CC"/>
+              <w:bottom w:val="single" w:sz="4" w:space="0" w:color="9DB3CC"/>
+              <w:right w:val="single" w:sz="4" w:space="0" w:color="9DB3CC"/>
+            </w:tcBorders>
+            <w:shd w:val="clear" w:color="auto" w:fill="EEF3F9"/>
+          </w:tcPr>
+          <w:p>
+            <w:pPr>
+              <w:spacing w:after="20"/>
             </w:pPr>
             <w:r>
               <w:rPr>
@@ -1190,17 +1008,15 @@
             <w:tcW w:w="2310" w:type="dxa"/>
             <w:tcBorders>
               <w:top w:val="single" w:sz="4" w:space="0" w:color="9DB3CC"/>
-              <w:start w:val="single" w:sz="4" w:space="0" w:color="9DB3CC"/>
-              <w:bottom w:val="single" w:sz="4" w:space="0" w:color="9DB3CC"/>
-              <w:end w:val="single" w:sz="4" w:space="0" w:color="9DB3CC"/>
-            </w:tcBorders>
-            <w:shd w:color="auto" w:fill="EEF3F9" w:val="clear"/>
-          </w:tcPr>
-          <w:p>
-            <w:pPr>
-              <w:pStyle w:val="Normal"/>
-              <w:spacing w:before="0" w:after="20"/>
-              <w:rPr/>
+              <w:left w:val="single" w:sz="4" w:space="0" w:color="9DB3CC"/>
+              <w:bottom w:val="single" w:sz="4" w:space="0" w:color="9DB3CC"/>
+              <w:right w:val="single" w:sz="4" w:space="0" w:color="9DB3CC"/>
+            </w:tcBorders>
+            <w:shd w:val="clear" w:color="auto" w:fill="EEF3F9"/>
+          </w:tcPr>
+          <w:p>
+            <w:pPr>
+              <w:spacing w:after="20"/>
             </w:pPr>
             <w:r>
               <w:rPr>
@@ -1212,22 +1028,22 @@
         </w:tc>
       </w:tr>
       <w:tr>
-        <w:trPr/>
+        <w:trPr>
+          <w:jc w:val="center"/>
+        </w:trPr>
         <w:tc>
           <w:tcPr>
             <w:tcW w:w="1527" w:type="dxa"/>
             <w:tcBorders>
               <w:top w:val="single" w:sz="4" w:space="0" w:color="9DB3CC"/>
-              <w:start w:val="single" w:sz="4" w:space="0" w:color="9DB3CC"/>
-              <w:bottom w:val="single" w:sz="4" w:space="0" w:color="9DB3CC"/>
-              <w:end w:val="single" w:sz="4" w:space="0" w:color="9DB3CC"/>
-            </w:tcBorders>
-          </w:tcPr>
-          <w:p>
-            <w:pPr>
-              <w:pStyle w:val="Normal"/>
-              <w:spacing w:before="0" w:after="20"/>
-              <w:rPr/>
+              <w:left w:val="single" w:sz="4" w:space="0" w:color="9DB3CC"/>
+              <w:bottom w:val="single" w:sz="4" w:space="0" w:color="9DB3CC"/>
+              <w:right w:val="single" w:sz="4" w:space="0" w:color="9DB3CC"/>
+            </w:tcBorders>
+          </w:tcPr>
+          <w:p>
+            <w:pPr>
+              <w:spacing w:after="20"/>
             </w:pPr>
             <w:r>
               <w:rPr>
@@ -1242,16 +1058,14 @@
             <w:tcW w:w="1947" w:type="dxa"/>
             <w:tcBorders>
               <w:top w:val="single" w:sz="4" w:space="0" w:color="9DB3CC"/>
-              <w:start w:val="single" w:sz="4" w:space="0" w:color="9DB3CC"/>
-              <w:bottom w:val="single" w:sz="4" w:space="0" w:color="9DB3CC"/>
-              <w:end w:val="single" w:sz="4" w:space="0" w:color="9DB3CC"/>
-            </w:tcBorders>
-          </w:tcPr>
-          <w:p>
-            <w:pPr>
-              <w:pStyle w:val="Normal"/>
-              <w:spacing w:before="0" w:after="20"/>
-              <w:rPr/>
+              <w:left w:val="single" w:sz="4" w:space="0" w:color="9DB3CC"/>
+              <w:bottom w:val="single" w:sz="4" w:space="0" w:color="9DB3CC"/>
+              <w:right w:val="single" w:sz="4" w:space="0" w:color="9DB3CC"/>
+            </w:tcBorders>
+          </w:tcPr>
+          <w:p>
+            <w:pPr>
+              <w:spacing w:after="20"/>
             </w:pPr>
             <w:r>
               <w:rPr>
@@ -1266,16 +1080,14 @@
             <w:tcW w:w="3219" w:type="dxa"/>
             <w:tcBorders>
               <w:top w:val="single" w:sz="4" w:space="0" w:color="9DB3CC"/>
-              <w:start w:val="single" w:sz="4" w:space="0" w:color="9DB3CC"/>
-              <w:bottom w:val="single" w:sz="4" w:space="0" w:color="9DB3CC"/>
-              <w:end w:val="single" w:sz="4" w:space="0" w:color="9DB3CC"/>
-            </w:tcBorders>
-          </w:tcPr>
-          <w:p>
-            <w:pPr>
-              <w:pStyle w:val="Normal"/>
-              <w:spacing w:before="0" w:after="20"/>
-              <w:rPr/>
+              <w:left w:val="single" w:sz="4" w:space="0" w:color="9DB3CC"/>
+              <w:bottom w:val="single" w:sz="4" w:space="0" w:color="9DB3CC"/>
+              <w:right w:val="single" w:sz="4" w:space="0" w:color="9DB3CC"/>
+            </w:tcBorders>
+          </w:tcPr>
+          <w:p>
+            <w:pPr>
+              <w:spacing w:after="20"/>
             </w:pPr>
             <w:r>
               <w:rPr>
@@ -1290,16 +1102,14 @@
             <w:tcW w:w="2310" w:type="dxa"/>
             <w:tcBorders>
               <w:top w:val="single" w:sz="4" w:space="0" w:color="9DB3CC"/>
-              <w:start w:val="single" w:sz="4" w:space="0" w:color="9DB3CC"/>
-              <w:bottom w:val="single" w:sz="4" w:space="0" w:color="9DB3CC"/>
-              <w:end w:val="single" w:sz="4" w:space="0" w:color="9DB3CC"/>
-            </w:tcBorders>
-          </w:tcPr>
-          <w:p>
-            <w:pPr>
-              <w:pStyle w:val="Normal"/>
-              <w:spacing w:before="0" w:after="20"/>
-              <w:rPr/>
+              <w:left w:val="single" w:sz="4" w:space="0" w:color="9DB3CC"/>
+              <w:bottom w:val="single" w:sz="4" w:space="0" w:color="9DB3CC"/>
+              <w:right w:val="single" w:sz="4" w:space="0" w:color="9DB3CC"/>
+            </w:tcBorders>
+          </w:tcPr>
+          <w:p>
+            <w:pPr>
+              <w:spacing w:after="20"/>
             </w:pPr>
             <w:r>
               <w:rPr>
@@ -1313,36 +1123,23 @@
     </w:tbl>
     <w:p>
       <w:pPr>
-        <w:pStyle w:val="Normal"/>
-        <w:spacing w:before="0" w:after="40"/>
-        <w:rPr/>
-      </w:pPr>
-      <w:r>
-        <w:rPr/>
-      </w:r>
-    </w:p>
-    <w:p>
-      <w:pPr>
-        <w:pStyle w:val="Normal"/>
-        <w:spacing w:before="0" w:after="0"/>
-        <w:rPr/>
-      </w:pPr>
-      <w:r>
-        <w:rPr/>
-      </w:r>
+        <w:spacing w:after="40"/>
+      </w:pPr>
+    </w:p>
+    <w:p>
+      <w:pPr>
+        <w:spacing w:after="0"/>
+      </w:pPr>
       <w:r>
         <w:br w:type="page"/>
       </w:r>
     </w:p>
     <w:p>
       <w:pPr>
-        <w:pStyle w:val="Normal"/>
-        <w:keepNext w:val="true"/>
+        <w:keepNext/>
         <w:pBdr>
           <w:bottom w:val="single" w:sz="8" w:space="2" w:color="2E6DA4"/>
         </w:pBdr>
-        <w:spacing w:before="0" w:after="120"/>
-        <w:rPr/>
       </w:pPr>
       <w:r>
         <w:rPr>
@@ -1350,15 +1147,14 @@
           <w:color w:val="1F3A5F"/>
           <w:sz w:val="30"/>
         </w:rPr>
+        <w:lastRenderedPageBreak/>
         <w:t>Parte A · Diagnóstico del escenario documentado</w:t>
       </w:r>
     </w:p>
     <w:p>
       <w:pPr>
-        <w:pStyle w:val="Normal"/>
-        <w:keepNext w:val="true"/>
+        <w:keepNext/>
         <w:spacing w:before="200" w:after="80"/>
-        <w:rPr/>
       </w:pPr>
       <w:r>
         <w:rPr>
@@ -1371,12 +1167,9 @@
     </w:p>
     <w:p>
       <w:pPr>
-        <w:pStyle w:val="Normal"/>
         <w:jc w:val="both"/>
-        <w:rPr/>
-      </w:pPr>
-      <w:r>
-        <w:rPr/>
+      </w:pPr>
+      <w:r>
         <w:t>El administrador anterior dejó esta nota sobre el estado de SRV-FICHEROS:</w:t>
       </w:r>
     </w:p>
@@ -1384,44 +1177,79 @@
       <w:tblPr>
         <w:tblW w:w="8787" w:type="dxa"/>
         <w:jc w:val="center"/>
-        <w:tblInd w:w="0" w:type="dxa"/>
         <w:tblLayout w:type="fixed"/>
-        <w:tblCellMar>
-          <w:top w:w="0" w:type="dxa"/>
-          <w:start w:w="108" w:type="dxa"/>
-          <w:bottom w:w="0" w:type="dxa"/>
-          <w:end w:w="108" w:type="dxa"/>
-        </w:tblCellMar>
-        <w:tblLook w:val="04a0" w:firstRow="1" w:noVBand="1" w:lastRow="0" w:firstColumn="1" w:lastColumn="0" w:noHBand="0"/>
+        <w:tblLook w:val="04A0" w:firstRow="1" w:lastRow="0" w:firstColumn="1" w:lastColumn="0" w:noHBand="0" w:noVBand="1"/>
       </w:tblPr>
       <w:tblGrid>
         <w:gridCol w:w="8787"/>
       </w:tblGrid>
       <w:tr>
-        <w:trPr/>
+        <w:trPr>
+          <w:jc w:val="center"/>
+        </w:trPr>
         <w:tc>
           <w:tcPr>
             <w:tcW w:w="8787" w:type="dxa"/>
             <w:tcBorders>
               <w:top w:val="single" w:sz="4" w:space="0" w:color="2E6DA4"/>
-              <w:start w:val="single" w:sz="4" w:space="0" w:color="2E6DA4"/>
+              <w:left w:val="single" w:sz="4" w:space="0" w:color="2E6DA4"/>
               <w:bottom w:val="single" w:sz="4" w:space="0" w:color="2E6DA4"/>
-              <w:end w:val="single" w:sz="4" w:space="0" w:color="2E6DA4"/>
-            </w:tcBorders>
-            <w:shd w:color="auto" w:fill="EAF1F8" w:val="clear"/>
-          </w:tcPr>
-          <w:p>
-            <w:pPr>
-              <w:pStyle w:val="Normal"/>
-              <w:spacing w:before="0" w:after="40"/>
+              <w:right w:val="single" w:sz="4" w:space="0" w:color="2E6DA4"/>
+            </w:tcBorders>
+            <w:shd w:val="clear" w:color="auto" w:fill="EAF1F8"/>
+          </w:tcPr>
+          <w:p>
+            <w:pPr>
+              <w:spacing w:after="40"/>
               <w:jc w:val="both"/>
-              <w:rPr/>
             </w:pPr>
             <w:r>
               <w:rPr>
                 <w:sz w:val="20"/>
               </w:rPr>
-              <w:t>«La cuenta admin, que usamos todos para administrar el servidor, tiene una contraseña fácil de recordar y puede hacer sudo sin volver a escribirla. El servidor no se actualiza desde 2023. Tiene activo el servicio FTP, aunque ya nadie lo usa. La carpeta de nóminas está compartida en la red sin pedir usuario, y cualquiera puede escribir en ella. El SSH está abierto a Internet para quien teletrabaja. La WiFi de la oficina sigue con cifrado WEP porque el router es antiguo.»</w:t>
+              <w:t xml:space="preserve">«La cuenta </w:t>
+            </w:r>
+            <w:proofErr w:type="spellStart"/>
+            <w:r>
+              <w:rPr>
+                <w:sz w:val="20"/>
+              </w:rPr>
+              <w:t>admin</w:t>
+            </w:r>
+            <w:proofErr w:type="spellEnd"/>
+            <w:r>
+              <w:rPr>
+                <w:sz w:val="20"/>
+              </w:rPr>
+              <w:t xml:space="preserve">, que usamos todos para administrar el servidor, tiene una contraseña fácil de recordar y puede hacer sudo sin volver a escribirla. El servidor no se actualiza desde 2023. Tiene activo el servicio FTP, aunque ya nadie lo usa. La carpeta de nóminas está compartida en la red sin pedir usuario, y cualquiera puede escribir en ella. El SSH está abierto a Internet para quien teletrabaja. La </w:t>
+            </w:r>
+            <w:proofErr w:type="spellStart"/>
+            <w:r>
+              <w:rPr>
+                <w:sz w:val="20"/>
+              </w:rPr>
+              <w:t>WiFi</w:t>
+            </w:r>
+            <w:proofErr w:type="spellEnd"/>
+            <w:r>
+              <w:rPr>
+                <w:sz w:val="20"/>
+              </w:rPr>
+              <w:t xml:space="preserve"> de la oficina sigue con cifrado WEP porque el </w:t>
+            </w:r>
+            <w:proofErr w:type="spellStart"/>
+            <w:r>
+              <w:rPr>
+                <w:sz w:val="20"/>
+              </w:rPr>
+              <w:t>router</w:t>
+            </w:r>
+            <w:proofErr w:type="spellEnd"/>
+            <w:r>
+              <w:rPr>
+                <w:sz w:val="20"/>
+              </w:rPr>
+              <w:t xml:space="preserve"> es antiguo.»</w:t>
             </w:r>
           </w:p>
         </w:tc>
@@ -1429,21 +1257,14 @@
     </w:tbl>
     <w:p>
       <w:pPr>
-        <w:pStyle w:val="Normal"/>
-        <w:spacing w:before="0" w:after="40"/>
-        <w:rPr/>
-      </w:pPr>
-      <w:r>
-        <w:rPr/>
-      </w:r>
-    </w:p>
-    <w:p>
-      <w:pPr>
-        <w:pStyle w:val="Normal"/>
-        <w:spacing w:before="0" w:after="60"/>
-        <w:ind w:hanging="255" w:start="340"/>
+        <w:spacing w:after="40"/>
+      </w:pPr>
+    </w:p>
+    <w:p>
+      <w:pPr>
+        <w:spacing w:after="60"/>
+        <w:ind w:left="340" w:hanging="255"/>
         <w:jc w:val="both"/>
-        <w:rPr/>
       </w:pPr>
       <w:r>
         <w:rPr>
@@ -1459,17 +1280,14 @@
         <w:t>A.1.1.</w:t>
       </w:r>
       <w:r>
-        <w:rPr/>
         <w:t xml:space="preserve"> Identifica todas las vulnerabilidades del escenario y construye una tabla con estas columnas: vulnerabilidad, ámbito (sistema operativo, red o aplicación y gestión de accesos), amenaza que la puede explotar, mecanismo que usaría el atacante e impacto sobre la confidencialidad, la integridad y la disponibilidad, justificando cada principio afectado.</w:t>
       </w:r>
     </w:p>
     <w:p>
       <w:pPr>
-        <w:pStyle w:val="Normal"/>
-        <w:spacing w:before="0" w:after="60"/>
-        <w:ind w:hanging="255" w:start="340"/>
+        <w:spacing w:after="60"/>
+        <w:ind w:left="340" w:hanging="255"/>
         <w:jc w:val="both"/>
-        <w:rPr/>
       </w:pPr>
       <w:r>
         <w:rPr>
@@ -1485,17 +1303,14 @@
         <w:t>A.1.2.</w:t>
       </w:r>
       <w:r>
-        <w:rPr/>
         <w:t xml:space="preserve"> Señala qué vulnerabilidades se combinan entre sí para agravar el riesgo. Por ejemplo, ¿qué ocurre si coinciden el SSH abierto a Internet, la contraseña débil y el sudo sin contraseña?</w:t>
       </w:r>
     </w:p>
     <w:p>
       <w:pPr>
-        <w:pStyle w:val="Normal"/>
-        <w:spacing w:before="0" w:after="60"/>
-        <w:ind w:hanging="255" w:start="340"/>
+        <w:spacing w:after="60"/>
+        <w:ind w:left="340" w:hanging="255"/>
         <w:jc w:val="both"/>
-        <w:rPr/>
       </w:pPr>
       <w:r>
         <w:rPr>
@@ -1511,16 +1326,13 @@
         <w:t>A.1.3.</w:t>
       </w:r>
       <w:r>
-        <w:rPr/>
         <w:t xml:space="preserve"> Elige la vulnerabilidad que corregirías en primer lugar y justifícalo en un párrafo, razonando en términos de probabilidad de explotación e impacto.</w:t>
       </w:r>
     </w:p>
     <w:p>
       <w:pPr>
-        <w:pStyle w:val="Normal"/>
-        <w:keepNext w:val="true"/>
+        <w:keepNext/>
         <w:spacing w:before="200" w:after="80"/>
-        <w:rPr/>
       </w:pPr>
       <w:r>
         <w:rPr>
@@ -1533,12 +1345,9 @@
     </w:p>
     <w:p>
       <w:pPr>
-        <w:pStyle w:val="Normal"/>
         <w:jc w:val="both"/>
-        <w:rPr/>
-      </w:pPr>
-      <w:r>
-        <w:rPr/>
+      </w:pPr>
+      <w:r>
         <w:t>A partir del inventario se han localizado cuatro vulnerabilidades reales. Tu tarea es interpretarlas, no explotarlas.</w:t>
       </w:r>
     </w:p>
@@ -1546,15 +1355,8 @@
       <w:tblPr>
         <w:tblW w:w="9003" w:type="dxa"/>
         <w:jc w:val="center"/>
-        <w:tblInd w:w="0" w:type="dxa"/>
         <w:tblLayout w:type="fixed"/>
-        <w:tblCellMar>
-          <w:top w:w="0" w:type="dxa"/>
-          <w:start w:w="108" w:type="dxa"/>
-          <w:bottom w:w="0" w:type="dxa"/>
-          <w:end w:w="108" w:type="dxa"/>
-        </w:tblCellMar>
-        <w:tblLook w:val="04a0" w:firstRow="1" w:noVBand="1" w:lastRow="0" w:firstColumn="1" w:lastColumn="0" w:noHBand="0"/>
+        <w:tblLook w:val="04A0" w:firstRow="1" w:lastRow="0" w:firstColumn="1" w:lastColumn="0" w:noHBand="0" w:noVBand="1"/>
       </w:tblPr>
       <w:tblGrid>
         <w:gridCol w:w="1860"/>
@@ -1563,28 +1365,21 @@
       </w:tblGrid>
       <w:tr>
         <w:trPr>
-          <w:tblHeader w:val="true"/>
+          <w:tblHeader/>
+          <w:jc w:val="center"/>
         </w:trPr>
         <w:tc>
           <w:tcPr>
             <w:tcW w:w="1860" w:type="dxa"/>
             <w:tcBorders>
               <w:top w:val="single" w:sz="4" w:space="0" w:color="9DB3CC"/>
-              <w:start w:val="single" w:sz="4" w:space="0" w:color="9DB3CC"/>
-              <w:bottom w:val="single" w:sz="4" w:space="0" w:color="9DB3CC"/>
-              <w:end w:val="single" w:sz="4" w:space="0" w:color="9DB3CC"/>
-            </w:tcBorders>
-            <w:shd w:color="auto" w:fill="1F3A5F" w:val="clear"/>
-          </w:tcPr>
-          <w:p>
-            <w:pPr>
-              <w:pStyle w:val="Normal"/>
-              <w:widowControl/>
-              <w:bidi w:val="0"/>
-              <w:spacing w:lineRule="auto" w:line="276" w:before="0" w:after="120"/>
-              <w:jc w:val="start"/>
-              <w:rPr/>
-            </w:pPr>
+              <w:left w:val="single" w:sz="4" w:space="0" w:color="9DB3CC"/>
+              <w:bottom w:val="single" w:sz="4" w:space="0" w:color="9DB3CC"/>
+              <w:right w:val="single" w:sz="4" w:space="0" w:color="9DB3CC"/>
+            </w:tcBorders>
+            <w:shd w:val="clear" w:color="auto" w:fill="1F3A5F"/>
+          </w:tcPr>
+          <w:p>
             <w:r>
               <w:rPr>
                 <w:b/>
@@ -1600,21 +1395,13 @@
             <w:tcW w:w="5400" w:type="dxa"/>
             <w:tcBorders>
               <w:top w:val="single" w:sz="4" w:space="0" w:color="9DB3CC"/>
-              <w:start w:val="single" w:sz="4" w:space="0" w:color="9DB3CC"/>
-              <w:bottom w:val="single" w:sz="4" w:space="0" w:color="9DB3CC"/>
-              <w:end w:val="single" w:sz="4" w:space="0" w:color="9DB3CC"/>
-            </w:tcBorders>
-            <w:shd w:color="auto" w:fill="1F3A5F" w:val="clear"/>
-          </w:tcPr>
-          <w:p>
-            <w:pPr>
-              <w:pStyle w:val="Normal"/>
-              <w:widowControl/>
-              <w:bidi w:val="0"/>
-              <w:spacing w:lineRule="auto" w:line="276" w:before="0" w:after="120"/>
-              <w:jc w:val="start"/>
-              <w:rPr/>
-            </w:pPr>
+              <w:left w:val="single" w:sz="4" w:space="0" w:color="9DB3CC"/>
+              <w:bottom w:val="single" w:sz="4" w:space="0" w:color="9DB3CC"/>
+              <w:right w:val="single" w:sz="4" w:space="0" w:color="9DB3CC"/>
+            </w:tcBorders>
+            <w:shd w:val="clear" w:color="auto" w:fill="1F3A5F"/>
+          </w:tcPr>
+          <w:p>
             <w:r>
               <w:rPr>
                 <w:b/>
@@ -1630,21 +1417,13 @@
             <w:tcW w:w="1743" w:type="dxa"/>
             <w:tcBorders>
               <w:top w:val="single" w:sz="4" w:space="0" w:color="9DB3CC"/>
-              <w:start w:val="single" w:sz="4" w:space="0" w:color="9DB3CC"/>
-              <w:bottom w:val="single" w:sz="4" w:space="0" w:color="9DB3CC"/>
-              <w:end w:val="single" w:sz="4" w:space="0" w:color="9DB3CC"/>
-            </w:tcBorders>
-            <w:shd w:color="auto" w:fill="1F3A5F" w:val="clear"/>
-          </w:tcPr>
-          <w:p>
-            <w:pPr>
-              <w:pStyle w:val="Normal"/>
-              <w:widowControl/>
-              <w:bidi w:val="0"/>
-              <w:spacing w:lineRule="auto" w:line="276" w:before="0" w:after="120"/>
-              <w:jc w:val="start"/>
-              <w:rPr/>
-            </w:pPr>
+              <w:left w:val="single" w:sz="4" w:space="0" w:color="9DB3CC"/>
+              <w:bottom w:val="single" w:sz="4" w:space="0" w:color="9DB3CC"/>
+              <w:right w:val="single" w:sz="4" w:space="0" w:color="9DB3CC"/>
+            </w:tcBorders>
+            <w:shd w:val="clear" w:color="auto" w:fill="1F3A5F"/>
+          </w:tcPr>
+          <w:p>
             <w:r>
               <w:rPr>
                 <w:b/>
@@ -1657,22 +1436,22 @@
         </w:tc>
       </w:tr>
       <w:tr>
-        <w:trPr/>
+        <w:trPr>
+          <w:jc w:val="center"/>
+        </w:trPr>
         <w:tc>
           <w:tcPr>
             <w:tcW w:w="1860" w:type="dxa"/>
             <w:tcBorders>
               <w:top w:val="single" w:sz="4" w:space="0" w:color="9DB3CC"/>
-              <w:start w:val="single" w:sz="4" w:space="0" w:color="9DB3CC"/>
-              <w:bottom w:val="single" w:sz="4" w:space="0" w:color="9DB3CC"/>
-              <w:end w:val="single" w:sz="4" w:space="0" w:color="9DB3CC"/>
-            </w:tcBorders>
-          </w:tcPr>
-          <w:p>
-            <w:pPr>
-              <w:pStyle w:val="Normal"/>
-              <w:spacing w:before="0" w:after="20"/>
-              <w:rPr/>
+              <w:left w:val="single" w:sz="4" w:space="0" w:color="9DB3CC"/>
+              <w:bottom w:val="single" w:sz="4" w:space="0" w:color="9DB3CC"/>
+              <w:right w:val="single" w:sz="4" w:space="0" w:color="9DB3CC"/>
+            </w:tcBorders>
+          </w:tcPr>
+          <w:p>
+            <w:pPr>
+              <w:spacing w:after="20"/>
             </w:pPr>
             <w:r>
               <w:rPr>
@@ -1687,16 +1466,14 @@
             <w:tcW w:w="5400" w:type="dxa"/>
             <w:tcBorders>
               <w:top w:val="single" w:sz="4" w:space="0" w:color="9DB3CC"/>
-              <w:start w:val="single" w:sz="4" w:space="0" w:color="9DB3CC"/>
-              <w:bottom w:val="single" w:sz="4" w:space="0" w:color="9DB3CC"/>
-              <w:end w:val="single" w:sz="4" w:space="0" w:color="9DB3CC"/>
-            </w:tcBorders>
-          </w:tcPr>
-          <w:p>
-            <w:pPr>
-              <w:pStyle w:val="Normal"/>
-              <w:spacing w:before="0" w:after="20"/>
-              <w:rPr/>
+              <w:left w:val="single" w:sz="4" w:space="0" w:color="9DB3CC"/>
+              <w:bottom w:val="single" w:sz="4" w:space="0" w:color="9DB3CC"/>
+              <w:right w:val="single" w:sz="4" w:space="0" w:color="9DB3CC"/>
+            </w:tcBorders>
+          </w:tcPr>
+          <w:p>
+            <w:pPr>
+              <w:spacing w:after="20"/>
             </w:pPr>
             <w:r>
               <w:rPr>
@@ -1711,16 +1488,14 @@
             <w:tcW w:w="1743" w:type="dxa"/>
             <w:tcBorders>
               <w:top w:val="single" w:sz="4" w:space="0" w:color="9DB3CC"/>
-              <w:start w:val="single" w:sz="4" w:space="0" w:color="9DB3CC"/>
-              <w:bottom w:val="single" w:sz="4" w:space="0" w:color="9DB3CC"/>
-              <w:end w:val="single" w:sz="4" w:space="0" w:color="9DB3CC"/>
-            </w:tcBorders>
-          </w:tcPr>
-          <w:p>
-            <w:pPr>
-              <w:pStyle w:val="Normal"/>
-              <w:spacing w:before="0" w:after="20"/>
-              <w:rPr/>
+              <w:left w:val="single" w:sz="4" w:space="0" w:color="9DB3CC"/>
+              <w:bottom w:val="single" w:sz="4" w:space="0" w:color="9DB3CC"/>
+              <w:right w:val="single" w:sz="4" w:space="0" w:color="9DB3CC"/>
+            </w:tcBorders>
+          </w:tcPr>
+          <w:p>
+            <w:pPr>
+              <w:spacing w:after="20"/>
             </w:pPr>
             <w:r>
               <w:rPr>
@@ -1732,23 +1507,23 @@
         </w:tc>
       </w:tr>
       <w:tr>
-        <w:trPr/>
+        <w:trPr>
+          <w:jc w:val="center"/>
+        </w:trPr>
         <w:tc>
           <w:tcPr>
             <w:tcW w:w="1860" w:type="dxa"/>
             <w:tcBorders>
               <w:top w:val="single" w:sz="4" w:space="0" w:color="9DB3CC"/>
-              <w:start w:val="single" w:sz="4" w:space="0" w:color="9DB3CC"/>
-              <w:bottom w:val="single" w:sz="4" w:space="0" w:color="9DB3CC"/>
-              <w:end w:val="single" w:sz="4" w:space="0" w:color="9DB3CC"/>
-            </w:tcBorders>
-            <w:shd w:color="auto" w:fill="EEF3F9" w:val="clear"/>
-          </w:tcPr>
-          <w:p>
-            <w:pPr>
-              <w:pStyle w:val="Normal"/>
-              <w:spacing w:before="0" w:after="20"/>
-              <w:rPr/>
+              <w:left w:val="single" w:sz="4" w:space="0" w:color="9DB3CC"/>
+              <w:bottom w:val="single" w:sz="4" w:space="0" w:color="9DB3CC"/>
+              <w:right w:val="single" w:sz="4" w:space="0" w:color="9DB3CC"/>
+            </w:tcBorders>
+            <w:shd w:val="clear" w:color="auto" w:fill="EEF3F9"/>
+          </w:tcPr>
+          <w:p>
+            <w:pPr>
+              <w:spacing w:after="20"/>
             </w:pPr>
             <w:r>
               <w:rPr>
@@ -1763,23 +1538,49 @@
             <w:tcW w:w="5400" w:type="dxa"/>
             <w:tcBorders>
               <w:top w:val="single" w:sz="4" w:space="0" w:color="9DB3CC"/>
-              <w:start w:val="single" w:sz="4" w:space="0" w:color="9DB3CC"/>
-              <w:bottom w:val="single" w:sz="4" w:space="0" w:color="9DB3CC"/>
-              <w:end w:val="single" w:sz="4" w:space="0" w:color="9DB3CC"/>
-            </w:tcBorders>
-            <w:shd w:color="auto" w:fill="EEF3F9" w:val="clear"/>
-          </w:tcPr>
-          <w:p>
-            <w:pPr>
-              <w:pStyle w:val="Normal"/>
-              <w:spacing w:before="0" w:after="20"/>
-              <w:rPr/>
-            </w:pPr>
-            <w:r>
-              <w:rPr>
-                <w:sz w:val="19"/>
-              </w:rPr>
-              <w:t>Fallo de recorrido de rutas (path traversal) en Apache HTTP Server 2.4.49.</w:t>
+              <w:left w:val="single" w:sz="4" w:space="0" w:color="9DB3CC"/>
+              <w:bottom w:val="single" w:sz="4" w:space="0" w:color="9DB3CC"/>
+              <w:right w:val="single" w:sz="4" w:space="0" w:color="9DB3CC"/>
+            </w:tcBorders>
+            <w:shd w:val="clear" w:color="auto" w:fill="EEF3F9"/>
+          </w:tcPr>
+          <w:p>
+            <w:pPr>
+              <w:spacing w:after="20"/>
+            </w:pPr>
+            <w:r>
+              <w:rPr>
+                <w:sz w:val="19"/>
+              </w:rPr>
+              <w:t>Fallo de recorrido de rutas (</w:t>
+            </w:r>
+            <w:proofErr w:type="spellStart"/>
+            <w:r>
+              <w:rPr>
+                <w:sz w:val="19"/>
+              </w:rPr>
+              <w:t>path</w:t>
+            </w:r>
+            <w:proofErr w:type="spellEnd"/>
+            <w:r>
+              <w:rPr>
+                <w:sz w:val="19"/>
+              </w:rPr>
+              <w:t xml:space="preserve"> </w:t>
+            </w:r>
+            <w:proofErr w:type="spellStart"/>
+            <w:r>
+              <w:rPr>
+                <w:sz w:val="19"/>
+              </w:rPr>
+              <w:t>traversal</w:t>
+            </w:r>
+            <w:proofErr w:type="spellEnd"/>
+            <w:r>
+              <w:rPr>
+                <w:sz w:val="19"/>
+              </w:rPr>
+              <w:t>) en Apache HTTP Server 2.4.49.</w:t>
             </w:r>
           </w:p>
         </w:tc>
@@ -1788,17 +1589,15 @@
             <w:tcW w:w="1743" w:type="dxa"/>
             <w:tcBorders>
               <w:top w:val="single" w:sz="4" w:space="0" w:color="9DB3CC"/>
-              <w:start w:val="single" w:sz="4" w:space="0" w:color="9DB3CC"/>
-              <w:bottom w:val="single" w:sz="4" w:space="0" w:color="9DB3CC"/>
-              <w:end w:val="single" w:sz="4" w:space="0" w:color="9DB3CC"/>
-            </w:tcBorders>
-            <w:shd w:color="auto" w:fill="EEF3F9" w:val="clear"/>
-          </w:tcPr>
-          <w:p>
-            <w:pPr>
-              <w:pStyle w:val="Normal"/>
-              <w:spacing w:before="0" w:after="20"/>
-              <w:rPr/>
+              <w:left w:val="single" w:sz="4" w:space="0" w:color="9DB3CC"/>
+              <w:bottom w:val="single" w:sz="4" w:space="0" w:color="9DB3CC"/>
+              <w:right w:val="single" w:sz="4" w:space="0" w:color="9DB3CC"/>
+            </w:tcBorders>
+            <w:shd w:val="clear" w:color="auto" w:fill="EEF3F9"/>
+          </w:tcPr>
+          <w:p>
+            <w:pPr>
+              <w:spacing w:after="20"/>
             </w:pPr>
             <w:r>
               <w:rPr>
@@ -1810,22 +1609,22 @@
         </w:tc>
       </w:tr>
       <w:tr>
-        <w:trPr/>
+        <w:trPr>
+          <w:jc w:val="center"/>
+        </w:trPr>
         <w:tc>
           <w:tcPr>
             <w:tcW w:w="1860" w:type="dxa"/>
             <w:tcBorders>
               <w:top w:val="single" w:sz="4" w:space="0" w:color="9DB3CC"/>
-              <w:start w:val="single" w:sz="4" w:space="0" w:color="9DB3CC"/>
-              <w:bottom w:val="single" w:sz="4" w:space="0" w:color="9DB3CC"/>
-              <w:end w:val="single" w:sz="4" w:space="0" w:color="9DB3CC"/>
-            </w:tcBorders>
-          </w:tcPr>
-          <w:p>
-            <w:pPr>
-              <w:pStyle w:val="Normal"/>
-              <w:spacing w:before="0" w:after="20"/>
-              <w:rPr/>
+              <w:left w:val="single" w:sz="4" w:space="0" w:color="9DB3CC"/>
+              <w:bottom w:val="single" w:sz="4" w:space="0" w:color="9DB3CC"/>
+              <w:right w:val="single" w:sz="4" w:space="0" w:color="9DB3CC"/>
+            </w:tcBorders>
+          </w:tcPr>
+          <w:p>
+            <w:pPr>
+              <w:spacing w:after="20"/>
             </w:pPr>
             <w:r>
               <w:rPr>
@@ -1840,16 +1639,14 @@
             <w:tcW w:w="5400" w:type="dxa"/>
             <w:tcBorders>
               <w:top w:val="single" w:sz="4" w:space="0" w:color="9DB3CC"/>
-              <w:start w:val="single" w:sz="4" w:space="0" w:color="9DB3CC"/>
-              <w:bottom w:val="single" w:sz="4" w:space="0" w:color="9DB3CC"/>
-              <w:end w:val="single" w:sz="4" w:space="0" w:color="9DB3CC"/>
-            </w:tcBorders>
-          </w:tcPr>
-          <w:p>
-            <w:pPr>
-              <w:pStyle w:val="Normal"/>
-              <w:spacing w:before="0" w:after="20"/>
-              <w:rPr/>
+              <w:left w:val="single" w:sz="4" w:space="0" w:color="9DB3CC"/>
+              <w:bottom w:val="single" w:sz="4" w:space="0" w:color="9DB3CC"/>
+              <w:right w:val="single" w:sz="4" w:space="0" w:color="9DB3CC"/>
+            </w:tcBorders>
+          </w:tcPr>
+          <w:p>
+            <w:pPr>
+              <w:spacing w:after="20"/>
             </w:pPr>
             <w:r>
               <w:rPr>
@@ -1864,16 +1661,14 @@
             <w:tcW w:w="1743" w:type="dxa"/>
             <w:tcBorders>
               <w:top w:val="single" w:sz="4" w:space="0" w:color="9DB3CC"/>
-              <w:start w:val="single" w:sz="4" w:space="0" w:color="9DB3CC"/>
-              <w:bottom w:val="single" w:sz="4" w:space="0" w:color="9DB3CC"/>
-              <w:end w:val="single" w:sz="4" w:space="0" w:color="9DB3CC"/>
-            </w:tcBorders>
-          </w:tcPr>
-          <w:p>
-            <w:pPr>
-              <w:pStyle w:val="Normal"/>
-              <w:spacing w:before="0" w:after="20"/>
-              <w:rPr/>
+              <w:left w:val="single" w:sz="4" w:space="0" w:color="9DB3CC"/>
+              <w:bottom w:val="single" w:sz="4" w:space="0" w:color="9DB3CC"/>
+              <w:right w:val="single" w:sz="4" w:space="0" w:color="9DB3CC"/>
+            </w:tcBorders>
+          </w:tcPr>
+          <w:p>
+            <w:pPr>
+              <w:spacing w:after="20"/>
             </w:pPr>
             <w:r>
               <w:rPr>
@@ -1885,23 +1680,23 @@
         </w:tc>
       </w:tr>
       <w:tr>
-        <w:trPr/>
+        <w:trPr>
+          <w:jc w:val="center"/>
+        </w:trPr>
         <w:tc>
           <w:tcPr>
             <w:tcW w:w="1860" w:type="dxa"/>
             <w:tcBorders>
               <w:top w:val="single" w:sz="4" w:space="0" w:color="9DB3CC"/>
-              <w:start w:val="single" w:sz="4" w:space="0" w:color="9DB3CC"/>
-              <w:bottom w:val="single" w:sz="4" w:space="0" w:color="9DB3CC"/>
-              <w:end w:val="single" w:sz="4" w:space="0" w:color="9DB3CC"/>
-            </w:tcBorders>
-            <w:shd w:color="auto" w:fill="EEF3F9" w:val="clear"/>
-          </w:tcPr>
-          <w:p>
-            <w:pPr>
-              <w:pStyle w:val="Normal"/>
-              <w:spacing w:before="0" w:after="20"/>
-              <w:rPr/>
+              <w:left w:val="single" w:sz="4" w:space="0" w:color="9DB3CC"/>
+              <w:bottom w:val="single" w:sz="4" w:space="0" w:color="9DB3CC"/>
+              <w:right w:val="single" w:sz="4" w:space="0" w:color="9DB3CC"/>
+            </w:tcBorders>
+            <w:shd w:val="clear" w:color="auto" w:fill="EEF3F9"/>
+          </w:tcPr>
+          <w:p>
+            <w:pPr>
+              <w:spacing w:after="20"/>
             </w:pPr>
             <w:r>
               <w:rPr>
@@ -1916,23 +1711,49 @@
             <w:tcW w:w="5400" w:type="dxa"/>
             <w:tcBorders>
               <w:top w:val="single" w:sz="4" w:space="0" w:color="9DB3CC"/>
-              <w:start w:val="single" w:sz="4" w:space="0" w:color="9DB3CC"/>
-              <w:bottom w:val="single" w:sz="4" w:space="0" w:color="9DB3CC"/>
-              <w:end w:val="single" w:sz="4" w:space="0" w:color="9DB3CC"/>
-            </w:tcBorders>
-            <w:shd w:color="auto" w:fill="EEF3F9" w:val="clear"/>
-          </w:tcPr>
-          <w:p>
-            <w:pPr>
-              <w:pStyle w:val="Normal"/>
-              <w:spacing w:before="0" w:after="20"/>
-              <w:rPr/>
-            </w:pPr>
-            <w:r>
-              <w:rPr>
-                <w:sz w:val="19"/>
-              </w:rPr>
-              <w:t>Fallo en el servidor OpenSSH («regreSSHion») que puede permitir la ejecución de código en remoto sin autenticación.</w:t>
+              <w:left w:val="single" w:sz="4" w:space="0" w:color="9DB3CC"/>
+              <w:bottom w:val="single" w:sz="4" w:space="0" w:color="9DB3CC"/>
+              <w:right w:val="single" w:sz="4" w:space="0" w:color="9DB3CC"/>
+            </w:tcBorders>
+            <w:shd w:val="clear" w:color="auto" w:fill="EEF3F9"/>
+          </w:tcPr>
+          <w:p>
+            <w:pPr>
+              <w:spacing w:after="20"/>
+            </w:pPr>
+            <w:r>
+              <w:rPr>
+                <w:sz w:val="19"/>
+              </w:rPr>
+              <w:t xml:space="preserve">Fallo en el servidor </w:t>
+            </w:r>
+            <w:proofErr w:type="spellStart"/>
+            <w:r>
+              <w:rPr>
+                <w:sz w:val="19"/>
+              </w:rPr>
+              <w:t>OpenSSH</w:t>
+            </w:r>
+            <w:proofErr w:type="spellEnd"/>
+            <w:r>
+              <w:rPr>
+                <w:sz w:val="19"/>
+              </w:rPr>
+              <w:t xml:space="preserve"> («</w:t>
+            </w:r>
+            <w:proofErr w:type="spellStart"/>
+            <w:r>
+              <w:rPr>
+                <w:sz w:val="19"/>
+              </w:rPr>
+              <w:t>regreSSHion</w:t>
+            </w:r>
+            <w:proofErr w:type="spellEnd"/>
+            <w:r>
+              <w:rPr>
+                <w:sz w:val="19"/>
+              </w:rPr>
+              <w:t>») que puede permitir la ejecución de código en remoto sin autenticación.</w:t>
             </w:r>
           </w:p>
         </w:tc>
@@ -1941,17 +1762,15 @@
             <w:tcW w:w="1743" w:type="dxa"/>
             <w:tcBorders>
               <w:top w:val="single" w:sz="4" w:space="0" w:color="9DB3CC"/>
-              <w:start w:val="single" w:sz="4" w:space="0" w:color="9DB3CC"/>
-              <w:bottom w:val="single" w:sz="4" w:space="0" w:color="9DB3CC"/>
-              <w:end w:val="single" w:sz="4" w:space="0" w:color="9DB3CC"/>
-            </w:tcBorders>
-            <w:shd w:color="auto" w:fill="EEF3F9" w:val="clear"/>
-          </w:tcPr>
-          <w:p>
-            <w:pPr>
-              <w:pStyle w:val="Normal"/>
-              <w:spacing w:before="0" w:after="20"/>
-              <w:rPr/>
+              <w:left w:val="single" w:sz="4" w:space="0" w:color="9DB3CC"/>
+              <w:bottom w:val="single" w:sz="4" w:space="0" w:color="9DB3CC"/>
+              <w:right w:val="single" w:sz="4" w:space="0" w:color="9DB3CC"/>
+            </w:tcBorders>
+            <w:shd w:val="clear" w:color="auto" w:fill="EEF3F9"/>
+          </w:tcPr>
+          <w:p>
+            <w:pPr>
+              <w:spacing w:after="20"/>
             </w:pPr>
             <w:r>
               <w:rPr>
@@ -1965,21 +1784,14 @@
     </w:tbl>
     <w:p>
       <w:pPr>
-        <w:pStyle w:val="Normal"/>
-        <w:spacing w:before="0" w:after="40"/>
-        <w:rPr/>
-      </w:pPr>
-      <w:r>
-        <w:rPr/>
-      </w:r>
-    </w:p>
-    <w:p>
-      <w:pPr>
-        <w:pStyle w:val="Normal"/>
-        <w:spacing w:before="0" w:after="60"/>
-        <w:ind w:hanging="255" w:start="340"/>
+        <w:spacing w:after="40"/>
+      </w:pPr>
+    </w:p>
+    <w:p>
+      <w:pPr>
+        <w:spacing w:after="60"/>
+        <w:ind w:left="340" w:hanging="255"/>
         <w:jc w:val="both"/>
-        <w:rPr/>
       </w:pPr>
       <w:r>
         <w:rPr>
@@ -1995,17 +1807,14 @@
         <w:t>A.2.1.</w:t>
       </w:r>
       <w:r>
-        <w:rPr/>
         <w:t xml:space="preserve"> Para cada CVE, consulta una fuente oficial (NVD o INCIBE-CERT) y anota su puntuación CVSS, el vector, el nivel de gravedad y la fuente exacta de la puntuación. Si encuentras puntuaciones distintas según la fuente, anótalas y explica a qué puede deberse.</w:t>
       </w:r>
     </w:p>
     <w:p>
       <w:pPr>
-        <w:pStyle w:val="Normal"/>
-        <w:spacing w:before="0" w:after="60"/>
-        <w:ind w:hanging="255" w:start="340"/>
+        <w:spacing w:after="60"/>
+        <w:ind w:left="340" w:hanging="255"/>
         <w:jc w:val="both"/>
-        <w:rPr/>
       </w:pPr>
       <w:r>
         <w:rPr>
@@ -2021,23 +1830,21 @@
         <w:t>A.2.2.</w:t>
       </w:r>
       <w:r>
-        <w:rPr/>
         <w:t xml:space="preserve"> Interpreta el vector CVSS de dos de las vulnerabilidades: qué significan los valores de vector de ataque, complejidad, privilegios requeridos e interacción del usuario, y cómo influyen en la probabilidad de explotación.</w:t>
       </w:r>
     </w:p>
     <w:p>
       <w:pPr>
-        <w:pStyle w:val="Normal"/>
-        <w:spacing w:before="0" w:after="60"/>
-        <w:ind w:hanging="255" w:start="340"/>
+        <w:spacing w:after="60"/>
+        <w:ind w:left="340" w:hanging="255"/>
         <w:jc w:val="both"/>
-        <w:rPr/>
       </w:pPr>
       <w:r>
         <w:rPr>
           <w:b/>
           <w:color w:val="2E6DA4"/>
         </w:rPr>
+        <w:lastRenderedPageBreak/>
         <w:t xml:space="preserve">•  </w:t>
       </w:r>
       <w:r>
@@ -2047,17 +1854,22 @@
         <w:t>A.2.3.</w:t>
       </w:r>
       <w:r>
-        <w:rPr/>
-        <w:t xml:space="preserve"> Ordena las cuatro vulnerabilidades por prioridad de corrección para DeltaSoft y justifica el orden. ¿Coincide con el orden por CVSS? Ten en cuenta qué equipos están expuestos a Internet y cuáles solo a la red interna.</w:t>
-      </w:r>
-    </w:p>
-    <w:p>
-      <w:pPr>
-        <w:pStyle w:val="Normal"/>
-        <w:spacing w:before="0" w:after="60"/>
-        <w:ind w:hanging="255" w:start="340"/>
+        <w:t xml:space="preserve"> Ordena las cuatro vulnerabilidades por prioridad de corrección para </w:t>
+      </w:r>
+      <w:proofErr w:type="spellStart"/>
+      <w:r>
+        <w:t>DeltaSoft</w:t>
+      </w:r>
+      <w:proofErr w:type="spellEnd"/>
+      <w:r>
+        <w:t xml:space="preserve"> y justifica el orden. ¿Coincide con el orden por CVSS? Ten en cuenta qué equipos están expuestos a Internet y cuáles solo a la red interna.</w:t>
+      </w:r>
+    </w:p>
+    <w:p>
+      <w:pPr>
+        <w:spacing w:after="60"/>
+        <w:ind w:left="340" w:hanging="255"/>
         <w:jc w:val="both"/>
-        <w:rPr/>
       </w:pPr>
       <w:r>
         <w:rPr>
@@ -2073,32 +1885,31 @@
         <w:t>A.2.4.</w:t>
       </w:r>
       <w:r>
-        <w:rPr/>
-        <w:t xml:space="preserve"> Comprueba si alguna de las cuatro figura en el catálogo KEV de CISA (vulnerabilidades explotadas activamente) y explica qué aporta ese dato a la priorización.</w:t>
-      </w:r>
-    </w:p>
-    <w:p>
-      <w:pPr>
-        <w:pStyle w:val="Normal"/>
-        <w:spacing w:before="0" w:after="0"/>
-        <w:rPr/>
-      </w:pPr>
-      <w:r>
-        <w:rPr/>
-      </w:r>
+        <w:t xml:space="preserve"> Comprueba si alguna de </w:t>
+      </w:r>
+      <w:proofErr w:type="gramStart"/>
+      <w:r>
+        <w:t>las cuatro figura</w:t>
+      </w:r>
+      <w:proofErr w:type="gramEnd"/>
+      <w:r>
+        <w:t xml:space="preserve"> en el catálogo KEV de CISA (vulnerabilidades explotadas activamente) y explica qué aporta ese dato a la priorización.</w:t>
+      </w:r>
+    </w:p>
+    <w:p>
+      <w:pPr>
+        <w:spacing w:after="0"/>
+      </w:pPr>
       <w:r>
         <w:br w:type="page"/>
       </w:r>
     </w:p>
     <w:p>
       <w:pPr>
-        <w:pStyle w:val="Normal"/>
-        <w:keepNext w:val="true"/>
+        <w:keepNext/>
         <w:pBdr>
           <w:bottom w:val="single" w:sz="8" w:space="2" w:color="2E6DA4"/>
         </w:pBdr>
-        <w:spacing w:before="0" w:after="120"/>
-        <w:rPr/>
       </w:pPr>
       <w:r>
         <w:rPr>
@@ -2106,17 +1917,15 @@
           <w:color w:val="1F3A5F"/>
           <w:sz w:val="30"/>
         </w:rPr>
+        <w:lastRenderedPageBreak/>
         <w:t>Parte B · Tu servidor: montaje, reproducción del escenario y auditoría</w:t>
       </w:r>
     </w:p>
     <w:p>
       <w:pPr>
-        <w:pStyle w:val="Normal"/>
         <w:jc w:val="both"/>
-        <w:rPr/>
-      </w:pPr>
-      <w:r>
-        <w:rPr/>
+      </w:pPr>
+      <w:r>
         <w:t xml:space="preserve">En esta parte construirás una réplica de SRV-FICHEROS en una máquina virtual propia, reproducirás en ella las malas prácticas descritas por el administrador y, después, la auditarás desde dentro como lo haría un técnico de seguridad. En la UT2 corregirás sobre esta misma máquina todo lo que encuentres, así que </w:t>
       </w:r>
       <w:r>
@@ -2126,16 +1935,13 @@
         <w:t>consérvala</w:t>
       </w:r>
       <w:r>
-        <w:rPr/>
         <w:t>.</w:t>
       </w:r>
     </w:p>
     <w:p>
       <w:pPr>
-        <w:pStyle w:val="Normal"/>
-        <w:keepNext w:val="true"/>
+        <w:keepNext/>
         <w:spacing w:before="200" w:after="80"/>
-        <w:rPr/>
       </w:pPr>
       <w:r>
         <w:rPr>
@@ -2148,11 +1954,9 @@
     </w:p>
     <w:p>
       <w:pPr>
-        <w:pStyle w:val="Normal"/>
-        <w:spacing w:before="0" w:after="60"/>
-        <w:ind w:hanging="255" w:start="340"/>
+        <w:spacing w:after="60"/>
+        <w:ind w:left="340" w:hanging="255"/>
         <w:jc w:val="both"/>
-        <w:rPr/>
       </w:pPr>
       <w:r>
         <w:rPr>
@@ -2168,7 +1972,6 @@
         <w:t>B.1.1.</w:t>
       </w:r>
       <w:r>
-        <w:rPr/>
         <w:t xml:space="preserve"> Descarga la imagen oficial de </w:t>
       </w:r>
       <w:r>
@@ -2178,8 +1981,15 @@
         <w:t>Debian 13</w:t>
       </w:r>
       <w:r>
-        <w:rPr/>
-        <w:t xml:space="preserve"> (instalador netinst para amd64) desde debian.org. Antes de usarla, </w:t>
+        <w:t xml:space="preserve"> (instalador </w:t>
+      </w:r>
+      <w:proofErr w:type="spellStart"/>
+      <w:r>
+        <w:t>netinst</w:t>
+      </w:r>
+      <w:proofErr w:type="spellEnd"/>
+      <w:r>
+        <w:t xml:space="preserve"> para amd64) desde debian.org. Antes de usarla, </w:t>
       </w:r>
       <w:r>
         <w:rPr>
@@ -2188,17 +1998,14 @@
         <w:t>verifica su integridad</w:t>
       </w:r>
       <w:r>
-        <w:rPr/>
         <w:t xml:space="preserve"> comparando su resumen SHA-256 con el publicado en la web oficial. Incluye la captura del comando y de la comparación, y explica qué principio de la seguridad estás comprobando y frente a qué amenaza te protege.</w:t>
       </w:r>
     </w:p>
     <w:p>
       <w:pPr>
-        <w:pStyle w:val="Normal"/>
-        <w:spacing w:before="0" w:after="60"/>
-        <w:ind w:hanging="255" w:start="340"/>
+        <w:spacing w:after="60"/>
+        <w:ind w:left="340" w:hanging="255"/>
         <w:jc w:val="both"/>
-        <w:rPr/>
       </w:pPr>
       <w:r>
         <w:rPr>
@@ -2214,27 +2021,31 @@
         <w:t>B.1.2.</w:t>
       </w:r>
       <w:r>
-        <w:rPr/>
         <w:t xml:space="preserve"> Crea en VirtualBox una máquina virtual (2 GB de RAM, 20 GB de disco, red en modo NAT) llamada </w:t>
       </w:r>
-      <w:r>
-        <w:rPr>
-          <w:b/>
-        </w:rPr>
-        <w:t>srv-ficheros-apellido</w:t>
-      </w:r>
-      <w:r>
-        <w:rPr/>
+      <w:proofErr w:type="spellStart"/>
+      <w:r>
+        <w:rPr>
+          <w:b/>
+        </w:rPr>
+        <w:t>srv</w:t>
+      </w:r>
+      <w:proofErr w:type="spellEnd"/>
+      <w:r>
+        <w:rPr>
+          <w:b/>
+        </w:rPr>
+        <w:t>-ficheros-apellido</w:t>
+      </w:r>
+      <w:r>
         <w:t>. Instala Debian sin entorno gráfico, marcando solo «servidor SSH» y «utilidades estándar del sistema». Crea tu usuario personal con una contraseña robusta.</w:t>
       </w:r>
     </w:p>
     <w:p>
       <w:pPr>
-        <w:pStyle w:val="Normal"/>
-        <w:spacing w:before="0" w:after="60"/>
-        <w:ind w:hanging="255" w:start="340"/>
+        <w:spacing w:after="60"/>
+        <w:ind w:left="340" w:hanging="255"/>
         <w:jc w:val="both"/>
-        <w:rPr/>
       </w:pPr>
       <w:r>
         <w:rPr>
@@ -2250,16 +2061,29 @@
         <w:t>B.1.3.</w:t>
       </w:r>
       <w:r>
-        <w:rPr/>
-        <w:t xml:space="preserve"> Instala los servicios que tenía el servidor de la empresa: servidor web Apache, servidor FTP vsftpd, Samba y el servidor de bases de datos MariaDB. Documenta los comandos utilizados.</w:t>
-      </w:r>
-    </w:p>
-    <w:p>
-      <w:pPr>
-        <w:pStyle w:val="Normal"/>
-        <w:keepNext w:val="true"/>
+        <w:t xml:space="preserve"> Instala los servicios que tenía el servidor de la empresa: servidor web Apache, servidor FTP </w:t>
+      </w:r>
+      <w:proofErr w:type="spellStart"/>
+      <w:r>
+        <w:t>vsftpd</w:t>
+      </w:r>
+      <w:proofErr w:type="spellEnd"/>
+      <w:r>
+        <w:t xml:space="preserve">, Samba y el servidor de bases de datos </w:t>
+      </w:r>
+      <w:proofErr w:type="spellStart"/>
+      <w:r>
+        <w:t>MariaDB</w:t>
+      </w:r>
+      <w:proofErr w:type="spellEnd"/>
+      <w:r>
+        <w:t>. Documenta los comandos utilizados.</w:t>
+      </w:r>
+    </w:p>
+    <w:p>
+      <w:pPr>
+        <w:keepNext/>
         <w:spacing w:before="200" w:after="80"/>
-        <w:rPr/>
       </w:pPr>
       <w:r>
         <w:rPr>
@@ -2272,12 +2096,9 @@
     </w:p>
     <w:p>
       <w:pPr>
-        <w:pStyle w:val="Normal"/>
         <w:jc w:val="both"/>
-        <w:rPr/>
-      </w:pPr>
-      <w:r>
-        <w:rPr/>
+      </w:pPr>
+      <w:r>
         <w:t>Aplica exactamente estos cambios, que reproducen la nota del administrador. Son configuraciones deliberadamente inseguras que solo tienen sentido en tu máquina de laboratorio:</w:t>
       </w:r>
     </w:p>
@@ -2285,41 +2106,34 @@
       <w:tblPr>
         <w:tblW w:w="8787" w:type="dxa"/>
         <w:jc w:val="center"/>
-        <w:tblInd w:w="0" w:type="dxa"/>
         <w:tblLayout w:type="fixed"/>
-        <w:tblCellMar>
-          <w:top w:w="0" w:type="dxa"/>
-          <w:start w:w="108" w:type="dxa"/>
-          <w:bottom w:w="0" w:type="dxa"/>
-          <w:end w:w="108" w:type="dxa"/>
-        </w:tblCellMar>
-        <w:tblLook w:val="04a0" w:firstRow="1" w:noVBand="1" w:lastRow="0" w:firstColumn="1" w:lastColumn="0" w:noHBand="0"/>
+        <w:tblLook w:val="04A0" w:firstRow="1" w:lastRow="0" w:firstColumn="1" w:lastColumn="0" w:noHBand="0" w:noVBand="1"/>
       </w:tblPr>
       <w:tblGrid>
         <w:gridCol w:w="8787"/>
       </w:tblGrid>
       <w:tr>
-        <w:trPr/>
+        <w:trPr>
+          <w:jc w:val="center"/>
+        </w:trPr>
         <w:tc>
           <w:tcPr>
             <w:tcW w:w="8787" w:type="dxa"/>
             <w:tcBorders>
               <w:top w:val="single" w:sz="4" w:space="0" w:color="B0B0B0"/>
-              <w:start w:val="single" w:sz="4" w:space="0" w:color="B0B0B0"/>
+              <w:left w:val="single" w:sz="4" w:space="0" w:color="B0B0B0"/>
               <w:bottom w:val="single" w:sz="4" w:space="0" w:color="B0B0B0"/>
-              <w:end w:val="single" w:sz="4" w:space="0" w:color="B0B0B0"/>
-            </w:tcBorders>
-            <w:shd w:color="auto" w:fill="F2F2F2" w:val="clear"/>
-          </w:tcPr>
-          <w:p>
-            <w:pPr>
-              <w:pStyle w:val="Normal"/>
-              <w:spacing w:lineRule="auto" w:line="240" w:before="0" w:after="0"/>
-              <w:rPr/>
-            </w:pPr>
-            <w:r>
-              <w:rPr>
-                <w:rFonts w:eastAsia="Consolas" w:ascii="Consolas" w:hAnsi="Consolas"/>
+              <w:right w:val="single" w:sz="4" w:space="0" w:color="B0B0B0"/>
+            </w:tcBorders>
+            <w:shd w:val="clear" w:color="auto" w:fill="F2F2F2"/>
+          </w:tcPr>
+          <w:p>
+            <w:pPr>
+              <w:spacing w:after="0" w:line="240" w:lineRule="auto"/>
+            </w:pPr>
+            <w:r>
+              <w:rPr>
+                <w:rFonts w:ascii="Consolas" w:eastAsia="Consolas" w:hAnsi="Consolas"/>
                 <w:sz w:val="18"/>
               </w:rPr>
               <w:t># 1. Cuenta compartida con contraseña débil y sudo sin contraseña</w:t>
@@ -2327,71 +2141,199 @@
           </w:p>
           <w:p>
             <w:pPr>
-              <w:pStyle w:val="Normal"/>
-              <w:spacing w:lineRule="auto" w:line="240" w:before="0" w:after="0"/>
-              <w:rPr/>
-            </w:pPr>
-            <w:r>
-              <w:rPr>
-                <w:rFonts w:eastAsia="Consolas" w:ascii="Consolas" w:hAnsi="Consolas"/>
-                <w:sz w:val="18"/>
-              </w:rPr>
-              <w:t>sudo adduser admin                      # contraseña: deltasoft</w:t>
-            </w:r>
-          </w:p>
-          <w:p>
-            <w:pPr>
-              <w:pStyle w:val="Normal"/>
-              <w:spacing w:lineRule="auto" w:line="240" w:before="0" w:after="0"/>
-              <w:rPr/>
-            </w:pPr>
-            <w:r>
-              <w:rPr>
-                <w:rFonts w:eastAsia="Consolas" w:ascii="Consolas" w:hAnsi="Consolas"/>
-                <w:sz w:val="18"/>
-              </w:rPr>
-              <w:t>sudo usermod -aG sudo admin</w:t>
-            </w:r>
-          </w:p>
-          <w:p>
-            <w:pPr>
-              <w:pStyle w:val="Normal"/>
-              <w:spacing w:lineRule="auto" w:line="240" w:before="0" w:after="0"/>
-              <w:rPr/>
-            </w:pPr>
-            <w:r>
-              <w:rPr>
-                <w:rFonts w:eastAsia="Consolas" w:ascii="Consolas" w:hAnsi="Consolas"/>
-                <w:sz w:val="18"/>
-              </w:rPr>
-              <w:t>echo "admin ALL=(ALL) NOPASSWD: ALL" | sudo tee /etc/sudoers.d/admin</w:t>
-            </w:r>
-          </w:p>
-          <w:p>
-            <w:pPr>
-              <w:pStyle w:val="Normal"/>
-              <w:spacing w:lineRule="auto" w:line="240" w:before="0" w:after="0"/>
-              <w:rPr>
-                <w:rFonts w:ascii="Consolas" w:hAnsi="Consolas" w:eastAsia="Consolas"/>
-                <w:sz w:val="18"/>
-              </w:rPr>
-            </w:pPr>
-            <w:r>
-              <w:rPr>
-                <w:rFonts w:eastAsia="Consolas" w:ascii="Consolas" w:hAnsi="Consolas"/>
-                <w:sz w:val="18"/>
-              </w:rPr>
-            </w:r>
-          </w:p>
-          <w:p>
-            <w:pPr>
-              <w:pStyle w:val="Normal"/>
-              <w:spacing w:lineRule="auto" w:line="240" w:before="0" w:after="0"/>
-              <w:rPr/>
-            </w:pPr>
-            <w:r>
-              <w:rPr>
-                <w:rFonts w:eastAsia="Consolas" w:ascii="Consolas" w:hAnsi="Consolas"/>
+              <w:spacing w:after="0" w:line="240" w:lineRule="auto"/>
+            </w:pPr>
+            <w:r>
+              <w:rPr>
+                <w:rFonts w:ascii="Consolas" w:eastAsia="Consolas" w:hAnsi="Consolas"/>
+                <w:sz w:val="18"/>
+              </w:rPr>
+              <w:t xml:space="preserve">sudo </w:t>
+            </w:r>
+            <w:proofErr w:type="spellStart"/>
+            <w:r>
+              <w:rPr>
+                <w:rFonts w:ascii="Consolas" w:eastAsia="Consolas" w:hAnsi="Consolas"/>
+                <w:sz w:val="18"/>
+              </w:rPr>
+              <w:t>adduser</w:t>
+            </w:r>
+            <w:proofErr w:type="spellEnd"/>
+            <w:r>
+              <w:rPr>
+                <w:rFonts w:ascii="Consolas" w:eastAsia="Consolas" w:hAnsi="Consolas"/>
+                <w:sz w:val="18"/>
+              </w:rPr>
+              <w:t xml:space="preserve"> </w:t>
+            </w:r>
+            <w:proofErr w:type="spellStart"/>
+            <w:r>
+              <w:rPr>
+                <w:rFonts w:ascii="Consolas" w:eastAsia="Consolas" w:hAnsi="Consolas"/>
+                <w:sz w:val="18"/>
+              </w:rPr>
+              <w:t>admin</w:t>
+            </w:r>
+            <w:proofErr w:type="spellEnd"/>
+            <w:r>
+              <w:rPr>
+                <w:rFonts w:ascii="Consolas" w:eastAsia="Consolas" w:hAnsi="Consolas"/>
+                <w:sz w:val="18"/>
+              </w:rPr>
+              <w:t xml:space="preserve">                      # contraseña: </w:t>
+            </w:r>
+            <w:proofErr w:type="spellStart"/>
+            <w:r>
+              <w:rPr>
+                <w:rFonts w:ascii="Consolas" w:eastAsia="Consolas" w:hAnsi="Consolas"/>
+                <w:sz w:val="18"/>
+              </w:rPr>
+              <w:t>deltasoft</w:t>
+            </w:r>
+            <w:proofErr w:type="spellEnd"/>
+          </w:p>
+          <w:p>
+            <w:pPr>
+              <w:spacing w:after="0" w:line="240" w:lineRule="auto"/>
+            </w:pPr>
+            <w:r>
+              <w:rPr>
+                <w:rFonts w:ascii="Consolas" w:eastAsia="Consolas" w:hAnsi="Consolas"/>
+                <w:sz w:val="18"/>
+              </w:rPr>
+              <w:t xml:space="preserve">sudo </w:t>
+            </w:r>
+            <w:proofErr w:type="spellStart"/>
+            <w:r>
+              <w:rPr>
+                <w:rFonts w:ascii="Consolas" w:eastAsia="Consolas" w:hAnsi="Consolas"/>
+                <w:sz w:val="18"/>
+              </w:rPr>
+              <w:t>usermod</w:t>
+            </w:r>
+            <w:proofErr w:type="spellEnd"/>
+            <w:r>
+              <w:rPr>
+                <w:rFonts w:ascii="Consolas" w:eastAsia="Consolas" w:hAnsi="Consolas"/>
+                <w:sz w:val="18"/>
+              </w:rPr>
+              <w:t xml:space="preserve"> -</w:t>
+            </w:r>
+            <w:proofErr w:type="spellStart"/>
+            <w:r>
+              <w:rPr>
+                <w:rFonts w:ascii="Consolas" w:eastAsia="Consolas" w:hAnsi="Consolas"/>
+                <w:sz w:val="18"/>
+              </w:rPr>
+              <w:t>aG</w:t>
+            </w:r>
+            <w:proofErr w:type="spellEnd"/>
+            <w:r>
+              <w:rPr>
+                <w:rFonts w:ascii="Consolas" w:eastAsia="Consolas" w:hAnsi="Consolas"/>
+                <w:sz w:val="18"/>
+              </w:rPr>
+              <w:t xml:space="preserve"> sudo </w:t>
+            </w:r>
+            <w:proofErr w:type="spellStart"/>
+            <w:r>
+              <w:rPr>
+                <w:rFonts w:ascii="Consolas" w:eastAsia="Consolas" w:hAnsi="Consolas"/>
+                <w:sz w:val="18"/>
+              </w:rPr>
+              <w:t>admin</w:t>
+            </w:r>
+            <w:proofErr w:type="spellEnd"/>
+          </w:p>
+          <w:p>
+            <w:pPr>
+              <w:spacing w:after="0" w:line="240" w:lineRule="auto"/>
+              <w:rPr>
+                <w:lang w:val="en-US"/>
+              </w:rPr>
+            </w:pPr>
+            <w:r>
+              <w:rPr>
+                <w:rFonts w:ascii="Consolas" w:eastAsia="Consolas" w:hAnsi="Consolas"/>
+                <w:sz w:val="18"/>
+                <w:lang w:val="en-US"/>
+              </w:rPr>
+              <w:t xml:space="preserve">echo "admin ALL=(ALL) NOPASSWD: ALL" | </w:t>
+            </w:r>
+            <w:proofErr w:type="spellStart"/>
+            <w:r>
+              <w:rPr>
+                <w:rFonts w:ascii="Consolas" w:eastAsia="Consolas" w:hAnsi="Consolas"/>
+                <w:sz w:val="18"/>
+                <w:lang w:val="en-US"/>
+              </w:rPr>
+              <w:t>sudo</w:t>
+            </w:r>
+            <w:proofErr w:type="spellEnd"/>
+            <w:r>
+              <w:rPr>
+                <w:rFonts w:ascii="Consolas" w:eastAsia="Consolas" w:hAnsi="Consolas"/>
+                <w:sz w:val="18"/>
+                <w:lang w:val="en-US"/>
+              </w:rPr>
+              <w:t xml:space="preserve"> tee /</w:t>
+            </w:r>
+            <w:proofErr w:type="spellStart"/>
+            <w:r>
+              <w:rPr>
+                <w:rFonts w:ascii="Consolas" w:eastAsia="Consolas" w:hAnsi="Consolas"/>
+                <w:sz w:val="18"/>
+                <w:lang w:val="en-US"/>
+              </w:rPr>
+              <w:t>etc</w:t>
+            </w:r>
+            <w:proofErr w:type="spellEnd"/>
+            <w:r>
+              <w:rPr>
+                <w:rFonts w:ascii="Consolas" w:eastAsia="Consolas" w:hAnsi="Consolas"/>
+                <w:sz w:val="18"/>
+                <w:lang w:val="en-US"/>
+              </w:rPr>
+              <w:t>/</w:t>
+            </w:r>
+            <w:proofErr w:type="spellStart"/>
+            <w:proofErr w:type="gramStart"/>
+            <w:r>
+              <w:rPr>
+                <w:rFonts w:ascii="Consolas" w:eastAsia="Consolas" w:hAnsi="Consolas"/>
+                <w:sz w:val="18"/>
+                <w:lang w:val="en-US"/>
+              </w:rPr>
+              <w:t>sudoers.d</w:t>
+            </w:r>
+            <w:proofErr w:type="spellEnd"/>
+            <w:proofErr w:type="gramEnd"/>
+            <w:r>
+              <w:rPr>
+                <w:rFonts w:ascii="Consolas" w:eastAsia="Consolas" w:hAnsi="Consolas"/>
+                <w:sz w:val="18"/>
+                <w:lang w:val="en-US"/>
+              </w:rPr>
+              <w:t>/admin</w:t>
+            </w:r>
+          </w:p>
+          <w:p>
+            <w:pPr>
+              <w:spacing w:after="0" w:line="240" w:lineRule="auto"/>
+              <w:rPr>
+                <w:rFonts w:ascii="Consolas" w:eastAsia="Consolas" w:hAnsi="Consolas"/>
+                <w:sz w:val="18"/>
+                <w:lang w:val="en-US"/>
+              </w:rPr>
+            </w:pPr>
+          </w:p>
+          <w:p>
+            <w:pPr>
+              <w:spacing w:after="0" w:line="240" w:lineRule="auto"/>
+            </w:pPr>
+            <w:r>
+              <w:rPr>
+                <w:rFonts w:ascii="Consolas" w:eastAsia="Consolas" w:hAnsi="Consolas"/>
                 <w:sz w:val="18"/>
               </w:rPr>
               <w:t># 2. Carpeta de nóminas con permisos para todo el mundo</w:t>
@@ -2399,71 +2341,170 @@
           </w:p>
           <w:p>
             <w:pPr>
-              <w:pStyle w:val="Normal"/>
-              <w:spacing w:lineRule="auto" w:line="240" w:before="0" w:after="0"/>
-              <w:rPr/>
-            </w:pPr>
-            <w:r>
-              <w:rPr>
-                <w:rFonts w:eastAsia="Consolas" w:ascii="Consolas" w:hAnsi="Consolas"/>
-                <w:sz w:val="18"/>
-              </w:rPr>
-              <w:t>sudo mkdir -p /srv/nominas</w:t>
-            </w:r>
-          </w:p>
-          <w:p>
-            <w:pPr>
-              <w:pStyle w:val="Normal"/>
-              <w:spacing w:lineRule="auto" w:line="240" w:before="0" w:after="0"/>
-              <w:rPr/>
-            </w:pPr>
-            <w:r>
-              <w:rPr>
-                <w:rFonts w:eastAsia="Consolas" w:ascii="Consolas" w:hAnsi="Consolas"/>
-                <w:sz w:val="18"/>
-              </w:rPr>
-              <w:t>echo "empleado;importe" | sudo tee /srv/nominas/nominas_enero.csv</w:t>
-            </w:r>
-          </w:p>
-          <w:p>
-            <w:pPr>
-              <w:pStyle w:val="Normal"/>
-              <w:spacing w:lineRule="auto" w:line="240" w:before="0" w:after="0"/>
-              <w:rPr/>
-            </w:pPr>
-            <w:r>
-              <w:rPr>
-                <w:rFonts w:eastAsia="Consolas" w:ascii="Consolas" w:hAnsi="Consolas"/>
-                <w:sz w:val="18"/>
-              </w:rPr>
-              <w:t>sudo chmod -R 777 /srv/nominas</w:t>
-            </w:r>
-          </w:p>
-          <w:p>
-            <w:pPr>
-              <w:pStyle w:val="Normal"/>
-              <w:spacing w:lineRule="auto" w:line="240" w:before="0" w:after="0"/>
-              <w:rPr>
-                <w:rFonts w:ascii="Consolas" w:hAnsi="Consolas" w:eastAsia="Consolas"/>
-                <w:sz w:val="18"/>
-              </w:rPr>
-            </w:pPr>
-            <w:r>
-              <w:rPr>
-                <w:rFonts w:eastAsia="Consolas" w:ascii="Consolas" w:hAnsi="Consolas"/>
-                <w:sz w:val="18"/>
-              </w:rPr>
-            </w:r>
-          </w:p>
-          <w:p>
-            <w:pPr>
-              <w:pStyle w:val="Normal"/>
-              <w:spacing w:lineRule="auto" w:line="240" w:before="0" w:after="0"/>
-              <w:rPr/>
-            </w:pPr>
-            <w:r>
-              <w:rPr>
-                <w:rFonts w:eastAsia="Consolas" w:ascii="Consolas" w:hAnsi="Consolas"/>
+              <w:spacing w:after="0" w:line="240" w:lineRule="auto"/>
+            </w:pPr>
+            <w:r>
+              <w:rPr>
+                <w:rFonts w:ascii="Consolas" w:eastAsia="Consolas" w:hAnsi="Consolas"/>
+                <w:sz w:val="18"/>
+              </w:rPr>
+              <w:t xml:space="preserve">sudo </w:t>
+            </w:r>
+            <w:proofErr w:type="spellStart"/>
+            <w:r>
+              <w:rPr>
+                <w:rFonts w:ascii="Consolas" w:eastAsia="Consolas" w:hAnsi="Consolas"/>
+                <w:sz w:val="18"/>
+              </w:rPr>
+              <w:t>mkdir</w:t>
+            </w:r>
+            <w:proofErr w:type="spellEnd"/>
+            <w:r>
+              <w:rPr>
+                <w:rFonts w:ascii="Consolas" w:eastAsia="Consolas" w:hAnsi="Consolas"/>
+                <w:sz w:val="18"/>
+              </w:rPr>
+              <w:t xml:space="preserve"> -p /</w:t>
+            </w:r>
+            <w:proofErr w:type="spellStart"/>
+            <w:r>
+              <w:rPr>
+                <w:rFonts w:ascii="Consolas" w:eastAsia="Consolas" w:hAnsi="Consolas"/>
+                <w:sz w:val="18"/>
+              </w:rPr>
+              <w:t>srv</w:t>
+            </w:r>
+            <w:proofErr w:type="spellEnd"/>
+            <w:r>
+              <w:rPr>
+                <w:rFonts w:ascii="Consolas" w:eastAsia="Consolas" w:hAnsi="Consolas"/>
+                <w:sz w:val="18"/>
+              </w:rPr>
+              <w:t>/nominas</w:t>
+            </w:r>
+          </w:p>
+          <w:p>
+            <w:pPr>
+              <w:spacing w:after="0" w:line="240" w:lineRule="auto"/>
+            </w:pPr>
+            <w:r>
+              <w:rPr>
+                <w:rFonts w:ascii="Consolas" w:eastAsia="Consolas" w:hAnsi="Consolas"/>
+                <w:sz w:val="18"/>
+              </w:rPr>
+              <w:t>echo "</w:t>
+            </w:r>
+            <w:proofErr w:type="spellStart"/>
+            <w:proofErr w:type="gramStart"/>
+            <w:r>
+              <w:rPr>
+                <w:rFonts w:ascii="Consolas" w:eastAsia="Consolas" w:hAnsi="Consolas"/>
+                <w:sz w:val="18"/>
+              </w:rPr>
+              <w:t>empleado;importe</w:t>
+            </w:r>
+            <w:proofErr w:type="spellEnd"/>
+            <w:proofErr w:type="gramEnd"/>
+            <w:r>
+              <w:rPr>
+                <w:rFonts w:ascii="Consolas" w:eastAsia="Consolas" w:hAnsi="Consolas"/>
+                <w:sz w:val="18"/>
+              </w:rPr>
+              <w:t xml:space="preserve">" | sudo </w:t>
+            </w:r>
+            <w:proofErr w:type="spellStart"/>
+            <w:r>
+              <w:rPr>
+                <w:rFonts w:ascii="Consolas" w:eastAsia="Consolas" w:hAnsi="Consolas"/>
+                <w:sz w:val="18"/>
+              </w:rPr>
+              <w:t>tee</w:t>
+            </w:r>
+            <w:proofErr w:type="spellEnd"/>
+            <w:r>
+              <w:rPr>
+                <w:rFonts w:ascii="Consolas" w:eastAsia="Consolas" w:hAnsi="Consolas"/>
+                <w:sz w:val="18"/>
+              </w:rPr>
+              <w:t xml:space="preserve"> /</w:t>
+            </w:r>
+            <w:proofErr w:type="spellStart"/>
+            <w:r>
+              <w:rPr>
+                <w:rFonts w:ascii="Consolas" w:eastAsia="Consolas" w:hAnsi="Consolas"/>
+                <w:sz w:val="18"/>
+              </w:rPr>
+              <w:t>srv</w:t>
+            </w:r>
+            <w:proofErr w:type="spellEnd"/>
+            <w:r>
+              <w:rPr>
+                <w:rFonts w:ascii="Consolas" w:eastAsia="Consolas" w:hAnsi="Consolas"/>
+                <w:sz w:val="18"/>
+              </w:rPr>
+              <w:t>/nominas/nominas_enero.csv</w:t>
+            </w:r>
+          </w:p>
+          <w:p>
+            <w:pPr>
+              <w:spacing w:after="0" w:line="240" w:lineRule="auto"/>
+            </w:pPr>
+            <w:r>
+              <w:rPr>
+                <w:rFonts w:ascii="Consolas" w:eastAsia="Consolas" w:hAnsi="Consolas"/>
+                <w:sz w:val="18"/>
+              </w:rPr>
+              <w:t xml:space="preserve">sudo </w:t>
+            </w:r>
+            <w:proofErr w:type="spellStart"/>
+            <w:r>
+              <w:rPr>
+                <w:rFonts w:ascii="Consolas" w:eastAsia="Consolas" w:hAnsi="Consolas"/>
+                <w:sz w:val="18"/>
+              </w:rPr>
+              <w:t>chmod</w:t>
+            </w:r>
+            <w:proofErr w:type="spellEnd"/>
+            <w:r>
+              <w:rPr>
+                <w:rFonts w:ascii="Consolas" w:eastAsia="Consolas" w:hAnsi="Consolas"/>
+                <w:sz w:val="18"/>
+              </w:rPr>
+              <w:t xml:space="preserve"> -R 777 /</w:t>
+            </w:r>
+            <w:proofErr w:type="spellStart"/>
+            <w:r>
+              <w:rPr>
+                <w:rFonts w:ascii="Consolas" w:eastAsia="Consolas" w:hAnsi="Consolas"/>
+                <w:sz w:val="18"/>
+              </w:rPr>
+              <w:t>srv</w:t>
+            </w:r>
+            <w:proofErr w:type="spellEnd"/>
+            <w:r>
+              <w:rPr>
+                <w:rFonts w:ascii="Consolas" w:eastAsia="Consolas" w:hAnsi="Consolas"/>
+                <w:sz w:val="18"/>
+              </w:rPr>
+              <w:t>/nominas</w:t>
+            </w:r>
+          </w:p>
+          <w:p>
+            <w:pPr>
+              <w:spacing w:after="0" w:line="240" w:lineRule="auto"/>
+              <w:rPr>
+                <w:rFonts w:ascii="Consolas" w:eastAsia="Consolas" w:hAnsi="Consolas"/>
+                <w:sz w:val="18"/>
+              </w:rPr>
+            </w:pPr>
+          </w:p>
+          <w:p>
+            <w:pPr>
+              <w:spacing w:after="0" w:line="240" w:lineRule="auto"/>
+            </w:pPr>
+            <w:r>
+              <w:rPr>
+                <w:rFonts w:ascii="Consolas" w:eastAsia="Consolas" w:hAnsi="Consolas"/>
                 <w:sz w:val="18"/>
               </w:rPr>
               <w:t># 3. Recurso compartido de Samba sin autenticación</w:t>
@@ -2471,104 +2512,194 @@
           </w:p>
           <w:p>
             <w:pPr>
-              <w:pStyle w:val="Normal"/>
-              <w:spacing w:lineRule="auto" w:line="240" w:before="0" w:after="0"/>
-              <w:rPr/>
-            </w:pPr>
-            <w:r>
-              <w:rPr>
-                <w:rFonts w:eastAsia="Consolas" w:ascii="Consolas" w:hAnsi="Consolas"/>
-                <w:sz w:val="18"/>
-              </w:rPr>
-              <w:t>#    Añade al final de /etc/samba/smb.conf estas líneas:</w:t>
-            </w:r>
-          </w:p>
-          <w:p>
-            <w:pPr>
-              <w:pStyle w:val="Normal"/>
-              <w:spacing w:lineRule="auto" w:line="240" w:before="0" w:after="0"/>
-              <w:rPr/>
-            </w:pPr>
-            <w:r>
-              <w:rPr>
-                <w:rFonts w:eastAsia="Consolas" w:ascii="Consolas" w:hAnsi="Consolas"/>
-                <w:sz w:val="18"/>
-              </w:rPr>
-              <w:t>[nominas]</w:t>
-            </w:r>
-          </w:p>
-          <w:p>
-            <w:pPr>
-              <w:pStyle w:val="Normal"/>
-              <w:spacing w:lineRule="auto" w:line="240" w:before="0" w:after="0"/>
-              <w:rPr/>
-            </w:pPr>
-            <w:r>
-              <w:rPr>
-                <w:rFonts w:eastAsia="Consolas" w:ascii="Consolas" w:hAnsi="Consolas"/>
-                <w:sz w:val="18"/>
+              <w:spacing w:after="0" w:line="240" w:lineRule="auto"/>
+            </w:pPr>
+            <w:r>
+              <w:rPr>
+                <w:rFonts w:ascii="Consolas" w:eastAsia="Consolas" w:hAnsi="Consolas"/>
+                <w:sz w:val="18"/>
+              </w:rPr>
+              <w:t>#    Añade al final de /</w:t>
+            </w:r>
+            <w:proofErr w:type="spellStart"/>
+            <w:r>
+              <w:rPr>
+                <w:rFonts w:ascii="Consolas" w:eastAsia="Consolas" w:hAnsi="Consolas"/>
+                <w:sz w:val="18"/>
+              </w:rPr>
+              <w:t>etc</w:t>
+            </w:r>
+            <w:proofErr w:type="spellEnd"/>
+            <w:r>
+              <w:rPr>
+                <w:rFonts w:ascii="Consolas" w:eastAsia="Consolas" w:hAnsi="Consolas"/>
+                <w:sz w:val="18"/>
+              </w:rPr>
+              <w:t>/samba/</w:t>
+            </w:r>
+            <w:proofErr w:type="spellStart"/>
+            <w:r>
+              <w:rPr>
+                <w:rFonts w:ascii="Consolas" w:eastAsia="Consolas" w:hAnsi="Consolas"/>
+                <w:sz w:val="18"/>
+              </w:rPr>
+              <w:t>smb.conf</w:t>
+            </w:r>
+            <w:proofErr w:type="spellEnd"/>
+            <w:r>
+              <w:rPr>
+                <w:rFonts w:ascii="Consolas" w:eastAsia="Consolas" w:hAnsi="Consolas"/>
+                <w:sz w:val="18"/>
+              </w:rPr>
+              <w:t xml:space="preserve"> estas líneas:</w:t>
+            </w:r>
+          </w:p>
+          <w:p>
+            <w:pPr>
+              <w:spacing w:after="0" w:line="240" w:lineRule="auto"/>
+              <w:rPr>
+                <w:lang w:val="en-US"/>
+              </w:rPr>
+            </w:pPr>
+            <w:r>
+              <w:rPr>
+                <w:rFonts w:ascii="Consolas" w:eastAsia="Consolas" w:hAnsi="Consolas"/>
+                <w:sz w:val="18"/>
+                <w:lang w:val="en-US"/>
+              </w:rPr>
+              <w:t>[</w:t>
+            </w:r>
+            <w:proofErr w:type="spellStart"/>
+            <w:r>
+              <w:rPr>
+                <w:rFonts w:ascii="Consolas" w:eastAsia="Consolas" w:hAnsi="Consolas"/>
+                <w:sz w:val="18"/>
+                <w:lang w:val="en-US"/>
+              </w:rPr>
+              <w:t>nominas</w:t>
+            </w:r>
+            <w:proofErr w:type="spellEnd"/>
+            <w:r>
+              <w:rPr>
+                <w:rFonts w:ascii="Consolas" w:eastAsia="Consolas" w:hAnsi="Consolas"/>
+                <w:sz w:val="18"/>
+                <w:lang w:val="en-US"/>
+              </w:rPr>
+              <w:t>]</w:t>
+            </w:r>
+          </w:p>
+          <w:p>
+            <w:pPr>
+              <w:spacing w:after="0" w:line="240" w:lineRule="auto"/>
+              <w:rPr>
+                <w:lang w:val="en-US"/>
+              </w:rPr>
+            </w:pPr>
+            <w:r>
+              <w:rPr>
+                <w:rFonts w:ascii="Consolas" w:eastAsia="Consolas" w:hAnsi="Consolas"/>
+                <w:sz w:val="18"/>
+                <w:lang w:val="en-US"/>
+              </w:rPr>
+              <w:t xml:space="preserve">   path = /</w:t>
+            </w:r>
+            <w:proofErr w:type="spellStart"/>
+            <w:r>
+              <w:rPr>
+                <w:rFonts w:ascii="Consolas" w:eastAsia="Consolas" w:hAnsi="Consolas"/>
+                <w:sz w:val="18"/>
+                <w:lang w:val="en-US"/>
+              </w:rPr>
+              <w:t>srv</w:t>
+            </w:r>
+            <w:proofErr w:type="spellEnd"/>
+            <w:r>
+              <w:rPr>
+                <w:rFonts w:ascii="Consolas" w:eastAsia="Consolas" w:hAnsi="Consolas"/>
+                <w:sz w:val="18"/>
+                <w:lang w:val="en-US"/>
+              </w:rPr>
+              <w:t>/</w:t>
+            </w:r>
+            <w:proofErr w:type="spellStart"/>
+            <w:r>
+              <w:rPr>
+                <w:rFonts w:ascii="Consolas" w:eastAsia="Consolas" w:hAnsi="Consolas"/>
+                <w:sz w:val="18"/>
+                <w:lang w:val="en-US"/>
+              </w:rPr>
+              <w:t>nominas</w:t>
+            </w:r>
+            <w:proofErr w:type="spellEnd"/>
+          </w:p>
+          <w:p>
+            <w:pPr>
+              <w:spacing w:after="0" w:line="240" w:lineRule="auto"/>
+              <w:rPr>
+                <w:lang w:val="en-US"/>
+              </w:rPr>
+            </w:pPr>
+            <w:r>
+              <w:rPr>
+                <w:rFonts w:ascii="Consolas" w:eastAsia="Consolas" w:hAnsi="Consolas"/>
+                <w:sz w:val="18"/>
+                <w:lang w:val="en-US"/>
+              </w:rPr>
+              <w:t xml:space="preserve">   guest ok = yes</w:t>
+            </w:r>
+          </w:p>
+          <w:p>
+            <w:pPr>
+              <w:spacing w:after="0" w:line="240" w:lineRule="auto"/>
+            </w:pPr>
+            <w:r>
+              <w:rPr>
+                <w:rFonts w:ascii="Consolas" w:eastAsia="Consolas" w:hAnsi="Consolas"/>
+                <w:sz w:val="18"/>
+                <w:lang w:val="en-US"/>
               </w:rPr>
               <w:t xml:space="preserve">   </w:t>
             </w:r>
-            <w:r>
-              <w:rPr>
-                <w:rFonts w:eastAsia="Consolas" w:ascii="Consolas" w:hAnsi="Consolas"/>
-                <w:sz w:val="18"/>
-              </w:rPr>
-              <w:t>path = /srv/nominas</w:t>
-            </w:r>
-          </w:p>
-          <w:p>
-            <w:pPr>
-              <w:pStyle w:val="Normal"/>
-              <w:spacing w:lineRule="auto" w:line="240" w:before="0" w:after="0"/>
-              <w:rPr/>
-            </w:pPr>
-            <w:r>
-              <w:rPr>
-                <w:rFonts w:eastAsia="Consolas" w:ascii="Consolas" w:hAnsi="Consolas"/>
-                <w:sz w:val="18"/>
-              </w:rPr>
-              <w:t xml:space="preserve">   </w:t>
-            </w:r>
-            <w:r>
-              <w:rPr>
-                <w:rFonts w:eastAsia="Consolas" w:ascii="Consolas" w:hAnsi="Consolas"/>
-                <w:sz w:val="18"/>
-              </w:rPr>
-              <w:t>guest ok = yes</w:t>
-            </w:r>
-          </w:p>
-          <w:p>
-            <w:pPr>
-              <w:pStyle w:val="Normal"/>
-              <w:spacing w:lineRule="auto" w:line="240" w:before="0" w:after="0"/>
-              <w:rPr/>
-            </w:pPr>
-            <w:r>
-              <w:rPr>
-                <w:rFonts w:eastAsia="Consolas" w:ascii="Consolas" w:hAnsi="Consolas"/>
-                <w:sz w:val="18"/>
-              </w:rPr>
-              <w:t xml:space="preserve">   </w:t>
-            </w:r>
-            <w:r>
-              <w:rPr>
-                <w:rFonts w:eastAsia="Consolas" w:ascii="Consolas" w:hAnsi="Consolas"/>
-                <w:sz w:val="18"/>
-              </w:rPr>
-              <w:t>read only = no</w:t>
-            </w:r>
-          </w:p>
-          <w:p>
-            <w:pPr>
-              <w:pStyle w:val="Normal"/>
-              <w:spacing w:lineRule="auto" w:line="240" w:before="0" w:after="0"/>
-              <w:rPr/>
-            </w:pPr>
-            <w:r>
-              <w:rPr>
-                <w:rFonts w:eastAsia="Consolas" w:ascii="Consolas" w:hAnsi="Consolas"/>
+            <w:proofErr w:type="spellStart"/>
+            <w:r>
+              <w:rPr>
+                <w:rFonts w:ascii="Consolas" w:eastAsia="Consolas" w:hAnsi="Consolas"/>
+                <w:sz w:val="18"/>
+              </w:rPr>
+              <w:t>read</w:t>
+            </w:r>
+            <w:proofErr w:type="spellEnd"/>
+            <w:r>
+              <w:rPr>
+                <w:rFonts w:ascii="Consolas" w:eastAsia="Consolas" w:hAnsi="Consolas"/>
+                <w:sz w:val="18"/>
+              </w:rPr>
+              <w:t xml:space="preserve"> </w:t>
+            </w:r>
+            <w:proofErr w:type="spellStart"/>
+            <w:r>
+              <w:rPr>
+                <w:rFonts w:ascii="Consolas" w:eastAsia="Consolas" w:hAnsi="Consolas"/>
+                <w:sz w:val="18"/>
+              </w:rPr>
+              <w:t>only</w:t>
+            </w:r>
+            <w:proofErr w:type="spellEnd"/>
+            <w:r>
+              <w:rPr>
+                <w:rFonts w:ascii="Consolas" w:eastAsia="Consolas" w:hAnsi="Consolas"/>
+                <w:sz w:val="18"/>
+              </w:rPr>
+              <w:t xml:space="preserve"> = no</w:t>
+            </w:r>
+          </w:p>
+          <w:p>
+            <w:pPr>
+              <w:spacing w:after="0" w:line="240" w:lineRule="auto"/>
+            </w:pPr>
+            <w:r>
+              <w:rPr>
+                <w:rFonts w:ascii="Consolas" w:eastAsia="Consolas" w:hAnsi="Consolas"/>
                 <w:sz w:val="18"/>
               </w:rPr>
               <w:t>#    y reinicia el servicio:</w:t>
@@ -2576,48 +2707,77 @@
           </w:p>
           <w:p>
             <w:pPr>
-              <w:pStyle w:val="Normal"/>
-              <w:spacing w:lineRule="auto" w:line="240" w:before="0" w:after="0"/>
-              <w:rPr/>
-            </w:pPr>
-            <w:r>
-              <w:rPr>
-                <w:rFonts w:eastAsia="Consolas" w:ascii="Consolas" w:hAnsi="Consolas"/>
-                <w:sz w:val="18"/>
-              </w:rPr>
-              <w:t>sudo systemctl restart smbd</w:t>
-            </w:r>
+              <w:spacing w:after="0" w:line="240" w:lineRule="auto"/>
+            </w:pPr>
+            <w:r>
+              <w:rPr>
+                <w:rFonts w:ascii="Consolas" w:eastAsia="Consolas" w:hAnsi="Consolas"/>
+                <w:sz w:val="18"/>
+              </w:rPr>
+              <w:t xml:space="preserve">sudo </w:t>
+            </w:r>
+            <w:proofErr w:type="spellStart"/>
+            <w:r>
+              <w:rPr>
+                <w:rFonts w:ascii="Consolas" w:eastAsia="Consolas" w:hAnsi="Consolas"/>
+                <w:sz w:val="18"/>
+              </w:rPr>
+              <w:t>systemctl</w:t>
+            </w:r>
+            <w:proofErr w:type="spellEnd"/>
+            <w:r>
+              <w:rPr>
+                <w:rFonts w:ascii="Consolas" w:eastAsia="Consolas" w:hAnsi="Consolas"/>
+                <w:sz w:val="18"/>
+              </w:rPr>
+              <w:t xml:space="preserve"> </w:t>
+            </w:r>
+            <w:proofErr w:type="spellStart"/>
+            <w:r>
+              <w:rPr>
+                <w:rFonts w:ascii="Consolas" w:eastAsia="Consolas" w:hAnsi="Consolas"/>
+                <w:sz w:val="18"/>
+              </w:rPr>
+              <w:t>restart</w:t>
+            </w:r>
+            <w:proofErr w:type="spellEnd"/>
+            <w:r>
+              <w:rPr>
+                <w:rFonts w:ascii="Consolas" w:eastAsia="Consolas" w:hAnsi="Consolas"/>
+                <w:sz w:val="18"/>
+              </w:rPr>
+              <w:t xml:space="preserve"> </w:t>
+            </w:r>
+            <w:proofErr w:type="spellStart"/>
+            <w:r>
+              <w:rPr>
+                <w:rFonts w:ascii="Consolas" w:eastAsia="Consolas" w:hAnsi="Consolas"/>
+                <w:sz w:val="18"/>
+              </w:rPr>
+              <w:t>smbd</w:t>
+            </w:r>
+            <w:proofErr w:type="spellEnd"/>
           </w:p>
         </w:tc>
       </w:tr>
     </w:tbl>
     <w:p>
       <w:pPr>
-        <w:pStyle w:val="Normal"/>
-        <w:spacing w:before="0" w:after="40"/>
-        <w:rPr/>
-      </w:pPr>
-      <w:r>
-        <w:rPr/>
-      </w:r>
-    </w:p>
-    <w:p>
-      <w:pPr>
-        <w:pStyle w:val="Normal"/>
+        <w:spacing w:after="40"/>
+      </w:pPr>
+    </w:p>
+    <w:p>
+      <w:pPr>
         <w:jc w:val="both"/>
-        <w:rPr/>
-      </w:pPr>
-      <w:r>
-        <w:rPr/>
+      </w:pPr>
+      <w:r>
         <w:t>Deja el resto de servicios con la configuración que traen por defecto. Parte del trabajo consiste precisamente en valorar si esa configuración por defecto es adecuada.</w:t>
       </w:r>
     </w:p>
     <w:p>
       <w:pPr>
-        <w:pStyle w:val="Normal"/>
-        <w:keepNext w:val="true"/>
+        <w:keepNext/>
         <w:spacing w:before="200" w:after="80"/>
-        <w:rPr/>
       </w:pPr>
       <w:r>
         <w:rPr>
@@ -2625,17 +2785,15 @@
           <w:color w:val="2E6DA4"/>
           <w:sz w:val="25"/>
         </w:rPr>
+        <w:lastRenderedPageBreak/>
         <w:t>B.3. Auditoría interna del servidor</w:t>
       </w:r>
     </w:p>
     <w:p>
       <w:pPr>
-        <w:pStyle w:val="Normal"/>
         <w:jc w:val="both"/>
-        <w:rPr/>
-      </w:pPr>
-      <w:r>
-        <w:rPr/>
+      </w:pPr>
+      <w:r>
         <w:t xml:space="preserve">Audita ahora tu servidor </w:t>
       </w:r>
       <w:r>
@@ -2645,23 +2803,55 @@
         <w:t>como si no supieras qué has cambiado</w:t>
       </w:r>
       <w:r>
-        <w:rPr/>
-        <w:t>. Para cada apartado incluye el comando o comandos empleados, una captura legible del resultado y tu interpretación. Estas son las herramientas que necesitarás; consulta su manual (man) para elegir las opciones adecuadas por ejemplo man ss o man systemctl:</w:t>
+        <w:t>. Para cada apartado incluye el comando o comandos empleados, una captura legible del resultado y tu interpretación. Estas son las herramientas que necesitarás; consulta su manual (</w:t>
+      </w:r>
+      <w:proofErr w:type="spellStart"/>
+      <w:r>
+        <w:t>man</w:t>
+      </w:r>
+      <w:proofErr w:type="spellEnd"/>
+      <w:r>
+        <w:t xml:space="preserve">) para elegir las opciones adecuadas por ejemplo </w:t>
+      </w:r>
+      <w:proofErr w:type="spellStart"/>
+      <w:r>
+        <w:t>man</w:t>
+      </w:r>
+      <w:proofErr w:type="spellEnd"/>
+      <w:r>
+        <w:t xml:space="preserve"> </w:t>
+      </w:r>
+      <w:proofErr w:type="spellStart"/>
+      <w:r>
+        <w:t>ss</w:t>
+      </w:r>
+      <w:proofErr w:type="spellEnd"/>
+      <w:r>
+        <w:t xml:space="preserve"> o </w:t>
+      </w:r>
+      <w:proofErr w:type="spellStart"/>
+      <w:r>
+        <w:t>man</w:t>
+      </w:r>
+      <w:proofErr w:type="spellEnd"/>
+      <w:r>
+        <w:t xml:space="preserve"> </w:t>
+      </w:r>
+      <w:proofErr w:type="spellStart"/>
+      <w:r>
+        <w:t>systemctl</w:t>
+      </w:r>
+      <w:proofErr w:type="spellEnd"/>
+      <w:r>
+        <w:t>:</w:t>
       </w:r>
     </w:p>
     <w:tbl>
       <w:tblPr>
         <w:tblW w:w="9003" w:type="dxa"/>
         <w:jc w:val="center"/>
-        <w:tblInd w:w="0" w:type="dxa"/>
         <w:tblLayout w:type="fixed"/>
-        <w:tblCellMar>
-          <w:top w:w="0" w:type="dxa"/>
-          <w:start w:w="108" w:type="dxa"/>
-          <w:bottom w:w="0" w:type="dxa"/>
-          <w:end w:w="108" w:type="dxa"/>
-        </w:tblCellMar>
-        <w:tblLook w:val="04a0" w:firstRow="1" w:noVBand="1" w:lastRow="0" w:firstColumn="1" w:lastColumn="0" w:noHBand="0"/>
+        <w:tblLook w:val="04A0" w:firstRow="1" w:lastRow="0" w:firstColumn="1" w:lastColumn="0" w:noHBand="0" w:noVBand="1"/>
       </w:tblPr>
       <w:tblGrid>
         <w:gridCol w:w="2185"/>
@@ -2669,28 +2859,21 @@
       </w:tblGrid>
       <w:tr>
         <w:trPr>
-          <w:tblHeader w:val="true"/>
+          <w:tblHeader/>
+          <w:jc w:val="center"/>
         </w:trPr>
         <w:tc>
           <w:tcPr>
             <w:tcW w:w="2185" w:type="dxa"/>
             <w:tcBorders>
               <w:top w:val="single" w:sz="4" w:space="0" w:color="9DB3CC"/>
-              <w:start w:val="single" w:sz="4" w:space="0" w:color="9DB3CC"/>
-              <w:bottom w:val="single" w:sz="4" w:space="0" w:color="9DB3CC"/>
-              <w:end w:val="single" w:sz="4" w:space="0" w:color="9DB3CC"/>
-            </w:tcBorders>
-            <w:shd w:color="auto" w:fill="1F3A5F" w:val="clear"/>
-          </w:tcPr>
-          <w:p>
-            <w:pPr>
-              <w:pStyle w:val="Normal"/>
-              <w:widowControl/>
-              <w:bidi w:val="0"/>
-              <w:spacing w:lineRule="auto" w:line="276" w:before="0" w:after="120"/>
-              <w:jc w:val="start"/>
-              <w:rPr/>
-            </w:pPr>
+              <w:left w:val="single" w:sz="4" w:space="0" w:color="9DB3CC"/>
+              <w:bottom w:val="single" w:sz="4" w:space="0" w:color="9DB3CC"/>
+              <w:right w:val="single" w:sz="4" w:space="0" w:color="9DB3CC"/>
+            </w:tcBorders>
+            <w:shd w:val="clear" w:color="auto" w:fill="1F3A5F"/>
+          </w:tcPr>
+          <w:p>
             <w:r>
               <w:rPr>
                 <w:b/>
@@ -2706,21 +2889,13 @@
             <w:tcW w:w="6818" w:type="dxa"/>
             <w:tcBorders>
               <w:top w:val="single" w:sz="4" w:space="0" w:color="9DB3CC"/>
-              <w:start w:val="single" w:sz="4" w:space="0" w:color="9DB3CC"/>
-              <w:bottom w:val="single" w:sz="4" w:space="0" w:color="9DB3CC"/>
-              <w:end w:val="single" w:sz="4" w:space="0" w:color="9DB3CC"/>
-            </w:tcBorders>
-            <w:shd w:color="auto" w:fill="1F3A5F" w:val="clear"/>
-          </w:tcPr>
-          <w:p>
-            <w:pPr>
-              <w:pStyle w:val="Normal"/>
-              <w:widowControl/>
-              <w:bidi w:val="0"/>
-              <w:spacing w:lineRule="auto" w:line="276" w:before="0" w:after="120"/>
-              <w:jc w:val="start"/>
-              <w:rPr/>
-            </w:pPr>
+              <w:left w:val="single" w:sz="4" w:space="0" w:color="9DB3CC"/>
+              <w:bottom w:val="single" w:sz="4" w:space="0" w:color="9DB3CC"/>
+              <w:right w:val="single" w:sz="4" w:space="0" w:color="9DB3CC"/>
+            </w:tcBorders>
+            <w:shd w:val="clear" w:color="auto" w:fill="1F3A5F"/>
+          </w:tcPr>
+          <w:p>
             <w:r>
               <w:rPr>
                 <w:b/>
@@ -2733,29 +2908,31 @@
         </w:tc>
       </w:tr>
       <w:tr>
-        <w:trPr/>
+        <w:trPr>
+          <w:jc w:val="center"/>
+        </w:trPr>
         <w:tc>
           <w:tcPr>
             <w:tcW w:w="2185" w:type="dxa"/>
             <w:tcBorders>
               <w:top w:val="single" w:sz="4" w:space="0" w:color="9DB3CC"/>
-              <w:start w:val="single" w:sz="4" w:space="0" w:color="9DB3CC"/>
-              <w:bottom w:val="single" w:sz="4" w:space="0" w:color="9DB3CC"/>
-              <w:end w:val="single" w:sz="4" w:space="0" w:color="9DB3CC"/>
-            </w:tcBorders>
-          </w:tcPr>
-          <w:p>
-            <w:pPr>
-              <w:pStyle w:val="Normal"/>
-              <w:spacing w:before="0" w:after="20"/>
-              <w:rPr/>
-            </w:pPr>
+              <w:left w:val="single" w:sz="4" w:space="0" w:color="9DB3CC"/>
+              <w:bottom w:val="single" w:sz="4" w:space="0" w:color="9DB3CC"/>
+              <w:right w:val="single" w:sz="4" w:space="0" w:color="9DB3CC"/>
+            </w:tcBorders>
+          </w:tcPr>
+          <w:p>
+            <w:pPr>
+              <w:spacing w:after="20"/>
+            </w:pPr>
+            <w:proofErr w:type="spellStart"/>
             <w:r>
               <w:rPr>
                 <w:sz w:val="19"/>
               </w:rPr>
               <w:t>ss</w:t>
             </w:r>
+            <w:proofErr w:type="spellEnd"/>
           </w:p>
         </w:tc>
         <w:tc>
@@ -2763,16 +2940,14 @@
             <w:tcW w:w="6818" w:type="dxa"/>
             <w:tcBorders>
               <w:top w:val="single" w:sz="4" w:space="0" w:color="9DB3CC"/>
-              <w:start w:val="single" w:sz="4" w:space="0" w:color="9DB3CC"/>
-              <w:bottom w:val="single" w:sz="4" w:space="0" w:color="9DB3CC"/>
-              <w:end w:val="single" w:sz="4" w:space="0" w:color="9DB3CC"/>
-            </w:tcBorders>
-          </w:tcPr>
-          <w:p>
-            <w:pPr>
-              <w:pStyle w:val="Normal"/>
-              <w:spacing w:before="0" w:after="20"/>
-              <w:rPr/>
+              <w:left w:val="single" w:sz="4" w:space="0" w:color="9DB3CC"/>
+              <w:bottom w:val="single" w:sz="4" w:space="0" w:color="9DB3CC"/>
+              <w:right w:val="single" w:sz="4" w:space="0" w:color="9DB3CC"/>
+            </w:tcBorders>
+          </w:tcPr>
+          <w:p>
+            <w:pPr>
+              <w:spacing w:after="20"/>
             </w:pPr>
             <w:r>
               <w:rPr>
@@ -2784,30 +2959,32 @@
         </w:tc>
       </w:tr>
       <w:tr>
-        <w:trPr/>
+        <w:trPr>
+          <w:jc w:val="center"/>
+        </w:trPr>
         <w:tc>
           <w:tcPr>
             <w:tcW w:w="2185" w:type="dxa"/>
             <w:tcBorders>
               <w:top w:val="single" w:sz="4" w:space="0" w:color="9DB3CC"/>
-              <w:start w:val="single" w:sz="4" w:space="0" w:color="9DB3CC"/>
-              <w:bottom w:val="single" w:sz="4" w:space="0" w:color="9DB3CC"/>
-              <w:end w:val="single" w:sz="4" w:space="0" w:color="9DB3CC"/>
-            </w:tcBorders>
-            <w:shd w:color="auto" w:fill="EEF3F9" w:val="clear"/>
-          </w:tcPr>
-          <w:p>
-            <w:pPr>
-              <w:pStyle w:val="Normal"/>
-              <w:spacing w:before="0" w:after="20"/>
-              <w:rPr/>
-            </w:pPr>
+              <w:left w:val="single" w:sz="4" w:space="0" w:color="9DB3CC"/>
+              <w:bottom w:val="single" w:sz="4" w:space="0" w:color="9DB3CC"/>
+              <w:right w:val="single" w:sz="4" w:space="0" w:color="9DB3CC"/>
+            </w:tcBorders>
+            <w:shd w:val="clear" w:color="auto" w:fill="EEF3F9"/>
+          </w:tcPr>
+          <w:p>
+            <w:pPr>
+              <w:spacing w:after="20"/>
+            </w:pPr>
+            <w:proofErr w:type="spellStart"/>
             <w:r>
               <w:rPr>
                 <w:sz w:val="19"/>
               </w:rPr>
               <w:t>systemctl</w:t>
             </w:r>
+            <w:proofErr w:type="spellEnd"/>
           </w:p>
         </w:tc>
         <w:tc>
@@ -2815,17 +2992,15 @@
             <w:tcW w:w="6818" w:type="dxa"/>
             <w:tcBorders>
               <w:top w:val="single" w:sz="4" w:space="0" w:color="9DB3CC"/>
-              <w:start w:val="single" w:sz="4" w:space="0" w:color="9DB3CC"/>
-              <w:bottom w:val="single" w:sz="4" w:space="0" w:color="9DB3CC"/>
-              <w:end w:val="single" w:sz="4" w:space="0" w:color="9DB3CC"/>
-            </w:tcBorders>
-            <w:shd w:color="auto" w:fill="EEF3F9" w:val="clear"/>
-          </w:tcPr>
-          <w:p>
-            <w:pPr>
-              <w:pStyle w:val="Normal"/>
-              <w:spacing w:before="0" w:after="20"/>
-              <w:rPr/>
+              <w:left w:val="single" w:sz="4" w:space="0" w:color="9DB3CC"/>
+              <w:bottom w:val="single" w:sz="4" w:space="0" w:color="9DB3CC"/>
+              <w:right w:val="single" w:sz="4" w:space="0" w:color="9DB3CC"/>
+            </w:tcBorders>
+            <w:shd w:val="clear" w:color="auto" w:fill="EEF3F9"/>
+          </w:tcPr>
+          <w:p>
+            <w:pPr>
+              <w:spacing w:after="20"/>
             </w:pPr>
             <w:r>
               <w:rPr>
@@ -2837,29 +3012,45 @@
         </w:tc>
       </w:tr>
       <w:tr>
-        <w:trPr/>
+        <w:trPr>
+          <w:jc w:val="center"/>
+        </w:trPr>
         <w:tc>
           <w:tcPr>
             <w:tcW w:w="2185" w:type="dxa"/>
             <w:tcBorders>
               <w:top w:val="single" w:sz="4" w:space="0" w:color="9DB3CC"/>
-              <w:start w:val="single" w:sz="4" w:space="0" w:color="9DB3CC"/>
-              <w:bottom w:val="single" w:sz="4" w:space="0" w:color="9DB3CC"/>
-              <w:end w:val="single" w:sz="4" w:space="0" w:color="9DB3CC"/>
-            </w:tcBorders>
-          </w:tcPr>
-          <w:p>
-            <w:pPr>
-              <w:pStyle w:val="Normal"/>
-              <w:spacing w:before="0" w:after="20"/>
-              <w:rPr/>
-            </w:pPr>
-            <w:r>
-              <w:rPr>
-                <w:sz w:val="19"/>
-              </w:rPr>
-              <w:t>dpkg, apt</w:t>
-            </w:r>
+              <w:left w:val="single" w:sz="4" w:space="0" w:color="9DB3CC"/>
+              <w:bottom w:val="single" w:sz="4" w:space="0" w:color="9DB3CC"/>
+              <w:right w:val="single" w:sz="4" w:space="0" w:color="9DB3CC"/>
+            </w:tcBorders>
+          </w:tcPr>
+          <w:p>
+            <w:pPr>
+              <w:spacing w:after="20"/>
+            </w:pPr>
+            <w:proofErr w:type="spellStart"/>
+            <w:r>
+              <w:rPr>
+                <w:sz w:val="19"/>
+              </w:rPr>
+              <w:t>dpkg</w:t>
+            </w:r>
+            <w:proofErr w:type="spellEnd"/>
+            <w:r>
+              <w:rPr>
+                <w:sz w:val="19"/>
+              </w:rPr>
+              <w:t xml:space="preserve">, </w:t>
+            </w:r>
+            <w:proofErr w:type="spellStart"/>
+            <w:r>
+              <w:rPr>
+                <w:sz w:val="19"/>
+              </w:rPr>
+              <w:t>apt</w:t>
+            </w:r>
+            <w:proofErr w:type="spellEnd"/>
           </w:p>
         </w:tc>
         <w:tc>
@@ -2867,16 +3058,14 @@
             <w:tcW w:w="6818" w:type="dxa"/>
             <w:tcBorders>
               <w:top w:val="single" w:sz="4" w:space="0" w:color="9DB3CC"/>
-              <w:start w:val="single" w:sz="4" w:space="0" w:color="9DB3CC"/>
-              <w:bottom w:val="single" w:sz="4" w:space="0" w:color="9DB3CC"/>
-              <w:end w:val="single" w:sz="4" w:space="0" w:color="9DB3CC"/>
-            </w:tcBorders>
-          </w:tcPr>
-          <w:p>
-            <w:pPr>
-              <w:pStyle w:val="Normal"/>
-              <w:spacing w:before="0" w:after="20"/>
-              <w:rPr/>
+              <w:left w:val="single" w:sz="4" w:space="0" w:color="9DB3CC"/>
+              <w:bottom w:val="single" w:sz="4" w:space="0" w:color="9DB3CC"/>
+              <w:right w:val="single" w:sz="4" w:space="0" w:color="9DB3CC"/>
+            </w:tcBorders>
+          </w:tcPr>
+          <w:p>
+            <w:pPr>
+              <w:spacing w:after="20"/>
             </w:pPr>
             <w:r>
               <w:rPr>
@@ -2888,29 +3077,37 @@
         </w:tc>
       </w:tr>
       <w:tr>
-        <w:trPr/>
+        <w:trPr>
+          <w:jc w:val="center"/>
+        </w:trPr>
         <w:tc>
           <w:tcPr>
             <w:tcW w:w="2185" w:type="dxa"/>
             <w:tcBorders>
               <w:top w:val="single" w:sz="4" w:space="0" w:color="9DB3CC"/>
-              <w:start w:val="single" w:sz="4" w:space="0" w:color="9DB3CC"/>
-              <w:bottom w:val="single" w:sz="4" w:space="0" w:color="9DB3CC"/>
-              <w:end w:val="single" w:sz="4" w:space="0" w:color="9DB3CC"/>
-            </w:tcBorders>
-            <w:shd w:color="auto" w:fill="EEF3F9" w:val="clear"/>
-          </w:tcPr>
-          <w:p>
-            <w:pPr>
-              <w:pStyle w:val="Normal"/>
-              <w:spacing w:before="0" w:after="20"/>
-              <w:rPr/>
-            </w:pPr>
-            <w:r>
-              <w:rPr>
-                <w:sz w:val="19"/>
-              </w:rPr>
-              <w:t>getent, sudo -l</w:t>
+              <w:left w:val="single" w:sz="4" w:space="0" w:color="9DB3CC"/>
+              <w:bottom w:val="single" w:sz="4" w:space="0" w:color="9DB3CC"/>
+              <w:right w:val="single" w:sz="4" w:space="0" w:color="9DB3CC"/>
+            </w:tcBorders>
+            <w:shd w:val="clear" w:color="auto" w:fill="EEF3F9"/>
+          </w:tcPr>
+          <w:p>
+            <w:pPr>
+              <w:spacing w:after="20"/>
+            </w:pPr>
+            <w:proofErr w:type="spellStart"/>
+            <w:r>
+              <w:rPr>
+                <w:sz w:val="19"/>
+              </w:rPr>
+              <w:t>getent</w:t>
+            </w:r>
+            <w:proofErr w:type="spellEnd"/>
+            <w:r>
+              <w:rPr>
+                <w:sz w:val="19"/>
+              </w:rPr>
+              <w:t>, sudo -l</w:t>
             </w:r>
           </w:p>
         </w:tc>
@@ -2919,17 +3116,15 @@
             <w:tcW w:w="6818" w:type="dxa"/>
             <w:tcBorders>
               <w:top w:val="single" w:sz="4" w:space="0" w:color="9DB3CC"/>
-              <w:start w:val="single" w:sz="4" w:space="0" w:color="9DB3CC"/>
-              <w:bottom w:val="single" w:sz="4" w:space="0" w:color="9DB3CC"/>
-              <w:end w:val="single" w:sz="4" w:space="0" w:color="9DB3CC"/>
-            </w:tcBorders>
-            <w:shd w:color="auto" w:fill="EEF3F9" w:val="clear"/>
-          </w:tcPr>
-          <w:p>
-            <w:pPr>
-              <w:pStyle w:val="Normal"/>
-              <w:spacing w:before="0" w:after="20"/>
-              <w:rPr/>
+              <w:left w:val="single" w:sz="4" w:space="0" w:color="9DB3CC"/>
+              <w:bottom w:val="single" w:sz="4" w:space="0" w:color="9DB3CC"/>
+              <w:right w:val="single" w:sz="4" w:space="0" w:color="9DB3CC"/>
+            </w:tcBorders>
+            <w:shd w:val="clear" w:color="auto" w:fill="EEF3F9"/>
+          </w:tcPr>
+          <w:p>
+            <w:pPr>
+              <w:spacing w:after="20"/>
             </w:pPr>
             <w:r>
               <w:rPr>
@@ -2941,29 +3136,59 @@
         </w:tc>
       </w:tr>
       <w:tr>
-        <w:trPr/>
+        <w:trPr>
+          <w:jc w:val="center"/>
+        </w:trPr>
         <w:tc>
           <w:tcPr>
             <w:tcW w:w="2185" w:type="dxa"/>
             <w:tcBorders>
               <w:top w:val="single" w:sz="4" w:space="0" w:color="9DB3CC"/>
-              <w:start w:val="single" w:sz="4" w:space="0" w:color="9DB3CC"/>
-              <w:bottom w:val="single" w:sz="4" w:space="0" w:color="9DB3CC"/>
-              <w:end w:val="single" w:sz="4" w:space="0" w:color="9DB3CC"/>
-            </w:tcBorders>
-          </w:tcPr>
-          <w:p>
-            <w:pPr>
-              <w:pStyle w:val="Normal"/>
-              <w:spacing w:before="0" w:after="20"/>
-              <w:rPr/>
-            </w:pPr>
-            <w:r>
-              <w:rPr>
-                <w:sz w:val="19"/>
-              </w:rPr>
-              <w:t>find, ls, stat</w:t>
-            </w:r>
+              <w:left w:val="single" w:sz="4" w:space="0" w:color="9DB3CC"/>
+              <w:bottom w:val="single" w:sz="4" w:space="0" w:color="9DB3CC"/>
+              <w:right w:val="single" w:sz="4" w:space="0" w:color="9DB3CC"/>
+            </w:tcBorders>
+          </w:tcPr>
+          <w:p>
+            <w:pPr>
+              <w:spacing w:after="20"/>
+            </w:pPr>
+            <w:proofErr w:type="spellStart"/>
+            <w:r>
+              <w:rPr>
+                <w:sz w:val="19"/>
+              </w:rPr>
+              <w:t>find</w:t>
+            </w:r>
+            <w:proofErr w:type="spellEnd"/>
+            <w:r>
+              <w:rPr>
+                <w:sz w:val="19"/>
+              </w:rPr>
+              <w:t xml:space="preserve">, </w:t>
+            </w:r>
+            <w:proofErr w:type="spellStart"/>
+            <w:r>
+              <w:rPr>
+                <w:sz w:val="19"/>
+              </w:rPr>
+              <w:t>ls</w:t>
+            </w:r>
+            <w:proofErr w:type="spellEnd"/>
+            <w:r>
+              <w:rPr>
+                <w:sz w:val="19"/>
+              </w:rPr>
+              <w:t xml:space="preserve">, </w:t>
+            </w:r>
+            <w:proofErr w:type="spellStart"/>
+            <w:r>
+              <w:rPr>
+                <w:sz w:val="19"/>
+              </w:rPr>
+              <w:t>stat</w:t>
+            </w:r>
+            <w:proofErr w:type="spellEnd"/>
           </w:p>
         </w:tc>
         <w:tc>
@@ -2971,16 +3196,14 @@
             <w:tcW w:w="6818" w:type="dxa"/>
             <w:tcBorders>
               <w:top w:val="single" w:sz="4" w:space="0" w:color="9DB3CC"/>
-              <w:start w:val="single" w:sz="4" w:space="0" w:color="9DB3CC"/>
-              <w:bottom w:val="single" w:sz="4" w:space="0" w:color="9DB3CC"/>
-              <w:end w:val="single" w:sz="4" w:space="0" w:color="9DB3CC"/>
-            </w:tcBorders>
-          </w:tcPr>
-          <w:p>
-            <w:pPr>
-              <w:pStyle w:val="Normal"/>
-              <w:spacing w:before="0" w:after="20"/>
-              <w:rPr/>
+              <w:left w:val="single" w:sz="4" w:space="0" w:color="9DB3CC"/>
+              <w:bottom w:val="single" w:sz="4" w:space="0" w:color="9DB3CC"/>
+              <w:right w:val="single" w:sz="4" w:space="0" w:color="9DB3CC"/>
+            </w:tcBorders>
+          </w:tcPr>
+          <w:p>
+            <w:pPr>
+              <w:spacing w:after="20"/>
             </w:pPr>
             <w:r>
               <w:rPr>
@@ -2992,30 +3215,32 @@
         </w:tc>
       </w:tr>
       <w:tr>
-        <w:trPr/>
+        <w:trPr>
+          <w:jc w:val="center"/>
+        </w:trPr>
         <w:tc>
           <w:tcPr>
             <w:tcW w:w="2185" w:type="dxa"/>
             <w:tcBorders>
               <w:top w:val="single" w:sz="4" w:space="0" w:color="9DB3CC"/>
-              <w:start w:val="single" w:sz="4" w:space="0" w:color="9DB3CC"/>
-              <w:bottom w:val="single" w:sz="4" w:space="0" w:color="9DB3CC"/>
-              <w:end w:val="single" w:sz="4" w:space="0" w:color="9DB3CC"/>
-            </w:tcBorders>
-            <w:shd w:color="auto" w:fill="EEF3F9" w:val="clear"/>
-          </w:tcPr>
-          <w:p>
-            <w:pPr>
-              <w:pStyle w:val="Normal"/>
-              <w:spacing w:before="0" w:after="20"/>
-              <w:rPr/>
-            </w:pPr>
+              <w:left w:val="single" w:sz="4" w:space="0" w:color="9DB3CC"/>
+              <w:bottom w:val="single" w:sz="4" w:space="0" w:color="9DB3CC"/>
+              <w:right w:val="single" w:sz="4" w:space="0" w:color="9DB3CC"/>
+            </w:tcBorders>
+            <w:shd w:val="clear" w:color="auto" w:fill="EEF3F9"/>
+          </w:tcPr>
+          <w:p>
+            <w:pPr>
+              <w:spacing w:after="20"/>
+            </w:pPr>
+            <w:proofErr w:type="spellStart"/>
             <w:r>
               <w:rPr>
                 <w:sz w:val="19"/>
               </w:rPr>
               <w:t>testparm</w:t>
             </w:r>
+            <w:proofErr w:type="spellEnd"/>
           </w:p>
         </w:tc>
         <w:tc>
@@ -3023,17 +3248,15 @@
             <w:tcW w:w="6818" w:type="dxa"/>
             <w:tcBorders>
               <w:top w:val="single" w:sz="4" w:space="0" w:color="9DB3CC"/>
-              <w:start w:val="single" w:sz="4" w:space="0" w:color="9DB3CC"/>
-              <w:bottom w:val="single" w:sz="4" w:space="0" w:color="9DB3CC"/>
-              <w:end w:val="single" w:sz="4" w:space="0" w:color="9DB3CC"/>
-            </w:tcBorders>
-            <w:shd w:color="auto" w:fill="EEF3F9" w:val="clear"/>
-          </w:tcPr>
-          <w:p>
-            <w:pPr>
-              <w:pStyle w:val="Normal"/>
-              <w:spacing w:before="0" w:after="20"/>
-              <w:rPr/>
+              <w:left w:val="single" w:sz="4" w:space="0" w:color="9DB3CC"/>
+              <w:bottom w:val="single" w:sz="4" w:space="0" w:color="9DB3CC"/>
+              <w:right w:val="single" w:sz="4" w:space="0" w:color="9DB3CC"/>
+            </w:tcBorders>
+            <w:shd w:val="clear" w:color="auto" w:fill="EEF3F9"/>
+          </w:tcPr>
+          <w:p>
+            <w:pPr>
+              <w:spacing w:after="20"/>
             </w:pPr>
             <w:r>
               <w:rPr>
@@ -3045,28 +3268,36 @@
         </w:tc>
       </w:tr>
       <w:tr>
-        <w:trPr/>
+        <w:trPr>
+          <w:jc w:val="center"/>
+        </w:trPr>
         <w:tc>
           <w:tcPr>
             <w:tcW w:w="2185" w:type="dxa"/>
             <w:tcBorders>
               <w:top w:val="single" w:sz="4" w:space="0" w:color="9DB3CC"/>
-              <w:start w:val="single" w:sz="4" w:space="0" w:color="9DB3CC"/>
-              <w:bottom w:val="single" w:sz="4" w:space="0" w:color="9DB3CC"/>
-              <w:end w:val="single" w:sz="4" w:space="0" w:color="9DB3CC"/>
-            </w:tcBorders>
-          </w:tcPr>
-          <w:p>
-            <w:pPr>
-              <w:pStyle w:val="Normal"/>
-              <w:spacing w:before="0" w:after="20"/>
-              <w:rPr/>
-            </w:pPr>
-            <w:r>
-              <w:rPr>
-                <w:sz w:val="19"/>
-              </w:rPr>
-              <w:t>sshd -T</w:t>
+              <w:left w:val="single" w:sz="4" w:space="0" w:color="9DB3CC"/>
+              <w:bottom w:val="single" w:sz="4" w:space="0" w:color="9DB3CC"/>
+              <w:right w:val="single" w:sz="4" w:space="0" w:color="9DB3CC"/>
+            </w:tcBorders>
+          </w:tcPr>
+          <w:p>
+            <w:pPr>
+              <w:spacing w:after="20"/>
+            </w:pPr>
+            <w:proofErr w:type="spellStart"/>
+            <w:r>
+              <w:rPr>
+                <w:sz w:val="19"/>
+              </w:rPr>
+              <w:t>sshd</w:t>
+            </w:r>
+            <w:proofErr w:type="spellEnd"/>
+            <w:r>
+              <w:rPr>
+                <w:sz w:val="19"/>
+              </w:rPr>
+              <w:t xml:space="preserve"> -T</w:t>
             </w:r>
           </w:p>
         </w:tc>
@@ -3075,16 +3306,14 @@
             <w:tcW w:w="6818" w:type="dxa"/>
             <w:tcBorders>
               <w:top w:val="single" w:sz="4" w:space="0" w:color="9DB3CC"/>
-              <w:start w:val="single" w:sz="4" w:space="0" w:color="9DB3CC"/>
-              <w:bottom w:val="single" w:sz="4" w:space="0" w:color="9DB3CC"/>
-              <w:end w:val="single" w:sz="4" w:space="0" w:color="9DB3CC"/>
-            </w:tcBorders>
-          </w:tcPr>
-          <w:p>
-            <w:pPr>
-              <w:pStyle w:val="Normal"/>
-              <w:spacing w:before="0" w:after="20"/>
-              <w:rPr/>
+              <w:left w:val="single" w:sz="4" w:space="0" w:color="9DB3CC"/>
+              <w:bottom w:val="single" w:sz="4" w:space="0" w:color="9DB3CC"/>
+              <w:right w:val="single" w:sz="4" w:space="0" w:color="9DB3CC"/>
+            </w:tcBorders>
+          </w:tcPr>
+          <w:p>
+            <w:pPr>
+              <w:spacing w:after="20"/>
             </w:pPr>
             <w:r>
               <w:rPr>
@@ -3096,30 +3325,52 @@
         </w:tc>
       </w:tr>
       <w:tr>
-        <w:trPr/>
+        <w:trPr>
+          <w:jc w:val="center"/>
+        </w:trPr>
         <w:tc>
           <w:tcPr>
             <w:tcW w:w="2185" w:type="dxa"/>
             <w:tcBorders>
               <w:top w:val="single" w:sz="4" w:space="0" w:color="9DB3CC"/>
-              <w:start w:val="single" w:sz="4" w:space="0" w:color="9DB3CC"/>
-              <w:bottom w:val="single" w:sz="4" w:space="0" w:color="9DB3CC"/>
-              <w:end w:val="single" w:sz="4" w:space="0" w:color="9DB3CC"/>
-            </w:tcBorders>
-            <w:shd w:color="auto" w:fill="EEF3F9" w:val="clear"/>
-          </w:tcPr>
-          <w:p>
-            <w:pPr>
-              <w:pStyle w:val="Normal"/>
-              <w:spacing w:before="0" w:after="20"/>
-              <w:rPr/>
-            </w:pPr>
-            <w:r>
-              <w:rPr>
-                <w:sz w:val="19"/>
-              </w:rPr>
-              <w:t>chage, /etc/login.defs</w:t>
-            </w:r>
+              <w:left w:val="single" w:sz="4" w:space="0" w:color="9DB3CC"/>
+              <w:bottom w:val="single" w:sz="4" w:space="0" w:color="9DB3CC"/>
+              <w:right w:val="single" w:sz="4" w:space="0" w:color="9DB3CC"/>
+            </w:tcBorders>
+            <w:shd w:val="clear" w:color="auto" w:fill="EEF3F9"/>
+          </w:tcPr>
+          <w:p>
+            <w:pPr>
+              <w:spacing w:after="20"/>
+            </w:pPr>
+            <w:r>
+              <w:rPr>
+                <w:sz w:val="19"/>
+              </w:rPr>
+              <w:t>chage, /</w:t>
+            </w:r>
+            <w:proofErr w:type="spellStart"/>
+            <w:r>
+              <w:rPr>
+                <w:sz w:val="19"/>
+              </w:rPr>
+              <w:t>etc</w:t>
+            </w:r>
+            <w:proofErr w:type="spellEnd"/>
+            <w:r>
+              <w:rPr>
+                <w:sz w:val="19"/>
+              </w:rPr>
+              <w:t>/</w:t>
+            </w:r>
+            <w:proofErr w:type="spellStart"/>
+            <w:r>
+              <w:rPr>
+                <w:sz w:val="19"/>
+              </w:rPr>
+              <w:t>login.defs</w:t>
+            </w:r>
+            <w:proofErr w:type="spellEnd"/>
           </w:p>
         </w:tc>
         <w:tc>
@@ -3127,17 +3378,15 @@
             <w:tcW w:w="6818" w:type="dxa"/>
             <w:tcBorders>
               <w:top w:val="single" w:sz="4" w:space="0" w:color="9DB3CC"/>
-              <w:start w:val="single" w:sz="4" w:space="0" w:color="9DB3CC"/>
-              <w:bottom w:val="single" w:sz="4" w:space="0" w:color="9DB3CC"/>
-              <w:end w:val="single" w:sz="4" w:space="0" w:color="9DB3CC"/>
-            </w:tcBorders>
-            <w:shd w:color="auto" w:fill="EEF3F9" w:val="clear"/>
-          </w:tcPr>
-          <w:p>
-            <w:pPr>
-              <w:pStyle w:val="Normal"/>
-              <w:spacing w:before="0" w:after="20"/>
-              <w:rPr/>
+              <w:left w:val="single" w:sz="4" w:space="0" w:color="9DB3CC"/>
+              <w:bottom w:val="single" w:sz="4" w:space="0" w:color="9DB3CC"/>
+              <w:right w:val="single" w:sz="4" w:space="0" w:color="9DB3CC"/>
+            </w:tcBorders>
+            <w:shd w:val="clear" w:color="auto" w:fill="EEF3F9"/>
+          </w:tcPr>
+          <w:p>
+            <w:pPr>
+              <w:spacing w:after="20"/>
             </w:pPr>
             <w:r>
               <w:rPr>
@@ -3149,29 +3398,31 @@
         </w:tc>
       </w:tr>
       <w:tr>
-        <w:trPr/>
+        <w:trPr>
+          <w:jc w:val="center"/>
+        </w:trPr>
         <w:tc>
           <w:tcPr>
             <w:tcW w:w="2185" w:type="dxa"/>
             <w:tcBorders>
               <w:top w:val="single" w:sz="4" w:space="0" w:color="9DB3CC"/>
-              <w:start w:val="single" w:sz="4" w:space="0" w:color="9DB3CC"/>
-              <w:bottom w:val="single" w:sz="4" w:space="0" w:color="9DB3CC"/>
-              <w:end w:val="single" w:sz="4" w:space="0" w:color="9DB3CC"/>
-            </w:tcBorders>
-          </w:tcPr>
-          <w:p>
-            <w:pPr>
-              <w:pStyle w:val="Normal"/>
-              <w:spacing w:before="0" w:after="20"/>
-              <w:rPr/>
-            </w:pPr>
+              <w:left w:val="single" w:sz="4" w:space="0" w:color="9DB3CC"/>
+              <w:bottom w:val="single" w:sz="4" w:space="0" w:color="9DB3CC"/>
+              <w:right w:val="single" w:sz="4" w:space="0" w:color="9DB3CC"/>
+            </w:tcBorders>
+          </w:tcPr>
+          <w:p>
+            <w:pPr>
+              <w:spacing w:after="20"/>
+            </w:pPr>
+            <w:proofErr w:type="spellStart"/>
             <w:r>
               <w:rPr>
                 <w:sz w:val="19"/>
               </w:rPr>
               <w:t>nft</w:t>
             </w:r>
+            <w:proofErr w:type="spellEnd"/>
           </w:p>
         </w:tc>
         <w:tc>
@@ -3179,16 +3430,14 @@
             <w:tcW w:w="6818" w:type="dxa"/>
             <w:tcBorders>
               <w:top w:val="single" w:sz="4" w:space="0" w:color="9DB3CC"/>
-              <w:start w:val="single" w:sz="4" w:space="0" w:color="9DB3CC"/>
-              <w:bottom w:val="single" w:sz="4" w:space="0" w:color="9DB3CC"/>
-              <w:end w:val="single" w:sz="4" w:space="0" w:color="9DB3CC"/>
-            </w:tcBorders>
-          </w:tcPr>
-          <w:p>
-            <w:pPr>
-              <w:pStyle w:val="Normal"/>
-              <w:spacing w:before="0" w:after="20"/>
-              <w:rPr/>
+              <w:left w:val="single" w:sz="4" w:space="0" w:color="9DB3CC"/>
+              <w:bottom w:val="single" w:sz="4" w:space="0" w:color="9DB3CC"/>
+              <w:right w:val="single" w:sz="4" w:space="0" w:color="9DB3CC"/>
+            </w:tcBorders>
+          </w:tcPr>
+          <w:p>
+            <w:pPr>
+              <w:spacing w:after="20"/>
             </w:pPr>
             <w:r>
               <w:rPr>
@@ -3200,30 +3449,32 @@
         </w:tc>
       </w:tr>
       <w:tr>
-        <w:trPr/>
+        <w:trPr>
+          <w:jc w:val="center"/>
+        </w:trPr>
         <w:tc>
           <w:tcPr>
             <w:tcW w:w="2185" w:type="dxa"/>
             <w:tcBorders>
               <w:top w:val="single" w:sz="4" w:space="0" w:color="9DB3CC"/>
-              <w:start w:val="single" w:sz="4" w:space="0" w:color="9DB3CC"/>
-              <w:bottom w:val="single" w:sz="4" w:space="0" w:color="9DB3CC"/>
-              <w:end w:val="single" w:sz="4" w:space="0" w:color="9DB3CC"/>
-            </w:tcBorders>
-            <w:shd w:color="auto" w:fill="EEF3F9" w:val="clear"/>
-          </w:tcPr>
-          <w:p>
-            <w:pPr>
-              <w:pStyle w:val="Normal"/>
-              <w:spacing w:before="0" w:after="20"/>
-              <w:rPr/>
-            </w:pPr>
+              <w:left w:val="single" w:sz="4" w:space="0" w:color="9DB3CC"/>
+              <w:bottom w:val="single" w:sz="4" w:space="0" w:color="9DB3CC"/>
+              <w:right w:val="single" w:sz="4" w:space="0" w:color="9DB3CC"/>
+            </w:tcBorders>
+            <w:shd w:val="clear" w:color="auto" w:fill="EEF3F9"/>
+          </w:tcPr>
+          <w:p>
+            <w:pPr>
+              <w:spacing w:after="20"/>
+            </w:pPr>
+            <w:proofErr w:type="spellStart"/>
             <w:r>
               <w:rPr>
                 <w:sz w:val="19"/>
               </w:rPr>
               <w:t>journalctl</w:t>
             </w:r>
+            <w:proofErr w:type="spellEnd"/>
           </w:p>
         </w:tc>
         <w:tc>
@@ -3231,17 +3482,15 @@
             <w:tcW w:w="6818" w:type="dxa"/>
             <w:tcBorders>
               <w:top w:val="single" w:sz="4" w:space="0" w:color="9DB3CC"/>
-              <w:start w:val="single" w:sz="4" w:space="0" w:color="9DB3CC"/>
-              <w:bottom w:val="single" w:sz="4" w:space="0" w:color="9DB3CC"/>
-              <w:end w:val="single" w:sz="4" w:space="0" w:color="9DB3CC"/>
-            </w:tcBorders>
-            <w:shd w:color="auto" w:fill="EEF3F9" w:val="clear"/>
-          </w:tcPr>
-          <w:p>
-            <w:pPr>
-              <w:pStyle w:val="Normal"/>
-              <w:spacing w:before="0" w:after="20"/>
-              <w:rPr/>
+              <w:left w:val="single" w:sz="4" w:space="0" w:color="9DB3CC"/>
+              <w:bottom w:val="single" w:sz="4" w:space="0" w:color="9DB3CC"/>
+              <w:right w:val="single" w:sz="4" w:space="0" w:color="9DB3CC"/>
+            </w:tcBorders>
+            <w:shd w:val="clear" w:color="auto" w:fill="EEF3F9"/>
+          </w:tcPr>
+          <w:p>
+            <w:pPr>
+              <w:spacing w:after="20"/>
             </w:pPr>
             <w:r>
               <w:rPr>
@@ -3255,21 +3504,14 @@
     </w:tbl>
     <w:p>
       <w:pPr>
-        <w:pStyle w:val="Normal"/>
-        <w:spacing w:before="0" w:after="40"/>
-        <w:rPr/>
-      </w:pPr>
-      <w:r>
-        <w:rPr/>
-      </w:r>
-    </w:p>
-    <w:p>
-      <w:pPr>
-        <w:pStyle w:val="Normal"/>
-        <w:spacing w:before="0" w:after="60"/>
-        <w:ind w:hanging="255" w:start="340"/>
+        <w:spacing w:after="40"/>
+      </w:pPr>
+    </w:p>
+    <w:p>
+      <w:pPr>
+        <w:spacing w:after="60"/>
+        <w:ind w:left="340" w:hanging="255"/>
         <w:jc w:val="both"/>
-        <w:rPr/>
       </w:pPr>
       <w:r>
         <w:rPr>
@@ -3285,17 +3527,14 @@
         <w:t>B.3.1. Superficie de exposición.</w:t>
       </w:r>
       <w:r>
-        <w:rPr/>
         <w:t xml:space="preserve"> Obtén todos los puertos a la escucha. Para cada uno indica servicio, proceso, si escucha en todas las interfaces o solo en la local, si cifra las comunicaciones y si es necesario para la función del servidor.</w:t>
       </w:r>
     </w:p>
     <w:p>
       <w:pPr>
-        <w:pStyle w:val="Normal"/>
-        <w:spacing w:before="0" w:after="60"/>
-        <w:ind w:hanging="255" w:start="340"/>
+        <w:spacing w:after="60"/>
+        <w:ind w:left="340" w:hanging="255"/>
         <w:jc w:val="both"/>
-        <w:rPr/>
       </w:pPr>
       <w:r>
         <w:rPr>
@@ -3311,17 +3550,54 @@
         <w:t>B.3.2. Versiones y parches.</w:t>
       </w:r>
       <w:r>
-        <w:rPr/>
-        <w:t xml:space="preserve"> Obtén la versión de OpenSSH, Apache, Samba, vsftpd y MariaDB, y la lista de actualizaciones pendientes. Busca uno de esos paquetes en el Debian Security Tracker y explica por qué en Debian no basta con mirar el número de versión principal para saber si un paquete es vulnerable (pista: busca qué significa «backporting» de parches de seguridad).</w:t>
-      </w:r>
-    </w:p>
-    <w:p>
-      <w:pPr>
-        <w:pStyle w:val="Normal"/>
-        <w:spacing w:before="0" w:after="60"/>
-        <w:ind w:hanging="255" w:start="340"/>
+        <w:t xml:space="preserve"> Obtén la versión de </w:t>
+      </w:r>
+      <w:proofErr w:type="spellStart"/>
+      <w:r>
+        <w:t>OpenSSH</w:t>
+      </w:r>
+      <w:proofErr w:type="spellEnd"/>
+      <w:r>
+        <w:t xml:space="preserve">, Apache, Samba, </w:t>
+      </w:r>
+      <w:proofErr w:type="spellStart"/>
+      <w:r>
+        <w:t>vsftpd</w:t>
+      </w:r>
+      <w:proofErr w:type="spellEnd"/>
+      <w:r>
+        <w:t xml:space="preserve"> y </w:t>
+      </w:r>
+      <w:proofErr w:type="spellStart"/>
+      <w:r>
+        <w:t>MariaDB</w:t>
+      </w:r>
+      <w:proofErr w:type="spellEnd"/>
+      <w:r>
+        <w:t xml:space="preserve">, y la lista de actualizaciones pendientes. Busca uno de esos paquetes en el Debian Security </w:t>
+      </w:r>
+      <w:proofErr w:type="spellStart"/>
+      <w:r>
+        <w:t>Tracker</w:t>
+      </w:r>
+      <w:proofErr w:type="spellEnd"/>
+      <w:r>
+        <w:t xml:space="preserve"> y explica por qué en Debian no basta con mirar el número de versión principal para saber si un paquete es vulnerable (pista: busca qué significa «</w:t>
+      </w:r>
+      <w:proofErr w:type="spellStart"/>
+      <w:r>
+        <w:t>backporting</w:t>
+      </w:r>
+      <w:proofErr w:type="spellEnd"/>
+      <w:r>
+        <w:t>» de parches de seguridad).</w:t>
+      </w:r>
+    </w:p>
+    <w:p>
+      <w:pPr>
+        <w:spacing w:after="60"/>
+        <w:ind w:left="340" w:hanging="255"/>
         <w:jc w:val="both"/>
-        <w:rPr/>
       </w:pPr>
       <w:r>
         <w:rPr>
@@ -3337,17 +3613,14 @@
         <w:t>B.3.3. Cuentas y privilegios.</w:t>
       </w:r>
       <w:r>
-        <w:rPr/>
         <w:t xml:space="preserve"> Identifica qué cuentas pueden iniciar sesión, cuáles pertenecen al grupo sudo y qué permisos de sudo tienen. Localiza la regla que permite sudo sin contraseña.</w:t>
       </w:r>
     </w:p>
     <w:p>
       <w:pPr>
-        <w:pStyle w:val="Normal"/>
-        <w:spacing w:before="0" w:after="60"/>
-        <w:ind w:hanging="255" w:start="340"/>
+        <w:spacing w:after="60"/>
+        <w:ind w:left="340" w:hanging="255"/>
         <w:jc w:val="both"/>
-        <w:rPr/>
       </w:pPr>
       <w:r>
         <w:rPr>
@@ -3363,17 +3636,14 @@
         <w:t>B.3.4. Permisos y recursos compartidos.</w:t>
       </w:r>
       <w:r>
-        <w:rPr/>
         <w:t xml:space="preserve"> Localiza los directorios que cualquier usuario puede modificar y los recursos compartidos de Samba accesibles sin autenticación.</w:t>
       </w:r>
     </w:p>
     <w:p>
       <w:pPr>
-        <w:pStyle w:val="Normal"/>
-        <w:spacing w:before="0" w:after="60"/>
-        <w:ind w:hanging="255" w:start="340"/>
+        <w:spacing w:after="60"/>
+        <w:ind w:left="340" w:hanging="255"/>
         <w:jc w:val="both"/>
-        <w:rPr/>
       </w:pPr>
       <w:r>
         <w:rPr>
@@ -3389,17 +3659,30 @@
         <w:t>B.3.5. Configuraciones por defecto.</w:t>
       </w:r>
       <w:r>
-        <w:rPr/>
-        <w:t xml:space="preserve"> Revisa la configuración efectiva de SSH (inicio de sesión de root, autenticación por contraseña, número máximo de intentos), de vsftpd (acceso anónimo y cifrado) y la política de caducidad de contraseñas. Comprueba si hay alguna regla de cortafuegos activa.</w:t>
-      </w:r>
-    </w:p>
-    <w:p>
-      <w:pPr>
-        <w:pStyle w:val="Normal"/>
-        <w:spacing w:before="0" w:after="60"/>
-        <w:ind w:hanging="255" w:start="340"/>
+        <w:t xml:space="preserve"> Revisa la configuración efectiva de SSH (inicio de sesión de </w:t>
+      </w:r>
+      <w:proofErr w:type="spellStart"/>
+      <w:r>
+        <w:t>root</w:t>
+      </w:r>
+      <w:proofErr w:type="spellEnd"/>
+      <w:r>
+        <w:t xml:space="preserve">, autenticación por contraseña, número máximo de intentos), de </w:t>
+      </w:r>
+      <w:proofErr w:type="spellStart"/>
+      <w:r>
+        <w:t>vsftpd</w:t>
+      </w:r>
+      <w:proofErr w:type="spellEnd"/>
+      <w:r>
+        <w:t xml:space="preserve"> (acceso anónimo y cifrado) y la política de caducidad de contraseñas. Comprueba si hay alguna regla de cortafuegos activa.</w:t>
+      </w:r>
+    </w:p>
+    <w:p>
+      <w:pPr>
+        <w:spacing w:after="60"/>
+        <w:ind w:left="340" w:hanging="255"/>
         <w:jc w:val="both"/>
-        <w:rPr/>
       </w:pPr>
       <w:r>
         <w:rPr>
@@ -3415,16 +3698,21 @@
         <w:t>B.3.6. Así se ve un ataque en los registros.</w:t>
       </w:r>
       <w:r>
-        <w:rPr/>
-        <w:t xml:space="preserve"> Desde la propia máquina, intenta iniciar sesión por SSH en localhost con la cuenta admin escribiendo mal la contraseña tres veces. Localiza esos intentos en los registros y compáralos con el formato del fichero servidor_auth.log de la Parte C.</w:t>
-      </w:r>
-    </w:p>
-    <w:p>
-      <w:pPr>
-        <w:pStyle w:val="Normal"/>
-        <w:keepNext w:val="true"/>
+        <w:t xml:space="preserve"> Desde la propia máquina, intenta iniciar sesión por SSH en localhost con la cuenta </w:t>
+      </w:r>
+      <w:proofErr w:type="spellStart"/>
+      <w:r>
+        <w:t>admin</w:t>
+      </w:r>
+      <w:proofErr w:type="spellEnd"/>
+      <w:r>
+        <w:t xml:space="preserve"> escribiendo mal la contraseña tres veces. Localiza esos intentos en los registros y compáralos con el formato del fichero servidor_auth.log de la Parte C.</w:t>
+      </w:r>
+    </w:p>
+    <w:p>
+      <w:pPr>
+        <w:keepNext/>
         <w:spacing w:before="200" w:after="80"/>
-        <w:rPr/>
       </w:pPr>
       <w:r>
         <w:rPr>
@@ -3432,17 +3720,15 @@
           <w:color w:val="2E6DA4"/>
           <w:sz w:val="25"/>
         </w:rPr>
+        <w:lastRenderedPageBreak/>
         <w:t>B.4. Informe de hallazgos</w:t>
       </w:r>
     </w:p>
     <w:p>
       <w:pPr>
-        <w:pStyle w:val="Normal"/>
         <w:jc w:val="both"/>
-        <w:rPr/>
-      </w:pPr>
-      <w:r>
-        <w:rPr/>
+      </w:pPr>
+      <w:r>
         <w:t xml:space="preserve">Resume la auditoría en una tabla de hallazgos, ordenada de mayor a menor prioridad, con estas columnas: n.º, hallazgo, evidencia (apartado y comando), ámbito, amenaza y mecanismo de explotación, principios afectados (C, I, D) y prioridad (alta, media o baja) justificada. Debe incluir como mínimo </w:t>
       </w:r>
       <w:r>
@@ -3452,50 +3738,41 @@
         <w:t>ocho hallazgos</w:t>
       </w:r>
       <w:r>
-        <w:rPr/>
         <w:t>, y al menos dos de ellos deben proceder de configuraciones por defecto que no hayas modificado tú. Cierra la parte con un párrafo que compare el resultado con lo que habías previsto en la Parte A.</w:t>
       </w:r>
     </w:p>
     <w:p>
       <w:pPr>
-        <w:pStyle w:val="Normal"/>
-        <w:spacing w:before="0" w:after="0"/>
-        <w:rPr/>
-      </w:pPr>
-      <w:r>
-        <w:rPr/>
-      </w:r>
+        <w:spacing w:after="0"/>
+      </w:pPr>
       <w:r>
         <w:br w:type="page"/>
       </w:r>
     </w:p>
     <w:p>
       <w:pPr>
-        <w:pStyle w:val="Normal"/>
-        <w:keepNext w:val="true"/>
+        <w:keepNext/>
         <w:pBdr>
           <w:bottom w:val="single" w:sz="8" w:space="2" w:color="2E6DA4"/>
         </w:pBdr>
-        <w:spacing w:before="0" w:after="120"/>
-        <w:rPr/>
-      </w:pPr>
+      </w:pPr>
+      <w:bookmarkStart w:id="0" w:name="_Hlk242643745"/>
       <w:r>
         <w:rPr>
           <w:b/>
           <w:color w:val="1F3A5F"/>
           <w:sz w:val="30"/>
         </w:rPr>
+        <w:lastRenderedPageBreak/>
         <w:t>Parte C · Análisis de evidencias: ¿está comprometido el sistema?</w:t>
       </w:r>
     </w:p>
-    <w:p>
-      <w:pPr>
-        <w:pStyle w:val="Normal"/>
+    <w:bookmarkEnd w:id="0"/>
+    <w:p>
+      <w:pPr>
         <w:jc w:val="both"/>
-        <w:rPr/>
-      </w:pPr>
-      <w:r>
-        <w:rPr/>
+      </w:pPr>
+      <w:r>
         <w:t>Semanas después, sin que nadie haya corregido nada, SRV-FICHEROS empieza a comportarse de forma extraña. Se te entregan cuatro extractos de registros, disponibles en el aula virtual:</w:t>
       </w:r>
     </w:p>
@@ -3503,15 +3780,8 @@
       <w:tblPr>
         <w:tblW w:w="9003" w:type="dxa"/>
         <w:jc w:val="center"/>
-        <w:tblInd w:w="0" w:type="dxa"/>
         <w:tblLayout w:type="fixed"/>
-        <w:tblCellMar>
-          <w:top w:w="0" w:type="dxa"/>
-          <w:start w:w="108" w:type="dxa"/>
-          <w:bottom w:w="0" w:type="dxa"/>
-          <w:end w:w="108" w:type="dxa"/>
-        </w:tblCellMar>
-        <w:tblLook w:val="04a0" w:firstRow="1" w:noVBand="1" w:lastRow="0" w:firstColumn="1" w:lastColumn="0" w:noHBand="0"/>
+        <w:tblLook w:val="04A0" w:firstRow="1" w:lastRow="0" w:firstColumn="1" w:lastColumn="0" w:noHBand="0" w:noVBand="1"/>
       </w:tblPr>
       <w:tblGrid>
         <w:gridCol w:w="2490"/>
@@ -3519,28 +3789,21 @@
       </w:tblGrid>
       <w:tr>
         <w:trPr>
-          <w:tblHeader w:val="true"/>
+          <w:tblHeader/>
+          <w:jc w:val="center"/>
         </w:trPr>
         <w:tc>
           <w:tcPr>
             <w:tcW w:w="2490" w:type="dxa"/>
             <w:tcBorders>
               <w:top w:val="single" w:sz="4" w:space="0" w:color="9DB3CC"/>
-              <w:start w:val="single" w:sz="4" w:space="0" w:color="9DB3CC"/>
-              <w:bottom w:val="single" w:sz="4" w:space="0" w:color="9DB3CC"/>
-              <w:end w:val="single" w:sz="4" w:space="0" w:color="9DB3CC"/>
-            </w:tcBorders>
-            <w:shd w:color="auto" w:fill="1F3A5F" w:val="clear"/>
-          </w:tcPr>
-          <w:p>
-            <w:pPr>
-              <w:pStyle w:val="Normal"/>
-              <w:widowControl/>
-              <w:bidi w:val="0"/>
-              <w:spacing w:lineRule="auto" w:line="276" w:before="0" w:after="120"/>
-              <w:jc w:val="start"/>
-              <w:rPr/>
-            </w:pPr>
+              <w:left w:val="single" w:sz="4" w:space="0" w:color="9DB3CC"/>
+              <w:bottom w:val="single" w:sz="4" w:space="0" w:color="9DB3CC"/>
+              <w:right w:val="single" w:sz="4" w:space="0" w:color="9DB3CC"/>
+            </w:tcBorders>
+            <w:shd w:val="clear" w:color="auto" w:fill="1F3A5F"/>
+          </w:tcPr>
+          <w:p>
             <w:r>
               <w:rPr>
                 <w:b/>
@@ -3556,21 +3819,13 @@
             <w:tcW w:w="6513" w:type="dxa"/>
             <w:tcBorders>
               <w:top w:val="single" w:sz="4" w:space="0" w:color="9DB3CC"/>
-              <w:start w:val="single" w:sz="4" w:space="0" w:color="9DB3CC"/>
-              <w:bottom w:val="single" w:sz="4" w:space="0" w:color="9DB3CC"/>
-              <w:end w:val="single" w:sz="4" w:space="0" w:color="9DB3CC"/>
-            </w:tcBorders>
-            <w:shd w:color="auto" w:fill="1F3A5F" w:val="clear"/>
-          </w:tcPr>
-          <w:p>
-            <w:pPr>
-              <w:pStyle w:val="Normal"/>
-              <w:widowControl/>
-              <w:bidi w:val="0"/>
-              <w:spacing w:lineRule="auto" w:line="276" w:before="0" w:after="120"/>
-              <w:jc w:val="start"/>
-              <w:rPr/>
-            </w:pPr>
+              <w:left w:val="single" w:sz="4" w:space="0" w:color="9DB3CC"/>
+              <w:bottom w:val="single" w:sz="4" w:space="0" w:color="9DB3CC"/>
+              <w:right w:val="single" w:sz="4" w:space="0" w:color="9DB3CC"/>
+            </w:tcBorders>
+            <w:shd w:val="clear" w:color="auto" w:fill="1F3A5F"/>
+          </w:tcPr>
+          <w:p>
             <w:r>
               <w:rPr>
                 <w:b/>
@@ -3583,22 +3838,22 @@
         </w:tc>
       </w:tr>
       <w:tr>
-        <w:trPr/>
+        <w:trPr>
+          <w:jc w:val="center"/>
+        </w:trPr>
         <w:tc>
           <w:tcPr>
             <w:tcW w:w="2490" w:type="dxa"/>
             <w:tcBorders>
               <w:top w:val="single" w:sz="4" w:space="0" w:color="9DB3CC"/>
-              <w:start w:val="single" w:sz="4" w:space="0" w:color="9DB3CC"/>
-              <w:bottom w:val="single" w:sz="4" w:space="0" w:color="9DB3CC"/>
-              <w:end w:val="single" w:sz="4" w:space="0" w:color="9DB3CC"/>
-            </w:tcBorders>
-          </w:tcPr>
-          <w:p>
-            <w:pPr>
-              <w:pStyle w:val="Normal"/>
-              <w:spacing w:before="0" w:after="20"/>
-              <w:rPr/>
+              <w:left w:val="single" w:sz="4" w:space="0" w:color="9DB3CC"/>
+              <w:bottom w:val="single" w:sz="4" w:space="0" w:color="9DB3CC"/>
+              <w:right w:val="single" w:sz="4" w:space="0" w:color="9DB3CC"/>
+            </w:tcBorders>
+          </w:tcPr>
+          <w:p>
+            <w:pPr>
+              <w:spacing w:after="20"/>
             </w:pPr>
             <w:r>
               <w:rPr>
@@ -3613,16 +3868,14 @@
             <w:tcW w:w="6513" w:type="dxa"/>
             <w:tcBorders>
               <w:top w:val="single" w:sz="4" w:space="0" w:color="9DB3CC"/>
-              <w:start w:val="single" w:sz="4" w:space="0" w:color="9DB3CC"/>
-              <w:bottom w:val="single" w:sz="4" w:space="0" w:color="9DB3CC"/>
-              <w:end w:val="single" w:sz="4" w:space="0" w:color="9DB3CC"/>
-            </w:tcBorders>
-          </w:tcPr>
-          <w:p>
-            <w:pPr>
-              <w:pStyle w:val="Normal"/>
-              <w:spacing w:before="0" w:after="20"/>
-              <w:rPr/>
+              <w:left w:val="single" w:sz="4" w:space="0" w:color="9DB3CC"/>
+              <w:bottom w:val="single" w:sz="4" w:space="0" w:color="9DB3CC"/>
+              <w:right w:val="single" w:sz="4" w:space="0" w:color="9DB3CC"/>
+            </w:tcBorders>
+          </w:tcPr>
+          <w:p>
+            <w:pPr>
+              <w:spacing w:after="20"/>
             </w:pPr>
             <w:r>
               <w:rPr>
@@ -3634,23 +3887,23 @@
         </w:tc>
       </w:tr>
       <w:tr>
-        <w:trPr/>
+        <w:trPr>
+          <w:jc w:val="center"/>
+        </w:trPr>
         <w:tc>
           <w:tcPr>
             <w:tcW w:w="2490" w:type="dxa"/>
             <w:tcBorders>
               <w:top w:val="single" w:sz="4" w:space="0" w:color="9DB3CC"/>
-              <w:start w:val="single" w:sz="4" w:space="0" w:color="9DB3CC"/>
-              <w:bottom w:val="single" w:sz="4" w:space="0" w:color="9DB3CC"/>
-              <w:end w:val="single" w:sz="4" w:space="0" w:color="9DB3CC"/>
-            </w:tcBorders>
-            <w:shd w:color="auto" w:fill="EEF3F9" w:val="clear"/>
-          </w:tcPr>
-          <w:p>
-            <w:pPr>
-              <w:pStyle w:val="Normal"/>
-              <w:spacing w:before="0" w:after="20"/>
-              <w:rPr/>
+              <w:left w:val="single" w:sz="4" w:space="0" w:color="9DB3CC"/>
+              <w:bottom w:val="single" w:sz="4" w:space="0" w:color="9DB3CC"/>
+              <w:right w:val="single" w:sz="4" w:space="0" w:color="9DB3CC"/>
+            </w:tcBorders>
+            <w:shd w:val="clear" w:color="auto" w:fill="EEF3F9"/>
+          </w:tcPr>
+          <w:p>
+            <w:pPr>
+              <w:spacing w:after="20"/>
             </w:pPr>
             <w:r>
               <w:rPr>
@@ -3665,17 +3918,15 @@
             <w:tcW w:w="6513" w:type="dxa"/>
             <w:tcBorders>
               <w:top w:val="single" w:sz="4" w:space="0" w:color="9DB3CC"/>
-              <w:start w:val="single" w:sz="4" w:space="0" w:color="9DB3CC"/>
-              <w:bottom w:val="single" w:sz="4" w:space="0" w:color="9DB3CC"/>
-              <w:end w:val="single" w:sz="4" w:space="0" w:color="9DB3CC"/>
-            </w:tcBorders>
-            <w:shd w:color="auto" w:fill="EEF3F9" w:val="clear"/>
-          </w:tcPr>
-          <w:p>
-            <w:pPr>
-              <w:pStyle w:val="Normal"/>
-              <w:spacing w:before="0" w:after="20"/>
-              <w:rPr/>
+              <w:left w:val="single" w:sz="4" w:space="0" w:color="9DB3CC"/>
+              <w:bottom w:val="single" w:sz="4" w:space="0" w:color="9DB3CC"/>
+              <w:right w:val="single" w:sz="4" w:space="0" w:color="9DB3CC"/>
+            </w:tcBorders>
+            <w:shd w:val="clear" w:color="auto" w:fill="EEF3F9"/>
+          </w:tcPr>
+          <w:p>
+            <w:pPr>
+              <w:spacing w:after="20"/>
             </w:pPr>
             <w:r>
               <w:rPr>
@@ -3687,22 +3938,22 @@
         </w:tc>
       </w:tr>
       <w:tr>
-        <w:trPr/>
+        <w:trPr>
+          <w:jc w:val="center"/>
+        </w:trPr>
         <w:tc>
           <w:tcPr>
             <w:tcW w:w="2490" w:type="dxa"/>
             <w:tcBorders>
               <w:top w:val="single" w:sz="4" w:space="0" w:color="9DB3CC"/>
-              <w:start w:val="single" w:sz="4" w:space="0" w:color="9DB3CC"/>
-              <w:bottom w:val="single" w:sz="4" w:space="0" w:color="9DB3CC"/>
-              <w:end w:val="single" w:sz="4" w:space="0" w:color="9DB3CC"/>
-            </w:tcBorders>
-          </w:tcPr>
-          <w:p>
-            <w:pPr>
-              <w:pStyle w:val="Normal"/>
-              <w:spacing w:before="0" w:after="20"/>
-              <w:rPr/>
+              <w:left w:val="single" w:sz="4" w:space="0" w:color="9DB3CC"/>
+              <w:bottom w:val="single" w:sz="4" w:space="0" w:color="9DB3CC"/>
+              <w:right w:val="single" w:sz="4" w:space="0" w:color="9DB3CC"/>
+            </w:tcBorders>
+          </w:tcPr>
+          <w:p>
+            <w:pPr>
+              <w:spacing w:after="20"/>
             </w:pPr>
             <w:r>
               <w:rPr>
@@ -3717,16 +3968,14 @@
             <w:tcW w:w="6513" w:type="dxa"/>
             <w:tcBorders>
               <w:top w:val="single" w:sz="4" w:space="0" w:color="9DB3CC"/>
-              <w:start w:val="single" w:sz="4" w:space="0" w:color="9DB3CC"/>
-              <w:bottom w:val="single" w:sz="4" w:space="0" w:color="9DB3CC"/>
-              <w:end w:val="single" w:sz="4" w:space="0" w:color="9DB3CC"/>
-            </w:tcBorders>
-          </w:tcPr>
-          <w:p>
-            <w:pPr>
-              <w:pStyle w:val="Normal"/>
-              <w:spacing w:before="0" w:after="20"/>
-              <w:rPr/>
+              <w:left w:val="single" w:sz="4" w:space="0" w:color="9DB3CC"/>
+              <w:bottom w:val="single" w:sz="4" w:space="0" w:color="9DB3CC"/>
+              <w:right w:val="single" w:sz="4" w:space="0" w:color="9DB3CC"/>
+            </w:tcBorders>
+          </w:tcPr>
+          <w:p>
+            <w:pPr>
+              <w:spacing w:after="20"/>
             </w:pPr>
             <w:r>
               <w:rPr>
@@ -3738,23 +3987,23 @@
         </w:tc>
       </w:tr>
       <w:tr>
-        <w:trPr/>
+        <w:trPr>
+          <w:jc w:val="center"/>
+        </w:trPr>
         <w:tc>
           <w:tcPr>
             <w:tcW w:w="2490" w:type="dxa"/>
             <w:tcBorders>
               <w:top w:val="single" w:sz="4" w:space="0" w:color="9DB3CC"/>
-              <w:start w:val="single" w:sz="4" w:space="0" w:color="9DB3CC"/>
-              <w:bottom w:val="single" w:sz="4" w:space="0" w:color="9DB3CC"/>
-              <w:end w:val="single" w:sz="4" w:space="0" w:color="9DB3CC"/>
-            </w:tcBorders>
-            <w:shd w:color="auto" w:fill="EEF3F9" w:val="clear"/>
-          </w:tcPr>
-          <w:p>
-            <w:pPr>
-              <w:pStyle w:val="Normal"/>
-              <w:spacing w:before="0" w:after="20"/>
-              <w:rPr/>
+              <w:left w:val="single" w:sz="4" w:space="0" w:color="9DB3CC"/>
+              <w:bottom w:val="single" w:sz="4" w:space="0" w:color="9DB3CC"/>
+              <w:right w:val="single" w:sz="4" w:space="0" w:color="9DB3CC"/>
+            </w:tcBorders>
+            <w:shd w:val="clear" w:color="auto" w:fill="EEF3F9"/>
+          </w:tcPr>
+          <w:p>
+            <w:pPr>
+              <w:spacing w:after="20"/>
             </w:pPr>
             <w:r>
               <w:rPr>
@@ -3769,17 +4018,15 @@
             <w:tcW w:w="6513" w:type="dxa"/>
             <w:tcBorders>
               <w:top w:val="single" w:sz="4" w:space="0" w:color="9DB3CC"/>
-              <w:start w:val="single" w:sz="4" w:space="0" w:color="9DB3CC"/>
-              <w:bottom w:val="single" w:sz="4" w:space="0" w:color="9DB3CC"/>
-              <w:end w:val="single" w:sz="4" w:space="0" w:color="9DB3CC"/>
-            </w:tcBorders>
-            <w:shd w:color="auto" w:fill="EEF3F9" w:val="clear"/>
-          </w:tcPr>
-          <w:p>
-            <w:pPr>
-              <w:pStyle w:val="Normal"/>
-              <w:spacing w:before="0" w:after="20"/>
-              <w:rPr/>
+              <w:left w:val="single" w:sz="4" w:space="0" w:color="9DB3CC"/>
+              <w:bottom w:val="single" w:sz="4" w:space="0" w:color="9DB3CC"/>
+              <w:right w:val="single" w:sz="4" w:space="0" w:color="9DB3CC"/>
+            </w:tcBorders>
+            <w:shd w:val="clear" w:color="auto" w:fill="EEF3F9"/>
+          </w:tcPr>
+          <w:p>
+            <w:pPr>
+              <w:spacing w:after="20"/>
             </w:pPr>
             <w:r>
               <w:rPr>
@@ -3793,21 +4040,14 @@
     </w:tbl>
     <w:p>
       <w:pPr>
-        <w:pStyle w:val="Normal"/>
-        <w:spacing w:before="0" w:after="40"/>
-        <w:rPr/>
-      </w:pPr>
-      <w:r>
-        <w:rPr/>
-      </w:r>
-    </w:p>
-    <w:p>
-      <w:pPr>
-        <w:pStyle w:val="Normal"/>
-        <w:spacing w:before="0" w:after="60"/>
-        <w:ind w:hanging="255" w:start="340"/>
+        <w:spacing w:after="40"/>
+      </w:pPr>
+    </w:p>
+    <w:p>
+      <w:pPr>
+        <w:spacing w:after="60"/>
+        <w:ind w:left="340" w:hanging="255"/>
         <w:jc w:val="both"/>
-        <w:rPr/>
       </w:pPr>
       <w:r>
         <w:rPr>
@@ -3816,24 +4056,29 @@
         </w:rPr>
         <w:t xml:space="preserve">•  </w:t>
       </w:r>
-      <w:r>
-        <w:rPr>
-          <w:b/>
-        </w:rPr>
-        <w:t>C.1.</w:t>
-      </w:r>
-      <w:r>
-        <w:rPr/>
+      <w:bookmarkStart w:id="1" w:name="_Hlk242643772"/>
+      <w:r>
+        <w:rPr>
+          <w:b/>
+        </w:rPr>
+        <w:t>C.1</w:t>
+      </w:r>
+      <w:bookmarkEnd w:id="1"/>
+      <w:r>
+        <w:rPr>
+          <w:b/>
+        </w:rPr>
+        <w:t>.</w:t>
+      </w:r>
+      <w:r>
         <w:t xml:space="preserve"> Identifica todas las señales de actividad sospechosa. Para cada una indica en qué fichero y a qué hora aparece, si se observa en el sistema o en la red y qué podría significar.</w:t>
       </w:r>
     </w:p>
     <w:p>
       <w:pPr>
-        <w:pStyle w:val="Normal"/>
-        <w:spacing w:before="0" w:after="60"/>
-        <w:ind w:hanging="255" w:start="340"/>
+        <w:spacing w:after="60"/>
+        <w:ind w:left="340" w:hanging="255"/>
         <w:jc w:val="both"/>
-        <w:rPr/>
       </w:pPr>
       <w:r>
         <w:rPr>
@@ -3849,17 +4094,14 @@
         <w:t>C.2.</w:t>
       </w:r>
       <w:r>
-        <w:rPr/>
         <w:t xml:space="preserve"> Reconstruye en orden cronológico lo ocurrido y asocia cada paso con una fase de la intrusión estudiada en clase. Indica qué hallazgos de tu auditoría de la Parte B explican que el ataque tuviera éxito.</w:t>
       </w:r>
     </w:p>
     <w:p>
       <w:pPr>
-        <w:pStyle w:val="Normal"/>
-        <w:spacing w:before="0" w:after="60"/>
-        <w:ind w:hanging="255" w:start="340"/>
+        <w:spacing w:after="60"/>
+        <w:ind w:left="340" w:hanging="255"/>
         <w:jc w:val="both"/>
-        <w:rPr/>
       </w:pPr>
       <w:r>
         <w:rPr>
@@ -3875,17 +4117,14 @@
         <w:t>C.3.</w:t>
       </w:r>
       <w:r>
-        <w:rPr/>
         <w:t xml:space="preserve"> En el registro de APP-WEB aparecen peticiones que corresponden a dos tipos de ataque a aplicaciones web estudiados en la unidad. Identifícalos, explica qué pretendía cada petición y qué debilidad de la aplicación aprovechan.</w:t>
       </w:r>
     </w:p>
     <w:p>
       <w:pPr>
-        <w:pStyle w:val="Normal"/>
-        <w:spacing w:before="0" w:after="60"/>
-        <w:ind w:hanging="255" w:start="340"/>
+        <w:spacing w:after="60"/>
+        <w:ind w:left="340" w:hanging="255"/>
         <w:jc w:val="both"/>
-        <w:rPr/>
       </w:pPr>
       <w:r>
         <w:rPr>
@@ -3901,17 +4140,22 @@
         <w:t>C.4.</w:t>
       </w:r>
       <w:r>
-        <w:rPr/>
-        <w:t xml:space="preserve"> Clasifica el incidente (interno o externo, dirigido o masivo) y evalúa su impacto sobre la confidencialidad, la integridad y la disponibilidad, así como sus consecuencias económicas, legales, reputacionales y operativas para DeltaSoft.</w:t>
-      </w:r>
-    </w:p>
-    <w:p>
-      <w:pPr>
-        <w:pStyle w:val="Normal"/>
-        <w:spacing w:before="0" w:after="60"/>
-        <w:ind w:hanging="255" w:start="340"/>
+        <w:t xml:space="preserve"> Clasifica el incidente (interno o externo, dirigido o masivo) y evalúa su impacto sobre la confidencialidad, la integridad y la disponibilidad, así como sus consecuencias económicas, legales, reputacionales y operativas para </w:t>
+      </w:r>
+      <w:proofErr w:type="spellStart"/>
+      <w:r>
+        <w:t>DeltaSoft</w:t>
+      </w:r>
+      <w:proofErr w:type="spellEnd"/>
+      <w:r>
+        <w:t>.</w:t>
+      </w:r>
+    </w:p>
+    <w:p>
+      <w:pPr>
+        <w:spacing w:after="60"/>
+        <w:ind w:left="340" w:hanging="255"/>
         <w:jc w:val="both"/>
-        <w:rPr/>
       </w:pPr>
       <w:r>
         <w:rPr>
@@ -3927,19 +4171,16 @@
         <w:t>C.5.</w:t>
       </w:r>
       <w:r>
-        <w:rPr/>
         <w:t xml:space="preserve"> Propón cuatro medidas concretas que habrían evitado o detectado antes el incidente, indicando qué hallazgo de la Parte B corrige cada una.</w:t>
       </w:r>
     </w:p>
     <w:p>
       <w:pPr>
-        <w:pStyle w:val="Normal"/>
-        <w:keepNext w:val="true"/>
+        <w:keepNext/>
         <w:pBdr>
           <w:bottom w:val="single" w:sz="8" w:space="2" w:color="2E6DA4"/>
         </w:pBdr>
-        <w:spacing w:before="280" w:after="120"/>
-        <w:rPr/>
+        <w:spacing w:before="280"/>
       </w:pPr>
       <w:r>
         <w:rPr>
@@ -3952,11 +4193,9 @@
     </w:p>
     <w:p>
       <w:pPr>
-        <w:pStyle w:val="Normal"/>
-        <w:spacing w:before="0" w:after="60"/>
-        <w:ind w:hanging="255" w:start="340"/>
+        <w:spacing w:after="60"/>
+        <w:ind w:left="340" w:hanging="255"/>
         <w:jc w:val="both"/>
-        <w:rPr/>
       </w:pPr>
       <w:r>
         <w:rPr>
@@ -3966,17 +4205,14 @@
         <w:t xml:space="preserve">•  </w:t>
       </w:r>
       <w:r>
-        <w:rPr/>
         <w:t>Documento único en PDF, en Arial 12, con texto justificado y estructurado en los apartados A, B y C.</w:t>
       </w:r>
     </w:p>
     <w:p>
       <w:pPr>
-        <w:pStyle w:val="Normal"/>
-        <w:spacing w:before="0" w:after="60"/>
-        <w:ind w:hanging="255" w:start="340"/>
+        <w:spacing w:after="60"/>
+        <w:ind w:left="340" w:hanging="255"/>
         <w:jc w:val="both"/>
-        <w:rPr/>
       </w:pPr>
       <w:r>
         <w:rPr>
@@ -3986,17 +4222,14 @@
         <w:t xml:space="preserve">•  </w:t>
       </w:r>
       <w:r>
-        <w:rPr/>
         <w:t>Portada con nombre y apellidos, módulo, unidad de trabajo y fecha de entrega.</w:t>
       </w:r>
     </w:p>
     <w:p>
       <w:pPr>
-        <w:pStyle w:val="Normal"/>
-        <w:spacing w:before="0" w:after="60"/>
-        <w:ind w:hanging="255" w:start="340"/>
+        <w:spacing w:after="60"/>
+        <w:ind w:left="340" w:hanging="255"/>
         <w:jc w:val="both"/>
-        <w:rPr/>
       </w:pPr>
       <w:r>
         <w:rPr>
@@ -4006,17 +4239,22 @@
         <w:t xml:space="preserve">•  </w:t>
       </w:r>
       <w:r>
-        <w:rPr/>
-        <w:t>Capturas legibles, en las que se identifique el comando, su resultado y el nombre de tu máquina (srv-ficheros-apellido). No se admiten capturas de otras máquinas ni capturas repetidas que no aporten información.</w:t>
-      </w:r>
-    </w:p>
-    <w:p>
-      <w:pPr>
-        <w:pStyle w:val="Normal"/>
-        <w:spacing w:before="0" w:after="60"/>
-        <w:ind w:hanging="255" w:start="340"/>
+        <w:t>Capturas legibles, en las que se identifique el comando, su resultado y el nombre de tu máquina (</w:t>
+      </w:r>
+      <w:proofErr w:type="spellStart"/>
+      <w:r>
+        <w:t>srv</w:t>
+      </w:r>
+      <w:proofErr w:type="spellEnd"/>
+      <w:r>
+        <w:t>-ficheros-apellido). No se admiten capturas de otras máquinas ni capturas repetidas que no aporten información.</w:t>
+      </w:r>
+    </w:p>
+    <w:p>
+      <w:pPr>
+        <w:spacing w:after="60"/>
+        <w:ind w:left="340" w:hanging="255"/>
         <w:jc w:val="both"/>
-        <w:rPr/>
       </w:pPr>
       <w:r>
         <w:rPr>
@@ -4026,17 +4264,14 @@
         <w:t xml:space="preserve">•  </w:t>
       </w:r>
       <w:r>
-        <w:rPr/>
         <w:t>Nombre del archivo: nombre_apellido_fucs_ut1_p1.pdf, en minúsculas, sin tildes ni caracteres especiales.</w:t>
       </w:r>
     </w:p>
     <w:p>
       <w:pPr>
-        <w:pStyle w:val="Normal"/>
-        <w:spacing w:before="0" w:after="60"/>
-        <w:ind w:hanging="255" w:start="340"/>
+        <w:spacing w:after="60"/>
+        <w:ind w:left="340" w:hanging="255"/>
         <w:jc w:val="both"/>
-        <w:rPr/>
       </w:pPr>
       <w:r>
         <w:rPr>
@@ -4046,52 +4281,41 @@
         <w:t xml:space="preserve">•  </w:t>
       </w:r>
       <w:r>
-        <w:rPr/>
         <w:t>Trabajo individual. No está autorizado el uso de herramientas de inteligencia artificial. El profesor podrá pedirte que expliques oralmente cualquier apartado o que muestres tu máquina virtual; si no puedes explicar lo entregado, la práctica se calificará con un 0.</w:t>
       </w:r>
     </w:p>
     <w:p>
       <w:pPr>
-        <w:pStyle w:val="Normal"/>
-        <w:spacing w:before="0" w:after="60"/>
-        <w:ind w:hanging="255" w:start="340"/>
+        <w:spacing w:after="60"/>
+        <w:ind w:left="340" w:hanging="255"/>
         <w:jc w:val="both"/>
-        <w:rPr/>
       </w:pPr>
       <w:r>
         <w:rPr>
           <w:b/>
           <w:color w:val="2E6DA4"/>
         </w:rPr>
+        <w:lastRenderedPageBreak/>
         <w:t xml:space="preserve">•  </w:t>
       </w:r>
       <w:r>
-        <w:rPr/>
         <w:t>Entrega en la tarea del aula virtual, dentro del plazo indicado. Se aplican las normas generales de entrega del módulo.</w:t>
       </w:r>
     </w:p>
     <w:p>
       <w:pPr>
-        <w:pStyle w:val="Normal"/>
-        <w:spacing w:before="0" w:after="0"/>
-        <w:rPr/>
-      </w:pPr>
-      <w:r>
-        <w:rPr/>
-      </w:r>
+        <w:spacing w:after="0"/>
+      </w:pPr>
       <w:r>
         <w:br w:type="page"/>
       </w:r>
     </w:p>
     <w:p>
       <w:pPr>
-        <w:pStyle w:val="Normal"/>
-        <w:keepNext w:val="true"/>
+        <w:keepNext/>
         <w:pBdr>
           <w:bottom w:val="single" w:sz="8" w:space="2" w:color="2E6DA4"/>
         </w:pBdr>
-        <w:spacing w:before="0" w:after="120"/>
-        <w:rPr/>
       </w:pPr>
       <w:r>
         <w:rPr>
@@ -4099,17 +4323,15 @@
           <w:color w:val="1F3A5F"/>
           <w:sz w:val="30"/>
         </w:rPr>
+        <w:lastRenderedPageBreak/>
         <w:t>Rúbrica de evaluación</w:t>
       </w:r>
     </w:p>
     <w:p>
       <w:pPr>
-        <w:pStyle w:val="Normal"/>
         <w:jc w:val="both"/>
-        <w:rPr/>
-      </w:pPr>
-      <w:r>
-        <w:rPr/>
+      </w:pPr>
+      <w:r>
         <w:t>Cada ítem se valora de 0 a 10. La nota de la práctica es la media ponderada según el peso de cada ítem.</w:t>
       </w:r>
     </w:p>
@@ -4117,15 +4339,8 @@
       <w:tblPr>
         <w:tblW w:w="9003" w:type="dxa"/>
         <w:jc w:val="center"/>
-        <w:tblInd w:w="0" w:type="dxa"/>
         <w:tblLayout w:type="fixed"/>
-        <w:tblCellMar>
-          <w:top w:w="0" w:type="dxa"/>
-          <w:start w:w="108" w:type="dxa"/>
-          <w:bottom w:w="0" w:type="dxa"/>
-          <w:end w:w="108" w:type="dxa"/>
-        </w:tblCellMar>
-        <w:tblLook w:val="04a0" w:firstRow="1" w:noVBand="1" w:lastRow="0" w:firstColumn="1" w:lastColumn="0" w:noHBand="0"/>
+        <w:tblLook w:val="04A0" w:firstRow="1" w:lastRow="0" w:firstColumn="1" w:lastColumn="0" w:noHBand="0" w:noVBand="1"/>
       </w:tblPr>
       <w:tblGrid>
         <w:gridCol w:w="2028"/>
@@ -4135,28 +4350,21 @@
       </w:tblGrid>
       <w:tr>
         <w:trPr>
-          <w:tblHeader w:val="true"/>
+          <w:tblHeader/>
+          <w:jc w:val="center"/>
         </w:trPr>
         <w:tc>
           <w:tcPr>
             <w:tcW w:w="2028" w:type="dxa"/>
             <w:tcBorders>
               <w:top w:val="single" w:sz="4" w:space="0" w:color="9DB3CC"/>
-              <w:start w:val="single" w:sz="4" w:space="0" w:color="9DB3CC"/>
-              <w:bottom w:val="single" w:sz="4" w:space="0" w:color="9DB3CC"/>
-              <w:end w:val="single" w:sz="4" w:space="0" w:color="9DB3CC"/>
-            </w:tcBorders>
-            <w:shd w:color="auto" w:fill="1F3A5F" w:val="clear"/>
-          </w:tcPr>
-          <w:p>
-            <w:pPr>
-              <w:pStyle w:val="Normal"/>
-              <w:widowControl/>
-              <w:bidi w:val="0"/>
-              <w:spacing w:lineRule="auto" w:line="276" w:before="0" w:after="120"/>
-              <w:jc w:val="start"/>
-              <w:rPr/>
-            </w:pPr>
+              <w:left w:val="single" w:sz="4" w:space="0" w:color="9DB3CC"/>
+              <w:bottom w:val="single" w:sz="4" w:space="0" w:color="9DB3CC"/>
+              <w:right w:val="single" w:sz="4" w:space="0" w:color="9DB3CC"/>
+            </w:tcBorders>
+            <w:shd w:val="clear" w:color="auto" w:fill="1F3A5F"/>
+          </w:tcPr>
+          <w:p>
             <w:r>
               <w:rPr>
                 <w:b/>
@@ -4172,21 +4380,13 @@
             <w:tcW w:w="2339" w:type="dxa"/>
             <w:tcBorders>
               <w:top w:val="single" w:sz="4" w:space="0" w:color="9DB3CC"/>
-              <w:start w:val="single" w:sz="4" w:space="0" w:color="9DB3CC"/>
-              <w:bottom w:val="single" w:sz="4" w:space="0" w:color="9DB3CC"/>
-              <w:end w:val="single" w:sz="4" w:space="0" w:color="9DB3CC"/>
-            </w:tcBorders>
-            <w:shd w:color="auto" w:fill="1F3A5F" w:val="clear"/>
-          </w:tcPr>
-          <w:p>
-            <w:pPr>
-              <w:pStyle w:val="Normal"/>
-              <w:widowControl/>
-              <w:bidi w:val="0"/>
-              <w:spacing w:lineRule="auto" w:line="276" w:before="0" w:after="120"/>
-              <w:jc w:val="start"/>
-              <w:rPr/>
-            </w:pPr>
+              <w:left w:val="single" w:sz="4" w:space="0" w:color="9DB3CC"/>
+              <w:bottom w:val="single" w:sz="4" w:space="0" w:color="9DB3CC"/>
+              <w:right w:val="single" w:sz="4" w:space="0" w:color="9DB3CC"/>
+            </w:tcBorders>
+            <w:shd w:val="clear" w:color="auto" w:fill="1F3A5F"/>
+          </w:tcPr>
+          <w:p>
             <w:r>
               <w:rPr>
                 <w:b/>
@@ -4202,21 +4402,13 @@
             <w:tcW w:w="2316" w:type="dxa"/>
             <w:tcBorders>
               <w:top w:val="single" w:sz="4" w:space="0" w:color="9DB3CC"/>
-              <w:start w:val="single" w:sz="4" w:space="0" w:color="9DB3CC"/>
-              <w:bottom w:val="single" w:sz="4" w:space="0" w:color="9DB3CC"/>
-              <w:end w:val="single" w:sz="4" w:space="0" w:color="9DB3CC"/>
-            </w:tcBorders>
-            <w:shd w:color="auto" w:fill="1F3A5F" w:val="clear"/>
-          </w:tcPr>
-          <w:p>
-            <w:pPr>
-              <w:pStyle w:val="Normal"/>
-              <w:widowControl/>
-              <w:bidi w:val="0"/>
-              <w:spacing w:lineRule="auto" w:line="276" w:before="0" w:after="120"/>
-              <w:jc w:val="start"/>
-              <w:rPr/>
-            </w:pPr>
+              <w:left w:val="single" w:sz="4" w:space="0" w:color="9DB3CC"/>
+              <w:bottom w:val="single" w:sz="4" w:space="0" w:color="9DB3CC"/>
+              <w:right w:val="single" w:sz="4" w:space="0" w:color="9DB3CC"/>
+            </w:tcBorders>
+            <w:shd w:val="clear" w:color="auto" w:fill="1F3A5F"/>
+          </w:tcPr>
+          <w:p>
             <w:r>
               <w:rPr>
                 <w:b/>
@@ -4232,21 +4424,13 @@
             <w:tcW w:w="2320" w:type="dxa"/>
             <w:tcBorders>
               <w:top w:val="single" w:sz="4" w:space="0" w:color="9DB3CC"/>
-              <w:start w:val="single" w:sz="4" w:space="0" w:color="9DB3CC"/>
-              <w:bottom w:val="single" w:sz="4" w:space="0" w:color="9DB3CC"/>
-              <w:end w:val="single" w:sz="4" w:space="0" w:color="9DB3CC"/>
-            </w:tcBorders>
-            <w:shd w:color="auto" w:fill="1F3A5F" w:val="clear"/>
-          </w:tcPr>
-          <w:p>
-            <w:pPr>
-              <w:pStyle w:val="Normal"/>
-              <w:widowControl/>
-              <w:bidi w:val="0"/>
-              <w:spacing w:lineRule="auto" w:line="276" w:before="0" w:after="120"/>
-              <w:jc w:val="start"/>
-              <w:rPr/>
-            </w:pPr>
+              <w:left w:val="single" w:sz="4" w:space="0" w:color="9DB3CC"/>
+              <w:bottom w:val="single" w:sz="4" w:space="0" w:color="9DB3CC"/>
+              <w:right w:val="single" w:sz="4" w:space="0" w:color="9DB3CC"/>
+            </w:tcBorders>
+            <w:shd w:val="clear" w:color="auto" w:fill="1F3A5F"/>
+          </w:tcPr>
+          <w:p>
             <w:r>
               <w:rPr>
                 <w:b/>
@@ -4259,22 +4443,22 @@
         </w:tc>
       </w:tr>
       <w:tr>
-        <w:trPr/>
+        <w:trPr>
+          <w:jc w:val="center"/>
+        </w:trPr>
         <w:tc>
           <w:tcPr>
             <w:tcW w:w="2028" w:type="dxa"/>
             <w:tcBorders>
               <w:top w:val="single" w:sz="4" w:space="0" w:color="9DB3CC"/>
-              <w:start w:val="single" w:sz="4" w:space="0" w:color="9DB3CC"/>
-              <w:bottom w:val="single" w:sz="4" w:space="0" w:color="9DB3CC"/>
-              <w:end w:val="single" w:sz="4" w:space="0" w:color="9DB3CC"/>
-            </w:tcBorders>
-          </w:tcPr>
-          <w:p>
-            <w:pPr>
-              <w:pStyle w:val="Normal"/>
-              <w:spacing w:before="0" w:after="20"/>
-              <w:rPr/>
+              <w:left w:val="single" w:sz="4" w:space="0" w:color="9DB3CC"/>
+              <w:bottom w:val="single" w:sz="4" w:space="0" w:color="9DB3CC"/>
+              <w:right w:val="single" w:sz="4" w:space="0" w:color="9DB3CC"/>
+            </w:tcBorders>
+          </w:tcPr>
+          <w:p>
+            <w:pPr>
+              <w:spacing w:after="20"/>
             </w:pPr>
             <w:r>
               <w:rPr>
@@ -4290,16 +4474,14 @@
             <w:tcW w:w="2339" w:type="dxa"/>
             <w:tcBorders>
               <w:top w:val="single" w:sz="4" w:space="0" w:color="9DB3CC"/>
-              <w:start w:val="single" w:sz="4" w:space="0" w:color="9DB3CC"/>
-              <w:bottom w:val="single" w:sz="4" w:space="0" w:color="9DB3CC"/>
-              <w:end w:val="single" w:sz="4" w:space="0" w:color="9DB3CC"/>
-            </w:tcBorders>
-          </w:tcPr>
-          <w:p>
-            <w:pPr>
-              <w:pStyle w:val="Normal"/>
-              <w:spacing w:before="0" w:after="20"/>
-              <w:rPr/>
+              <w:left w:val="single" w:sz="4" w:space="0" w:color="9DB3CC"/>
+              <w:bottom w:val="single" w:sz="4" w:space="0" w:color="9DB3CC"/>
+              <w:right w:val="single" w:sz="4" w:space="0" w:color="9DB3CC"/>
+            </w:tcBorders>
+          </w:tcPr>
+          <w:p>
+            <w:pPr>
+              <w:spacing w:after="20"/>
             </w:pPr>
             <w:r>
               <w:rPr>
@@ -4314,16 +4496,14 @@
             <w:tcW w:w="2316" w:type="dxa"/>
             <w:tcBorders>
               <w:top w:val="single" w:sz="4" w:space="0" w:color="9DB3CC"/>
-              <w:start w:val="single" w:sz="4" w:space="0" w:color="9DB3CC"/>
-              <w:bottom w:val="single" w:sz="4" w:space="0" w:color="9DB3CC"/>
-              <w:end w:val="single" w:sz="4" w:space="0" w:color="9DB3CC"/>
-            </w:tcBorders>
-          </w:tcPr>
-          <w:p>
-            <w:pPr>
-              <w:pStyle w:val="Normal"/>
-              <w:spacing w:before="0" w:after="20"/>
-              <w:rPr/>
+              <w:left w:val="single" w:sz="4" w:space="0" w:color="9DB3CC"/>
+              <w:bottom w:val="single" w:sz="4" w:space="0" w:color="9DB3CC"/>
+              <w:right w:val="single" w:sz="4" w:space="0" w:color="9DB3CC"/>
+            </w:tcBorders>
+          </w:tcPr>
+          <w:p>
+            <w:pPr>
+              <w:spacing w:after="20"/>
             </w:pPr>
             <w:r>
               <w:rPr>
@@ -4338,16 +4518,14 @@
             <w:tcW w:w="2320" w:type="dxa"/>
             <w:tcBorders>
               <w:top w:val="single" w:sz="4" w:space="0" w:color="9DB3CC"/>
-              <w:start w:val="single" w:sz="4" w:space="0" w:color="9DB3CC"/>
-              <w:bottom w:val="single" w:sz="4" w:space="0" w:color="9DB3CC"/>
-              <w:end w:val="single" w:sz="4" w:space="0" w:color="9DB3CC"/>
-            </w:tcBorders>
-          </w:tcPr>
-          <w:p>
-            <w:pPr>
-              <w:pStyle w:val="Normal"/>
-              <w:spacing w:before="0" w:after="20"/>
-              <w:rPr/>
+              <w:left w:val="single" w:sz="4" w:space="0" w:color="9DB3CC"/>
+              <w:bottom w:val="single" w:sz="4" w:space="0" w:color="9DB3CC"/>
+              <w:right w:val="single" w:sz="4" w:space="0" w:color="9DB3CC"/>
+            </w:tcBorders>
+          </w:tcPr>
+          <w:p>
+            <w:pPr>
+              <w:spacing w:after="20"/>
             </w:pPr>
             <w:r>
               <w:rPr>
@@ -4359,23 +4537,23 @@
         </w:tc>
       </w:tr>
       <w:tr>
-        <w:trPr/>
+        <w:trPr>
+          <w:jc w:val="center"/>
+        </w:trPr>
         <w:tc>
           <w:tcPr>
             <w:tcW w:w="2028" w:type="dxa"/>
             <w:tcBorders>
               <w:top w:val="single" w:sz="4" w:space="0" w:color="9DB3CC"/>
-              <w:start w:val="single" w:sz="4" w:space="0" w:color="9DB3CC"/>
-              <w:bottom w:val="single" w:sz="4" w:space="0" w:color="9DB3CC"/>
-              <w:end w:val="single" w:sz="4" w:space="0" w:color="9DB3CC"/>
-            </w:tcBorders>
-            <w:shd w:color="auto" w:fill="EEF3F9" w:val="clear"/>
-          </w:tcPr>
-          <w:p>
-            <w:pPr>
-              <w:pStyle w:val="Normal"/>
-              <w:spacing w:before="0" w:after="20"/>
-              <w:rPr/>
+              <w:left w:val="single" w:sz="4" w:space="0" w:color="9DB3CC"/>
+              <w:bottom w:val="single" w:sz="4" w:space="0" w:color="9DB3CC"/>
+              <w:right w:val="single" w:sz="4" w:space="0" w:color="9DB3CC"/>
+            </w:tcBorders>
+            <w:shd w:val="clear" w:color="auto" w:fill="EEF3F9"/>
+          </w:tcPr>
+          <w:p>
+            <w:pPr>
+              <w:spacing w:after="20"/>
             </w:pPr>
             <w:r>
               <w:rPr>
@@ -4391,17 +4569,15 @@
             <w:tcW w:w="2339" w:type="dxa"/>
             <w:tcBorders>
               <w:top w:val="single" w:sz="4" w:space="0" w:color="9DB3CC"/>
-              <w:start w:val="single" w:sz="4" w:space="0" w:color="9DB3CC"/>
-              <w:bottom w:val="single" w:sz="4" w:space="0" w:color="9DB3CC"/>
-              <w:end w:val="single" w:sz="4" w:space="0" w:color="9DB3CC"/>
-            </w:tcBorders>
-            <w:shd w:color="auto" w:fill="EEF3F9" w:val="clear"/>
-          </w:tcPr>
-          <w:p>
-            <w:pPr>
-              <w:pStyle w:val="Normal"/>
-              <w:spacing w:before="0" w:after="20"/>
-              <w:rPr/>
+              <w:left w:val="single" w:sz="4" w:space="0" w:color="9DB3CC"/>
+              <w:bottom w:val="single" w:sz="4" w:space="0" w:color="9DB3CC"/>
+              <w:right w:val="single" w:sz="4" w:space="0" w:color="9DB3CC"/>
+            </w:tcBorders>
+            <w:shd w:val="clear" w:color="auto" w:fill="EEF3F9"/>
+          </w:tcPr>
+          <w:p>
+            <w:pPr>
+              <w:spacing w:after="20"/>
             </w:pPr>
             <w:r>
               <w:rPr>
@@ -4416,17 +4592,15 @@
             <w:tcW w:w="2316" w:type="dxa"/>
             <w:tcBorders>
               <w:top w:val="single" w:sz="4" w:space="0" w:color="9DB3CC"/>
-              <w:start w:val="single" w:sz="4" w:space="0" w:color="9DB3CC"/>
-              <w:bottom w:val="single" w:sz="4" w:space="0" w:color="9DB3CC"/>
-              <w:end w:val="single" w:sz="4" w:space="0" w:color="9DB3CC"/>
-            </w:tcBorders>
-            <w:shd w:color="auto" w:fill="EEF3F9" w:val="clear"/>
-          </w:tcPr>
-          <w:p>
-            <w:pPr>
-              <w:pStyle w:val="Normal"/>
-              <w:spacing w:before="0" w:after="20"/>
-              <w:rPr/>
+              <w:left w:val="single" w:sz="4" w:space="0" w:color="9DB3CC"/>
+              <w:bottom w:val="single" w:sz="4" w:space="0" w:color="9DB3CC"/>
+              <w:right w:val="single" w:sz="4" w:space="0" w:color="9DB3CC"/>
+            </w:tcBorders>
+            <w:shd w:val="clear" w:color="auto" w:fill="EEF3F9"/>
+          </w:tcPr>
+          <w:p>
+            <w:pPr>
+              <w:spacing w:after="20"/>
             </w:pPr>
             <w:r>
               <w:rPr>
@@ -4441,17 +4615,15 @@
             <w:tcW w:w="2320" w:type="dxa"/>
             <w:tcBorders>
               <w:top w:val="single" w:sz="4" w:space="0" w:color="9DB3CC"/>
-              <w:start w:val="single" w:sz="4" w:space="0" w:color="9DB3CC"/>
-              <w:bottom w:val="single" w:sz="4" w:space="0" w:color="9DB3CC"/>
-              <w:end w:val="single" w:sz="4" w:space="0" w:color="9DB3CC"/>
-            </w:tcBorders>
-            <w:shd w:color="auto" w:fill="EEF3F9" w:val="clear"/>
-          </w:tcPr>
-          <w:p>
-            <w:pPr>
-              <w:pStyle w:val="Normal"/>
-              <w:spacing w:before="0" w:after="20"/>
-              <w:rPr/>
+              <w:left w:val="single" w:sz="4" w:space="0" w:color="9DB3CC"/>
+              <w:bottom w:val="single" w:sz="4" w:space="0" w:color="9DB3CC"/>
+              <w:right w:val="single" w:sz="4" w:space="0" w:color="9DB3CC"/>
+            </w:tcBorders>
+            <w:shd w:val="clear" w:color="auto" w:fill="EEF3F9"/>
+          </w:tcPr>
+          <w:p>
+            <w:pPr>
+              <w:spacing w:after="20"/>
             </w:pPr>
             <w:r>
               <w:rPr>
@@ -4463,22 +4635,22 @@
         </w:tc>
       </w:tr>
       <w:tr>
-        <w:trPr/>
+        <w:trPr>
+          <w:jc w:val="center"/>
+        </w:trPr>
         <w:tc>
           <w:tcPr>
             <w:tcW w:w="2028" w:type="dxa"/>
             <w:tcBorders>
               <w:top w:val="single" w:sz="4" w:space="0" w:color="9DB3CC"/>
-              <w:start w:val="single" w:sz="4" w:space="0" w:color="9DB3CC"/>
-              <w:bottom w:val="single" w:sz="4" w:space="0" w:color="9DB3CC"/>
-              <w:end w:val="single" w:sz="4" w:space="0" w:color="9DB3CC"/>
-            </w:tcBorders>
-          </w:tcPr>
-          <w:p>
-            <w:pPr>
-              <w:pStyle w:val="Normal"/>
-              <w:spacing w:before="0" w:after="20"/>
-              <w:rPr/>
+              <w:left w:val="single" w:sz="4" w:space="0" w:color="9DB3CC"/>
+              <w:bottom w:val="single" w:sz="4" w:space="0" w:color="9DB3CC"/>
+              <w:right w:val="single" w:sz="4" w:space="0" w:color="9DB3CC"/>
+            </w:tcBorders>
+          </w:tcPr>
+          <w:p>
+            <w:pPr>
+              <w:spacing w:after="20"/>
             </w:pPr>
             <w:r>
               <w:rPr>
@@ -4494,16 +4666,14 @@
             <w:tcW w:w="2339" w:type="dxa"/>
             <w:tcBorders>
               <w:top w:val="single" w:sz="4" w:space="0" w:color="9DB3CC"/>
-              <w:start w:val="single" w:sz="4" w:space="0" w:color="9DB3CC"/>
-              <w:bottom w:val="single" w:sz="4" w:space="0" w:color="9DB3CC"/>
-              <w:end w:val="single" w:sz="4" w:space="0" w:color="9DB3CC"/>
-            </w:tcBorders>
-          </w:tcPr>
-          <w:p>
-            <w:pPr>
-              <w:pStyle w:val="Normal"/>
-              <w:spacing w:before="0" w:after="20"/>
-              <w:rPr/>
+              <w:left w:val="single" w:sz="4" w:space="0" w:color="9DB3CC"/>
+              <w:bottom w:val="single" w:sz="4" w:space="0" w:color="9DB3CC"/>
+              <w:right w:val="single" w:sz="4" w:space="0" w:color="9DB3CC"/>
+            </w:tcBorders>
+          </w:tcPr>
+          <w:p>
+            <w:pPr>
+              <w:spacing w:after="20"/>
             </w:pPr>
             <w:r>
               <w:rPr>
@@ -4518,16 +4688,14 @@
             <w:tcW w:w="2316" w:type="dxa"/>
             <w:tcBorders>
               <w:top w:val="single" w:sz="4" w:space="0" w:color="9DB3CC"/>
-              <w:start w:val="single" w:sz="4" w:space="0" w:color="9DB3CC"/>
-              <w:bottom w:val="single" w:sz="4" w:space="0" w:color="9DB3CC"/>
-              <w:end w:val="single" w:sz="4" w:space="0" w:color="9DB3CC"/>
-            </w:tcBorders>
-          </w:tcPr>
-          <w:p>
-            <w:pPr>
-              <w:pStyle w:val="Normal"/>
-              <w:spacing w:before="0" w:after="20"/>
-              <w:rPr/>
+              <w:left w:val="single" w:sz="4" w:space="0" w:color="9DB3CC"/>
+              <w:bottom w:val="single" w:sz="4" w:space="0" w:color="9DB3CC"/>
+              <w:right w:val="single" w:sz="4" w:space="0" w:color="9DB3CC"/>
+            </w:tcBorders>
+          </w:tcPr>
+          <w:p>
+            <w:pPr>
+              <w:spacing w:after="20"/>
             </w:pPr>
             <w:r>
               <w:rPr>
@@ -4542,16 +4710,14 @@
             <w:tcW w:w="2320" w:type="dxa"/>
             <w:tcBorders>
               <w:top w:val="single" w:sz="4" w:space="0" w:color="9DB3CC"/>
-              <w:start w:val="single" w:sz="4" w:space="0" w:color="9DB3CC"/>
-              <w:bottom w:val="single" w:sz="4" w:space="0" w:color="9DB3CC"/>
-              <w:end w:val="single" w:sz="4" w:space="0" w:color="9DB3CC"/>
-            </w:tcBorders>
-          </w:tcPr>
-          <w:p>
-            <w:pPr>
-              <w:pStyle w:val="Normal"/>
-              <w:spacing w:before="0" w:after="20"/>
-              <w:rPr/>
+              <w:left w:val="single" w:sz="4" w:space="0" w:color="9DB3CC"/>
+              <w:bottom w:val="single" w:sz="4" w:space="0" w:color="9DB3CC"/>
+              <w:right w:val="single" w:sz="4" w:space="0" w:color="9DB3CC"/>
+            </w:tcBorders>
+          </w:tcPr>
+          <w:p>
+            <w:pPr>
+              <w:spacing w:after="20"/>
             </w:pPr>
             <w:r>
               <w:rPr>
@@ -4563,23 +4729,23 @@
         </w:tc>
       </w:tr>
       <w:tr>
-        <w:trPr/>
+        <w:trPr>
+          <w:jc w:val="center"/>
+        </w:trPr>
         <w:tc>
           <w:tcPr>
             <w:tcW w:w="2028" w:type="dxa"/>
             <w:tcBorders>
               <w:top w:val="single" w:sz="4" w:space="0" w:color="9DB3CC"/>
-              <w:start w:val="single" w:sz="4" w:space="0" w:color="9DB3CC"/>
-              <w:bottom w:val="single" w:sz="4" w:space="0" w:color="9DB3CC"/>
-              <w:end w:val="single" w:sz="4" w:space="0" w:color="9DB3CC"/>
-            </w:tcBorders>
-            <w:shd w:color="auto" w:fill="EEF3F9" w:val="clear"/>
-          </w:tcPr>
-          <w:p>
-            <w:pPr>
-              <w:pStyle w:val="Normal"/>
-              <w:spacing w:before="0" w:after="20"/>
-              <w:rPr/>
+              <w:left w:val="single" w:sz="4" w:space="0" w:color="9DB3CC"/>
+              <w:bottom w:val="single" w:sz="4" w:space="0" w:color="9DB3CC"/>
+              <w:right w:val="single" w:sz="4" w:space="0" w:color="9DB3CC"/>
+            </w:tcBorders>
+            <w:shd w:val="clear" w:color="auto" w:fill="EEF3F9"/>
+          </w:tcPr>
+          <w:p>
+            <w:pPr>
+              <w:spacing w:after="20"/>
             </w:pPr>
             <w:r>
               <w:rPr>
@@ -4595,17 +4761,15 @@
             <w:tcW w:w="2339" w:type="dxa"/>
             <w:tcBorders>
               <w:top w:val="single" w:sz="4" w:space="0" w:color="9DB3CC"/>
-              <w:start w:val="single" w:sz="4" w:space="0" w:color="9DB3CC"/>
-              <w:bottom w:val="single" w:sz="4" w:space="0" w:color="9DB3CC"/>
-              <w:end w:val="single" w:sz="4" w:space="0" w:color="9DB3CC"/>
-            </w:tcBorders>
-            <w:shd w:color="auto" w:fill="EEF3F9" w:val="clear"/>
-          </w:tcPr>
-          <w:p>
-            <w:pPr>
-              <w:pStyle w:val="Normal"/>
-              <w:spacing w:before="0" w:after="20"/>
-              <w:rPr/>
+              <w:left w:val="single" w:sz="4" w:space="0" w:color="9DB3CC"/>
+              <w:bottom w:val="single" w:sz="4" w:space="0" w:color="9DB3CC"/>
+              <w:right w:val="single" w:sz="4" w:space="0" w:color="9DB3CC"/>
+            </w:tcBorders>
+            <w:shd w:val="clear" w:color="auto" w:fill="EEF3F9"/>
+          </w:tcPr>
+          <w:p>
+            <w:pPr>
+              <w:spacing w:after="20"/>
             </w:pPr>
             <w:r>
               <w:rPr>
@@ -4620,17 +4784,15 @@
             <w:tcW w:w="2316" w:type="dxa"/>
             <w:tcBorders>
               <w:top w:val="single" w:sz="4" w:space="0" w:color="9DB3CC"/>
-              <w:start w:val="single" w:sz="4" w:space="0" w:color="9DB3CC"/>
-              <w:bottom w:val="single" w:sz="4" w:space="0" w:color="9DB3CC"/>
-              <w:end w:val="single" w:sz="4" w:space="0" w:color="9DB3CC"/>
-            </w:tcBorders>
-            <w:shd w:color="auto" w:fill="EEF3F9" w:val="clear"/>
-          </w:tcPr>
-          <w:p>
-            <w:pPr>
-              <w:pStyle w:val="Normal"/>
-              <w:spacing w:before="0" w:after="20"/>
-              <w:rPr/>
+              <w:left w:val="single" w:sz="4" w:space="0" w:color="9DB3CC"/>
+              <w:bottom w:val="single" w:sz="4" w:space="0" w:color="9DB3CC"/>
+              <w:right w:val="single" w:sz="4" w:space="0" w:color="9DB3CC"/>
+            </w:tcBorders>
+            <w:shd w:val="clear" w:color="auto" w:fill="EEF3F9"/>
+          </w:tcPr>
+          <w:p>
+            <w:pPr>
+              <w:spacing w:after="20"/>
             </w:pPr>
             <w:r>
               <w:rPr>
@@ -4645,44 +4807,56 @@
             <w:tcW w:w="2320" w:type="dxa"/>
             <w:tcBorders>
               <w:top w:val="single" w:sz="4" w:space="0" w:color="9DB3CC"/>
-              <w:start w:val="single" w:sz="4" w:space="0" w:color="9DB3CC"/>
-              <w:bottom w:val="single" w:sz="4" w:space="0" w:color="9DB3CC"/>
-              <w:end w:val="single" w:sz="4" w:space="0" w:color="9DB3CC"/>
-            </w:tcBorders>
-            <w:shd w:color="auto" w:fill="EEF3F9" w:val="clear"/>
-          </w:tcPr>
-          <w:p>
-            <w:pPr>
-              <w:pStyle w:val="Normal"/>
-              <w:spacing w:before="0" w:after="20"/>
-              <w:rPr/>
-            </w:pPr>
-            <w:r>
-              <w:rPr>
-                <w:sz w:val="18"/>
-              </w:rPr>
-              <w:t>Cubre todos los apartados, interpreta con rigor y detecta debilidades de la configuración por defecto; explica el backporting.</w:t>
+              <w:left w:val="single" w:sz="4" w:space="0" w:color="9DB3CC"/>
+              <w:bottom w:val="single" w:sz="4" w:space="0" w:color="9DB3CC"/>
+              <w:right w:val="single" w:sz="4" w:space="0" w:color="9DB3CC"/>
+            </w:tcBorders>
+            <w:shd w:val="clear" w:color="auto" w:fill="EEF3F9"/>
+          </w:tcPr>
+          <w:p>
+            <w:pPr>
+              <w:spacing w:after="20"/>
+            </w:pPr>
+            <w:r>
+              <w:rPr>
+                <w:sz w:val="18"/>
+              </w:rPr>
+              <w:t xml:space="preserve">Cubre todos los apartados, interpreta con rigor y detecta debilidades de la configuración por defecto; explica el </w:t>
+            </w:r>
+            <w:proofErr w:type="spellStart"/>
+            <w:r>
+              <w:rPr>
+                <w:sz w:val="18"/>
+              </w:rPr>
+              <w:t>backporting</w:t>
+            </w:r>
+            <w:proofErr w:type="spellEnd"/>
+            <w:r>
+              <w:rPr>
+                <w:sz w:val="18"/>
+              </w:rPr>
+              <w:t>.</w:t>
             </w:r>
           </w:p>
         </w:tc>
       </w:tr>
       <w:tr>
-        <w:trPr/>
+        <w:trPr>
+          <w:jc w:val="center"/>
+        </w:trPr>
         <w:tc>
           <w:tcPr>
             <w:tcW w:w="2028" w:type="dxa"/>
             <w:tcBorders>
               <w:top w:val="single" w:sz="4" w:space="0" w:color="9DB3CC"/>
-              <w:start w:val="single" w:sz="4" w:space="0" w:color="9DB3CC"/>
-              <w:bottom w:val="single" w:sz="4" w:space="0" w:color="9DB3CC"/>
-              <w:end w:val="single" w:sz="4" w:space="0" w:color="9DB3CC"/>
-            </w:tcBorders>
-          </w:tcPr>
-          <w:p>
-            <w:pPr>
-              <w:pStyle w:val="Normal"/>
-              <w:spacing w:before="0" w:after="20"/>
-              <w:rPr/>
+              <w:left w:val="single" w:sz="4" w:space="0" w:color="9DB3CC"/>
+              <w:bottom w:val="single" w:sz="4" w:space="0" w:color="9DB3CC"/>
+              <w:right w:val="single" w:sz="4" w:space="0" w:color="9DB3CC"/>
+            </w:tcBorders>
+          </w:tcPr>
+          <w:p>
+            <w:pPr>
+              <w:spacing w:after="20"/>
             </w:pPr>
             <w:r>
               <w:rPr>
@@ -4698,16 +4872,14 @@
             <w:tcW w:w="2339" w:type="dxa"/>
             <w:tcBorders>
               <w:top w:val="single" w:sz="4" w:space="0" w:color="9DB3CC"/>
-              <w:start w:val="single" w:sz="4" w:space="0" w:color="9DB3CC"/>
-              <w:bottom w:val="single" w:sz="4" w:space="0" w:color="9DB3CC"/>
-              <w:end w:val="single" w:sz="4" w:space="0" w:color="9DB3CC"/>
-            </w:tcBorders>
-          </w:tcPr>
-          <w:p>
-            <w:pPr>
-              <w:pStyle w:val="Normal"/>
-              <w:spacing w:before="0" w:after="20"/>
-              <w:rPr/>
+              <w:left w:val="single" w:sz="4" w:space="0" w:color="9DB3CC"/>
+              <w:bottom w:val="single" w:sz="4" w:space="0" w:color="9DB3CC"/>
+              <w:right w:val="single" w:sz="4" w:space="0" w:color="9DB3CC"/>
+            </w:tcBorders>
+          </w:tcPr>
+          <w:p>
+            <w:pPr>
+              <w:spacing w:after="20"/>
             </w:pPr>
             <w:r>
               <w:rPr>
@@ -4722,16 +4894,14 @@
             <w:tcW w:w="2316" w:type="dxa"/>
             <w:tcBorders>
               <w:top w:val="single" w:sz="4" w:space="0" w:color="9DB3CC"/>
-              <w:start w:val="single" w:sz="4" w:space="0" w:color="9DB3CC"/>
-              <w:bottom w:val="single" w:sz="4" w:space="0" w:color="9DB3CC"/>
-              <w:end w:val="single" w:sz="4" w:space="0" w:color="9DB3CC"/>
-            </w:tcBorders>
-          </w:tcPr>
-          <w:p>
-            <w:pPr>
-              <w:pStyle w:val="Normal"/>
-              <w:spacing w:before="0" w:after="20"/>
-              <w:rPr/>
+              <w:left w:val="single" w:sz="4" w:space="0" w:color="9DB3CC"/>
+              <w:bottom w:val="single" w:sz="4" w:space="0" w:color="9DB3CC"/>
+              <w:right w:val="single" w:sz="4" w:space="0" w:color="9DB3CC"/>
+            </w:tcBorders>
+          </w:tcPr>
+          <w:p>
+            <w:pPr>
+              <w:spacing w:after="20"/>
             </w:pPr>
             <w:r>
               <w:rPr>
@@ -4746,16 +4916,14 @@
             <w:tcW w:w="2320" w:type="dxa"/>
             <w:tcBorders>
               <w:top w:val="single" w:sz="4" w:space="0" w:color="9DB3CC"/>
-              <w:start w:val="single" w:sz="4" w:space="0" w:color="9DB3CC"/>
-              <w:bottom w:val="single" w:sz="4" w:space="0" w:color="9DB3CC"/>
-              <w:end w:val="single" w:sz="4" w:space="0" w:color="9DB3CC"/>
-            </w:tcBorders>
-          </w:tcPr>
-          <w:p>
-            <w:pPr>
-              <w:pStyle w:val="Normal"/>
-              <w:spacing w:before="0" w:after="20"/>
-              <w:rPr/>
+              <w:left w:val="single" w:sz="4" w:space="0" w:color="9DB3CC"/>
+              <w:bottom w:val="single" w:sz="4" w:space="0" w:color="9DB3CC"/>
+              <w:right w:val="single" w:sz="4" w:space="0" w:color="9DB3CC"/>
+            </w:tcBorders>
+          </w:tcPr>
+          <w:p>
+            <w:pPr>
+              <w:spacing w:after="20"/>
             </w:pPr>
             <w:r>
               <w:rPr>
@@ -4767,23 +4935,23 @@
         </w:tc>
       </w:tr>
       <w:tr>
-        <w:trPr/>
+        <w:trPr>
+          <w:jc w:val="center"/>
+        </w:trPr>
         <w:tc>
           <w:tcPr>
             <w:tcW w:w="2028" w:type="dxa"/>
             <w:tcBorders>
               <w:top w:val="single" w:sz="4" w:space="0" w:color="9DB3CC"/>
-              <w:start w:val="single" w:sz="4" w:space="0" w:color="9DB3CC"/>
-              <w:bottom w:val="single" w:sz="4" w:space="0" w:color="9DB3CC"/>
-              <w:end w:val="single" w:sz="4" w:space="0" w:color="9DB3CC"/>
-            </w:tcBorders>
-            <w:shd w:color="auto" w:fill="EEF3F9" w:val="clear"/>
-          </w:tcPr>
-          <w:p>
-            <w:pPr>
-              <w:pStyle w:val="Normal"/>
-              <w:spacing w:before="0" w:after="20"/>
-              <w:rPr/>
+              <w:left w:val="single" w:sz="4" w:space="0" w:color="9DB3CC"/>
+              <w:bottom w:val="single" w:sz="4" w:space="0" w:color="9DB3CC"/>
+              <w:right w:val="single" w:sz="4" w:space="0" w:color="9DB3CC"/>
+            </w:tcBorders>
+            <w:shd w:val="clear" w:color="auto" w:fill="EEF3F9"/>
+          </w:tcPr>
+          <w:p>
+            <w:pPr>
+              <w:spacing w:after="20"/>
             </w:pPr>
             <w:r>
               <w:rPr>
@@ -4799,17 +4967,15 @@
             <w:tcW w:w="2339" w:type="dxa"/>
             <w:tcBorders>
               <w:top w:val="single" w:sz="4" w:space="0" w:color="9DB3CC"/>
-              <w:start w:val="single" w:sz="4" w:space="0" w:color="9DB3CC"/>
-              <w:bottom w:val="single" w:sz="4" w:space="0" w:color="9DB3CC"/>
-              <w:end w:val="single" w:sz="4" w:space="0" w:color="9DB3CC"/>
-            </w:tcBorders>
-            <w:shd w:color="auto" w:fill="EEF3F9" w:val="clear"/>
-          </w:tcPr>
-          <w:p>
-            <w:pPr>
-              <w:pStyle w:val="Normal"/>
-              <w:spacing w:before="0" w:after="20"/>
-              <w:rPr/>
+              <w:left w:val="single" w:sz="4" w:space="0" w:color="9DB3CC"/>
+              <w:bottom w:val="single" w:sz="4" w:space="0" w:color="9DB3CC"/>
+              <w:right w:val="single" w:sz="4" w:space="0" w:color="9DB3CC"/>
+            </w:tcBorders>
+            <w:shd w:val="clear" w:color="auto" w:fill="EEF3F9"/>
+          </w:tcPr>
+          <w:p>
+            <w:pPr>
+              <w:spacing w:after="20"/>
             </w:pPr>
             <w:r>
               <w:rPr>
@@ -4824,17 +4990,15 @@
             <w:tcW w:w="2316" w:type="dxa"/>
             <w:tcBorders>
               <w:top w:val="single" w:sz="4" w:space="0" w:color="9DB3CC"/>
-              <w:start w:val="single" w:sz="4" w:space="0" w:color="9DB3CC"/>
-              <w:bottom w:val="single" w:sz="4" w:space="0" w:color="9DB3CC"/>
-              <w:end w:val="single" w:sz="4" w:space="0" w:color="9DB3CC"/>
-            </w:tcBorders>
-            <w:shd w:color="auto" w:fill="EEF3F9" w:val="clear"/>
-          </w:tcPr>
-          <w:p>
-            <w:pPr>
-              <w:pStyle w:val="Normal"/>
-              <w:spacing w:before="0" w:after="20"/>
-              <w:rPr/>
+              <w:left w:val="single" w:sz="4" w:space="0" w:color="9DB3CC"/>
+              <w:bottom w:val="single" w:sz="4" w:space="0" w:color="9DB3CC"/>
+              <w:right w:val="single" w:sz="4" w:space="0" w:color="9DB3CC"/>
+            </w:tcBorders>
+            <w:shd w:val="clear" w:color="auto" w:fill="EEF3F9"/>
+          </w:tcPr>
+          <w:p>
+            <w:pPr>
+              <w:spacing w:after="20"/>
             </w:pPr>
             <w:r>
               <w:rPr>
@@ -4849,17 +5013,15 @@
             <w:tcW w:w="2320" w:type="dxa"/>
             <w:tcBorders>
               <w:top w:val="single" w:sz="4" w:space="0" w:color="9DB3CC"/>
-              <w:start w:val="single" w:sz="4" w:space="0" w:color="9DB3CC"/>
-              <w:bottom w:val="single" w:sz="4" w:space="0" w:color="9DB3CC"/>
-              <w:end w:val="single" w:sz="4" w:space="0" w:color="9DB3CC"/>
-            </w:tcBorders>
-            <w:shd w:color="auto" w:fill="EEF3F9" w:val="clear"/>
-          </w:tcPr>
-          <w:p>
-            <w:pPr>
-              <w:pStyle w:val="Normal"/>
-              <w:spacing w:before="0" w:after="20"/>
-              <w:rPr/>
+              <w:left w:val="single" w:sz="4" w:space="0" w:color="9DB3CC"/>
+              <w:bottom w:val="single" w:sz="4" w:space="0" w:color="9DB3CC"/>
+              <w:right w:val="single" w:sz="4" w:space="0" w:color="9DB3CC"/>
+            </w:tcBorders>
+            <w:shd w:val="clear" w:color="auto" w:fill="EEF3F9"/>
+          </w:tcPr>
+          <w:p>
+            <w:pPr>
+              <w:spacing w:after="20"/>
             </w:pPr>
             <w:r>
               <w:rPr>
@@ -4873,61 +5035,74 @@
     </w:tbl>
     <w:p>
       <w:pPr>
-        <w:pStyle w:val="Normal"/>
-        <w:spacing w:before="0" w:after="40"/>
-        <w:rPr/>
-      </w:pPr>
-      <w:r>
-        <w:rPr/>
-      </w:r>
+        <w:spacing w:after="40"/>
+      </w:pPr>
     </w:p>
     <w:sectPr>
-      <w:headerReference w:type="even" r:id="rId2"/>
-      <w:headerReference w:type="default" r:id="rId3"/>
-      <w:headerReference w:type="first" r:id="rId4"/>
-      <w:footerReference w:type="even" r:id="rId5"/>
-      <w:footerReference w:type="default" r:id="rId6"/>
-      <w:footerReference w:type="first" r:id="rId7"/>
-      <w:type w:val="nextPage"/>
+      <w:headerReference w:type="even" r:id="rId9"/>
+      <w:headerReference w:type="default" r:id="rId10"/>
+      <w:footerReference w:type="even" r:id="rId11"/>
+      <w:footerReference w:type="default" r:id="rId12"/>
+      <w:headerReference w:type="first" r:id="rId13"/>
+      <w:footerReference w:type="first" r:id="rId14"/>
       <w:pgSz w:w="11906" w:h="16838"/>
-      <w:pgMar w:left="1701" w:right="1418" w:gutter="0" w:header="851" w:top="1866" w:footer="493" w:bottom="1418"/>
-      <w:pgNumType w:fmt="decimal"/>
-      <w:formProt w:val="false"/>
-      <w:textDirection w:val="lrTb"/>
-      <w:docGrid w:type="default" w:linePitch="272" w:charSpace="0"/>
+      <w:pgMar w:top="1866" w:right="1418" w:bottom="1418" w:left="1701" w:header="851" w:footer="493" w:gutter="0"/>
+      <w:cols w:space="720"/>
+      <w:formProt w:val="0"/>
+      <w:docGrid w:linePitch="272"/>
     </w:sectPr>
   </w:body>
 </w:document>
 </file>
 
+<file path=word/endnotes.xml><?xml version="1.0" encoding="utf-8"?>
+<w:endnotes xmlns:wpc="http://schemas.microsoft.com/office/word/2010/wordprocessingCanvas" xmlns:cx="http://schemas.microsoft.com/office/drawing/2014/chartex" xmlns:cx1="http://schemas.microsoft.com/office/drawing/2015/9/8/chartex" xmlns:cx2="http://schemas.microsoft.com/office/drawing/2015/10/21/chartex" xmlns:cx3="http://schemas.microsoft.com/office/drawing/2016/5/9/chartex" xmlns:cx4="http://schemas.microsoft.com/office/drawing/2016/5/10/chartex" xmlns:cx5="http://schemas.microsoft.com/office/drawing/2016/5/11/chartex" xmlns:cx6="http://schemas.microsoft.com/office/drawing/2016/5/12/chartex" xmlns:cx7="http://schemas.microsoft.com/office/drawing/2016/5/13/chartex" xmlns:cx8="http://schemas.microsoft.com/office/drawing/2016/5/14/chartex" xmlns:mc="http://schemas.openxmlformats.org/markup-compatibility/2006" xmlns:aink="http://schemas.microsoft.com/office/drawing/2016/ink" xmlns:am3d="http://schemas.microsoft.com/office/drawing/2017/model3d" xmlns:o="urn:schemas-microsoft-com:office:office" xmlns:oel="http://schemas.microsoft.com/office/2019/extlst" xmlns:r="http://schemas.openxmlformats.org/officeDocument/2006/relationships" xmlns:m="http://schemas.openxmlformats.org/officeDocument/2006/math" xmlns:v="urn:schemas-microsoft-com:vml" xmlns:wp14="http://schemas.microsoft.com/office/word/2010/wordprocessingDrawing" xmlns:wp="http://schemas.openxmlformats.org/drawingml/2006/wordprocessingDrawing" xmlns:w10="urn:schemas-microsoft-com:office:word" xmlns:w="http://schemas.openxmlformats.org/wordprocessingml/2006/main" xmlns:w14="http://schemas.microsoft.com/office/word/2010/wordml" xmlns:w15="http://schemas.microsoft.com/office/word/2012/wordml" xmlns:w16cex="http://schemas.microsoft.com/office/word/2018/wordml/cex" xmlns:w16cid="http://schemas.microsoft.com/office/word/2016/wordml/cid" xmlns:w16="http://schemas.microsoft.com/office/word/2018/wordml" xmlns:w16sdtdh="http://schemas.microsoft.com/office/word/2020/wordml/sdtdatahash" xmlns:w16se="http://schemas.microsoft.com/office/word/2015/wordml/symex" xmlns:wpg="http://schemas.microsoft.com/office/word/2010/wordprocessingGroup" xmlns:wpi="http://schemas.microsoft.com/office/word/2010/wordprocessingInk" xmlns:wne="http://schemas.microsoft.com/office/word/2006/wordml" xmlns:wps="http://schemas.microsoft.com/office/word/2010/wordprocessingShape" mc:Ignorable="w14 w15 w16se w16cid w16 w16cex w16sdtdh wp14">
+  <w:endnote w:type="separator" w:id="-1">
+    <w:p>
+      <w:pPr>
+        <w:spacing w:after="0" w:line="240" w:lineRule="auto"/>
+      </w:pPr>
+      <w:r>
+        <w:separator/>
+      </w:r>
+    </w:p>
+  </w:endnote>
+  <w:endnote w:type="continuationSeparator" w:id="0">
+    <w:p>
+      <w:pPr>
+        <w:spacing w:after="0" w:line="240" w:lineRule="auto"/>
+      </w:pPr>
+      <w:r>
+        <w:continuationSeparator/>
+      </w:r>
+    </w:p>
+  </w:endnote>
+</w:endnotes>
+</file>
+
 <file path=word/footer1.xml><?xml version="1.0" encoding="utf-8"?>
-<w:ftr xmlns:o="urn:schemas-microsoft-com:office:office" xmlns:r="http://schemas.openxmlformats.org/officeDocument/2006/relationships" xmlns:v="urn:schemas-microsoft-com:vml" xmlns:w="http://schemas.openxmlformats.org/wordprocessingml/2006/main" xmlns:w10="urn:schemas-microsoft-com:office:word" xmlns:wp="http://schemas.openxmlformats.org/drawingml/2006/wordprocessingDrawing" xmlns:pic="http://schemas.openxmlformats.org/drawingml/2006/picture" xmlns:wps="http://schemas.microsoft.com/office/word/2010/wordprocessingShape" xmlns:wpg="http://schemas.microsoft.com/office/word/2010/wordprocessingGroup" xmlns:mc="http://schemas.openxmlformats.org/markup-compatibility/2006" xmlns:wp14="http://schemas.microsoft.com/office/word/2010/wordprocessingDrawing" xmlns:w14="http://schemas.microsoft.com/office/word/2010/wordml" xmlns:w15="http://schemas.microsoft.com/office/word/2012/wordml" mc:Ignorable="w14 wp14 w15">
+<w:ftr xmlns:wpc="http://schemas.microsoft.com/office/word/2010/wordprocessingCanvas" xmlns:cx="http://schemas.microsoft.com/office/drawing/2014/chartex" xmlns:cx1="http://schemas.microsoft.com/office/drawing/2015/9/8/chartex" xmlns:cx2="http://schemas.microsoft.com/office/drawing/2015/10/21/chartex" xmlns:cx3="http://schemas.microsoft.com/office/drawing/2016/5/9/chartex" xmlns:cx4="http://schemas.microsoft.com/office/drawing/2016/5/10/chartex" xmlns:cx5="http://schemas.microsoft.com/office/drawing/2016/5/11/chartex" xmlns:cx6="http://schemas.microsoft.com/office/drawing/2016/5/12/chartex" xmlns:cx7="http://schemas.microsoft.com/office/drawing/2016/5/13/chartex" xmlns:cx8="http://schemas.microsoft.com/office/drawing/2016/5/14/chartex" xmlns:mc="http://schemas.openxmlformats.org/markup-compatibility/2006" xmlns:aink="http://schemas.microsoft.com/office/drawing/2016/ink" xmlns:am3d="http://schemas.microsoft.com/office/drawing/2017/model3d" xmlns:o="urn:schemas-microsoft-com:office:office" xmlns:oel="http://schemas.microsoft.com/office/2019/extlst" xmlns:r="http://schemas.openxmlformats.org/officeDocument/2006/relationships" xmlns:m="http://schemas.openxmlformats.org/officeDocument/2006/math" xmlns:v="urn:schemas-microsoft-com:vml" xmlns:wp14="http://schemas.microsoft.com/office/word/2010/wordprocessingDrawing" xmlns:wp="http://schemas.openxmlformats.org/drawingml/2006/wordprocessingDrawing" xmlns:w10="urn:schemas-microsoft-com:office:word" xmlns:w="http://schemas.openxmlformats.org/wordprocessingml/2006/main" xmlns:w14="http://schemas.microsoft.com/office/word/2010/wordml" xmlns:w15="http://schemas.microsoft.com/office/word/2012/wordml" xmlns:w16cex="http://schemas.microsoft.com/office/word/2018/wordml/cex" xmlns:w16cid="http://schemas.microsoft.com/office/word/2016/wordml/cid" xmlns:w16="http://schemas.microsoft.com/office/word/2018/wordml" xmlns:w16sdtdh="http://schemas.microsoft.com/office/word/2020/wordml/sdtdatahash" xmlns:w16se="http://schemas.microsoft.com/office/word/2015/wordml/symex" xmlns:wpg="http://schemas.microsoft.com/office/word/2010/wordprocessingGroup" xmlns:wpi="http://schemas.microsoft.com/office/word/2010/wordprocessingInk" xmlns:wne="http://schemas.microsoft.com/office/word/2006/wordml" xmlns:wps="http://schemas.microsoft.com/office/word/2010/wordprocessingShape" mc:Ignorable="w14 w15 w16se w16cid w16 w16cex w16sdtdh wp14">
   <w:p>
     <w:pPr>
-      <w:pStyle w:val="Footer"/>
-      <w:spacing w:before="0" w:after="120"/>
-      <w:rPr/>
+      <w:pStyle w:val="Piedepgina"/>
     </w:pPr>
-    <w:r>
-      <w:rPr/>
-    </w:r>
   </w:p>
 </w:ftr>
 </file>
 
 <file path=word/footer2.xml><?xml version="1.0" encoding="utf-8"?>
-<w:ftr xmlns:o="urn:schemas-microsoft-com:office:office" xmlns:r="http://schemas.openxmlformats.org/officeDocument/2006/relationships" xmlns:v="urn:schemas-microsoft-com:vml" xmlns:w="http://schemas.openxmlformats.org/wordprocessingml/2006/main" xmlns:w10="urn:schemas-microsoft-com:office:word" xmlns:wp="http://schemas.openxmlformats.org/drawingml/2006/wordprocessingDrawing" xmlns:pic="http://schemas.openxmlformats.org/drawingml/2006/picture" xmlns:wps="http://schemas.microsoft.com/office/word/2010/wordprocessingShape" xmlns:wpg="http://schemas.microsoft.com/office/word/2010/wordprocessingGroup" xmlns:mc="http://schemas.openxmlformats.org/markup-compatibility/2006" xmlns:wp14="http://schemas.microsoft.com/office/word/2010/wordprocessingDrawing" xmlns:w14="http://schemas.microsoft.com/office/word/2010/wordml" xmlns:w15="http://schemas.microsoft.com/office/word/2012/wordml" mc:Ignorable="w14 wp14 w15">
+<w:ftr xmlns:wpc="http://schemas.microsoft.com/office/word/2010/wordprocessingCanvas" xmlns:cx="http://schemas.microsoft.com/office/drawing/2014/chartex" xmlns:cx1="http://schemas.microsoft.com/office/drawing/2015/9/8/chartex" xmlns:cx2="http://schemas.microsoft.com/office/drawing/2015/10/21/chartex" xmlns:cx3="http://schemas.microsoft.com/office/drawing/2016/5/9/chartex" xmlns:cx4="http://schemas.microsoft.com/office/drawing/2016/5/10/chartex" xmlns:cx5="http://schemas.microsoft.com/office/drawing/2016/5/11/chartex" xmlns:cx6="http://schemas.microsoft.com/office/drawing/2016/5/12/chartex" xmlns:cx7="http://schemas.microsoft.com/office/drawing/2016/5/13/chartex" xmlns:cx8="http://schemas.microsoft.com/office/drawing/2016/5/14/chartex" xmlns:mc="http://schemas.openxmlformats.org/markup-compatibility/2006" xmlns:aink="http://schemas.microsoft.com/office/drawing/2016/ink" xmlns:am3d="http://schemas.microsoft.com/office/drawing/2017/model3d" xmlns:o="urn:schemas-microsoft-com:office:office" xmlns:oel="http://schemas.microsoft.com/office/2019/extlst" xmlns:r="http://schemas.openxmlformats.org/officeDocument/2006/relationships" xmlns:m="http://schemas.openxmlformats.org/officeDocument/2006/math" xmlns:v="urn:schemas-microsoft-com:vml" xmlns:wp14="http://schemas.microsoft.com/office/word/2010/wordprocessingDrawing" xmlns:wp="http://schemas.openxmlformats.org/drawingml/2006/wordprocessingDrawing" xmlns:w10="urn:schemas-microsoft-com:office:word" xmlns:w="http://schemas.openxmlformats.org/wordprocessingml/2006/main" xmlns:w14="http://schemas.microsoft.com/office/word/2010/wordml" xmlns:w15="http://schemas.microsoft.com/office/word/2012/wordml" xmlns:w16cex="http://schemas.microsoft.com/office/word/2018/wordml/cex" xmlns:w16cid="http://schemas.microsoft.com/office/word/2016/wordml/cid" xmlns:w16="http://schemas.microsoft.com/office/word/2018/wordml" xmlns:w16sdtdh="http://schemas.microsoft.com/office/word/2020/wordml/sdtdatahash" xmlns:w16se="http://schemas.microsoft.com/office/word/2015/wordml/symex" xmlns:wpg="http://schemas.microsoft.com/office/word/2010/wordprocessingGroup" xmlns:wpi="http://schemas.microsoft.com/office/word/2010/wordprocessingInk" xmlns:wne="http://schemas.microsoft.com/office/word/2006/wordml" xmlns:wps="http://schemas.microsoft.com/office/word/2010/wordprocessingShape" mc:Ignorable="w14 w15 w16se w16cid w16 w16cex w16sdtdh wp14">
   <w:p>
     <w:pPr>
-      <w:pStyle w:val="Footer"/>
-      <w:spacing w:before="0" w:after="120"/>
+      <w:pStyle w:val="Piedepgina"/>
       <w:jc w:val="center"/>
-      <w:rPr/>
     </w:pPr>
     <w:r>
-      <w:rPr/>
+      <w:rPr>
+        <w:noProof/>
+      </w:rPr>
       <w:drawing>
-        <wp:inline distT="0" distB="0" distL="0" distR="0">
+        <wp:inline distT="0" distB="0" distL="0" distR="0" wp14:anchorId="3E31F019" wp14:editId="1CD4B717">
           <wp:extent cx="5760085" cy="720090"/>
           <wp:effectExtent l="0" t="0" r="0" b="0"/>
           <wp:docPr id="3" name="Imagen4"/>
@@ -4970,18 +5145,18 @@
 </file>
 
 <file path=word/footer3.xml><?xml version="1.0" encoding="utf-8"?>
-<w:ftr xmlns:o="urn:schemas-microsoft-com:office:office" xmlns:r="http://schemas.openxmlformats.org/officeDocument/2006/relationships" xmlns:v="urn:schemas-microsoft-com:vml" xmlns:w="http://schemas.openxmlformats.org/wordprocessingml/2006/main" xmlns:w10="urn:schemas-microsoft-com:office:word" xmlns:wp="http://schemas.openxmlformats.org/drawingml/2006/wordprocessingDrawing" xmlns:pic="http://schemas.openxmlformats.org/drawingml/2006/picture" xmlns:wps="http://schemas.microsoft.com/office/word/2010/wordprocessingShape" xmlns:wpg="http://schemas.microsoft.com/office/word/2010/wordprocessingGroup" xmlns:mc="http://schemas.openxmlformats.org/markup-compatibility/2006" xmlns:wp14="http://schemas.microsoft.com/office/word/2010/wordprocessingDrawing" xmlns:w14="http://schemas.microsoft.com/office/word/2010/wordml" xmlns:w15="http://schemas.microsoft.com/office/word/2012/wordml" mc:Ignorable="w14 wp14 w15">
+<w:ftr xmlns:wpc="http://schemas.microsoft.com/office/word/2010/wordprocessingCanvas" xmlns:cx="http://schemas.microsoft.com/office/drawing/2014/chartex" xmlns:cx1="http://schemas.microsoft.com/office/drawing/2015/9/8/chartex" xmlns:cx2="http://schemas.microsoft.com/office/drawing/2015/10/21/chartex" xmlns:cx3="http://schemas.microsoft.com/office/drawing/2016/5/9/chartex" xmlns:cx4="http://schemas.microsoft.com/office/drawing/2016/5/10/chartex" xmlns:cx5="http://schemas.microsoft.com/office/drawing/2016/5/11/chartex" xmlns:cx6="http://schemas.microsoft.com/office/drawing/2016/5/12/chartex" xmlns:cx7="http://schemas.microsoft.com/office/drawing/2016/5/13/chartex" xmlns:cx8="http://schemas.microsoft.com/office/drawing/2016/5/14/chartex" xmlns:mc="http://schemas.openxmlformats.org/markup-compatibility/2006" xmlns:aink="http://schemas.microsoft.com/office/drawing/2016/ink" xmlns:am3d="http://schemas.microsoft.com/office/drawing/2017/model3d" xmlns:o="urn:schemas-microsoft-com:office:office" xmlns:oel="http://schemas.microsoft.com/office/2019/extlst" xmlns:r="http://schemas.openxmlformats.org/officeDocument/2006/relationships" xmlns:m="http://schemas.openxmlformats.org/officeDocument/2006/math" xmlns:v="urn:schemas-microsoft-com:vml" xmlns:wp14="http://schemas.microsoft.com/office/word/2010/wordprocessingDrawing" xmlns:wp="http://schemas.openxmlformats.org/drawingml/2006/wordprocessingDrawing" xmlns:w10="urn:schemas-microsoft-com:office:word" xmlns:w="http://schemas.openxmlformats.org/wordprocessingml/2006/main" xmlns:w14="http://schemas.microsoft.com/office/word/2010/wordml" xmlns:w15="http://schemas.microsoft.com/office/word/2012/wordml" xmlns:w16cex="http://schemas.microsoft.com/office/word/2018/wordml/cex" xmlns:w16cid="http://schemas.microsoft.com/office/word/2016/wordml/cid" xmlns:w16="http://schemas.microsoft.com/office/word/2018/wordml" xmlns:w16sdtdh="http://schemas.microsoft.com/office/word/2020/wordml/sdtdatahash" xmlns:w16se="http://schemas.microsoft.com/office/word/2015/wordml/symex" xmlns:wpg="http://schemas.microsoft.com/office/word/2010/wordprocessingGroup" xmlns:wpi="http://schemas.microsoft.com/office/word/2010/wordprocessingInk" xmlns:wne="http://schemas.microsoft.com/office/word/2006/wordml" xmlns:wps="http://schemas.microsoft.com/office/word/2010/wordprocessingShape" mc:Ignorable="w14 w15 w16se w16cid w16 w16cex w16sdtdh wp14">
   <w:p>
     <w:pPr>
-      <w:pStyle w:val="Footer"/>
-      <w:spacing w:before="0" w:after="120"/>
+      <w:pStyle w:val="Piedepgina"/>
       <w:jc w:val="center"/>
-      <w:rPr/>
     </w:pPr>
     <w:r>
-      <w:rPr/>
+      <w:rPr>
+        <w:noProof/>
+      </w:rPr>
       <w:drawing>
-        <wp:inline distT="0" distB="0" distL="0" distR="0">
+        <wp:inline distT="0" distB="0" distL="0" distR="0" wp14:anchorId="3CDEF7F4" wp14:editId="50DB118C">
           <wp:extent cx="5760085" cy="720090"/>
           <wp:effectExtent l="0" t="0" r="0" b="0"/>
           <wp:docPr id="4" name="Imagen4"/>
@@ -5023,34 +5198,54 @@
 </w:ftr>
 </file>
 
+<file path=word/footnotes.xml><?xml version="1.0" encoding="utf-8"?>
+<w:footnotes xmlns:wpc="http://schemas.microsoft.com/office/word/2010/wordprocessingCanvas" xmlns:cx="http://schemas.microsoft.com/office/drawing/2014/chartex" xmlns:cx1="http://schemas.microsoft.com/office/drawing/2015/9/8/chartex" xmlns:cx2="http://schemas.microsoft.com/office/drawing/2015/10/21/chartex" xmlns:cx3="http://schemas.microsoft.com/office/drawing/2016/5/9/chartex" xmlns:cx4="http://schemas.microsoft.com/office/drawing/2016/5/10/chartex" xmlns:cx5="http://schemas.microsoft.com/office/drawing/2016/5/11/chartex" xmlns:cx6="http://schemas.microsoft.com/office/drawing/2016/5/12/chartex" xmlns:cx7="http://schemas.microsoft.com/office/drawing/2016/5/13/chartex" xmlns:cx8="http://schemas.microsoft.com/office/drawing/2016/5/14/chartex" xmlns:mc="http://schemas.openxmlformats.org/markup-compatibility/2006" xmlns:aink="http://schemas.microsoft.com/office/drawing/2016/ink" xmlns:am3d="http://schemas.microsoft.com/office/drawing/2017/model3d" xmlns:o="urn:schemas-microsoft-com:office:office" xmlns:oel="http://schemas.microsoft.com/office/2019/extlst" xmlns:r="http://schemas.openxmlformats.org/officeDocument/2006/relationships" xmlns:m="http://schemas.openxmlformats.org/officeDocument/2006/math" xmlns:v="urn:schemas-microsoft-com:vml" xmlns:wp14="http://schemas.microsoft.com/office/word/2010/wordprocessingDrawing" xmlns:wp="http://schemas.openxmlformats.org/drawingml/2006/wordprocessingDrawing" xmlns:w10="urn:schemas-microsoft-com:office:word" xmlns:w="http://schemas.openxmlformats.org/wordprocessingml/2006/main" xmlns:w14="http://schemas.microsoft.com/office/word/2010/wordml" xmlns:w15="http://schemas.microsoft.com/office/word/2012/wordml" xmlns:w16cex="http://schemas.microsoft.com/office/word/2018/wordml/cex" xmlns:w16cid="http://schemas.microsoft.com/office/word/2016/wordml/cid" xmlns:w16="http://schemas.microsoft.com/office/word/2018/wordml" xmlns:w16sdtdh="http://schemas.microsoft.com/office/word/2020/wordml/sdtdatahash" xmlns:w16se="http://schemas.microsoft.com/office/word/2015/wordml/symex" xmlns:wpg="http://schemas.microsoft.com/office/word/2010/wordprocessingGroup" xmlns:wpi="http://schemas.microsoft.com/office/word/2010/wordprocessingInk" xmlns:wne="http://schemas.microsoft.com/office/word/2006/wordml" xmlns:wps="http://schemas.microsoft.com/office/word/2010/wordprocessingShape" mc:Ignorable="w14 w15 w16se w16cid w16 w16cex w16sdtdh wp14">
+  <w:footnote w:type="separator" w:id="-1">
+    <w:p>
+      <w:pPr>
+        <w:spacing w:after="0" w:line="240" w:lineRule="auto"/>
+      </w:pPr>
+      <w:r>
+        <w:separator/>
+      </w:r>
+    </w:p>
+  </w:footnote>
+  <w:footnote w:type="continuationSeparator" w:id="0">
+    <w:p>
+      <w:pPr>
+        <w:spacing w:after="0" w:line="240" w:lineRule="auto"/>
+      </w:pPr>
+      <w:r>
+        <w:continuationSeparator/>
+      </w:r>
+    </w:p>
+  </w:footnote>
+</w:footnotes>
+</file>
+
 <file path=word/header1.xml><?xml version="1.0" encoding="utf-8"?>
-<w:hdr xmlns:o="urn:schemas-microsoft-com:office:office" xmlns:r="http://schemas.openxmlformats.org/officeDocument/2006/relationships" xmlns:v="urn:schemas-microsoft-com:vml" xmlns:w="http://schemas.openxmlformats.org/wordprocessingml/2006/main" xmlns:w10="urn:schemas-microsoft-com:office:word" xmlns:wp="http://schemas.openxmlformats.org/drawingml/2006/wordprocessingDrawing" xmlns:pic="http://schemas.openxmlformats.org/drawingml/2006/picture" xmlns:wps="http://schemas.microsoft.com/office/word/2010/wordprocessingShape" xmlns:wpg="http://schemas.microsoft.com/office/word/2010/wordprocessingGroup" xmlns:mc="http://schemas.openxmlformats.org/markup-compatibility/2006" xmlns:wp14="http://schemas.microsoft.com/office/word/2010/wordprocessingDrawing" xmlns:w14="http://schemas.microsoft.com/office/word/2010/wordml" xmlns:w15="http://schemas.microsoft.com/office/word/2012/wordml" mc:Ignorable="w14 wp14 w15">
+<w:hdr xmlns:wpc="http://schemas.microsoft.com/office/word/2010/wordprocessingCanvas" xmlns:cx="http://schemas.microsoft.com/office/drawing/2014/chartex" xmlns:cx1="http://schemas.microsoft.com/office/drawing/2015/9/8/chartex" xmlns:cx2="http://schemas.microsoft.com/office/drawing/2015/10/21/chartex" xmlns:cx3="http://schemas.microsoft.com/office/drawing/2016/5/9/chartex" xmlns:cx4="http://schemas.microsoft.com/office/drawing/2016/5/10/chartex" xmlns:cx5="http://schemas.microsoft.com/office/drawing/2016/5/11/chartex" xmlns:cx6="http://schemas.microsoft.com/office/drawing/2016/5/12/chartex" xmlns:cx7="http://schemas.microsoft.com/office/drawing/2016/5/13/chartex" xmlns:cx8="http://schemas.microsoft.com/office/drawing/2016/5/14/chartex" xmlns:mc="http://schemas.openxmlformats.org/markup-compatibility/2006" xmlns:aink="http://schemas.microsoft.com/office/drawing/2016/ink" xmlns:am3d="http://schemas.microsoft.com/office/drawing/2017/model3d" xmlns:o="urn:schemas-microsoft-com:office:office" xmlns:oel="http://schemas.microsoft.com/office/2019/extlst" xmlns:r="http://schemas.openxmlformats.org/officeDocument/2006/relationships" xmlns:m="http://schemas.openxmlformats.org/officeDocument/2006/math" xmlns:v="urn:schemas-microsoft-com:vml" xmlns:wp14="http://schemas.microsoft.com/office/word/2010/wordprocessingDrawing" xmlns:wp="http://schemas.openxmlformats.org/drawingml/2006/wordprocessingDrawing" xmlns:w10="urn:schemas-microsoft-com:office:word" xmlns:w="http://schemas.openxmlformats.org/wordprocessingml/2006/main" xmlns:w14="http://schemas.microsoft.com/office/word/2010/wordml" xmlns:w15="http://schemas.microsoft.com/office/word/2012/wordml" xmlns:w16cex="http://schemas.microsoft.com/office/word/2018/wordml/cex" xmlns:w16cid="http://schemas.microsoft.com/office/word/2016/wordml/cid" xmlns:w16="http://schemas.microsoft.com/office/word/2018/wordml" xmlns:w16sdtdh="http://schemas.microsoft.com/office/word/2020/wordml/sdtdatahash" xmlns:w16se="http://schemas.microsoft.com/office/word/2015/wordml/symex" xmlns:wpg="http://schemas.microsoft.com/office/word/2010/wordprocessingGroup" xmlns:wpi="http://schemas.microsoft.com/office/word/2010/wordprocessingInk" xmlns:wne="http://schemas.microsoft.com/office/word/2006/wordml" xmlns:wps="http://schemas.microsoft.com/office/word/2010/wordprocessingShape" mc:Ignorable="w14 w15 w16se w16cid w16 w16cex w16sdtdh wp14">
   <w:p>
     <w:pPr>
-      <w:pStyle w:val="Header"/>
-      <w:spacing w:before="0" w:after="120"/>
-      <w:rPr/>
+      <w:pStyle w:val="Encabezado"/>
     </w:pPr>
-    <w:r>
-      <w:rPr/>
-    </w:r>
   </w:p>
 </w:hdr>
 </file>
 
 <file path=word/header2.xml><?xml version="1.0" encoding="utf-8"?>
-<w:hdr xmlns:o="urn:schemas-microsoft-com:office:office" xmlns:r="http://schemas.openxmlformats.org/officeDocument/2006/relationships" xmlns:v="urn:schemas-microsoft-com:vml" xmlns:w="http://schemas.openxmlformats.org/wordprocessingml/2006/main" xmlns:w10="urn:schemas-microsoft-com:office:word" xmlns:wp="http://schemas.openxmlformats.org/drawingml/2006/wordprocessingDrawing" xmlns:pic="http://schemas.openxmlformats.org/drawingml/2006/picture" xmlns:wps="http://schemas.microsoft.com/office/word/2010/wordprocessingShape" xmlns:wpg="http://schemas.microsoft.com/office/word/2010/wordprocessingGroup" xmlns:mc="http://schemas.openxmlformats.org/markup-compatibility/2006" xmlns:wp14="http://schemas.microsoft.com/office/word/2010/wordprocessingDrawing" xmlns:w14="http://schemas.microsoft.com/office/word/2010/wordml" xmlns:w15="http://schemas.microsoft.com/office/word/2012/wordml" mc:Ignorable="w14 wp14 w15">
+<w:hdr xmlns:wpc="http://schemas.microsoft.com/office/word/2010/wordprocessingCanvas" xmlns:cx="http://schemas.microsoft.com/office/drawing/2014/chartex" xmlns:cx1="http://schemas.microsoft.com/office/drawing/2015/9/8/chartex" xmlns:cx2="http://schemas.microsoft.com/office/drawing/2015/10/21/chartex" xmlns:cx3="http://schemas.microsoft.com/office/drawing/2016/5/9/chartex" xmlns:cx4="http://schemas.microsoft.com/office/drawing/2016/5/10/chartex" xmlns:cx5="http://schemas.microsoft.com/office/drawing/2016/5/11/chartex" xmlns:cx6="http://schemas.microsoft.com/office/drawing/2016/5/12/chartex" xmlns:cx7="http://schemas.microsoft.com/office/drawing/2016/5/13/chartex" xmlns:cx8="http://schemas.microsoft.com/office/drawing/2016/5/14/chartex" xmlns:mc="http://schemas.openxmlformats.org/markup-compatibility/2006" xmlns:aink="http://schemas.microsoft.com/office/drawing/2016/ink" xmlns:am3d="http://schemas.microsoft.com/office/drawing/2017/model3d" xmlns:o="urn:schemas-microsoft-com:office:office" xmlns:oel="http://schemas.microsoft.com/office/2019/extlst" xmlns:r="http://schemas.openxmlformats.org/officeDocument/2006/relationships" xmlns:m="http://schemas.openxmlformats.org/officeDocument/2006/math" xmlns:v="urn:schemas-microsoft-com:vml" xmlns:wp14="http://schemas.microsoft.com/office/word/2010/wordprocessingDrawing" xmlns:wp="http://schemas.openxmlformats.org/drawingml/2006/wordprocessingDrawing" xmlns:w10="urn:schemas-microsoft-com:office:word" xmlns:w="http://schemas.openxmlformats.org/wordprocessingml/2006/main" xmlns:w14="http://schemas.microsoft.com/office/word/2010/wordml" xmlns:w15="http://schemas.microsoft.com/office/word/2012/wordml" xmlns:w16cex="http://schemas.microsoft.com/office/word/2018/wordml/cex" xmlns:w16cid="http://schemas.microsoft.com/office/word/2016/wordml/cid" xmlns:w16="http://schemas.microsoft.com/office/word/2018/wordml" xmlns:w16sdtdh="http://schemas.microsoft.com/office/word/2020/wordml/sdtdatahash" xmlns:w16se="http://schemas.microsoft.com/office/word/2015/wordml/symex" xmlns:wpg="http://schemas.microsoft.com/office/word/2010/wordprocessingGroup" xmlns:wpi="http://schemas.microsoft.com/office/word/2010/wordprocessingInk" xmlns:wne="http://schemas.microsoft.com/office/word/2006/wordml" xmlns:wps="http://schemas.microsoft.com/office/word/2010/wordprocessingShape" mc:Ignorable="w14 w15 w16se w16cid w16 w16cex w16sdtdh wp14">
   <w:p>
     <w:pPr>
-      <w:pStyle w:val="Header"/>
-      <w:spacing w:before="0" w:after="120"/>
+      <w:pStyle w:val="Encabezado"/>
       <w:jc w:val="center"/>
-      <w:rPr/>
     </w:pPr>
     <w:r>
-      <w:rPr/>
+      <w:rPr>
+        <w:noProof/>
+      </w:rPr>
       <w:drawing>
-        <wp:inline distT="0" distB="0" distL="0" distR="0">
+        <wp:inline distT="0" distB="0" distL="0" distR="0" wp14:anchorId="661F949B" wp14:editId="6494DEBD">
           <wp:extent cx="5760085" cy="720090"/>
           <wp:effectExtent l="0" t="0" r="0" b="0"/>
           <wp:docPr id="1" name="Imagen 1"/>
@@ -5093,18 +5288,18 @@
 </file>
 
 <file path=word/header3.xml><?xml version="1.0" encoding="utf-8"?>
-<w:hdr xmlns:o="urn:schemas-microsoft-com:office:office" xmlns:r="http://schemas.openxmlformats.org/officeDocument/2006/relationships" xmlns:v="urn:schemas-microsoft-com:vml" xmlns:w="http://schemas.openxmlformats.org/wordprocessingml/2006/main" xmlns:w10="urn:schemas-microsoft-com:office:word" xmlns:wp="http://schemas.openxmlformats.org/drawingml/2006/wordprocessingDrawing" xmlns:pic="http://schemas.openxmlformats.org/drawingml/2006/picture" xmlns:wps="http://schemas.microsoft.com/office/word/2010/wordprocessingShape" xmlns:wpg="http://schemas.microsoft.com/office/word/2010/wordprocessingGroup" xmlns:mc="http://schemas.openxmlformats.org/markup-compatibility/2006" xmlns:wp14="http://schemas.microsoft.com/office/word/2010/wordprocessingDrawing" xmlns:w14="http://schemas.microsoft.com/office/word/2010/wordml" xmlns:w15="http://schemas.microsoft.com/office/word/2012/wordml" mc:Ignorable="w14 wp14 w15">
+<w:hdr xmlns:wpc="http://schemas.microsoft.com/office/word/2010/wordprocessingCanvas" xmlns:cx="http://schemas.microsoft.com/office/drawing/2014/chartex" xmlns:cx1="http://schemas.microsoft.com/office/drawing/2015/9/8/chartex" xmlns:cx2="http://schemas.microsoft.com/office/drawing/2015/10/21/chartex" xmlns:cx3="http://schemas.microsoft.com/office/drawing/2016/5/9/chartex" xmlns:cx4="http://schemas.microsoft.com/office/drawing/2016/5/10/chartex" xmlns:cx5="http://schemas.microsoft.com/office/drawing/2016/5/11/chartex" xmlns:cx6="http://schemas.microsoft.com/office/drawing/2016/5/12/chartex" xmlns:cx7="http://schemas.microsoft.com/office/drawing/2016/5/13/chartex" xmlns:cx8="http://schemas.microsoft.com/office/drawing/2016/5/14/chartex" xmlns:mc="http://schemas.openxmlformats.org/markup-compatibility/2006" xmlns:aink="http://schemas.microsoft.com/office/drawing/2016/ink" xmlns:am3d="http://schemas.microsoft.com/office/drawing/2017/model3d" xmlns:o="urn:schemas-microsoft-com:office:office" xmlns:oel="http://schemas.microsoft.com/office/2019/extlst" xmlns:r="http://schemas.openxmlformats.org/officeDocument/2006/relationships" xmlns:m="http://schemas.openxmlformats.org/officeDocument/2006/math" xmlns:v="urn:schemas-microsoft-com:vml" xmlns:wp14="http://schemas.microsoft.com/office/word/2010/wordprocessingDrawing" xmlns:wp="http://schemas.openxmlformats.org/drawingml/2006/wordprocessingDrawing" xmlns:w10="urn:schemas-microsoft-com:office:word" xmlns:w="http://schemas.openxmlformats.org/wordprocessingml/2006/main" xmlns:w14="http://schemas.microsoft.com/office/word/2010/wordml" xmlns:w15="http://schemas.microsoft.com/office/word/2012/wordml" xmlns:w16cex="http://schemas.microsoft.com/office/word/2018/wordml/cex" xmlns:w16cid="http://schemas.microsoft.com/office/word/2016/wordml/cid" xmlns:w16="http://schemas.microsoft.com/office/word/2018/wordml" xmlns:w16sdtdh="http://schemas.microsoft.com/office/word/2020/wordml/sdtdatahash" xmlns:w16se="http://schemas.microsoft.com/office/word/2015/wordml/symex" xmlns:wpg="http://schemas.microsoft.com/office/word/2010/wordprocessingGroup" xmlns:wpi="http://schemas.microsoft.com/office/word/2010/wordprocessingInk" xmlns:wne="http://schemas.microsoft.com/office/word/2006/wordml" xmlns:wps="http://schemas.microsoft.com/office/word/2010/wordprocessingShape" mc:Ignorable="w14 w15 w16se w16cid w16 w16cex w16sdtdh wp14">
   <w:p>
     <w:pPr>
-      <w:pStyle w:val="Header"/>
-      <w:spacing w:before="0" w:after="120"/>
+      <w:pStyle w:val="Encabezado"/>
       <w:jc w:val="center"/>
-      <w:rPr/>
     </w:pPr>
     <w:r>
-      <w:rPr/>
+      <w:rPr>
+        <w:noProof/>
+      </w:rPr>
       <w:drawing>
-        <wp:inline distT="0" distB="0" distL="0" distR="0">
+        <wp:inline distT="0" distB="0" distL="0" distR="0" wp14:anchorId="2780B630" wp14:editId="0FDA1832">
           <wp:extent cx="5760085" cy="720090"/>
           <wp:effectExtent l="0" t="0" r="0" b="0"/>
           <wp:docPr id="2" name="Imagen 1"/>
@@ -5147,17 +5342,17 @@
 </file>
 
 <file path=word/styles.xml><?xml version="1.0" encoding="utf-8"?>
-<w:styles xmlns:w="http://schemas.openxmlformats.org/wordprocessingml/2006/main" xmlns:w14="http://schemas.microsoft.com/office/word/2010/wordml" xmlns:mc="http://schemas.openxmlformats.org/markup-compatibility/2006" mc:Ignorable="w14">
+<w:styles xmlns:mc="http://schemas.openxmlformats.org/markup-compatibility/2006" xmlns:r="http://schemas.openxmlformats.org/officeDocument/2006/relationships" xmlns:w="http://schemas.openxmlformats.org/wordprocessingml/2006/main" xmlns:w14="http://schemas.microsoft.com/office/word/2010/wordml" xmlns:w15="http://schemas.microsoft.com/office/word/2012/wordml" xmlns:w16cex="http://schemas.microsoft.com/office/word/2018/wordml/cex" xmlns:w16cid="http://schemas.microsoft.com/office/word/2016/wordml/cid" xmlns:w16="http://schemas.microsoft.com/office/word/2018/wordml" xmlns:w16sdtdh="http://schemas.microsoft.com/office/word/2020/wordml/sdtdatahash" xmlns:w16se="http://schemas.microsoft.com/office/word/2015/wordml/symex" mc:Ignorable="w14 w15 w16se w16cid w16 w16cex w16sdtdh">
   <w:docDefaults>
     <w:rPrDefault>
       <w:rPr>
-        <w:rFonts w:ascii="Times New Roman" w:hAnsi="Times New Roman" w:eastAsia="Times New Roman" w:cs="Times New Roman"/>
+        <w:rFonts w:ascii="Times New Roman" w:eastAsia="Times New Roman" w:hAnsi="Times New Roman" w:cs="Times New Roman"/>
         <w:lang w:val="es-ES" w:eastAsia="es-ES" w:bidi="ar-SA"/>
       </w:rPr>
     </w:rPrDefault>
     <w:pPrDefault>
       <w:pPr>
-        <w:suppressAutoHyphens w:val="true"/>
+        <w:suppressAutoHyphens/>
       </w:pPr>
     </w:pPrDefault>
   </w:docDefaults>
@@ -5223,7 +5418,7 @@
     <w:lsdException w:name="Table Web 2" w:semiHidden="1" w:unhideWhenUsed="1"/>
     <w:lsdException w:name="Table Web 3" w:semiHidden="1" w:unhideWhenUsed="1"/>
     <w:lsdException w:name="Table Theme" w:semiHidden="1" w:unhideWhenUsed="1"/>
-    <w:lsdException w:name="Placeholder Text" w:uiPriority="99" w:semiHidden="1"/>
+    <w:lsdException w:name="Placeholder Text" w:semiHidden="1" w:uiPriority="99"/>
     <w:lsdException w:name="No Spacing" w:uiPriority="1" w:qFormat="1"/>
     <w:lsdException w:name="Light Shading" w:uiPriority="60"/>
     <w:lsdException w:name="Light List" w:uiPriority="61"/>
@@ -5245,7 +5440,7 @@
     <w:lsdException w:name="Medium Shading 1 Accent 1" w:uiPriority="63"/>
     <w:lsdException w:name="Medium Shading 2 Accent 1" w:uiPriority="64"/>
     <w:lsdException w:name="Medium List 1 Accent 1" w:uiPriority="65"/>
-    <w:lsdException w:name="Revision" w:uiPriority="99" w:semiHidden="1"/>
+    <w:lsdException w:name="Revision" w:semiHidden="1" w:uiPriority="99"/>
     <w:lsdException w:name="List Paragraph" w:uiPriority="34" w:qFormat="1"/>
     <w:lsdException w:name="Quote" w:uiPriority="29" w:qFormat="1"/>
     <w:lsdException w:name="Intense Quote" w:uiPriority="30" w:qFormat="1"/>
@@ -5332,8 +5527,8 @@
     <w:lsdException w:name="Subtle Reference" w:uiPriority="31" w:qFormat="1"/>
     <w:lsdException w:name="Intense Reference" w:uiPriority="32" w:qFormat="1"/>
     <w:lsdException w:name="Book Title" w:uiPriority="33" w:qFormat="1"/>
-    <w:lsdException w:name="Bibliography" w:uiPriority="37" w:semiHidden="1" w:unhideWhenUsed="1"/>
-    <w:lsdException w:name="TOC Heading" w:uiPriority="39" w:semiHidden="1" w:unhideWhenUsed="1" w:qFormat="1"/>
+    <w:lsdException w:name="Bibliography" w:semiHidden="1" w:uiPriority="37" w:unhideWhenUsed="1"/>
+    <w:lsdException w:name="TOC Heading" w:semiHidden="1" w:uiPriority="39" w:unhideWhenUsed="1" w:qFormat="1"/>
     <w:lsdException w:name="Plain Table 1" w:uiPriority="41"/>
     <w:lsdException w:name="Plain Table 2" w:uiPriority="42"/>
     <w:lsdException w:name="Plain Table 3" w:uiPriority="43"/>
@@ -5438,38 +5633,30 @@
     <w:lsdException w:name="List Table 5 Dark Accent 6" w:uiPriority="50"/>
     <w:lsdException w:name="List Table 6 Colorful Accent 6" w:uiPriority="51"/>
     <w:lsdException w:name="List Table 7 Colorful Accent 6" w:uiPriority="52"/>
-    <w:lsdException w:name="Mention" w:uiPriority="99" w:semiHidden="1" w:unhideWhenUsed="1"/>
-    <w:lsdException w:name="Smart Hyperlink" w:uiPriority="99" w:semiHidden="1" w:unhideWhenUsed="1"/>
-    <w:lsdException w:name="Hashtag" w:uiPriority="99" w:semiHidden="1" w:unhideWhenUsed="1"/>
-    <w:lsdException w:name="Unresolved Mention" w:uiPriority="99" w:semiHidden="1" w:unhideWhenUsed="1"/>
-    <w:lsdException w:name="Smart Link" w:uiPriority="99" w:semiHidden="1" w:unhideWhenUsed="1"/>
+    <w:lsdException w:name="Mention" w:semiHidden="1" w:uiPriority="99" w:unhideWhenUsed="1"/>
+    <w:lsdException w:name="Smart Hyperlink" w:semiHidden="1" w:uiPriority="99" w:unhideWhenUsed="1"/>
+    <w:lsdException w:name="Hashtag" w:semiHidden="1" w:uiPriority="99" w:unhideWhenUsed="1"/>
+    <w:lsdException w:name="Unresolved Mention" w:semiHidden="1" w:uiPriority="99" w:unhideWhenUsed="1"/>
+    <w:lsdException w:name="Smart Link" w:semiHidden="1" w:uiPriority="99" w:unhideWhenUsed="1"/>
   </w:latentStyles>
-  <w:style w:type="paragraph" w:styleId="Normal" w:default="1">
+  <w:style w:type="paragraph" w:default="1" w:styleId="Normal">
     <w:name w:val="Normal"/>
     <w:qFormat/>
     <w:pPr>
-      <w:widowControl/>
-      <w:suppressAutoHyphens w:val="true"/>
-      <w:bidi w:val="0"/>
-      <w:spacing w:lineRule="auto" w:line="276" w:before="0" w:after="120"/>
-      <w:jc w:val="start"/>
+      <w:spacing w:after="120" w:line="276" w:lineRule="auto"/>
     </w:pPr>
     <w:rPr>
-      <w:rFonts w:ascii="Arial" w:hAnsi="Arial" w:eastAsia="Arial" w:cs="Times New Roman"/>
-      <w:color w:val="auto"/>
-      <w:kern w:val="0"/>
+      <w:rFonts w:ascii="Arial" w:eastAsia="Arial" w:hAnsi="Arial"/>
       <w:sz w:val="22"/>
-      <w:szCs w:val="20"/>
-      <w:lang w:val="es-ES" w:eastAsia="es-ES" w:bidi="ar-SA"/>
     </w:rPr>
   </w:style>
-  <w:style w:type="paragraph" w:styleId="Heading1">
+  <w:style w:type="paragraph" w:styleId="Ttulo1">
     <w:name w:val="heading 1"/>
     <w:basedOn w:val="Normal"/>
     <w:next w:val="Normal"/>
     <w:qFormat/>
     <w:pPr>
-      <w:keepNext w:val="true"/>
+      <w:keepNext/>
       <w:outlineLvl w:val="0"/>
     </w:pPr>
     <w:rPr>
@@ -5477,13 +5664,13 @@
       <w:sz w:val="16"/>
     </w:rPr>
   </w:style>
-  <w:style w:type="paragraph" w:styleId="Heading2">
+  <w:style w:type="paragraph" w:styleId="Ttulo2">
     <w:name w:val="heading 2"/>
     <w:basedOn w:val="Normal"/>
     <w:next w:val="Normal"/>
     <w:qFormat/>
     <w:pPr>
-      <w:keepNext w:val="true"/>
+      <w:keepNext/>
       <w:outlineLvl w:val="1"/>
     </w:pPr>
     <w:rPr>
@@ -5492,16 +5679,16 @@
       <w:sz w:val="10"/>
     </w:rPr>
   </w:style>
-  <w:style w:type="paragraph" w:styleId="Heading3">
+  <w:style w:type="paragraph" w:styleId="Ttulo3">
     <w:name w:val="heading 3"/>
     <w:basedOn w:val="Normal"/>
     <w:next w:val="Normal"/>
     <w:link w:val="Ttulo3Car"/>
     <w:unhideWhenUsed/>
     <w:qFormat/>
-    <w:rsid w:val="00351c7b"/>
+    <w:rsid w:val="00351C7B"/>
     <w:pPr>
-      <w:keepNext w:val="true"/>
+      <w:keepNext/>
       <w:spacing w:before="240" w:after="60"/>
       <w:outlineLvl w:val="2"/>
     </w:pPr>
@@ -5514,7 +5701,7 @@
       <w:lang w:val="x-none" w:eastAsia="x-none"/>
     </w:rPr>
   </w:style>
-  <w:style w:type="paragraph" w:styleId="Heading4">
+  <w:style w:type="paragraph" w:styleId="Ttulo4">
     <w:name w:val="heading 4"/>
     <w:basedOn w:val="Normal"/>
     <w:next w:val="Normal"/>
@@ -5522,9 +5709,9 @@
     <w:semiHidden/>
     <w:unhideWhenUsed/>
     <w:qFormat/>
-    <w:rsid w:val="00351c7b"/>
+    <w:rsid w:val="00351C7B"/>
     <w:pPr>
-      <w:keepNext w:val="true"/>
+      <w:keepNext/>
       <w:spacing w:before="240" w:after="60"/>
       <w:outlineLvl w:val="3"/>
     </w:pPr>
@@ -5537,7 +5724,7 @@
       <w:lang w:val="x-none" w:eastAsia="x-none"/>
     </w:rPr>
   </w:style>
-  <w:style w:type="paragraph" w:styleId="Heading5">
+  <w:style w:type="paragraph" w:styleId="Ttulo5">
     <w:name w:val="heading 5"/>
     <w:basedOn w:val="Normal"/>
     <w:next w:val="Normal"/>
@@ -5545,7 +5732,7 @@
     <w:semiHidden/>
     <w:unhideWhenUsed/>
     <w:qFormat/>
-    <w:rsid w:val="00d82243"/>
+    <w:rsid w:val="00D82243"/>
     <w:pPr>
       <w:spacing w:before="240" w:after="60"/>
       <w:outlineLvl w:val="4"/>
@@ -5560,132 +5747,153 @@
       <w:szCs w:val="26"/>
     </w:rPr>
   </w:style>
-  <w:style w:type="character" w:styleId="DefaultParagraphFont" w:default="1">
+  <w:style w:type="character" w:default="1" w:styleId="Fuentedeprrafopredeter">
     <w:name w:val="Default Paragraph Font"/>
     <w:uiPriority w:val="1"/>
     <w:semiHidden/>
     <w:unhideWhenUsed/>
-    <w:rPr/>
   </w:style>
-  <w:style w:type="character" w:styleId="TextoindependienteCar" w:customStyle="1">
+  <w:style w:type="table" w:default="1" w:styleId="Tablanormal">
+    <w:name w:val="Normal Table"/>
+    <w:uiPriority w:val="99"/>
+    <w:semiHidden/>
+    <w:unhideWhenUsed/>
+    <w:tblPr>
+      <w:tblInd w:w="0" w:type="dxa"/>
+      <w:tblCellMar>
+        <w:top w:w="0" w:type="dxa"/>
+        <w:left w:w="108" w:type="dxa"/>
+        <w:bottom w:w="0" w:type="dxa"/>
+        <w:right w:w="108" w:type="dxa"/>
+      </w:tblCellMar>
+    </w:tblPr>
+  </w:style>
+  <w:style w:type="numbering" w:default="1" w:styleId="Sinlista">
+    <w:name w:val="No List"/>
+    <w:uiPriority w:val="99"/>
+    <w:semiHidden/>
+    <w:unhideWhenUsed/>
+  </w:style>
+  <w:style w:type="character" w:customStyle="1" w:styleId="TextoindependienteCar">
     <w:name w:val="Texto independiente Car"/>
-    <w:rsid w:val="005a372c"/>
+    <w:link w:val="Textoindependiente"/>
+    <w:rsid w:val="005A372C"/>
     <w:rPr>
       <w:sz w:val="24"/>
       <w:lang w:val="es-ES_tradnl"/>
     </w:rPr>
   </w:style>
-  <w:style w:type="character" w:styleId="Hyperlink">
+  <w:style w:type="character" w:styleId="Hipervnculo">
     <w:name w:val="Hyperlink"/>
-    <w:rsid w:val="005a372c"/>
+    <w:rsid w:val="005A372C"/>
     <w:rPr>
       <w:rFonts w:cs="Times New Roman"/>
       <w:color w:val="0000FF"/>
       <w:u w:val="single"/>
     </w:rPr>
   </w:style>
-  <w:style w:type="character" w:styleId="Strong">
+  <w:style w:type="character" w:styleId="Textoennegrita">
     <w:name w:val="Strong"/>
     <w:uiPriority w:val="22"/>
     <w:qFormat/>
-    <w:rsid w:val="005a372c"/>
+    <w:rsid w:val="005A372C"/>
     <w:rPr>
       <w:b/>
       <w:bCs/>
     </w:rPr>
   </w:style>
-  <w:style w:type="character" w:styleId="textotipotransporte1" w:customStyle="1">
+  <w:style w:type="character" w:customStyle="1" w:styleId="textotipotransporte1">
     <w:name w:val="textotipotransporte1"/>
-    <w:rsid w:val="005a372c"/>
+    <w:rsid w:val="005A372C"/>
     <w:rPr>
       <w:b/>
       <w:bCs/>
       <w:color w:val="FFFFFF"/>
       <w:sz w:val="27"/>
       <w:szCs w:val="27"/>
-      <w:shd w:fill="82090A" w:val="clear"/>
+      <w:shd w:val="clear" w:color="auto" w:fill="82090A"/>
     </w:rPr>
   </w:style>
-  <w:style w:type="character" w:styleId="HTMLAcronym">
+  <w:style w:type="character" w:styleId="AcrnimoHTML">
     <w:name w:val="HTML Acronym"/>
     <w:uiPriority w:val="99"/>
     <w:unhideWhenUsed/>
-    <w:rsid w:val="005a372c"/>
-    <w:rPr/>
+    <w:rsid w:val="005A372C"/>
   </w:style>
-  <w:style w:type="character" w:styleId="FollowedHyperlink">
+  <w:style w:type="character" w:styleId="Hipervnculovisitado">
     <w:name w:val="FollowedHyperlink"/>
-    <w:rsid w:val="005a372c"/>
+    <w:rsid w:val="005A372C"/>
     <w:rPr>
       <w:color w:val="800080"/>
       <w:u w:val="single"/>
     </w:rPr>
   </w:style>
-  <w:style w:type="character" w:styleId="Emphasis">
+  <w:style w:type="character" w:styleId="nfasis">
     <w:name w:val="Emphasis"/>
     <w:uiPriority w:val="20"/>
     <w:qFormat/>
-    <w:rsid w:val="00214efd"/>
+    <w:rsid w:val="00214EFD"/>
     <w:rPr>
       <w:i/>
       <w:iCs/>
     </w:rPr>
   </w:style>
-  <w:style w:type="character" w:styleId="EncabezadoCar" w:customStyle="1">
+  <w:style w:type="character" w:customStyle="1" w:styleId="EncabezadoCar">
     <w:name w:val="Encabezado Car"/>
-    <w:rsid w:val="00aa3bc7"/>
-    <w:rPr/>
+    <w:link w:val="Encabezado"/>
+    <w:rsid w:val="00AA3BC7"/>
   </w:style>
-  <w:style w:type="character" w:styleId="Ttulo3Car" w:customStyle="1">
+  <w:style w:type="character" w:customStyle="1" w:styleId="Ttulo3Car">
     <w:name w:val="Título 3 Car"/>
-    <w:rsid w:val="00351c7b"/>
+    <w:link w:val="Ttulo3"/>
+    <w:rsid w:val="00351C7B"/>
     <w:rPr>
-      <w:rFonts w:ascii="Cambria" w:hAnsi="Cambria" w:eastAsia="Times New Roman" w:cs="Times New Roman"/>
+      <w:rFonts w:ascii="Cambria" w:eastAsia="Times New Roman" w:hAnsi="Cambria" w:cs="Times New Roman"/>
       <w:b/>
       <w:bCs/>
       <w:sz w:val="26"/>
       <w:szCs w:val="26"/>
     </w:rPr>
   </w:style>
-  <w:style w:type="character" w:styleId="Ttulo4Car" w:customStyle="1">
+  <w:style w:type="character" w:customStyle="1" w:styleId="Ttulo4Car">
     <w:name w:val="Título 4 Car"/>
+    <w:link w:val="Ttulo4"/>
     <w:semiHidden/>
-    <w:rsid w:val="00351c7b"/>
+    <w:rsid w:val="00351C7B"/>
     <w:rPr>
-      <w:rFonts w:ascii="Calibri" w:hAnsi="Calibri" w:eastAsia="Times New Roman" w:cs="Times New Roman"/>
+      <w:rFonts w:ascii="Calibri" w:eastAsia="Times New Roman" w:hAnsi="Calibri" w:cs="Times New Roman"/>
       <w:b/>
       <w:bCs/>
       <w:sz w:val="28"/>
       <w:szCs w:val="28"/>
     </w:rPr>
   </w:style>
-  <w:style w:type="character" w:styleId="icboxdatainner" w:customStyle="1">
+  <w:style w:type="character" w:customStyle="1" w:styleId="icboxdatainner">
     <w:name w:val="icbox_datainner"/>
-    <w:rsid w:val="00de3a8c"/>
-    <w:rPr/>
+    <w:rsid w:val="00DE3A8C"/>
   </w:style>
-  <w:style w:type="character" w:styleId="Mencinsinresolver1" w:customStyle="1">
+  <w:style w:type="character" w:customStyle="1" w:styleId="Mencinsinresolver1">
     <w:name w:val="Mención sin resolver1"/>
     <w:uiPriority w:val="99"/>
     <w:semiHidden/>
     <w:unhideWhenUsed/>
-    <w:rsid w:val="00946d86"/>
+    <w:rsid w:val="00946D86"/>
     <w:rPr>
       <w:color w:val="808080"/>
-      <w:shd w:fill="E6E6E6" w:val="clear"/>
+      <w:shd w:val="clear" w:color="auto" w:fill="E6E6E6"/>
     </w:rPr>
   </w:style>
-  <w:style w:type="character" w:styleId="Textoindependiente2Car" w:customStyle="1">
+  <w:style w:type="character" w:customStyle="1" w:styleId="Textoindependiente2Car">
     <w:name w:val="Texto independiente 2 Car"/>
-    <w:basedOn w:val="DefaultParagraphFont"/>
-    <w:link w:val="BodyText2"/>
-    <w:rsid w:val="00d82243"/>
-    <w:rPr/>
+    <w:basedOn w:val="Fuentedeprrafopredeter"/>
+    <w:link w:val="Textoindependiente2"/>
+    <w:rsid w:val="00D82243"/>
   </w:style>
-  <w:style w:type="character" w:styleId="Ttulo5Car" w:customStyle="1">
+  <w:style w:type="character" w:customStyle="1" w:styleId="Ttulo5Car">
     <w:name w:val="Título 5 Car"/>
+    <w:link w:val="Ttulo5"/>
     <w:semiHidden/>
-    <w:rsid w:val="00d82243"/>
+    <w:rsid w:val="00D82243"/>
     <w:rPr>
       <w:rFonts w:ascii="Calibri" w:hAnsi="Calibri"/>
       <w:b/>
@@ -5697,26 +5905,26 @@
     </w:rPr>
   </w:style>
   <w:style w:type="paragraph" w:styleId="Ttulo">
-    <w:name w:val="Título"/>
+    <w:name w:val="Title"/>
     <w:basedOn w:val="Normal"/>
-    <w:next w:val="BodyText"/>
+    <w:next w:val="Textoindependiente"/>
     <w:pPr>
-      <w:keepNext w:val="true"/>
-      <w:spacing w:before="240" w:after="120"/>
+      <w:keepNext/>
+      <w:spacing w:before="240"/>
     </w:pPr>
     <w:rPr>
-      <w:rFonts w:ascii="Liberation Sans" w:hAnsi="Liberation Sans" w:eastAsia="Microsoft YaHei" w:cs="Arial"/>
+      <w:rFonts w:ascii="Liberation Sans" w:eastAsia="Microsoft YaHei" w:hAnsi="Liberation Sans" w:cs="Arial"/>
       <w:sz w:val="28"/>
       <w:szCs w:val="28"/>
     </w:rPr>
   </w:style>
-  <w:style w:type="paragraph" w:styleId="BodyText">
+  <w:style w:type="paragraph" w:styleId="Textoindependiente">
     <w:name w:val="Body Text"/>
     <w:basedOn w:val="Normal"/>
     <w:link w:val="TextoindependienteCar"/>
-    <w:rsid w:val="005a372c"/>
+    <w:rsid w:val="005A372C"/>
     <w:pPr>
-      <w:spacing w:lineRule="auto" w:line="360"/>
+      <w:spacing w:line="360" w:lineRule="auto"/>
       <w:jc w:val="both"/>
     </w:pPr>
     <w:rPr>
@@ -5724,20 +5932,19 @@
       <w:lang w:val="es-ES_tradnl" w:eastAsia="x-none"/>
     </w:rPr>
   </w:style>
-  <w:style w:type="paragraph" w:styleId="List">
+  <w:style w:type="paragraph" w:styleId="Lista">
     <w:name w:val="List"/>
-    <w:basedOn w:val="BodyText"/>
-    <w:pPr/>
+    <w:basedOn w:val="Textoindependiente"/>
     <w:rPr>
       <w:rFonts w:cs="Arial"/>
     </w:rPr>
   </w:style>
-  <w:style w:type="paragraph" w:styleId="Caption">
+  <w:style w:type="paragraph" w:styleId="Descripcin">
     <w:name w:val="caption"/>
     <w:basedOn w:val="Normal"/>
     <w:pPr>
       <w:suppressLineNumbers/>
-      <w:spacing w:before="120" w:after="120"/>
+      <w:spacing w:before="120"/>
     </w:pPr>
     <w:rPr>
       <w:rFonts w:cs="Arial"/>
@@ -5747,7 +5954,7 @@
       <w:szCs w:val="24"/>
     </w:rPr>
   </w:style>
-  <w:style w:type="paragraph" w:styleId="ndice">
+  <w:style w:type="paragraph" w:customStyle="1" w:styleId="ndice">
     <w:name w:val="Índice"/>
     <w:basedOn w:val="Normal"/>
     <w:pPr>
@@ -5757,21 +5964,21 @@
       <w:rFonts w:cs="Arial"/>
     </w:rPr>
   </w:style>
-  <w:style w:type="paragraph" w:styleId="Ttulouser">
+  <w:style w:type="paragraph" w:customStyle="1" w:styleId="Ttulouser">
     <w:name w:val="Título (user)"/>
     <w:basedOn w:val="Normal"/>
-    <w:next w:val="BodyText"/>
+    <w:next w:val="Textoindependiente"/>
     <w:pPr>
-      <w:keepNext w:val="true"/>
-      <w:spacing w:before="240" w:after="120"/>
+      <w:keepNext/>
+      <w:spacing w:before="240"/>
     </w:pPr>
     <w:rPr>
-      <w:rFonts w:ascii="Liberation Sans" w:hAnsi="Liberation Sans" w:eastAsia="Microsoft YaHei" w:cs="Arial"/>
+      <w:rFonts w:ascii="Liberation Sans" w:eastAsia="Microsoft YaHei" w:hAnsi="Liberation Sans" w:cs="Arial"/>
       <w:sz w:val="28"/>
       <w:szCs w:val="28"/>
     </w:rPr>
   </w:style>
-  <w:style w:type="paragraph" w:styleId="ndiceuser">
+  <w:style w:type="paragraph" w:customStyle="1" w:styleId="ndiceuser">
     <w:name w:val="Índice (user)"/>
     <w:basedOn w:val="Normal"/>
     <w:pPr>
@@ -5781,49 +5988,40 @@
       <w:rFonts w:cs="Arial"/>
     </w:rPr>
   </w:style>
-  <w:style w:type="paragraph" w:styleId="Cabeceraypieuser">
+  <w:style w:type="paragraph" w:customStyle="1" w:styleId="Cabeceraypieuser">
     <w:name w:val="Cabecera y pie (user)"/>
     <w:basedOn w:val="Normal"/>
-    <w:pPr/>
-    <w:rPr/>
   </w:style>
-  <w:style w:type="paragraph" w:styleId="Cabeceraypie">
+  <w:style w:type="paragraph" w:customStyle="1" w:styleId="Cabeceraypie">
     <w:name w:val="Cabecera y pie"/>
     <w:basedOn w:val="Normal"/>
-    <w:pPr/>
-    <w:rPr/>
   </w:style>
-  <w:style w:type="paragraph" w:styleId="Header">
+  <w:style w:type="paragraph" w:styleId="Encabezado">
     <w:name w:val="header"/>
     <w:basedOn w:val="Normal"/>
     <w:link w:val="EncabezadoCar"/>
     <w:pPr>
       <w:tabs>
-        <w:tab w:val="clear" w:pos="708"/>
-        <w:tab w:val="center" w:pos="4252" w:leader="none"/>
-        <w:tab w:val="right" w:pos="8504" w:leader="none"/>
+        <w:tab w:val="center" w:pos="4252"/>
+        <w:tab w:val="right" w:pos="8504"/>
       </w:tabs>
     </w:pPr>
-    <w:rPr/>
   </w:style>
-  <w:style w:type="paragraph" w:styleId="Footer">
+  <w:style w:type="paragraph" w:styleId="Piedepgina">
     <w:name w:val="footer"/>
     <w:basedOn w:val="Normal"/>
     <w:pPr>
       <w:tabs>
-        <w:tab w:val="clear" w:pos="708"/>
-        <w:tab w:val="center" w:pos="4252" w:leader="none"/>
-        <w:tab w:val="right" w:pos="8504" w:leader="none"/>
+        <w:tab w:val="center" w:pos="4252"/>
+        <w:tab w:val="right" w:pos="8504"/>
       </w:tabs>
     </w:pPr>
-    <w:rPr/>
   </w:style>
-  <w:style w:type="paragraph" w:styleId="BalloonText">
+  <w:style w:type="paragraph" w:styleId="Textodeglobo">
     <w:name w:val="Balloon Text"/>
     <w:basedOn w:val="Normal"/>
     <w:semiHidden/>
-    <w:rsid w:val="006e340c"/>
-    <w:pPr/>
+    <w:rsid w:val="006E340C"/>
     <w:rPr>
       <w:rFonts w:ascii="Tahoma" w:hAnsi="Tahoma" w:cs="Tahoma"/>
       <w:sz w:val="16"/>
@@ -5834,7 +6032,7 @@
     <w:name w:val="Normal (Web)"/>
     <w:basedOn w:val="Normal"/>
     <w:uiPriority w:val="99"/>
-    <w:rsid w:val="005a372c"/>
+    <w:rsid w:val="005A372C"/>
     <w:pPr>
       <w:spacing w:beforeAutospacing="1" w:afterAutospacing="1"/>
     </w:pPr>
@@ -5843,48 +6041,33 @@
       <w:szCs w:val="24"/>
     </w:rPr>
   </w:style>
-  <w:style w:type="paragraph" w:styleId="BodyText2">
+  <w:style w:type="paragraph" w:styleId="Textoindependiente2">
     <w:name w:val="Body Text 2"/>
     <w:basedOn w:val="Normal"/>
     <w:link w:val="Textoindependiente2Car"/>
-    <w:rsid w:val="00d82243"/>
+    <w:rsid w:val="00D82243"/>
     <w:pPr>
-      <w:spacing w:lineRule="auto" w:line="480"/>
+      <w:spacing w:line="480" w:lineRule="auto"/>
     </w:pPr>
-    <w:rPr/>
   </w:style>
-  <w:style w:type="numbering" w:styleId="Ningunalistauser" w:default="1">
+  <w:style w:type="numbering" w:customStyle="1" w:styleId="Ningunalistauser">
     <w:name w:val="Ninguna lista (user)"/>
     <w:uiPriority w:val="99"/>
     <w:semiHidden/>
     <w:unhideWhenUsed/>
   </w:style>
-  <w:style w:type="table" w:default="1" w:styleId="Tablanormal">
-    <w:name w:val="Normal Table"/>
-    <w:uiPriority w:val="99"/>
-    <w:semiHidden/>
-    <w:unhideWhenUsed/>
-    <w:tblPr>
-      <w:tblCellMar>
-        <w:top w:w="0" w:type="dxa"/>
-        <w:left w:w="108" w:type="dxa"/>
-        <w:bottom w:w="0" w:type="dxa"/>
-        <w:right w:w="108" w:type="dxa"/>
-      </w:tblCellMar>
-    </w:tblPr>
-  </w:style>
   <w:style w:type="table" w:styleId="Tablaconcuadrcula">
     <w:name w:val="Table Grid"/>
     <w:basedOn w:val="Tablanormal"/>
-    <w:rsid w:val="00fa6669"/>
+    <w:rsid w:val="00FA6669"/>
     <w:tblPr>
       <w:tblBorders>
-        <w:top w:val="single" w:color="auto" w:sz="4" w:space="0"/>
-        <w:left w:val="single" w:color="auto" w:sz="4" w:space="0"/>
-        <w:bottom w:val="single" w:color="auto" w:sz="4" w:space="0"/>
-        <w:right w:val="single" w:color="auto" w:sz="4" w:space="0"/>
-        <w:insideH w:val="single" w:color="auto" w:sz="4" w:space="0"/>
-        <w:insideV w:val="single" w:color="auto" w:sz="4" w:space="0"/>
+        <w:top w:val="single" w:sz="4" w:space="0" w:color="auto"/>
+        <w:left w:val="single" w:sz="4" w:space="0" w:color="auto"/>
+        <w:bottom w:val="single" w:sz="4" w:space="0" w:color="auto"/>
+        <w:right w:val="single" w:sz="4" w:space="0" w:color="auto"/>
+        <w:insideH w:val="single" w:sz="4" w:space="0" w:color="auto"/>
+        <w:insideV w:val="single" w:sz="4" w:space="0" w:color="auto"/>
       </w:tblBorders>
     </w:tblPr>
   </w:style>
@@ -5892,7 +6075,7 @@
 </file>
 
 <file path=word/theme/theme1.xml><?xml version="1.0" encoding="utf-8"?>
-<a:theme xmlns:a="http://schemas.openxmlformats.org/drawingml/2006/main" xmlns:r="http://schemas.openxmlformats.org/officeDocument/2006/relationships" name="Tema de Office">
+<a:theme xmlns:a="http://schemas.openxmlformats.org/drawingml/2006/main" name="Tema de Office">
   <a:themeElements>
     <a:clrScheme name="Office">
       <a:dk1>
@@ -5934,7 +6117,7 @@
     </a:clrScheme>
     <a:fontScheme name="Office">
       <a:majorFont>
-        <a:latin typeface="Calibri Light" panose="020F0302020204030204" pitchFamily="0" charset="1"/>
+        <a:latin typeface="Calibri Light" panose="020F0302020204030204"/>
         <a:ea typeface=""/>
         <a:cs typeface=""/>
         <a:font script="Jpan" typeface="游ゴシック Light"/>
@@ -5986,7 +6169,7 @@
         <a:font script="Tfng" typeface="Ebrima"/>
       </a:majorFont>
       <a:minorFont>
-        <a:latin typeface="Calibri" panose="020F0502020204030204" pitchFamily="0" charset="1"/>
+        <a:latin typeface="Calibri" panose="020F0502020204030204"/>
         <a:ea typeface=""/>
         <a:cs typeface=""/>
         <a:font script="Jpan" typeface="游明朝"/>
@@ -6065,7 +6248,7 @@
             </a:gs>
           </a:gsLst>
           <a:lin ang="5400000" scaled="0"/>
-          <a:tileRect l="0" t="0" r="0" b="0"/>
+          <a:tileRect/>
         </a:gradFill>
         <a:gradFill>
           <a:gsLst>
@@ -6089,7 +6272,7 @@
             </a:gs>
           </a:gsLst>
           <a:lin ang="5400000" scaled="0"/>
-          <a:tileRect l="0" t="0" r="0" b="0"/>
+          <a:tileRect/>
         </a:gradFill>
       </a:fillStyleLst>
       <a:lnStyleLst>
@@ -6149,15 +6332,51 @@
             </a:gs>
           </a:gsLst>
           <a:lin ang="5400000" scaled="0"/>
-          <a:tileRect l="0" t="0" r="0" b="0"/>
+          <a:tileRect/>
         </a:gradFill>
       </a:bgFillStyleLst>
     </a:fmtScheme>
   </a:themeElements>
+  <a:objectDefaults/>
+  <a:extraClrSchemeLst/>
 </a:theme>
 </file>
 
 <file path=customXml/item1.xml><?xml version="1.0" encoding="utf-8"?>
+<p:properties xmlns:p="http://schemas.microsoft.com/office/2006/metadata/properties" xmlns:xsi="http://www.w3.org/2001/XMLSchema-instance" xmlns:pc="http://schemas.microsoft.com/office/infopath/2007/PartnerControls">
+  <documentManagement>
+    <Estado xmlns="917d91c4-04ba-41b6-8422-7bb8b9dbb71a" xsi:nil="true"/>
+    <TaxCatchAll xmlns="79746f04-41a5-43c6-85d5-d9d06bd81b39" xsi:nil="true"/>
+    <Revisor xmlns="917d91c4-04ba-41b6-8422-7bb8b9dbb71a">
+      <UserInfo>
+        <DisplayName/>
+        <AccountId xsi:nil="true"/>
+        <AccountType/>
+      </UserInfo>
+    </Revisor>
+    <lcf76f155ced4ddcb4097134ff3c332f xmlns="917d91c4-04ba-41b6-8422-7bb8b9dbb71a">
+      <Terms xmlns="http://schemas.microsoft.com/office/infopath/2007/PartnerControls"/>
+    </lcf76f155ced4ddcb4097134ff3c332f>
+    <Solicitud xmlns="917d91c4-04ba-41b6-8422-7bb8b9dbb71a">
+      <Url xsi:nil="true"/>
+      <Description xsi:nil="true"/>
+    </Solicitud>
+    <RevisorJCA xmlns="917d91c4-04ba-41b6-8422-7bb8b9dbb71a" xsi:nil="true"/>
+    <LanzarRevisi_x00f3_n xmlns="917d91c4-04ba-41b6-8422-7bb8b9dbb71a" xsi:nil="true"/>
+  </documentManagement>
+</p:properties>
+</file>
+
+<file path=customXml/item2.xml><?xml version="1.0" encoding="utf-8"?>
+<?mso-contentType ?>
+<FormTemplates xmlns="http://schemas.microsoft.com/sharepoint/v3/contenttype/forms">
+  <Display>DocumentLibraryForm</Display>
+  <Edit>DocumentLibraryForm</Edit>
+  <New>DocumentLibraryForm</New>
+</FormTemplates>
+</file>
+
+<file path=customXml/item3.xml><?xml version="1.0" encoding="utf-8"?>
 <ct:contentTypeSchema xmlns:ct="http://schemas.microsoft.com/office/2006/metadata/contentType" xmlns:ma="http://schemas.microsoft.com/office/2006/metadata/properties/metaAttributes" ct:_="" ma:_="" ma:contentTypeName="Documento" ma:contentTypeID="0x010100EC1D9ACCE468564786D5EFEF19249A28" ma:contentTypeVersion="21" ma:contentTypeDescription="Crear nuevo documento." ma:contentTypeScope="" ma:versionID="5e9ee93a8674b0e1eab59cc9f9a39636">
   <xsd:schema xmlns:xsd="http://www.w3.org/2001/XMLSchema" xmlns:xs="http://www.w3.org/2001/XMLSchema" xmlns:p="http://schemas.microsoft.com/office/2006/metadata/properties" xmlns:ns2="79746f04-41a5-43c6-85d5-d9d06bd81b39" xmlns:ns3="917d91c4-04ba-41b6-8422-7bb8b9dbb71a" targetNamespace="http://schemas.microsoft.com/office/2006/metadata/properties" ma:root="true" ma:fieldsID="4c1a38109915c9092885587aa83718ee" ns2:_="" ns3:_="">
     <xsd:import namespace="79746f04-41a5-43c6-85d5-d9d06bd81b39"/>
@@ -6443,41 +6662,26 @@
 </ct:contentTypeSchema>
 </file>
 
-<file path=customXml/item2.xml><?xml version="1.0" encoding="utf-8"?>
-<?mso-contentType ?>
-<FormTemplates xmlns="http://schemas.microsoft.com/sharepoint/v3/contenttype/forms">
-  <Display>DocumentLibraryForm</Display>
-  <Edit>DocumentLibraryForm</Edit>
-  <New>DocumentLibraryForm</New>
-</FormTemplates>
+<file path=customXml/itemProps1.xml><?xml version="1.0" encoding="utf-8"?>
+<ds:datastoreItem xmlns:ds="http://schemas.openxmlformats.org/officeDocument/2006/customXml" ds:itemID="{F96C6FF2-6CD3-4F2F-A8B7-0BBB038D2C36}">
+  <ds:schemaRefs>
+    <ds:schemaRef ds:uri="http://schemas.microsoft.com/office/2006/metadata/properties"/>
+    <ds:schemaRef ds:uri="http://schemas.microsoft.com/office/infopath/2007/PartnerControls"/>
+    <ds:schemaRef ds:uri="917d91c4-04ba-41b6-8422-7bb8b9dbb71a"/>
+    <ds:schemaRef ds:uri="79746f04-41a5-43c6-85d5-d9d06bd81b39"/>
+  </ds:schemaRefs>
+</ds:datastoreItem>
 </file>
 
-<file path=customXml/item3.xml><?xml version="1.0" encoding="utf-8"?>
-<p:properties xmlns:p="http://schemas.microsoft.com/office/2006/metadata/properties" xmlns:xsi="http://www.w3.org/2001/XMLSchema-instance" xmlns:pc="http://schemas.microsoft.com/office/infopath/2007/PartnerControls">
-  <documentManagement>
-    <Estado xmlns="917d91c4-04ba-41b6-8422-7bb8b9dbb71a" xsi:nil="true"/>
-    <TaxCatchAll xmlns="79746f04-41a5-43c6-85d5-d9d06bd81b39" xsi:nil="true"/>
-    <Revisor xmlns="917d91c4-04ba-41b6-8422-7bb8b9dbb71a">
-      <UserInfo>
-        <DisplayName/>
-        <AccountId xsi:nil="true"/>
-        <AccountType/>
-      </UserInfo>
-    </Revisor>
-    <lcf76f155ced4ddcb4097134ff3c332f xmlns="917d91c4-04ba-41b6-8422-7bb8b9dbb71a">
-      <Terms xmlns="http://schemas.microsoft.com/office/infopath/2007/PartnerControls"/>
-    </lcf76f155ced4ddcb4097134ff3c332f>
-    <Solicitud xmlns="917d91c4-04ba-41b6-8422-7bb8b9dbb71a">
-      <Url xsi:nil="true"/>
-      <Description xsi:nil="true"/>
-    </Solicitud>
-    <RevisorJCA xmlns="917d91c4-04ba-41b6-8422-7bb8b9dbb71a" xsi:nil="true"/>
-    <LanzarRevisi_x00f3_n xmlns="917d91c4-04ba-41b6-8422-7bb8b9dbb71a" xsi:nil="true"/>
-  </documentManagement>
-</p:properties>
+<file path=customXml/itemProps2.xml><?xml version="1.0" encoding="utf-8"?>
+<ds:datastoreItem xmlns:ds="http://schemas.openxmlformats.org/officeDocument/2006/customXml" ds:itemID="{9AB8431C-1AA8-43CD-B593-EE3FDFA58D08}">
+  <ds:schemaRefs>
+    <ds:schemaRef ds:uri="http://schemas.microsoft.com/sharepoint/v3/contenttype/forms"/>
+  </ds:schemaRefs>
+</ds:datastoreItem>
 </file>
 
-<file path=customXml/itemProps1.xml><?xml version="1.0" encoding="utf-8"?>
+<file path=customXml/itemProps3.xml><?xml version="1.0" encoding="utf-8"?>
 <ds:datastoreItem xmlns:ds="http://schemas.openxmlformats.org/officeDocument/2006/customXml" ds:itemID="{4C23BF5E-E74D-4E6B-AE9C-E0943963F33C}">
   <ds:schemaRefs>
     <ds:schemaRef ds:uri="http://schemas.microsoft.com/office/2006/metadata/contentType"/>
@@ -6494,23 +6698,4 @@
     <ds:schemaRef ds:uri="http://schemas.microsoft.com/internal/obd"/>
   </ds:schemaRefs>
 </ds:datastoreItem>
-</file>
-
-<file path=customXml/itemProps2.xml><?xml version="1.0" encoding="utf-8"?>
-<ds:datastoreItem xmlns:ds="http://schemas.openxmlformats.org/officeDocument/2006/customXml" ds:itemID="{9AB8431C-1AA8-43CD-B593-EE3FDFA58D08}">
-  <ds:schemaRefs>
-    <ds:schemaRef ds:uri="http://schemas.microsoft.com/sharepoint/v3/contenttype/forms"/>
-  </ds:schemaRefs>
-</ds:datastoreItem>
-</file>
-
-<file path=customXml/itemProps3.xml><?xml version="1.0" encoding="utf-8"?>
-<ds:datastoreItem xmlns:ds="http://schemas.openxmlformats.org/officeDocument/2006/customXml" ds:itemID="{F96C6FF2-6CD3-4F2F-A8B7-0BBB038D2C36}">
-  <ds:schemaRefs>
-    <ds:schemaRef ds:uri="http://schemas.microsoft.com/office/2006/metadata/properties"/>
-    <ds:schemaRef ds:uri="http://schemas.microsoft.com/office/infopath/2007/PartnerControls"/>
-    <ds:schemaRef ds:uri="917d91c4-04ba-41b6-8422-7bb8b9dbb71a"/>
-    <ds:schemaRef ds:uri="79746f04-41a5-43c6-85d5-d9d06bd81b39"/>
-  </ds:schemaRefs>
-</ds:datastoreItem>
 </file>